--- a/PandaPlug dokumentacio.docx
+++ b/PandaPlug dokumentacio.docx
@@ -737,8 +737,6 @@
         </w:rPr>
         <w:t>Fő táblák és szerepük</w:t>
       </w:r>
-      <w:bookmarkStart w:id="0" w:name="_GoBack"/>
-      <w:bookmarkEnd w:id="0"/>
     </w:p>
     <w:p>
       <w:pPr>
@@ -1182,10 +1180,876 @@
     </w:p>
     <w:p>
       <w:pPr>
-        <w:spacing w:line="276" w:lineRule="auto"/>
-        <w:rPr>
-          <w:b/>
-        </w:rPr>
+        <w:pStyle w:val="NormlWeb"/>
+      </w:pPr>
+    </w:p>
+    <w:p>
+      <w:pPr>
+        <w:pStyle w:val="NormlWeb"/>
+      </w:pPr>
+    </w:p>
+    <w:p>
+      <w:pPr>
+        <w:pStyle w:val="NormlWeb"/>
+      </w:pPr>
+    </w:p>
+    <w:p>
+      <w:pPr>
+        <w:pStyle w:val="NormlWeb"/>
+      </w:pPr>
+    </w:p>
+    <w:p>
+      <w:pPr>
+        <w:pStyle w:val="NormlWeb"/>
+      </w:pPr>
+    </w:p>
+    <w:p>
+      <w:pPr>
+        <w:pStyle w:val="Cmsor2"/>
+      </w:pPr>
+      <w:r>
+        <w:lastRenderedPageBreak/>
+        <w:t>3. API végpontok leírása</w:t>
+      </w:r>
+    </w:p>
+    <w:p>
+      <w:pPr>
+        <w:pStyle w:val="NormlWeb"/>
+      </w:pPr>
+      <w:r>
+        <w:t xml:space="preserve">A </w:t>
+      </w:r>
+      <w:proofErr w:type="spellStart"/>
+      <w:r>
+        <w:t>PandaPlug</w:t>
+      </w:r>
+      <w:proofErr w:type="spellEnd"/>
+      <w:r>
+        <w:t xml:space="preserve"> webalkalmazás backend része REST alapú API-t biztosít a frontend számára. Ezek a végpontok felelősek a termékek kezeléséért, a felhasználók hitelesítéséért, valamint a vásárlói kosár működéséért. Az API felépítése logikus, átlátható és könnyen bővíthető.</w:t>
+      </w:r>
+    </w:p>
+    <w:p>
+      <w:r>
+        <w:pict>
+          <v:rect id="_x0000_i1089" style="width:0;height:1.5pt" o:hralign="center" o:hrstd="t" o:hr="t" fillcolor="#a0a0a0" stroked="f"/>
+        </w:pict>
+      </w:r>
+    </w:p>
+    <w:p>
+      <w:pPr>
+        <w:pStyle w:val="Cmsor3"/>
+        <w:numPr>
+          <w:ilvl w:val="0"/>
+          <w:numId w:val="8"/>
+        </w:numPr>
+        <w:rPr>
+          <w:rStyle w:val="Kiemels2"/>
+          <w:color w:val="000000" w:themeColor="text1"/>
+        </w:rPr>
+      </w:pPr>
+      <w:r>
+        <w:rPr>
+          <w:rStyle w:val="Kiemels2"/>
+          <w:color w:val="000000" w:themeColor="text1"/>
+        </w:rPr>
+        <w:t>Termékekkel kapcsolatos végpontok</w:t>
+      </w:r>
+    </w:p>
+    <w:p>
+      <w:pPr>
+        <w:pStyle w:val="NormlWeb"/>
+      </w:pPr>
+      <w:r>
+        <w:t xml:space="preserve">A termékkezelési funkciókat a </w:t>
+      </w:r>
+      <w:r>
+        <w:rPr>
+          <w:rStyle w:val="HTML-kd"/>
+          <w:rFonts w:eastAsiaTheme="majorEastAsia"/>
+        </w:rPr>
+        <w:t>termekModel.js</w:t>
+      </w:r>
+      <w:r>
+        <w:t xml:space="preserve"> valósítja meg. A termékadatok lekérdezése elsősorban a </w:t>
+      </w:r>
+      <w:r>
+        <w:rPr>
+          <w:rStyle w:val="HTML-kd"/>
+          <w:rFonts w:eastAsiaTheme="majorEastAsia"/>
+        </w:rPr>
+        <w:t>view1</w:t>
+      </w:r>
+      <w:r>
+        <w:t xml:space="preserve"> adatbázisnézetből történik, amely összesített formában tartalmazza a termékek jellemzőit.</w:t>
+      </w:r>
+    </w:p>
+    <w:p>
+      <w:pPr>
+        <w:pStyle w:val="NormlWeb"/>
+      </w:pPr>
+      <w:r>
+        <w:t>Módszer: GET</w:t>
+      </w:r>
+      <w:r>
+        <w:br/>
+        <w:t>Végpont: /</w:t>
+      </w:r>
+      <w:proofErr w:type="spellStart"/>
+      <w:r>
+        <w:t>api</w:t>
+      </w:r>
+      <w:proofErr w:type="spellEnd"/>
+      <w:r>
+        <w:t>/</w:t>
+      </w:r>
+      <w:proofErr w:type="spellStart"/>
+      <w:r>
+        <w:t>termekek</w:t>
+      </w:r>
+      <w:proofErr w:type="spellEnd"/>
+      <w:r>
+        <w:br/>
+        <w:t>Leírás: Az összes elérhető termék lekérése.</w:t>
+      </w:r>
+    </w:p>
+    <w:p>
+      <w:r>
+        <w:pict>
+          <v:rect id="_x0000_i1090" style="width:0;height:1.5pt" o:hralign="center" o:hrstd="t" o:hr="t" fillcolor="#a0a0a0" stroked="f"/>
+        </w:pict>
+      </w:r>
+    </w:p>
+    <w:p>
+      <w:pPr>
+        <w:pStyle w:val="NormlWeb"/>
+      </w:pPr>
+      <w:r>
+        <w:t>Módszer: GET</w:t>
+      </w:r>
+      <w:r>
+        <w:br/>
+        <w:t>Végpont: /</w:t>
+      </w:r>
+      <w:proofErr w:type="spellStart"/>
+      <w:r>
+        <w:t>api</w:t>
+      </w:r>
+      <w:proofErr w:type="spellEnd"/>
+      <w:r>
+        <w:t>/</w:t>
+      </w:r>
+      <w:proofErr w:type="spellStart"/>
+      <w:r>
+        <w:t>termekek</w:t>
+      </w:r>
+      <w:proofErr w:type="spellEnd"/>
+      <w:r>
+        <w:t>/:</w:t>
+      </w:r>
+      <w:proofErr w:type="spellStart"/>
+      <w:r>
+        <w:t>id</w:t>
+      </w:r>
+      <w:proofErr w:type="spellEnd"/>
+      <w:r>
+        <w:br/>
+        <w:t>Leírás: Egy adott termék lekérése azonosító alapján.</w:t>
+      </w:r>
+    </w:p>
+    <w:p>
+      <w:r>
+        <w:pict>
+          <v:rect id="_x0000_i1091" style="width:0;height:1.5pt" o:hralign="center" o:hrstd="t" o:hr="t" fillcolor="#a0a0a0" stroked="f"/>
+        </w:pict>
+      </w:r>
+    </w:p>
+    <w:p>
+      <w:pPr>
+        <w:pStyle w:val="NormlWeb"/>
+      </w:pPr>
+      <w:r>
+        <w:t>Módszer: POST</w:t>
+      </w:r>
+      <w:r>
+        <w:br/>
+        <w:t>Végpont: /</w:t>
+      </w:r>
+      <w:proofErr w:type="spellStart"/>
+      <w:r>
+        <w:t>api</w:t>
+      </w:r>
+      <w:proofErr w:type="spellEnd"/>
+      <w:r>
+        <w:t>/</w:t>
+      </w:r>
+      <w:proofErr w:type="spellStart"/>
+      <w:r>
+        <w:t>termekek</w:t>
+      </w:r>
+      <w:proofErr w:type="spellEnd"/>
+      <w:r>
+        <w:br/>
+        <w:t>Leírás: Új termék létrehozása az adatbázisban (</w:t>
+      </w:r>
+      <w:proofErr w:type="spellStart"/>
+      <w:r>
+        <w:t>admin</w:t>
+      </w:r>
+      <w:proofErr w:type="spellEnd"/>
+      <w:r>
+        <w:t xml:space="preserve"> funkció).</w:t>
+      </w:r>
+    </w:p>
+    <w:p>
+      <w:r>
+        <w:pict>
+          <v:rect id="_x0000_i1092" style="width:0;height:1.5pt" o:hralign="center" o:hrstd="t" o:hr="t" fillcolor="#a0a0a0" stroked="f"/>
+        </w:pict>
+      </w:r>
+    </w:p>
+    <w:p>
+      <w:pPr>
+        <w:pStyle w:val="NormlWeb"/>
+      </w:pPr>
+      <w:r>
+        <w:t>Módszer: PUT</w:t>
+      </w:r>
+      <w:r>
+        <w:br/>
+        <w:t>Végpont: /</w:t>
+      </w:r>
+      <w:proofErr w:type="spellStart"/>
+      <w:r>
+        <w:t>api</w:t>
+      </w:r>
+      <w:proofErr w:type="spellEnd"/>
+      <w:r>
+        <w:t>/</w:t>
+      </w:r>
+      <w:proofErr w:type="spellStart"/>
+      <w:r>
+        <w:t>termekek</w:t>
+      </w:r>
+      <w:proofErr w:type="spellEnd"/>
+      <w:r>
+        <w:t>/:</w:t>
+      </w:r>
+      <w:proofErr w:type="spellStart"/>
+      <w:r>
+        <w:t>id</w:t>
+      </w:r>
+      <w:proofErr w:type="spellEnd"/>
+      <w:r>
+        <w:br/>
+        <w:t>Leírás: Meglévő termék adatainak módosítása.</w:t>
+      </w:r>
+    </w:p>
+    <w:p>
+      <w:r>
+        <w:pict>
+          <v:rect id="_x0000_i1093" style="width:0;height:1.5pt" o:hralign="center" o:hrstd="t" o:hr="t" fillcolor="#a0a0a0" stroked="f"/>
+        </w:pict>
+      </w:r>
+    </w:p>
+    <w:p>
+      <w:pPr>
+        <w:pStyle w:val="NormlWeb"/>
+      </w:pPr>
+      <w:r>
+        <w:t>Módszer: DELETE</w:t>
+      </w:r>
+      <w:r>
+        <w:br/>
+        <w:t>Végpont: /</w:t>
+      </w:r>
+      <w:proofErr w:type="spellStart"/>
+      <w:r>
+        <w:t>api</w:t>
+      </w:r>
+      <w:proofErr w:type="spellEnd"/>
+      <w:r>
+        <w:t>/</w:t>
+      </w:r>
+      <w:proofErr w:type="spellStart"/>
+      <w:r>
+        <w:t>termekek</w:t>
+      </w:r>
+      <w:proofErr w:type="spellEnd"/>
+      <w:r>
+        <w:t>/:</w:t>
+      </w:r>
+      <w:proofErr w:type="spellStart"/>
+      <w:r>
+        <w:t>id</w:t>
+      </w:r>
+      <w:proofErr w:type="spellEnd"/>
+      <w:r>
+        <w:br/>
+        <w:t>Leírás: Termék törlése az adatbázisból.</w:t>
+      </w:r>
+    </w:p>
+    <w:p>
+      <w:r>
+        <w:pict>
+          <v:rect id="_x0000_i1094" style="width:0;height:1.5pt" o:hralign="center" o:hrstd="t" o:hr="t" fillcolor="#a0a0a0" stroked="f"/>
+        </w:pict>
+      </w:r>
+    </w:p>
+    <w:p>
+      <w:pPr>
+        <w:pStyle w:val="NormlWeb"/>
+      </w:pPr>
+      <w:r>
+        <w:t>Módszer: GET</w:t>
+      </w:r>
+      <w:r>
+        <w:br/>
+        <w:t>Végpont: /</w:t>
+      </w:r>
+      <w:proofErr w:type="spellStart"/>
+      <w:r>
+        <w:t>api</w:t>
+      </w:r>
+      <w:proofErr w:type="spellEnd"/>
+      <w:r>
+        <w:t>/</w:t>
+      </w:r>
+      <w:proofErr w:type="spellStart"/>
+      <w:r>
+        <w:t>termekek</w:t>
+      </w:r>
+      <w:proofErr w:type="spellEnd"/>
+      <w:r>
+        <w:t>/</w:t>
+      </w:r>
+      <w:proofErr w:type="spellStart"/>
+      <w:r>
+        <w:t>kereses?nev</w:t>
+      </w:r>
+      <w:proofErr w:type="spellEnd"/>
+      <w:r>
+        <w:t>=</w:t>
+      </w:r>
+      <w:r>
+        <w:br/>
+        <w:t>Leírás: Termékek keresése név alapján.</w:t>
+      </w:r>
+    </w:p>
+    <w:p>
+      <w:r>
+        <w:pict>
+          <v:rect id="_x0000_i1095" style="width:0;height:1.5pt" o:hralign="center" o:hrstd="t" o:hr="t" fillcolor="#a0a0a0" stroked="f"/>
+        </w:pict>
+      </w:r>
+    </w:p>
+    <w:p>
+      <w:pPr>
+        <w:pStyle w:val="NormlWeb"/>
+      </w:pPr>
+      <w:r>
+        <w:lastRenderedPageBreak/>
+        <w:t>Módszer: GET</w:t>
+      </w:r>
+      <w:r>
+        <w:br/>
+        <w:t>Végpont: /</w:t>
+      </w:r>
+      <w:proofErr w:type="spellStart"/>
+      <w:r>
+        <w:t>api</w:t>
+      </w:r>
+      <w:proofErr w:type="spellEnd"/>
+      <w:r>
+        <w:t>/</w:t>
+      </w:r>
+      <w:proofErr w:type="spellStart"/>
+      <w:r>
+        <w:t>termekek</w:t>
+      </w:r>
+      <w:proofErr w:type="spellEnd"/>
+      <w:r>
+        <w:t>/</w:t>
+      </w:r>
+      <w:proofErr w:type="spellStart"/>
+      <w:r>
+        <w:t>kategoria</w:t>
+      </w:r>
+      <w:proofErr w:type="spellEnd"/>
+      <w:r>
+        <w:t>/:</w:t>
+      </w:r>
+      <w:proofErr w:type="spellStart"/>
+      <w:r>
+        <w:t>tipus</w:t>
+      </w:r>
+      <w:proofErr w:type="spellEnd"/>
+      <w:r>
+        <w:br/>
+        <w:t>Leírás: Termékek szűrése kategória (típus) szerint.</w:t>
+      </w:r>
+    </w:p>
+    <w:p>
+      <w:r>
+        <w:pict>
+          <v:rect id="_x0000_i1096" style="width:0;height:1.5pt" o:hralign="center" o:hrstd="t" o:hr="t" fillcolor="#a0a0a0" stroked="f"/>
+        </w:pict>
+      </w:r>
+    </w:p>
+    <w:p>
+      <w:pPr>
+        <w:pStyle w:val="NormlWeb"/>
+      </w:pPr>
+      <w:r>
+        <w:t>Módszer: GET</w:t>
+      </w:r>
+      <w:r>
+        <w:br/>
+        <w:t>Végpont: /</w:t>
+      </w:r>
+      <w:proofErr w:type="spellStart"/>
+      <w:r>
+        <w:t>api</w:t>
+      </w:r>
+      <w:proofErr w:type="spellEnd"/>
+      <w:r>
+        <w:t>/</w:t>
+      </w:r>
+      <w:proofErr w:type="spellStart"/>
+      <w:r>
+        <w:t>termekek</w:t>
+      </w:r>
+      <w:proofErr w:type="spellEnd"/>
+      <w:r>
+        <w:t>/</w:t>
+      </w:r>
+      <w:proofErr w:type="spellStart"/>
+      <w:r>
+        <w:t>szuro</w:t>
+      </w:r>
+      <w:proofErr w:type="spellEnd"/>
+      <w:r>
+        <w:br/>
+        <w:t>Leírás: Összetett szűrés több feltétel alapján (típus, méret, szín, márka, ár).</w:t>
+      </w:r>
+    </w:p>
+    <w:p>
+      <w:r>
+        <w:pict>
+          <v:rect id="_x0000_i1097" style="width:0;height:1.5pt" o:hralign="center" o:hrstd="t" o:hr="t" fillcolor="#a0a0a0" stroked="f"/>
+        </w:pict>
+      </w:r>
+    </w:p>
+    <w:p>
+      <w:pPr>
+        <w:pStyle w:val="Cmsor3"/>
+        <w:numPr>
+          <w:ilvl w:val="0"/>
+          <w:numId w:val="7"/>
+        </w:numPr>
+        <w:rPr>
+          <w:rStyle w:val="Kiemels2"/>
+        </w:rPr>
+      </w:pPr>
+      <w:r>
+        <w:rPr>
+          <w:rStyle w:val="Kiemels2"/>
+          <w:color w:val="auto"/>
+        </w:rPr>
+        <w:t>Felhasználókkal kapcsolatos végpontok</w:t>
+      </w:r>
+    </w:p>
+    <w:p>
+      <w:pPr>
+        <w:pStyle w:val="NormlWeb"/>
+      </w:pPr>
+      <w:r>
+        <w:t xml:space="preserve">A felhasználói műveleteket a </w:t>
+      </w:r>
+      <w:r>
+        <w:rPr>
+          <w:rStyle w:val="HTML-kd"/>
+          <w:rFonts w:eastAsiaTheme="majorEastAsia"/>
+        </w:rPr>
+        <w:t>userModel.js</w:t>
+      </w:r>
+      <w:r>
+        <w:t xml:space="preserve"> kezeli. A rendszer biztonságos jelszókezelést alkalmaz, </w:t>
+      </w:r>
+      <w:proofErr w:type="spellStart"/>
+      <w:r>
+        <w:t>bcrypt</w:t>
+      </w:r>
+      <w:proofErr w:type="spellEnd"/>
+      <w:r>
+        <w:t xml:space="preserve"> alapú titkosítással.</w:t>
+      </w:r>
+    </w:p>
+    <w:p>
+      <w:pPr>
+        <w:pStyle w:val="NormlWeb"/>
+      </w:pPr>
+      <w:r>
+        <w:t>Módszer: POST</w:t>
+      </w:r>
+      <w:r>
+        <w:br/>
+        <w:t>Végpont: /</w:t>
+      </w:r>
+      <w:proofErr w:type="spellStart"/>
+      <w:r>
+        <w:t>api</w:t>
+      </w:r>
+      <w:proofErr w:type="spellEnd"/>
+      <w:r>
+        <w:t>/</w:t>
+      </w:r>
+      <w:proofErr w:type="spellStart"/>
+      <w:r>
+        <w:t>users</w:t>
+      </w:r>
+      <w:proofErr w:type="spellEnd"/>
+      <w:r>
+        <w:t>/</w:t>
+      </w:r>
+      <w:proofErr w:type="spellStart"/>
+      <w:r>
+        <w:t>register</w:t>
+      </w:r>
+      <w:proofErr w:type="spellEnd"/>
+      <w:r>
+        <w:br/>
+        <w:t>Leírás: Új felhasználó regisztrációja.</w:t>
+      </w:r>
+    </w:p>
+    <w:p>
+      <w:r>
+        <w:pict>
+          <v:rect id="_x0000_i1098" style="width:0;height:1.5pt" o:hralign="center" o:hrstd="t" o:hr="t" fillcolor="#a0a0a0" stroked="f"/>
+        </w:pict>
+      </w:r>
+    </w:p>
+    <w:p>
+      <w:pPr>
+        <w:pStyle w:val="NormlWeb"/>
+      </w:pPr>
+      <w:r>
+        <w:t>Módszer: POST</w:t>
+      </w:r>
+      <w:r>
+        <w:br/>
+        <w:t>Végpont: /</w:t>
+      </w:r>
+      <w:proofErr w:type="spellStart"/>
+      <w:r>
+        <w:t>api</w:t>
+      </w:r>
+      <w:proofErr w:type="spellEnd"/>
+      <w:r>
+        <w:t>/</w:t>
+      </w:r>
+      <w:proofErr w:type="spellStart"/>
+      <w:r>
+        <w:t>users</w:t>
+      </w:r>
+      <w:proofErr w:type="spellEnd"/>
+      <w:r>
+        <w:t>/login</w:t>
+      </w:r>
+      <w:r>
+        <w:br/>
+        <w:t>Leírás: Felhasználó bejelentkezése felhasználónév és jelszó alapján.</w:t>
+      </w:r>
+    </w:p>
+    <w:p>
+      <w:r>
+        <w:pict>
+          <v:rect id="_x0000_i1099" style="width:0;height:1.5pt" o:hralign="center" o:hrstd="t" o:hr="t" fillcolor="#a0a0a0" stroked="f"/>
+        </w:pict>
+      </w:r>
+    </w:p>
+    <w:p>
+      <w:pPr>
+        <w:pStyle w:val="NormlWeb"/>
+      </w:pPr>
+      <w:r>
+        <w:t>Módszer: GET</w:t>
+      </w:r>
+      <w:r>
+        <w:br/>
+        <w:t>Végpont: /</w:t>
+      </w:r>
+      <w:proofErr w:type="spellStart"/>
+      <w:r>
+        <w:t>api</w:t>
+      </w:r>
+      <w:proofErr w:type="spellEnd"/>
+      <w:r>
+        <w:t>/</w:t>
+      </w:r>
+      <w:proofErr w:type="spellStart"/>
+      <w:r>
+        <w:t>users</w:t>
+      </w:r>
+      <w:proofErr w:type="spellEnd"/>
+      <w:r>
+        <w:t>/:</w:t>
+      </w:r>
+      <w:proofErr w:type="spellStart"/>
+      <w:r>
+        <w:t>id</w:t>
+      </w:r>
+      <w:proofErr w:type="spellEnd"/>
+      <w:r>
+        <w:br/>
+        <w:t>Leírás: Felhasználó adatainak lekérése azonosító alapján.</w:t>
+      </w:r>
+    </w:p>
+    <w:p>
+      <w:r>
+        <w:pict>
+          <v:rect id="_x0000_i1100" style="width:0;height:1.5pt" o:hralign="center" o:hrstd="t" o:hr="t" fillcolor="#a0a0a0" stroked="f"/>
+        </w:pict>
+      </w:r>
+    </w:p>
+    <w:p>
+      <w:pPr>
+        <w:pStyle w:val="Cmsor3"/>
+        <w:numPr>
+          <w:ilvl w:val="0"/>
+          <w:numId w:val="7"/>
+        </w:numPr>
+        <w:rPr>
+          <w:rStyle w:val="Kiemels2"/>
+          <w:color w:val="000000" w:themeColor="text1"/>
+        </w:rPr>
+      </w:pPr>
+      <w:r>
+        <w:rPr>
+          <w:rStyle w:val="Kiemels2"/>
+          <w:color w:val="000000" w:themeColor="text1"/>
+        </w:rPr>
+        <w:t>Kosárral kapcsolatos végpontok</w:t>
+      </w:r>
+    </w:p>
+    <w:p>
+      <w:pPr>
+        <w:pStyle w:val="NormlWeb"/>
+      </w:pPr>
+      <w:r>
+        <w:t xml:space="preserve">A vásárlói kosár működését a </w:t>
+      </w:r>
+      <w:r>
+        <w:rPr>
+          <w:rStyle w:val="HTML-kd"/>
+          <w:rFonts w:eastAsiaTheme="majorEastAsia"/>
+        </w:rPr>
+        <w:t>cartModel.js</w:t>
+      </w:r>
+      <w:r>
+        <w:t xml:space="preserve"> valósítja meg. Minden felhasználóhoz egy egyedi kosár tartozik, amely automatikusan létrejön az első termék hozzáadásakor.</w:t>
+      </w:r>
+    </w:p>
+    <w:p>
+      <w:pPr>
+        <w:pStyle w:val="NormlWeb"/>
+      </w:pPr>
+      <w:r>
+        <w:t>Módszer: GET</w:t>
+      </w:r>
+      <w:r>
+        <w:br/>
+        <w:t>Végpont: /</w:t>
+      </w:r>
+      <w:proofErr w:type="spellStart"/>
+      <w:r>
+        <w:t>api</w:t>
+      </w:r>
+      <w:proofErr w:type="spellEnd"/>
+      <w:r>
+        <w:t>/</w:t>
+      </w:r>
+      <w:proofErr w:type="spellStart"/>
+      <w:r>
+        <w:t>cart</w:t>
+      </w:r>
+      <w:proofErr w:type="spellEnd"/>
+      <w:r>
+        <w:br/>
+        <w:t>Leírás: A felhasználó kosarának tartalmának lekérése.</w:t>
+      </w:r>
+    </w:p>
+    <w:p>
+      <w:r>
+        <w:pict>
+          <v:rect id="_x0000_i1101" style="width:0;height:1.5pt" o:hralign="center" o:hrstd="t" o:hr="t" fillcolor="#a0a0a0" stroked="f"/>
+        </w:pict>
+      </w:r>
+    </w:p>
+    <w:p>
+      <w:pPr>
+        <w:pStyle w:val="NormlWeb"/>
+      </w:pPr>
+      <w:r>
+        <w:t>Módszer: POST</w:t>
+      </w:r>
+      <w:r>
+        <w:br/>
+        <w:t>Végpont: /</w:t>
+      </w:r>
+      <w:proofErr w:type="spellStart"/>
+      <w:r>
+        <w:t>api</w:t>
+      </w:r>
+      <w:proofErr w:type="spellEnd"/>
+      <w:r>
+        <w:t>/</w:t>
+      </w:r>
+      <w:proofErr w:type="spellStart"/>
+      <w:r>
+        <w:t>cart</w:t>
+      </w:r>
+      <w:proofErr w:type="spellEnd"/>
+      <w:r>
+        <w:br/>
+        <w:t>Leírás: Termék hozzáadása a kosárhoz. Ha a termék már szerepel benne, a mennyiség növekszik.</w:t>
+      </w:r>
+    </w:p>
+    <w:p>
+      <w:r>
+        <w:lastRenderedPageBreak/>
+        <w:pict>
+          <v:rect id="_x0000_i1102" style="width:0;height:1.5pt" o:hralign="center" o:hrstd="t" o:hr="t" fillcolor="#a0a0a0" stroked="f"/>
+        </w:pict>
+      </w:r>
+    </w:p>
+    <w:p>
+      <w:pPr>
+        <w:pStyle w:val="NormlWeb"/>
+      </w:pPr>
+      <w:r>
+        <w:t>Módszer: DELETE</w:t>
+      </w:r>
+      <w:r>
+        <w:br/>
+        <w:t>Végpont: /</w:t>
+      </w:r>
+      <w:proofErr w:type="spellStart"/>
+      <w:r>
+        <w:t>api</w:t>
+      </w:r>
+      <w:proofErr w:type="spellEnd"/>
+      <w:r>
+        <w:t>/</w:t>
+      </w:r>
+      <w:proofErr w:type="spellStart"/>
+      <w:r>
+        <w:t>cart</w:t>
+      </w:r>
+      <w:proofErr w:type="spellEnd"/>
+      <w:r>
+        <w:t>/</w:t>
+      </w:r>
+      <w:proofErr w:type="spellStart"/>
+      <w:r>
+        <w:t>item</w:t>
+      </w:r>
+      <w:proofErr w:type="spellEnd"/>
+      <w:r>
+        <w:t>/:</w:t>
+      </w:r>
+      <w:proofErr w:type="spellStart"/>
+      <w:r>
+        <w:t>item_id</w:t>
+      </w:r>
+      <w:proofErr w:type="spellEnd"/>
+      <w:r>
+        <w:br/>
+        <w:t>Leírás: Egy adott termék eltávolítása a kosárból.</w:t>
+      </w:r>
+    </w:p>
+    <w:p>
+      <w:r>
+        <w:pict>
+          <v:rect id="_x0000_i1103" style="width:0;height:1.5pt" o:hralign="center" o:hrstd="t" o:hr="t" fillcolor="#a0a0a0" stroked="f"/>
+        </w:pict>
+      </w:r>
+    </w:p>
+    <w:p>
+      <w:pPr>
+        <w:pStyle w:val="NormlWeb"/>
+      </w:pPr>
+      <w:r>
+        <w:t>Módszer: DELETE</w:t>
+      </w:r>
+      <w:r>
+        <w:br/>
+        <w:t>Végpont: /</w:t>
+      </w:r>
+      <w:proofErr w:type="spellStart"/>
+      <w:r>
+        <w:t>api</w:t>
+      </w:r>
+      <w:proofErr w:type="spellEnd"/>
+      <w:r>
+        <w:t>/</w:t>
+      </w:r>
+      <w:proofErr w:type="spellStart"/>
+      <w:r>
+        <w:t>cart</w:t>
+      </w:r>
+      <w:proofErr w:type="spellEnd"/>
+      <w:r>
+        <w:t>/</w:t>
+      </w:r>
+      <w:proofErr w:type="spellStart"/>
+      <w:r>
+        <w:t>clear</w:t>
+      </w:r>
+      <w:proofErr w:type="spellEnd"/>
+      <w:r>
+        <w:br/>
+        <w:t>Leírás: A felhasználó kosarának teljes ürítése.</w:t>
+      </w:r>
+    </w:p>
+    <w:p>
+      <w:r>
+        <w:pict>
+          <v:rect id="_x0000_i1104" style="width:0;height:1.5pt" o:hralign="center" o:hrstd="t" o:hr="t" fillcolor="#a0a0a0" stroked="f"/>
+        </w:pict>
+      </w:r>
+    </w:p>
+    <w:p>
+      <w:pPr>
+        <w:pStyle w:val="Cmsor3"/>
+        <w:numPr>
+          <w:ilvl w:val="0"/>
+          <w:numId w:val="7"/>
+        </w:numPr>
+      </w:pPr>
+      <w:r>
+        <w:rPr>
+          <w:rStyle w:val="Kiemels2"/>
+          <w:color w:val="000000" w:themeColor="text1"/>
+        </w:rPr>
+        <w:t>Összegzés</w:t>
+      </w:r>
+    </w:p>
+    <w:p>
+      <w:pPr>
+        <w:pStyle w:val="NormlWeb"/>
+      </w:pPr>
+      <w:r>
+        <w:t>Az API végpontok funkciók szerint elkülönítve kerülte</w:t>
+      </w:r>
+      <w:bookmarkStart w:id="0" w:name="_GoBack"/>
+      <w:bookmarkEnd w:id="0"/>
+      <w:r>
+        <w:t>k kialakításra. A struktúra támogatja a biztonságos felhasználókezelést, az átlátható termékkezelést és a hatékony vásárlási folyamatot, megfelelve egy modern webáruház követelményeinek.</w:t>
+      </w:r>
+    </w:p>
+    <w:p>
+      <w:pPr>
+        <w:pStyle w:val="NormlWeb"/>
       </w:pPr>
     </w:p>
     <w:sectPr>
@@ -1725,6 +2589,119 @@
     </w:lvl>
   </w:abstractNum>
   <w:abstractNum w:abstractNumId="4" w15:restartNumberingAfterBreak="0">
+    <w:nsid w:val="2A0C54D5"/>
+    <w:multiLevelType w:val="hybridMultilevel"/>
+    <w:tmpl w:val="651EBB04"/>
+    <w:lvl w:ilvl="0" w:tplc="040E0001">
+      <w:start w:val="1"/>
+      <w:numFmt w:val="bullet"/>
+      <w:lvlText w:val=""/>
+      <w:lvlJc w:val="left"/>
+      <w:pPr>
+        <w:ind w:left="720" w:hanging="360"/>
+      </w:pPr>
+      <w:rPr>
+        <w:rFonts w:ascii="Symbol" w:hAnsi="Symbol" w:hint="default"/>
+      </w:rPr>
+    </w:lvl>
+    <w:lvl w:ilvl="1" w:tplc="040E0003" w:tentative="1">
+      <w:start w:val="1"/>
+      <w:numFmt w:val="bullet"/>
+      <w:lvlText w:val="o"/>
+      <w:lvlJc w:val="left"/>
+      <w:pPr>
+        <w:ind w:left="1440" w:hanging="360"/>
+      </w:pPr>
+      <w:rPr>
+        <w:rFonts w:ascii="Courier New" w:hAnsi="Courier New" w:cs="Courier New" w:hint="default"/>
+      </w:rPr>
+    </w:lvl>
+    <w:lvl w:ilvl="2" w:tplc="040E0005" w:tentative="1">
+      <w:start w:val="1"/>
+      <w:numFmt w:val="bullet"/>
+      <w:lvlText w:val=""/>
+      <w:lvlJc w:val="left"/>
+      <w:pPr>
+        <w:ind w:left="2160" w:hanging="360"/>
+      </w:pPr>
+      <w:rPr>
+        <w:rFonts w:ascii="Wingdings" w:hAnsi="Wingdings" w:hint="default"/>
+      </w:rPr>
+    </w:lvl>
+    <w:lvl w:ilvl="3" w:tplc="040E0001" w:tentative="1">
+      <w:start w:val="1"/>
+      <w:numFmt w:val="bullet"/>
+      <w:lvlText w:val=""/>
+      <w:lvlJc w:val="left"/>
+      <w:pPr>
+        <w:ind w:left="2880" w:hanging="360"/>
+      </w:pPr>
+      <w:rPr>
+        <w:rFonts w:ascii="Symbol" w:hAnsi="Symbol" w:hint="default"/>
+      </w:rPr>
+    </w:lvl>
+    <w:lvl w:ilvl="4" w:tplc="040E0003" w:tentative="1">
+      <w:start w:val="1"/>
+      <w:numFmt w:val="bullet"/>
+      <w:lvlText w:val="o"/>
+      <w:lvlJc w:val="left"/>
+      <w:pPr>
+        <w:ind w:left="3600" w:hanging="360"/>
+      </w:pPr>
+      <w:rPr>
+        <w:rFonts w:ascii="Courier New" w:hAnsi="Courier New" w:cs="Courier New" w:hint="default"/>
+      </w:rPr>
+    </w:lvl>
+    <w:lvl w:ilvl="5" w:tplc="040E0005" w:tentative="1">
+      <w:start w:val="1"/>
+      <w:numFmt w:val="bullet"/>
+      <w:lvlText w:val=""/>
+      <w:lvlJc w:val="left"/>
+      <w:pPr>
+        <w:ind w:left="4320" w:hanging="360"/>
+      </w:pPr>
+      <w:rPr>
+        <w:rFonts w:ascii="Wingdings" w:hAnsi="Wingdings" w:hint="default"/>
+      </w:rPr>
+    </w:lvl>
+    <w:lvl w:ilvl="6" w:tplc="040E0001" w:tentative="1">
+      <w:start w:val="1"/>
+      <w:numFmt w:val="bullet"/>
+      <w:lvlText w:val=""/>
+      <w:lvlJc w:val="left"/>
+      <w:pPr>
+        <w:ind w:left="5040" w:hanging="360"/>
+      </w:pPr>
+      <w:rPr>
+        <w:rFonts w:ascii="Symbol" w:hAnsi="Symbol" w:hint="default"/>
+      </w:rPr>
+    </w:lvl>
+    <w:lvl w:ilvl="7" w:tplc="040E0003" w:tentative="1">
+      <w:start w:val="1"/>
+      <w:numFmt w:val="bullet"/>
+      <w:lvlText w:val="o"/>
+      <w:lvlJc w:val="left"/>
+      <w:pPr>
+        <w:ind w:left="5760" w:hanging="360"/>
+      </w:pPr>
+      <w:rPr>
+        <w:rFonts w:ascii="Courier New" w:hAnsi="Courier New" w:cs="Courier New" w:hint="default"/>
+      </w:rPr>
+    </w:lvl>
+    <w:lvl w:ilvl="8" w:tplc="040E0005" w:tentative="1">
+      <w:start w:val="1"/>
+      <w:numFmt w:val="bullet"/>
+      <w:lvlText w:val=""/>
+      <w:lvlJc w:val="left"/>
+      <w:pPr>
+        <w:ind w:left="6480" w:hanging="360"/>
+      </w:pPr>
+      <w:rPr>
+        <w:rFonts w:ascii="Wingdings" w:hAnsi="Wingdings" w:hint="default"/>
+      </w:rPr>
+    </w:lvl>
+  </w:abstractNum>
+  <w:abstractNum w:abstractNumId="5" w15:restartNumberingAfterBreak="0">
     <w:nsid w:val="59362543"/>
     <w:multiLevelType w:val="hybridMultilevel"/>
     <w:tmpl w:val="6D42F7E0"/>
@@ -1810,7 +2787,7 @@
       </w:pPr>
     </w:lvl>
   </w:abstractNum>
-  <w:abstractNum w:abstractNumId="5" w15:restartNumberingAfterBreak="0">
+  <w:abstractNum w:abstractNumId="6" w15:restartNumberingAfterBreak="0">
     <w:nsid w:val="593F07C2"/>
     <w:multiLevelType w:val="multilevel"/>
     <w:tmpl w:val="8FCC2324"/>
@@ -1959,14 +2936,127 @@
       </w:rPr>
     </w:lvl>
   </w:abstractNum>
+  <w:abstractNum w:abstractNumId="7" w15:restartNumberingAfterBreak="0">
+    <w:nsid w:val="76C254EB"/>
+    <w:multiLevelType w:val="hybridMultilevel"/>
+    <w:tmpl w:val="065EA74C"/>
+    <w:lvl w:ilvl="0" w:tplc="040E0001">
+      <w:start w:val="1"/>
+      <w:numFmt w:val="bullet"/>
+      <w:lvlText w:val=""/>
+      <w:lvlJc w:val="left"/>
+      <w:pPr>
+        <w:ind w:left="720" w:hanging="360"/>
+      </w:pPr>
+      <w:rPr>
+        <w:rFonts w:ascii="Symbol" w:hAnsi="Symbol" w:hint="default"/>
+      </w:rPr>
+    </w:lvl>
+    <w:lvl w:ilvl="1" w:tplc="040E0003" w:tentative="1">
+      <w:start w:val="1"/>
+      <w:numFmt w:val="bullet"/>
+      <w:lvlText w:val="o"/>
+      <w:lvlJc w:val="left"/>
+      <w:pPr>
+        <w:ind w:left="1440" w:hanging="360"/>
+      </w:pPr>
+      <w:rPr>
+        <w:rFonts w:ascii="Courier New" w:hAnsi="Courier New" w:cs="Courier New" w:hint="default"/>
+      </w:rPr>
+    </w:lvl>
+    <w:lvl w:ilvl="2" w:tplc="040E0005" w:tentative="1">
+      <w:start w:val="1"/>
+      <w:numFmt w:val="bullet"/>
+      <w:lvlText w:val=""/>
+      <w:lvlJc w:val="left"/>
+      <w:pPr>
+        <w:ind w:left="2160" w:hanging="360"/>
+      </w:pPr>
+      <w:rPr>
+        <w:rFonts w:ascii="Wingdings" w:hAnsi="Wingdings" w:hint="default"/>
+      </w:rPr>
+    </w:lvl>
+    <w:lvl w:ilvl="3" w:tplc="040E0001" w:tentative="1">
+      <w:start w:val="1"/>
+      <w:numFmt w:val="bullet"/>
+      <w:lvlText w:val=""/>
+      <w:lvlJc w:val="left"/>
+      <w:pPr>
+        <w:ind w:left="2880" w:hanging="360"/>
+      </w:pPr>
+      <w:rPr>
+        <w:rFonts w:ascii="Symbol" w:hAnsi="Symbol" w:hint="default"/>
+      </w:rPr>
+    </w:lvl>
+    <w:lvl w:ilvl="4" w:tplc="040E0003" w:tentative="1">
+      <w:start w:val="1"/>
+      <w:numFmt w:val="bullet"/>
+      <w:lvlText w:val="o"/>
+      <w:lvlJc w:val="left"/>
+      <w:pPr>
+        <w:ind w:left="3600" w:hanging="360"/>
+      </w:pPr>
+      <w:rPr>
+        <w:rFonts w:ascii="Courier New" w:hAnsi="Courier New" w:cs="Courier New" w:hint="default"/>
+      </w:rPr>
+    </w:lvl>
+    <w:lvl w:ilvl="5" w:tplc="040E0005" w:tentative="1">
+      <w:start w:val="1"/>
+      <w:numFmt w:val="bullet"/>
+      <w:lvlText w:val=""/>
+      <w:lvlJc w:val="left"/>
+      <w:pPr>
+        <w:ind w:left="4320" w:hanging="360"/>
+      </w:pPr>
+      <w:rPr>
+        <w:rFonts w:ascii="Wingdings" w:hAnsi="Wingdings" w:hint="default"/>
+      </w:rPr>
+    </w:lvl>
+    <w:lvl w:ilvl="6" w:tplc="040E0001" w:tentative="1">
+      <w:start w:val="1"/>
+      <w:numFmt w:val="bullet"/>
+      <w:lvlText w:val=""/>
+      <w:lvlJc w:val="left"/>
+      <w:pPr>
+        <w:ind w:left="5040" w:hanging="360"/>
+      </w:pPr>
+      <w:rPr>
+        <w:rFonts w:ascii="Symbol" w:hAnsi="Symbol" w:hint="default"/>
+      </w:rPr>
+    </w:lvl>
+    <w:lvl w:ilvl="7" w:tplc="040E0003" w:tentative="1">
+      <w:start w:val="1"/>
+      <w:numFmt w:val="bullet"/>
+      <w:lvlText w:val="o"/>
+      <w:lvlJc w:val="left"/>
+      <w:pPr>
+        <w:ind w:left="5760" w:hanging="360"/>
+      </w:pPr>
+      <w:rPr>
+        <w:rFonts w:ascii="Courier New" w:hAnsi="Courier New" w:cs="Courier New" w:hint="default"/>
+      </w:rPr>
+    </w:lvl>
+    <w:lvl w:ilvl="8" w:tplc="040E0005" w:tentative="1">
+      <w:start w:val="1"/>
+      <w:numFmt w:val="bullet"/>
+      <w:lvlText w:val=""/>
+      <w:lvlJc w:val="left"/>
+      <w:pPr>
+        <w:ind w:left="6480" w:hanging="360"/>
+      </w:pPr>
+      <w:rPr>
+        <w:rFonts w:ascii="Wingdings" w:hAnsi="Wingdings" w:hint="default"/>
+      </w:rPr>
+    </w:lvl>
+  </w:abstractNum>
   <w:num w:numId="1">
-    <w:abstractNumId w:val="5"/>
+    <w:abstractNumId w:val="6"/>
   </w:num>
   <w:num w:numId="2">
     <w:abstractNumId w:val="0"/>
   </w:num>
   <w:num w:numId="3">
-    <w:abstractNumId w:val="4"/>
+    <w:abstractNumId w:val="5"/>
   </w:num>
   <w:num w:numId="4">
     <w:abstractNumId w:val="3"/>
@@ -1976,6 +3066,12 @@
   </w:num>
   <w:num w:numId="6">
     <w:abstractNumId w:val="1"/>
+  </w:num>
+  <w:num w:numId="7">
+    <w:abstractNumId w:val="7"/>
+  </w:num>
+  <w:num w:numId="8">
+    <w:abstractNumId w:val="4"/>
   </w:num>
 </w:numbering>
 </file>
@@ -2423,7 +3519,6 @@
   <w:style w:type="character" w:default="1" w:styleId="Bekezdsalapbettpusa">
     <w:name w:val="Default Paragraph Font"/>
     <w:uiPriority w:val="1"/>
-    <w:semiHidden/>
     <w:unhideWhenUsed/>
   </w:style>
   <w:style w:type="table" w:default="1" w:styleId="Normltblzat">

--- a/PandaPlug dokumentacio.docx
+++ b/PandaPlug dokumentacio.docx
@@ -5,13 +5,14 @@
     <w:p>
       <w:pPr>
         <w:spacing w:before="100" w:beforeAutospacing="1" w:after="100" w:afterAutospacing="1" w:line="240" w:lineRule="auto"/>
+        <w:jc w:val="center"/>
         <w:outlineLvl w:val="1"/>
         <w:rPr>
           <w:rFonts w:ascii="Times New Roman" w:eastAsia="Times New Roman" w:hAnsi="Times New Roman" w:cs="Times New Roman"/>
           <w:b/>
           <w:bCs/>
-          <w:sz w:val="36"/>
-          <w:szCs w:val="36"/>
+          <w:sz w:val="40"/>
+          <w:szCs w:val="40"/>
           <w:lang w:eastAsia="hu-HU"/>
         </w:rPr>
       </w:pPr>
@@ -20,8 +21,8 @@
           <w:rFonts w:ascii="Times New Roman" w:eastAsia="Times New Roman" w:hAnsi="Times New Roman" w:cs="Times New Roman"/>
           <w:b/>
           <w:bCs/>
-          <w:sz w:val="36"/>
-          <w:szCs w:val="36"/>
+          <w:sz w:val="40"/>
+          <w:szCs w:val="40"/>
           <w:lang w:eastAsia="hu-HU"/>
         </w:rPr>
         <w:t>1. Bevezetés</w:t>
@@ -30,18 +31,19 @@
     <w:p>
       <w:pPr>
         <w:spacing w:before="100" w:beforeAutospacing="1" w:after="240" w:line="276" w:lineRule="auto"/>
-        <w:rPr>
-          <w:rFonts w:ascii="Times New Roman" w:eastAsia="Times New Roman" w:hAnsi="Times New Roman" w:cs="Times New Roman"/>
-          <w:sz w:val="24"/>
-          <w:szCs w:val="24"/>
-          <w:lang w:eastAsia="hu-HU"/>
-        </w:rPr>
-      </w:pPr>
-      <w:r>
-        <w:rPr>
-          <w:rFonts w:ascii="Times New Roman" w:eastAsia="Times New Roman" w:hAnsi="Times New Roman" w:cs="Times New Roman"/>
-          <w:sz w:val="24"/>
-          <w:szCs w:val="24"/>
+        <w:jc w:val="center"/>
+        <w:rPr>
+          <w:rFonts w:ascii="Times New Roman" w:eastAsia="Times New Roman" w:hAnsi="Times New Roman" w:cs="Times New Roman"/>
+          <w:sz w:val="26"/>
+          <w:szCs w:val="26"/>
+          <w:lang w:eastAsia="hu-HU"/>
+        </w:rPr>
+      </w:pPr>
+      <w:r>
+        <w:rPr>
+          <w:rFonts w:ascii="Times New Roman" w:eastAsia="Times New Roman" w:hAnsi="Times New Roman" w:cs="Times New Roman"/>
+          <w:sz w:val="26"/>
+          <w:szCs w:val="26"/>
           <w:lang w:eastAsia="hu-HU"/>
         </w:rPr>
         <w:t xml:space="preserve">A </w:t>
@@ -50,9 +52,10 @@
       <w:r>
         <w:rPr>
           <w:rFonts w:ascii="Times New Roman" w:eastAsia="Times New Roman" w:hAnsi="Times New Roman" w:cs="Times New Roman"/>
+          <w:b/>
           <w:bCs/>
-          <w:sz w:val="24"/>
-          <w:szCs w:val="24"/>
+          <w:sz w:val="26"/>
+          <w:szCs w:val="26"/>
           <w:lang w:eastAsia="hu-HU"/>
         </w:rPr>
         <w:t>PandaPlug</w:t>
@@ -61,8 +64,8 @@
       <w:r>
         <w:rPr>
           <w:rFonts w:ascii="Times New Roman" w:eastAsia="Times New Roman" w:hAnsi="Times New Roman" w:cs="Times New Roman"/>
-          <w:sz w:val="24"/>
-          <w:szCs w:val="24"/>
+          <w:sz w:val="26"/>
+          <w:szCs w:val="26"/>
           <w:lang w:eastAsia="hu-HU"/>
         </w:rPr>
         <w:t xml:space="preserve"> egy modern, online értékesítési platform, amely a nemzetközi </w:t>
@@ -71,8 +74,8 @@
       <w:r>
         <w:rPr>
           <w:rFonts w:ascii="Times New Roman" w:eastAsia="Times New Roman" w:hAnsi="Times New Roman" w:cs="Times New Roman"/>
-          <w:sz w:val="24"/>
-          <w:szCs w:val="24"/>
+          <w:sz w:val="26"/>
+          <w:szCs w:val="26"/>
           <w:lang w:eastAsia="hu-HU"/>
         </w:rPr>
         <w:t>designer</w:t>
@@ -81,8 +84,8 @@
       <w:r>
         <w:rPr>
           <w:rFonts w:ascii="Times New Roman" w:eastAsia="Times New Roman" w:hAnsi="Times New Roman" w:cs="Times New Roman"/>
-          <w:sz w:val="24"/>
-          <w:szCs w:val="24"/>
+          <w:sz w:val="26"/>
+          <w:szCs w:val="26"/>
           <w:lang w:eastAsia="hu-HU"/>
         </w:rPr>
         <w:t xml:space="preserve"> és </w:t>
@@ -91,8 +94,8 @@
       <w:r>
         <w:rPr>
           <w:rFonts w:ascii="Times New Roman" w:eastAsia="Times New Roman" w:hAnsi="Times New Roman" w:cs="Times New Roman"/>
-          <w:sz w:val="24"/>
-          <w:szCs w:val="24"/>
+          <w:sz w:val="26"/>
+          <w:szCs w:val="26"/>
           <w:lang w:eastAsia="hu-HU"/>
         </w:rPr>
         <w:t>streetwear</w:t>
@@ -101,28 +104,48 @@
       <w:r>
         <w:rPr>
           <w:rFonts w:ascii="Times New Roman" w:eastAsia="Times New Roman" w:hAnsi="Times New Roman" w:cs="Times New Roman"/>
-          <w:sz w:val="24"/>
-          <w:szCs w:val="24"/>
-          <w:lang w:eastAsia="hu-HU"/>
-        </w:rPr>
-        <w:t xml:space="preserve"> márkák legújabb ruházati kollekcióit kínálja. Az oldal célja, hogy egy helyen, könnyen elérhető formában biztosítsa a vásárlók számára a világszerte ismert márkák termékeit, miközben egyszerű és biztonságos vásárlási élményt nyújt.</w:t>
+          <w:sz w:val="26"/>
+          <w:szCs w:val="26"/>
+          <w:lang w:eastAsia="hu-HU"/>
+        </w:rPr>
+        <w:t xml:space="preserve"> márkák legújabb ruházati kollekcióit kínálja. Az oldal célja, hogy egy helyen, könnyen elérhető formában biztosítsa a vásárlók számára a </w:t>
+      </w:r>
+      <w:r>
+        <w:rPr>
+          <w:rFonts w:ascii="Times New Roman" w:eastAsia="Times New Roman" w:hAnsi="Times New Roman" w:cs="Times New Roman"/>
+          <w:sz w:val="26"/>
+          <w:szCs w:val="26"/>
+          <w:u w:val="single"/>
+          <w:lang w:eastAsia="hu-HU"/>
+        </w:rPr>
+        <w:t>világszerte ismert márkák termékeit, miközben egyszerű és biztonságos vásárlási élményt nyújt</w:t>
+      </w:r>
+      <w:r>
+        <w:rPr>
+          <w:rFonts w:ascii="Times New Roman" w:eastAsia="Times New Roman" w:hAnsi="Times New Roman" w:cs="Times New Roman"/>
+          <w:sz w:val="26"/>
+          <w:szCs w:val="26"/>
+          <w:lang w:eastAsia="hu-HU"/>
+        </w:rPr>
+        <w:t>.</w:t>
       </w:r>
     </w:p>
     <w:p>
       <w:pPr>
         <w:spacing w:before="100" w:beforeAutospacing="1" w:after="100" w:afterAutospacing="1" w:line="276" w:lineRule="auto"/>
-        <w:rPr>
-          <w:rFonts w:ascii="Times New Roman" w:eastAsia="Times New Roman" w:hAnsi="Times New Roman" w:cs="Times New Roman"/>
-          <w:sz w:val="24"/>
-          <w:szCs w:val="24"/>
-          <w:lang w:eastAsia="hu-HU"/>
-        </w:rPr>
-      </w:pPr>
-      <w:r>
-        <w:rPr>
-          <w:rFonts w:ascii="Times New Roman" w:eastAsia="Times New Roman" w:hAnsi="Times New Roman" w:cs="Times New Roman"/>
-          <w:sz w:val="24"/>
-          <w:szCs w:val="24"/>
+        <w:jc w:val="center"/>
+        <w:rPr>
+          <w:rFonts w:ascii="Times New Roman" w:eastAsia="Times New Roman" w:hAnsi="Times New Roman" w:cs="Times New Roman"/>
+          <w:sz w:val="26"/>
+          <w:szCs w:val="26"/>
+          <w:lang w:eastAsia="hu-HU"/>
+        </w:rPr>
+      </w:pPr>
+      <w:r>
+        <w:rPr>
+          <w:rFonts w:ascii="Times New Roman" w:eastAsia="Times New Roman" w:hAnsi="Times New Roman" w:cs="Times New Roman"/>
+          <w:sz w:val="26"/>
+          <w:szCs w:val="26"/>
           <w:lang w:eastAsia="hu-HU"/>
         </w:rPr>
         <w:t xml:space="preserve">A </w:t>
@@ -131,8 +154,9 @@
       <w:r>
         <w:rPr>
           <w:rFonts w:ascii="Times New Roman" w:eastAsia="Times New Roman" w:hAnsi="Times New Roman" w:cs="Times New Roman"/>
-          <w:sz w:val="24"/>
-          <w:szCs w:val="24"/>
+          <w:b/>
+          <w:sz w:val="26"/>
+          <w:szCs w:val="26"/>
           <w:lang w:eastAsia="hu-HU"/>
         </w:rPr>
         <w:t>PandaPlug</w:t>
@@ -141,8 +165,8 @@
       <w:r>
         <w:rPr>
           <w:rFonts w:ascii="Times New Roman" w:eastAsia="Times New Roman" w:hAnsi="Times New Roman" w:cs="Times New Roman"/>
-          <w:sz w:val="24"/>
-          <w:szCs w:val="24"/>
+          <w:sz w:val="26"/>
+          <w:szCs w:val="26"/>
           <w:lang w:eastAsia="hu-HU"/>
         </w:rPr>
         <w:t xml:space="preserve"> különböző stílusú és kategóriájú ruhadarabokat forgalmaz, beleértve a </w:t>
@@ -151,8 +175,8 @@
         <w:rPr>
           <w:rFonts w:ascii="Times New Roman" w:eastAsia="Times New Roman" w:hAnsi="Times New Roman" w:cs="Times New Roman"/>
           <w:bCs/>
-          <w:sz w:val="24"/>
-          <w:szCs w:val="24"/>
+          <w:sz w:val="26"/>
+          <w:szCs w:val="26"/>
           <w:lang w:eastAsia="hu-HU"/>
         </w:rPr>
         <w:t>pólókat, pulóvereket, nadrágokat és rövidnadrágokat</w:t>
@@ -160,18 +184,29 @@
       <w:r>
         <w:rPr>
           <w:rFonts w:ascii="Times New Roman" w:eastAsia="Times New Roman" w:hAnsi="Times New Roman" w:cs="Times New Roman"/>
-          <w:sz w:val="24"/>
-          <w:szCs w:val="24"/>
-          <w:lang w:eastAsia="hu-HU"/>
-        </w:rPr>
-        <w:t xml:space="preserve">. A termékpaletta összeállítása során a hangsúly a </w:t>
+          <w:sz w:val="26"/>
+          <w:szCs w:val="26"/>
+          <w:lang w:eastAsia="hu-HU"/>
+        </w:rPr>
+        <w:t xml:space="preserve">. </w:t>
+      </w:r>
+      <w:r>
+        <w:rPr>
+          <w:rFonts w:ascii="Times New Roman" w:eastAsia="Times New Roman" w:hAnsi="Times New Roman" w:cs="Times New Roman"/>
+          <w:sz w:val="26"/>
+          <w:szCs w:val="26"/>
+          <w:u w:val="single"/>
+          <w:lang w:eastAsia="hu-HU"/>
+        </w:rPr>
+        <w:t xml:space="preserve">A termékpaletta összeállítása során a hangsúly a </w:t>
       </w:r>
       <w:r>
         <w:rPr>
           <w:rFonts w:ascii="Times New Roman" w:eastAsia="Times New Roman" w:hAnsi="Times New Roman" w:cs="Times New Roman"/>
           <w:bCs/>
-          <w:sz w:val="24"/>
-          <w:szCs w:val="24"/>
+          <w:sz w:val="26"/>
+          <w:szCs w:val="26"/>
+          <w:u w:val="single"/>
           <w:lang w:eastAsia="hu-HU"/>
         </w:rPr>
         <w:t>minőségen</w:t>
@@ -179,8 +214,9 @@
       <w:r>
         <w:rPr>
           <w:rFonts w:ascii="Times New Roman" w:eastAsia="Times New Roman" w:hAnsi="Times New Roman" w:cs="Times New Roman"/>
-          <w:sz w:val="24"/>
-          <w:szCs w:val="24"/>
+          <w:sz w:val="26"/>
+          <w:szCs w:val="26"/>
+          <w:u w:val="single"/>
           <w:lang w:eastAsia="hu-HU"/>
         </w:rPr>
         <w:t xml:space="preserve">, a </w:t>
@@ -189,8 +225,9 @@
         <w:rPr>
           <w:rFonts w:ascii="Times New Roman" w:eastAsia="Times New Roman" w:hAnsi="Times New Roman" w:cs="Times New Roman"/>
           <w:bCs/>
-          <w:sz w:val="24"/>
-          <w:szCs w:val="24"/>
+          <w:sz w:val="26"/>
+          <w:szCs w:val="26"/>
+          <w:u w:val="single"/>
           <w:lang w:eastAsia="hu-HU"/>
         </w:rPr>
         <w:t>stíluson</w:t>
@@ -198,8 +235,9 @@
       <w:r>
         <w:rPr>
           <w:rFonts w:ascii="Times New Roman" w:eastAsia="Times New Roman" w:hAnsi="Times New Roman" w:cs="Times New Roman"/>
-          <w:sz w:val="24"/>
-          <w:szCs w:val="24"/>
+          <w:sz w:val="26"/>
+          <w:szCs w:val="26"/>
+          <w:u w:val="single"/>
           <w:lang w:eastAsia="hu-HU"/>
         </w:rPr>
         <w:t xml:space="preserve"> és a </w:t>
@@ -208,8 +246,9 @@
         <w:rPr>
           <w:rFonts w:ascii="Times New Roman" w:eastAsia="Times New Roman" w:hAnsi="Times New Roman" w:cs="Times New Roman"/>
           <w:bCs/>
-          <w:sz w:val="24"/>
-          <w:szCs w:val="24"/>
+          <w:sz w:val="26"/>
+          <w:szCs w:val="26"/>
+          <w:u w:val="single"/>
           <w:lang w:eastAsia="hu-HU"/>
         </w:rPr>
         <w:t>hitelességen</w:t>
@@ -217,18 +256,29 @@
       <w:r>
         <w:rPr>
           <w:rFonts w:ascii="Times New Roman" w:eastAsia="Times New Roman" w:hAnsi="Times New Roman" w:cs="Times New Roman"/>
-          <w:sz w:val="24"/>
-          <w:szCs w:val="24"/>
-          <w:lang w:eastAsia="hu-HU"/>
-        </w:rPr>
-        <w:t xml:space="preserve"> van. A kínálatban olyan neves márkák szerepelnek, mint a </w:t>
+          <w:sz w:val="26"/>
+          <w:szCs w:val="26"/>
+          <w:u w:val="single"/>
+          <w:lang w:eastAsia="hu-HU"/>
+        </w:rPr>
+        <w:t xml:space="preserve"> van</w:t>
+      </w:r>
+      <w:r>
+        <w:rPr>
+          <w:rFonts w:ascii="Times New Roman" w:eastAsia="Times New Roman" w:hAnsi="Times New Roman" w:cs="Times New Roman"/>
+          <w:sz w:val="26"/>
+          <w:szCs w:val="26"/>
+          <w:lang w:eastAsia="hu-HU"/>
+        </w:rPr>
+        <w:t xml:space="preserve">. A kínálatban olyan neves márkák szerepelnek, mint a </w:t>
       </w:r>
       <w:r>
         <w:rPr>
           <w:rFonts w:ascii="Times New Roman" w:eastAsia="Times New Roman" w:hAnsi="Times New Roman" w:cs="Times New Roman"/>
           <w:bCs/>
-          <w:sz w:val="24"/>
-          <w:szCs w:val="24"/>
+          <w:sz w:val="26"/>
+          <w:szCs w:val="26"/>
+          <w:u w:val="single"/>
           <w:lang w:eastAsia="hu-HU"/>
         </w:rPr>
         <w:t xml:space="preserve">Chrome </w:t>
@@ -238,8 +288,9 @@
         <w:rPr>
           <w:rFonts w:ascii="Times New Roman" w:eastAsia="Times New Roman" w:hAnsi="Times New Roman" w:cs="Times New Roman"/>
           <w:bCs/>
-          <w:sz w:val="24"/>
-          <w:szCs w:val="24"/>
+          <w:sz w:val="26"/>
+          <w:szCs w:val="26"/>
+          <w:u w:val="single"/>
           <w:lang w:eastAsia="hu-HU"/>
         </w:rPr>
         <w:t>Hearts</w:t>
@@ -248,8 +299,8 @@
       <w:r>
         <w:rPr>
           <w:rFonts w:ascii="Times New Roman" w:eastAsia="Times New Roman" w:hAnsi="Times New Roman" w:cs="Times New Roman"/>
-          <w:sz w:val="24"/>
-          <w:szCs w:val="24"/>
+          <w:sz w:val="26"/>
+          <w:szCs w:val="26"/>
           <w:lang w:eastAsia="hu-HU"/>
         </w:rPr>
         <w:t xml:space="preserve">, </w:t>
@@ -259,8 +310,9 @@
         <w:rPr>
           <w:rFonts w:ascii="Times New Roman" w:eastAsia="Times New Roman" w:hAnsi="Times New Roman" w:cs="Times New Roman"/>
           <w:bCs/>
-          <w:sz w:val="24"/>
-          <w:szCs w:val="24"/>
+          <w:sz w:val="26"/>
+          <w:szCs w:val="26"/>
+          <w:u w:val="single"/>
           <w:lang w:eastAsia="hu-HU"/>
         </w:rPr>
         <w:t>Stüssy</w:t>
@@ -269,8 +321,8 @@
       <w:r>
         <w:rPr>
           <w:rFonts w:ascii="Times New Roman" w:eastAsia="Times New Roman" w:hAnsi="Times New Roman" w:cs="Times New Roman"/>
-          <w:sz w:val="24"/>
-          <w:szCs w:val="24"/>
+          <w:sz w:val="26"/>
+          <w:szCs w:val="26"/>
           <w:lang w:eastAsia="hu-HU"/>
         </w:rPr>
         <w:t xml:space="preserve">, </w:t>
@@ -280,8 +332,9 @@
         <w:rPr>
           <w:rFonts w:ascii="Times New Roman" w:eastAsia="Times New Roman" w:hAnsi="Times New Roman" w:cs="Times New Roman"/>
           <w:bCs/>
-          <w:sz w:val="24"/>
-          <w:szCs w:val="24"/>
+          <w:sz w:val="26"/>
+          <w:szCs w:val="26"/>
+          <w:u w:val="single"/>
           <w:lang w:eastAsia="hu-HU"/>
         </w:rPr>
         <w:t>Denim</w:t>
@@ -291,8 +344,9 @@
         <w:rPr>
           <w:rFonts w:ascii="Times New Roman" w:eastAsia="Times New Roman" w:hAnsi="Times New Roman" w:cs="Times New Roman"/>
           <w:bCs/>
-          <w:sz w:val="24"/>
-          <w:szCs w:val="24"/>
+          <w:sz w:val="26"/>
+          <w:szCs w:val="26"/>
+          <w:u w:val="single"/>
           <w:lang w:eastAsia="hu-HU"/>
         </w:rPr>
         <w:t xml:space="preserve"> </w:t>
@@ -302,8 +356,9 @@
         <w:rPr>
           <w:rFonts w:ascii="Times New Roman" w:eastAsia="Times New Roman" w:hAnsi="Times New Roman" w:cs="Times New Roman"/>
           <w:bCs/>
-          <w:sz w:val="24"/>
-          <w:szCs w:val="24"/>
+          <w:sz w:val="26"/>
+          <w:szCs w:val="26"/>
+          <w:u w:val="single"/>
           <w:lang w:eastAsia="hu-HU"/>
         </w:rPr>
         <w:t>Tears</w:t>
@@ -312,8 +367,8 @@
       <w:r>
         <w:rPr>
           <w:rFonts w:ascii="Times New Roman" w:eastAsia="Times New Roman" w:hAnsi="Times New Roman" w:cs="Times New Roman"/>
-          <w:sz w:val="24"/>
-          <w:szCs w:val="24"/>
+          <w:sz w:val="26"/>
+          <w:szCs w:val="26"/>
           <w:lang w:eastAsia="hu-HU"/>
         </w:rPr>
         <w:t xml:space="preserve">, valamint más, hasonlóan elismert </w:t>
@@ -322,8 +377,8 @@
       <w:r>
         <w:rPr>
           <w:rFonts w:ascii="Times New Roman" w:eastAsia="Times New Roman" w:hAnsi="Times New Roman" w:cs="Times New Roman"/>
-          <w:sz w:val="24"/>
-          <w:szCs w:val="24"/>
+          <w:sz w:val="26"/>
+          <w:szCs w:val="26"/>
           <w:lang w:eastAsia="hu-HU"/>
         </w:rPr>
         <w:t>designer</w:t>
@@ -332,8 +387,8 @@
       <w:r>
         <w:rPr>
           <w:rFonts w:ascii="Times New Roman" w:eastAsia="Times New Roman" w:hAnsi="Times New Roman" w:cs="Times New Roman"/>
-          <w:sz w:val="24"/>
-          <w:szCs w:val="24"/>
+          <w:sz w:val="26"/>
+          <w:szCs w:val="26"/>
           <w:lang w:eastAsia="hu-HU"/>
         </w:rPr>
         <w:t xml:space="preserve"> </w:t>
@@ -342,8 +397,8 @@
       <w:r>
         <w:rPr>
           <w:rFonts w:ascii="Times New Roman" w:eastAsia="Times New Roman" w:hAnsi="Times New Roman" w:cs="Times New Roman"/>
-          <w:sz w:val="24"/>
-          <w:szCs w:val="24"/>
+          <w:sz w:val="26"/>
+          <w:szCs w:val="26"/>
           <w:lang w:eastAsia="hu-HU"/>
         </w:rPr>
         <w:t>brandek</w:t>
@@ -352,8 +407,8 @@
       <w:r>
         <w:rPr>
           <w:rFonts w:ascii="Times New Roman" w:eastAsia="Times New Roman" w:hAnsi="Times New Roman" w:cs="Times New Roman"/>
-          <w:sz w:val="24"/>
-          <w:szCs w:val="24"/>
+          <w:sz w:val="26"/>
+          <w:szCs w:val="26"/>
           <w:lang w:eastAsia="hu-HU"/>
         </w:rPr>
         <w:t>, amelyek a modern utcai divatot képviselik.</w:t>
@@ -362,28 +417,38 @@
     <w:p>
       <w:pPr>
         <w:spacing w:before="100" w:beforeAutospacing="1" w:after="100" w:afterAutospacing="1" w:line="276" w:lineRule="auto"/>
-        <w:rPr>
-          <w:rFonts w:ascii="Times New Roman" w:eastAsia="Times New Roman" w:hAnsi="Times New Roman" w:cs="Times New Roman"/>
-          <w:sz w:val="24"/>
-          <w:szCs w:val="24"/>
-          <w:lang w:eastAsia="hu-HU"/>
-        </w:rPr>
-      </w:pPr>
-      <w:r>
-        <w:rPr>
-          <w:rFonts w:ascii="Times New Roman" w:eastAsia="Times New Roman" w:hAnsi="Times New Roman" w:cs="Times New Roman"/>
-          <w:sz w:val="24"/>
-          <w:szCs w:val="24"/>
-          <w:lang w:eastAsia="hu-HU"/>
-        </w:rPr>
-        <w:t xml:space="preserve">A weboldal kialakítása során kiemelt figyelmet kapott a </w:t>
+        <w:jc w:val="center"/>
+        <w:rPr>
+          <w:rFonts w:ascii="Times New Roman" w:eastAsia="Times New Roman" w:hAnsi="Times New Roman" w:cs="Times New Roman"/>
+          <w:sz w:val="26"/>
+          <w:szCs w:val="26"/>
+          <w:lang w:eastAsia="hu-HU"/>
+        </w:rPr>
+      </w:pPr>
+      <w:r>
+        <w:rPr>
+          <w:rFonts w:ascii="Times New Roman" w:eastAsia="Times New Roman" w:hAnsi="Times New Roman" w:cs="Times New Roman"/>
+          <w:sz w:val="26"/>
+          <w:szCs w:val="26"/>
+          <w:lang w:eastAsia="hu-HU"/>
+        </w:rPr>
+        <w:t xml:space="preserve">A weboldal kialakítása során kiemelt figyelmet kapott </w:t>
+      </w:r>
+      <w:r>
+        <w:rPr>
+          <w:rFonts w:ascii="Times New Roman" w:eastAsia="Times New Roman" w:hAnsi="Times New Roman" w:cs="Times New Roman"/>
+          <w:sz w:val="26"/>
+          <w:szCs w:val="26"/>
+          <w:lang w:eastAsia="hu-HU"/>
+        </w:rPr>
+        <w:t xml:space="preserve">a </w:t>
       </w:r>
       <w:r>
         <w:rPr>
           <w:rFonts w:ascii="Times New Roman" w:eastAsia="Times New Roman" w:hAnsi="Times New Roman" w:cs="Times New Roman"/>
           <w:bCs/>
-          <w:sz w:val="24"/>
-          <w:szCs w:val="24"/>
+          <w:sz w:val="26"/>
+          <w:szCs w:val="26"/>
           <w:lang w:eastAsia="hu-HU"/>
         </w:rPr>
         <w:t>felhasználói élmény</w:t>
@@ -391,28 +456,76 @@
       <w:r>
         <w:rPr>
           <w:rFonts w:ascii="Times New Roman" w:eastAsia="Times New Roman" w:hAnsi="Times New Roman" w:cs="Times New Roman"/>
-          <w:sz w:val="24"/>
-          <w:szCs w:val="24"/>
-          <w:lang w:eastAsia="hu-HU"/>
-        </w:rPr>
-        <w:t>. A dizájn letisztult, átlátható, és minden elem a könnyű navigációt szolgálja. A termékek között egyszerűen lehet keresni, szűrni és rendezni, így a vásárlók gyorsan megtalálhatják az igényeiknek megfelelő ruhadarabokat. Az oldal reszponzív kialakítású, vagyis asztali gépen, tableten és mobiltelefonon is optimális megjelenítést és működést biztosít.</w:t>
+          <w:sz w:val="26"/>
+          <w:szCs w:val="26"/>
+          <w:lang w:eastAsia="hu-HU"/>
+        </w:rPr>
+        <w:t xml:space="preserve">. A dizájn letisztult, átlátható, és minden elem a könnyű navigációt szolgálja. A termékek között </w:t>
+      </w:r>
+      <w:r>
+        <w:rPr>
+          <w:rFonts w:ascii="Times New Roman" w:eastAsia="Times New Roman" w:hAnsi="Times New Roman" w:cs="Times New Roman"/>
+          <w:sz w:val="26"/>
+          <w:szCs w:val="26"/>
+          <w:u w:val="single"/>
+          <w:lang w:eastAsia="hu-HU"/>
+        </w:rPr>
+        <w:t>egyszerűen lehet keresni, szűrni és rendezni, így a vásárlók gyorsan megtalálhatják az igényeiknek megfelelő ruhadarabokat.</w:t>
+      </w:r>
+      <w:r>
+        <w:rPr>
+          <w:rFonts w:ascii="Times New Roman" w:eastAsia="Times New Roman" w:hAnsi="Times New Roman" w:cs="Times New Roman"/>
+          <w:sz w:val="26"/>
+          <w:szCs w:val="26"/>
+          <w:lang w:eastAsia="hu-HU"/>
+        </w:rPr>
+        <w:t xml:space="preserve"> Az oldal reszponzív kialakítású, </w:t>
+      </w:r>
+      <w:r>
+        <w:rPr>
+          <w:rFonts w:ascii="Times New Roman" w:eastAsia="Times New Roman" w:hAnsi="Times New Roman" w:cs="Times New Roman"/>
+          <w:sz w:val="26"/>
+          <w:szCs w:val="26"/>
+          <w:lang w:eastAsia="hu-HU"/>
+        </w:rPr>
+        <w:t xml:space="preserve">vagyis </w:t>
+      </w:r>
+      <w:r>
+        <w:rPr>
+          <w:rFonts w:ascii="Times New Roman" w:eastAsia="Times New Roman" w:hAnsi="Times New Roman" w:cs="Times New Roman"/>
+          <w:sz w:val="26"/>
+          <w:szCs w:val="26"/>
+          <w:u w:val="single"/>
+          <w:lang w:eastAsia="hu-HU"/>
+        </w:rPr>
+        <w:t xml:space="preserve">asztali gépen, tableten és mobiltelefonon </w:t>
+      </w:r>
+      <w:r>
+        <w:rPr>
+          <w:rFonts w:ascii="Times New Roman" w:eastAsia="Times New Roman" w:hAnsi="Times New Roman" w:cs="Times New Roman"/>
+          <w:sz w:val="26"/>
+          <w:szCs w:val="26"/>
+          <w:lang w:eastAsia="hu-HU"/>
+        </w:rPr>
+        <w:t>is optimális megjelenítést és működést biztosít.</w:t>
       </w:r>
     </w:p>
     <w:p>
       <w:pPr>
         <w:spacing w:before="100" w:beforeAutospacing="1" w:after="100" w:afterAutospacing="1" w:line="276" w:lineRule="auto"/>
-        <w:rPr>
-          <w:rFonts w:ascii="Times New Roman" w:eastAsia="Times New Roman" w:hAnsi="Times New Roman" w:cs="Times New Roman"/>
-          <w:sz w:val="24"/>
-          <w:szCs w:val="24"/>
-          <w:lang w:eastAsia="hu-HU"/>
-        </w:rPr>
-      </w:pPr>
-      <w:r>
-        <w:rPr>
-          <w:rFonts w:ascii="Times New Roman" w:eastAsia="Times New Roman" w:hAnsi="Times New Roman" w:cs="Times New Roman"/>
-          <w:sz w:val="24"/>
-          <w:szCs w:val="24"/>
+        <w:jc w:val="center"/>
+        <w:rPr>
+          <w:rFonts w:ascii="Times New Roman" w:eastAsia="Times New Roman" w:hAnsi="Times New Roman" w:cs="Times New Roman"/>
+          <w:sz w:val="26"/>
+          <w:szCs w:val="26"/>
+          <w:lang w:eastAsia="hu-HU"/>
+        </w:rPr>
+      </w:pPr>
+      <w:r>
+        <w:rPr>
+          <w:rFonts w:ascii="Times New Roman" w:eastAsia="Times New Roman" w:hAnsi="Times New Roman" w:cs="Times New Roman"/>
+          <w:sz w:val="26"/>
+          <w:szCs w:val="26"/>
           <w:lang w:eastAsia="hu-HU"/>
         </w:rPr>
         <w:t xml:space="preserve">A </w:t>
@@ -421,9 +534,10 @@
       <w:r>
         <w:rPr>
           <w:rFonts w:ascii="Times New Roman" w:eastAsia="Times New Roman" w:hAnsi="Times New Roman" w:cs="Times New Roman"/>
+          <w:b/>
           <w:bCs/>
-          <w:sz w:val="24"/>
-          <w:szCs w:val="24"/>
+          <w:sz w:val="26"/>
+          <w:szCs w:val="26"/>
           <w:lang w:eastAsia="hu-HU"/>
         </w:rPr>
         <w:t>PandaPlug</w:t>
@@ -432,8 +546,8 @@
       <w:r>
         <w:rPr>
           <w:rFonts w:ascii="Times New Roman" w:eastAsia="Times New Roman" w:hAnsi="Times New Roman" w:cs="Times New Roman"/>
-          <w:sz w:val="24"/>
-          <w:szCs w:val="24"/>
+          <w:sz w:val="26"/>
+          <w:szCs w:val="26"/>
           <w:lang w:eastAsia="hu-HU"/>
         </w:rPr>
         <w:t xml:space="preserve"> nem csupán egy online bolt, hanem egy közösség is, amely a kortárs </w:t>
@@ -442,8 +556,9 @@
       <w:r>
         <w:rPr>
           <w:rFonts w:ascii="Times New Roman" w:eastAsia="Times New Roman" w:hAnsi="Times New Roman" w:cs="Times New Roman"/>
-          <w:sz w:val="24"/>
-          <w:szCs w:val="24"/>
+          <w:sz w:val="26"/>
+          <w:szCs w:val="26"/>
+          <w:u w:val="single"/>
           <w:lang w:eastAsia="hu-HU"/>
         </w:rPr>
         <w:t>streetwear</w:t>
@@ -452,18 +567,48 @@
       <w:r>
         <w:rPr>
           <w:rFonts w:ascii="Times New Roman" w:eastAsia="Times New Roman" w:hAnsi="Times New Roman" w:cs="Times New Roman"/>
-          <w:sz w:val="24"/>
-          <w:szCs w:val="24"/>
-          <w:lang w:eastAsia="hu-HU"/>
-        </w:rPr>
-        <w:t xml:space="preserve"> kultúra iránt érdeklődő fiatalokat és divatkedvelőket szólítja meg. A platform célja, hogy hidat képezzen a vásárlók és a prémium </w:t>
+          <w:sz w:val="26"/>
+          <w:szCs w:val="26"/>
+          <w:lang w:eastAsia="hu-HU"/>
+        </w:rPr>
+        <w:t xml:space="preserve"> kultúra iránt érdeklődő fiatalokat és </w:t>
+      </w:r>
+      <w:r>
+        <w:rPr>
+          <w:rFonts w:ascii="Times New Roman" w:eastAsia="Times New Roman" w:hAnsi="Times New Roman" w:cs="Times New Roman"/>
+          <w:sz w:val="26"/>
+          <w:szCs w:val="26"/>
+          <w:u w:val="single"/>
+          <w:lang w:eastAsia="hu-HU"/>
+        </w:rPr>
+        <w:t>divatkedvelőket szólítja meg</w:t>
+      </w:r>
+      <w:r>
+        <w:rPr>
+          <w:rFonts w:ascii="Times New Roman" w:eastAsia="Times New Roman" w:hAnsi="Times New Roman" w:cs="Times New Roman"/>
+          <w:sz w:val="26"/>
+          <w:szCs w:val="26"/>
+          <w:lang w:eastAsia="hu-HU"/>
+        </w:rPr>
+        <w:t xml:space="preserve">. A platform célja, hogy hidat képezzen a vásárlók és a </w:t>
+      </w:r>
+      <w:r>
+        <w:rPr>
+          <w:rFonts w:ascii="Times New Roman" w:eastAsia="Times New Roman" w:hAnsi="Times New Roman" w:cs="Times New Roman"/>
+          <w:sz w:val="26"/>
+          <w:szCs w:val="26"/>
+          <w:u w:val="single"/>
+          <w:lang w:eastAsia="hu-HU"/>
+        </w:rPr>
+        <w:t xml:space="preserve">prémium </w:t>
       </w:r>
       <w:proofErr w:type="spellStart"/>
       <w:r>
         <w:rPr>
           <w:rFonts w:ascii="Times New Roman" w:eastAsia="Times New Roman" w:hAnsi="Times New Roman" w:cs="Times New Roman"/>
-          <w:sz w:val="24"/>
-          <w:szCs w:val="24"/>
+          <w:sz w:val="26"/>
+          <w:szCs w:val="26"/>
+          <w:u w:val="single"/>
           <w:lang w:eastAsia="hu-HU"/>
         </w:rPr>
         <w:t>designer</w:t>
@@ -472,38 +617,69 @@
       <w:r>
         <w:rPr>
           <w:rFonts w:ascii="Times New Roman" w:eastAsia="Times New Roman" w:hAnsi="Times New Roman" w:cs="Times New Roman"/>
-          <w:sz w:val="24"/>
-          <w:szCs w:val="24"/>
-          <w:lang w:eastAsia="hu-HU"/>
-        </w:rPr>
-        <w:t xml:space="preserve"> márkák között, lehetőséget adva arra, hogy mindenki kifejezhesse saját stílusát eredeti és minőségi ruházati termékeken keresztül.</w:t>
+          <w:sz w:val="26"/>
+          <w:szCs w:val="26"/>
+          <w:lang w:eastAsia="hu-HU"/>
+        </w:rPr>
+        <w:t xml:space="preserve"> márkák között, lehetőséget adva arra, hogy </w:t>
+      </w:r>
+      <w:r>
+        <w:rPr>
+          <w:rFonts w:ascii="Times New Roman" w:eastAsia="Times New Roman" w:hAnsi="Times New Roman" w:cs="Times New Roman"/>
+          <w:sz w:val="26"/>
+          <w:szCs w:val="26"/>
+          <w:u w:val="single"/>
+          <w:lang w:eastAsia="hu-HU"/>
+        </w:rPr>
+        <w:t>mindenki kifejezhesse saját stílusát</w:t>
+      </w:r>
+      <w:r>
+        <w:rPr>
+          <w:rFonts w:ascii="Times New Roman" w:eastAsia="Times New Roman" w:hAnsi="Times New Roman" w:cs="Times New Roman"/>
+          <w:sz w:val="26"/>
+          <w:szCs w:val="26"/>
+          <w:lang w:eastAsia="hu-HU"/>
+        </w:rPr>
+        <w:t xml:space="preserve"> eredeti és minőségi ruházati termékeken keresztül.</w:t>
       </w:r>
     </w:p>
     <w:p>
       <w:pPr>
         <w:spacing w:before="100" w:beforeAutospacing="1" w:after="100" w:afterAutospacing="1" w:line="276" w:lineRule="auto"/>
-        <w:rPr>
-          <w:rFonts w:ascii="Times New Roman" w:eastAsia="Times New Roman" w:hAnsi="Times New Roman" w:cs="Times New Roman"/>
-          <w:sz w:val="24"/>
-          <w:szCs w:val="24"/>
-          <w:lang w:eastAsia="hu-HU"/>
-        </w:rPr>
-      </w:pPr>
-      <w:r>
-        <w:rPr>
-          <w:rFonts w:ascii="Times New Roman" w:eastAsia="Times New Roman" w:hAnsi="Times New Roman" w:cs="Times New Roman"/>
-          <w:sz w:val="24"/>
-          <w:szCs w:val="24"/>
-          <w:lang w:eastAsia="hu-HU"/>
-        </w:rPr>
-        <w:t xml:space="preserve">A fejlesztés során fontos szempont volt a </w:t>
+        <w:jc w:val="center"/>
+        <w:rPr>
+          <w:rFonts w:ascii="Times New Roman" w:eastAsia="Times New Roman" w:hAnsi="Times New Roman" w:cs="Times New Roman"/>
+          <w:sz w:val="26"/>
+          <w:szCs w:val="26"/>
+          <w:lang w:eastAsia="hu-HU"/>
+        </w:rPr>
+      </w:pPr>
+      <w:r>
+        <w:rPr>
+          <w:rFonts w:ascii="Times New Roman" w:eastAsia="Times New Roman" w:hAnsi="Times New Roman" w:cs="Times New Roman"/>
+          <w:sz w:val="26"/>
+          <w:szCs w:val="26"/>
+          <w:lang w:eastAsia="hu-HU"/>
+        </w:rPr>
+        <w:t xml:space="preserve">A fejlesztés során </w:t>
+      </w:r>
+      <w:r>
+        <w:rPr>
+          <w:rFonts w:ascii="Times New Roman" w:eastAsia="Times New Roman" w:hAnsi="Times New Roman" w:cs="Times New Roman"/>
+          <w:sz w:val="26"/>
+          <w:szCs w:val="26"/>
+          <w:u w:val="single"/>
+          <w:lang w:eastAsia="hu-HU"/>
+        </w:rPr>
+        <w:t xml:space="preserve">fontos szempont volt a </w:t>
       </w:r>
       <w:r>
         <w:rPr>
           <w:rFonts w:ascii="Times New Roman" w:eastAsia="Times New Roman" w:hAnsi="Times New Roman" w:cs="Times New Roman"/>
           <w:bCs/>
-          <w:sz w:val="24"/>
-          <w:szCs w:val="24"/>
+          <w:sz w:val="26"/>
+          <w:szCs w:val="26"/>
+          <w:u w:val="single"/>
           <w:lang w:eastAsia="hu-HU"/>
         </w:rPr>
         <w:t>biztonságos vásárlás</w:t>
@@ -511,8 +687,9 @@
       <w:r>
         <w:rPr>
           <w:rFonts w:ascii="Times New Roman" w:eastAsia="Times New Roman" w:hAnsi="Times New Roman" w:cs="Times New Roman"/>
-          <w:sz w:val="24"/>
-          <w:szCs w:val="24"/>
+          <w:sz w:val="26"/>
+          <w:szCs w:val="26"/>
+          <w:u w:val="single"/>
           <w:lang w:eastAsia="hu-HU"/>
         </w:rPr>
         <w:t xml:space="preserve"> és az </w:t>
@@ -521,8 +698,9 @@
         <w:rPr>
           <w:rFonts w:ascii="Times New Roman" w:eastAsia="Times New Roman" w:hAnsi="Times New Roman" w:cs="Times New Roman"/>
           <w:bCs/>
-          <w:sz w:val="24"/>
-          <w:szCs w:val="24"/>
+          <w:sz w:val="26"/>
+          <w:szCs w:val="26"/>
+          <w:u w:val="single"/>
           <w:lang w:eastAsia="hu-HU"/>
         </w:rPr>
         <w:t>adatvédelem</w:t>
@@ -530,8 +708,8 @@
       <w:r>
         <w:rPr>
           <w:rFonts w:ascii="Times New Roman" w:eastAsia="Times New Roman" w:hAnsi="Times New Roman" w:cs="Times New Roman"/>
-          <w:sz w:val="24"/>
-          <w:szCs w:val="24"/>
+          <w:sz w:val="26"/>
+          <w:szCs w:val="26"/>
           <w:lang w:eastAsia="hu-HU"/>
         </w:rPr>
         <w:t xml:space="preserve">. A </w:t>
@@ -540,8 +718,9 @@
       <w:r>
         <w:rPr>
           <w:rFonts w:ascii="Times New Roman" w:eastAsia="Times New Roman" w:hAnsi="Times New Roman" w:cs="Times New Roman"/>
-          <w:sz w:val="24"/>
-          <w:szCs w:val="24"/>
+          <w:b/>
+          <w:sz w:val="26"/>
+          <w:szCs w:val="26"/>
           <w:lang w:eastAsia="hu-HU"/>
         </w:rPr>
         <w:t>PandaPlug</w:t>
@@ -550,28 +729,48 @@
       <w:r>
         <w:rPr>
           <w:rFonts w:ascii="Times New Roman" w:eastAsia="Times New Roman" w:hAnsi="Times New Roman" w:cs="Times New Roman"/>
-          <w:sz w:val="24"/>
-          <w:szCs w:val="24"/>
-          <w:lang w:eastAsia="hu-HU"/>
-        </w:rPr>
-        <w:t xml:space="preserve"> megbízható fizetési rendszereket és modern adatvédelmi megoldásokat alkalmaz annak érdekében, hogy a felhasználók adatai mindig védve legyenek. Emellett a rendelési folyamat egyszerű és átlátható: a termékek kiválasztásától a fizetésig minden lépés egyértelműen követhető.</w:t>
+          <w:sz w:val="26"/>
+          <w:szCs w:val="26"/>
+          <w:lang w:eastAsia="hu-HU"/>
+        </w:rPr>
+        <w:t xml:space="preserve"> megbízható fizetési rendszereket és modern adatvédelmi megoldásokat alkalmaz annak érdekében, hogy </w:t>
+      </w:r>
+      <w:r>
+        <w:rPr>
+          <w:rFonts w:ascii="Times New Roman" w:eastAsia="Times New Roman" w:hAnsi="Times New Roman" w:cs="Times New Roman"/>
+          <w:sz w:val="26"/>
+          <w:szCs w:val="26"/>
+          <w:u w:val="single"/>
+          <w:lang w:eastAsia="hu-HU"/>
+        </w:rPr>
+        <w:t>a felhasználók adatai mindig védve legyenek</w:t>
+      </w:r>
+      <w:r>
+        <w:rPr>
+          <w:rFonts w:ascii="Times New Roman" w:eastAsia="Times New Roman" w:hAnsi="Times New Roman" w:cs="Times New Roman"/>
+          <w:sz w:val="26"/>
+          <w:szCs w:val="26"/>
+          <w:lang w:eastAsia="hu-HU"/>
+        </w:rPr>
+        <w:t>. Emellett a rendelési folyamat egyszerű és átlátható: a termékek kiválasztásától a fizetésig minden lépés egyértelműen követhető.</w:t>
       </w:r>
     </w:p>
     <w:p>
       <w:pPr>
         <w:spacing w:before="100" w:beforeAutospacing="1" w:after="100" w:afterAutospacing="1" w:line="276" w:lineRule="auto"/>
-        <w:rPr>
-          <w:rFonts w:ascii="Times New Roman" w:eastAsia="Times New Roman" w:hAnsi="Times New Roman" w:cs="Times New Roman"/>
-          <w:sz w:val="24"/>
-          <w:szCs w:val="24"/>
-          <w:lang w:eastAsia="hu-HU"/>
-        </w:rPr>
-      </w:pPr>
-      <w:r>
-        <w:rPr>
-          <w:rFonts w:ascii="Times New Roman" w:eastAsia="Times New Roman" w:hAnsi="Times New Roman" w:cs="Times New Roman"/>
-          <w:sz w:val="24"/>
-          <w:szCs w:val="24"/>
+        <w:jc w:val="center"/>
+        <w:rPr>
+          <w:rFonts w:ascii="Times New Roman" w:eastAsia="Times New Roman" w:hAnsi="Times New Roman" w:cs="Times New Roman"/>
+          <w:sz w:val="26"/>
+          <w:szCs w:val="26"/>
+          <w:lang w:eastAsia="hu-HU"/>
+        </w:rPr>
+      </w:pPr>
+      <w:r>
+        <w:rPr>
+          <w:rFonts w:ascii="Times New Roman" w:eastAsia="Times New Roman" w:hAnsi="Times New Roman" w:cs="Times New Roman"/>
+          <w:sz w:val="26"/>
+          <w:szCs w:val="26"/>
           <w:lang w:eastAsia="hu-HU"/>
         </w:rPr>
         <w:t xml:space="preserve">Összességében a </w:t>
@@ -580,9 +779,10 @@
       <w:r>
         <w:rPr>
           <w:rFonts w:ascii="Times New Roman" w:eastAsia="Times New Roman" w:hAnsi="Times New Roman" w:cs="Times New Roman"/>
+          <w:b/>
           <w:bCs/>
-          <w:sz w:val="24"/>
-          <w:szCs w:val="24"/>
+          <w:sz w:val="26"/>
+          <w:szCs w:val="26"/>
           <w:lang w:eastAsia="hu-HU"/>
         </w:rPr>
         <w:t>PandaPlug</w:t>
@@ -591,8 +791,8 @@
       <w:r>
         <w:rPr>
           <w:rFonts w:ascii="Times New Roman" w:eastAsia="Times New Roman" w:hAnsi="Times New Roman" w:cs="Times New Roman"/>
-          <w:sz w:val="24"/>
-          <w:szCs w:val="24"/>
+          <w:sz w:val="26"/>
+          <w:szCs w:val="26"/>
           <w:lang w:eastAsia="hu-HU"/>
         </w:rPr>
         <w:t xml:space="preserve"> célja, hogy magas színvonalú, megbízható és </w:t>
@@ -601,8 +801,8 @@
       <w:r>
         <w:rPr>
           <w:rFonts w:ascii="Times New Roman" w:eastAsia="Times New Roman" w:hAnsi="Times New Roman" w:cs="Times New Roman"/>
-          <w:sz w:val="24"/>
-          <w:szCs w:val="24"/>
+          <w:sz w:val="26"/>
+          <w:szCs w:val="26"/>
           <w:lang w:eastAsia="hu-HU"/>
         </w:rPr>
         <w:t>esztétikailag</w:t>
@@ -611,8 +811,8 @@
       <w:r>
         <w:rPr>
           <w:rFonts w:ascii="Times New Roman" w:eastAsia="Times New Roman" w:hAnsi="Times New Roman" w:cs="Times New Roman"/>
-          <w:sz w:val="24"/>
-          <w:szCs w:val="24"/>
+          <w:sz w:val="26"/>
+          <w:szCs w:val="26"/>
           <w:lang w:eastAsia="hu-HU"/>
         </w:rPr>
         <w:t xml:space="preserve"> igényes online áruházként szolgálja ki a </w:t>
@@ -621,8 +821,8 @@
       <w:r>
         <w:rPr>
           <w:rFonts w:ascii="Times New Roman" w:eastAsia="Times New Roman" w:hAnsi="Times New Roman" w:cs="Times New Roman"/>
-          <w:sz w:val="24"/>
-          <w:szCs w:val="24"/>
+          <w:sz w:val="26"/>
+          <w:szCs w:val="26"/>
           <w:lang w:eastAsia="hu-HU"/>
         </w:rPr>
         <w:t>designer</w:t>
@@ -631,18 +831,29 @@
       <w:r>
         <w:rPr>
           <w:rFonts w:ascii="Times New Roman" w:eastAsia="Times New Roman" w:hAnsi="Times New Roman" w:cs="Times New Roman"/>
-          <w:sz w:val="24"/>
-          <w:szCs w:val="24"/>
-          <w:lang w:eastAsia="hu-HU"/>
-        </w:rPr>
-        <w:t xml:space="preserve"> divat iránt érdeklődő vásárlókat. A weboldal egyszerre testesíti meg a modern technológia és a </w:t>
+          <w:sz w:val="26"/>
+          <w:szCs w:val="26"/>
+          <w:lang w:eastAsia="hu-HU"/>
+        </w:rPr>
+        <w:t xml:space="preserve"> divat iránt érdeklődő vásárlókat. </w:t>
+      </w:r>
+      <w:r>
+        <w:rPr>
+          <w:rFonts w:ascii="Times New Roman" w:eastAsia="Times New Roman" w:hAnsi="Times New Roman" w:cs="Times New Roman"/>
+          <w:sz w:val="26"/>
+          <w:szCs w:val="26"/>
+          <w:u w:val="single"/>
+          <w:lang w:eastAsia="hu-HU"/>
+        </w:rPr>
+        <w:t xml:space="preserve">A weboldal egyszerre testesíti meg a modern technológia és a </w:t>
       </w:r>
       <w:proofErr w:type="spellStart"/>
       <w:r>
         <w:rPr>
           <w:rFonts w:ascii="Times New Roman" w:eastAsia="Times New Roman" w:hAnsi="Times New Roman" w:cs="Times New Roman"/>
-          <w:sz w:val="24"/>
-          <w:szCs w:val="24"/>
+          <w:sz w:val="26"/>
+          <w:szCs w:val="26"/>
+          <w:u w:val="single"/>
           <w:lang w:eastAsia="hu-HU"/>
         </w:rPr>
         <w:t>streetwear</w:t>
@@ -651,89 +862,77 @@
       <w:r>
         <w:rPr>
           <w:rFonts w:ascii="Times New Roman" w:eastAsia="Times New Roman" w:hAnsi="Times New Roman" w:cs="Times New Roman"/>
-          <w:sz w:val="24"/>
-          <w:szCs w:val="24"/>
-          <w:lang w:eastAsia="hu-HU"/>
-        </w:rPr>
-        <w:t xml:space="preserve"> kultúra találkozását, miközben a felhasználók számára könnyen kezelhető, gyors és inspiráló vásárlási élményt nyújt.</w:t>
-      </w:r>
-    </w:p>
-    <w:p>
-      <w:pPr>
-        <w:spacing w:line="276" w:lineRule="auto"/>
+          <w:sz w:val="26"/>
+          <w:szCs w:val="26"/>
+          <w:u w:val="single"/>
+          <w:lang w:eastAsia="hu-HU"/>
+        </w:rPr>
+        <w:t xml:space="preserve"> kultúra találkozását</w:t>
+      </w:r>
+      <w:r>
+        <w:rPr>
+          <w:rFonts w:ascii="Times New Roman" w:eastAsia="Times New Roman" w:hAnsi="Times New Roman" w:cs="Times New Roman"/>
+          <w:sz w:val="26"/>
+          <w:szCs w:val="26"/>
+          <w:lang w:eastAsia="hu-HU"/>
+        </w:rPr>
+        <w:t xml:space="preserve">, miközben a </w:t>
+      </w:r>
+      <w:r>
+        <w:rPr>
+          <w:rFonts w:ascii="Times New Roman" w:eastAsia="Times New Roman" w:hAnsi="Times New Roman" w:cs="Times New Roman"/>
+          <w:sz w:val="26"/>
+          <w:szCs w:val="26"/>
+          <w:u w:val="single"/>
+          <w:lang w:eastAsia="hu-HU"/>
+        </w:rPr>
+        <w:t>felhasználók számára könnyen kezelhető, gyors és inspiráló vásárlási élményt nyújt</w:t>
+      </w:r>
+      <w:r>
+        <w:rPr>
+          <w:rFonts w:ascii="Times New Roman" w:eastAsia="Times New Roman" w:hAnsi="Times New Roman" w:cs="Times New Roman"/>
+          <w:sz w:val="26"/>
+          <w:szCs w:val="26"/>
+          <w:lang w:eastAsia="hu-HU"/>
+        </w:rPr>
+        <w:t>.</w:t>
+      </w:r>
+    </w:p>
+    <w:p>
+      <w:pPr>
+        <w:rPr>
+          <w:rFonts w:ascii="Times New Roman" w:eastAsia="Times New Roman" w:hAnsi="Times New Roman" w:cs="Times New Roman"/>
+          <w:sz w:val="26"/>
+          <w:szCs w:val="26"/>
+          <w:lang w:eastAsia="hu-HU"/>
+        </w:rPr>
+      </w:pPr>
+      <w:r>
         <w:rPr>
           <w:b/>
-        </w:rPr>
-      </w:pPr>
-    </w:p>
-    <w:p>
-      <w:pPr>
-        <w:spacing w:line="276" w:lineRule="auto"/>
-        <w:rPr>
-          <w:b/>
-        </w:rPr>
-      </w:pPr>
-    </w:p>
-    <w:p>
-      <w:pPr>
-        <w:spacing w:line="276" w:lineRule="auto"/>
-        <w:rPr>
-          <w:b/>
-        </w:rPr>
-      </w:pPr>
-    </w:p>
-    <w:p>
-      <w:pPr>
-        <w:spacing w:line="276" w:lineRule="auto"/>
-        <w:rPr>
-          <w:b/>
-        </w:rPr>
-      </w:pPr>
-    </w:p>
-    <w:p>
-      <w:pPr>
-        <w:spacing w:line="276" w:lineRule="auto"/>
-        <w:rPr>
-          <w:b/>
-        </w:rPr>
-      </w:pPr>
-    </w:p>
-    <w:p>
-      <w:pPr>
-        <w:spacing w:line="276" w:lineRule="auto"/>
-        <w:rPr>
-          <w:b/>
-        </w:rPr>
-      </w:pPr>
+          <w:bCs/>
+          <w:sz w:val="26"/>
+          <w:szCs w:val="26"/>
+        </w:rPr>
+        <w:br w:type="page"/>
+      </w:r>
     </w:p>
     <w:p>
       <w:pPr>
         <w:pStyle w:val="Cmsor2"/>
       </w:pPr>
       <w:r>
-        <w:lastRenderedPageBreak/>
         <w:t>2. Az adatbázis felépítése</w:t>
       </w:r>
     </w:p>
     <w:p>
-      <w:pPr>
-        <w:spacing w:line="276" w:lineRule="auto"/>
-        <w:rPr>
-          <w:b/>
-        </w:rPr>
-      </w:pPr>
-    </w:p>
-    <w:p>
-      <w:pPr>
-        <w:rPr>
-          <w:rFonts w:ascii="Times New Roman" w:hAnsi="Times New Roman" w:cs="Times New Roman"/>
-        </w:rPr>
-      </w:pPr>
       <w:r>
         <w:rPr>
           <w:rStyle w:val="Kiemels2"/>
           <w:rFonts w:ascii="Times New Roman" w:hAnsi="Times New Roman" w:cs="Times New Roman"/>
           <w:bCs w:val="0"/>
+          <w:sz w:val="32"/>
+          <w:szCs w:val="32"/>
         </w:rPr>
         <w:t>Fő táblák és szerepük</w:t>
       </w:r>
@@ -894,7 +1093,12 @@
       <w:proofErr w:type="spellEnd"/>
       <w:r>
         <w:br/>
-        <w:t>A termékek kategóriáit tárolja (például póló, pulóver, nadrág, rövidnadrág).</w:t>
+        <w:t>A termékek</w:t>
+      </w:r>
+      <w:bookmarkStart w:id="0" w:name="_GoBack"/>
+      <w:bookmarkEnd w:id="0"/>
+      <w:r>
+        <w:t xml:space="preserve"> kategóriáit tárolja (például póló, pulóver, nadrág, rövidnadrág).</w:t>
       </w:r>
     </w:p>
     <w:p>
@@ -1113,13 +1317,18 @@
     <w:p>
       <w:pPr>
         <w:pStyle w:val="NormlWeb"/>
+        <w:jc w:val="center"/>
         <w:rPr>
           <w:b/>
+          <w:sz w:val="32"/>
+          <w:szCs w:val="32"/>
         </w:rPr>
       </w:pPr>
       <w:r>
         <w:rPr>
           <w:b/>
+          <w:sz w:val="32"/>
+          <w:szCs w:val="32"/>
         </w:rPr>
         <w:t>Összefoglalás</w:t>
       </w:r>
@@ -1129,7 +1338,16 @@
         <w:pStyle w:val="NormlWeb"/>
       </w:pPr>
       <w:r>
-        <w:t xml:space="preserve">Az adatbázis logikusan felépített és normalizált, így biztosítja az adatok konzisztenciáját és a hatékony lekérdezéseket. A </w:t>
+        <w:t xml:space="preserve">Az adatbázis </w:t>
+      </w:r>
+      <w:r>
+        <w:rPr>
+          <w:u w:val="single"/>
+        </w:rPr>
+        <w:t>logikusan felépített és normalizált</w:t>
+      </w:r>
+      <w:r>
+        <w:t xml:space="preserve">, így biztosítja az adatok konzisztenciáját és a hatékony lekérdezéseket. A </w:t>
       </w:r>
       <w:proofErr w:type="spellStart"/>
       <w:r>
@@ -1180,36 +1398,2191 @@
     </w:p>
     <w:p>
       <w:pPr>
+        <w:rPr>
+          <w:rFonts w:ascii="Times New Roman" w:eastAsia="Times New Roman" w:hAnsi="Times New Roman" w:cs="Times New Roman"/>
+          <w:sz w:val="24"/>
+          <w:szCs w:val="24"/>
+          <w:lang w:eastAsia="hu-HU"/>
+        </w:rPr>
+      </w:pPr>
+      <w:r>
+        <w:br w:type="page"/>
+      </w:r>
+    </w:p>
+    <w:p>
+      <w:pPr>
         <w:pStyle w:val="NormlWeb"/>
       </w:pPr>
     </w:p>
     <w:p>
       <w:pPr>
+        <w:pStyle w:val="Cmsor2"/>
+      </w:pPr>
+      <w:r>
+        <w:t>3. API végpontok leírása</w:t>
+      </w:r>
+    </w:p>
+    <w:p>
+      <w:pPr>
         <w:pStyle w:val="NormlWeb"/>
       </w:pPr>
+      <w:r>
+        <w:t xml:space="preserve">A </w:t>
+      </w:r>
+      <w:proofErr w:type="spellStart"/>
+      <w:r>
+        <w:rPr>
+          <w:b/>
+        </w:rPr>
+        <w:t>PandaPlug</w:t>
+      </w:r>
+      <w:proofErr w:type="spellEnd"/>
+      <w:r>
+        <w:t xml:space="preserve"> webalkalmazás </w:t>
+      </w:r>
+      <w:r>
+        <w:rPr>
+          <w:u w:val="single"/>
+        </w:rPr>
+        <w:t>backend része REST alapú API-t biztosít</w:t>
+      </w:r>
+      <w:r>
+        <w:t xml:space="preserve"> a frontend számára. Ezek a végpontok felelősek a termékek kezeléséért, a felhasználók hitelesítéséért, valamint a vásárlói kosár működéséért. </w:t>
+      </w:r>
+      <w:r>
+        <w:rPr>
+          <w:u w:val="single"/>
+        </w:rPr>
+        <w:t>Az API felépítése logikus, átlátható és könnyen bővíthető</w:t>
+      </w:r>
+      <w:r>
+        <w:t>.</w:t>
+      </w:r>
+    </w:p>
+    <w:p>
+      <w:pPr>
+        <w:pStyle w:val="Cmsor3"/>
+        <w:ind w:left="1428" w:firstLine="696"/>
+        <w:rPr>
+          <w:rStyle w:val="Kiemels2"/>
+          <w:color w:val="000000" w:themeColor="text1"/>
+          <w:sz w:val="32"/>
+          <w:szCs w:val="32"/>
+        </w:rPr>
+      </w:pPr>
+      <w:r>
+        <w:rPr>
+          <w:rStyle w:val="Kiemels2"/>
+          <w:color w:val="000000" w:themeColor="text1"/>
+          <w:sz w:val="32"/>
+          <w:szCs w:val="32"/>
+        </w:rPr>
+        <w:t>Termékekkel kapcsolatos végpontok</w:t>
+      </w:r>
     </w:p>
     <w:p>
       <w:pPr>
         <w:pStyle w:val="NormlWeb"/>
-      </w:pPr>
+        <w:jc w:val="center"/>
+      </w:pPr>
+      <w:r>
+        <w:t xml:space="preserve">A termékkezelési funkciókat a </w:t>
+      </w:r>
+      <w:r>
+        <w:rPr>
+          <w:rStyle w:val="HTML-kd"/>
+          <w:rFonts w:eastAsiaTheme="majorEastAsia"/>
+        </w:rPr>
+        <w:t>termekModel.js</w:t>
+      </w:r>
+      <w:r>
+        <w:t xml:space="preserve"> valósítja meg. A termékadatok lekérdezése elsősorban a </w:t>
+      </w:r>
+      <w:r>
+        <w:rPr>
+          <w:rStyle w:val="HTML-kd"/>
+          <w:rFonts w:eastAsiaTheme="majorEastAsia"/>
+        </w:rPr>
+        <w:t>view1</w:t>
+      </w:r>
+      <w:r>
+        <w:t xml:space="preserve"> adatbázisnézetből történik, amely </w:t>
+      </w:r>
+      <w:r>
+        <w:rPr>
+          <w:u w:val="single"/>
+        </w:rPr>
+        <w:t>összesített formában tartalmazza a termékek jellemzőit</w:t>
+      </w:r>
+      <w:r>
+        <w:t>.</w:t>
+      </w:r>
+    </w:p>
+    <w:tbl>
+      <w:tblPr>
+        <w:tblStyle w:val="Rcsostblzat"/>
+        <w:tblW w:w="0" w:type="auto"/>
+        <w:tblLook w:val="04A0" w:firstRow="1" w:lastRow="0" w:firstColumn="1" w:lastColumn="0" w:noHBand="0" w:noVBand="1"/>
+      </w:tblPr>
+      <w:tblGrid>
+        <w:gridCol w:w="2923"/>
+        <w:gridCol w:w="3190"/>
+        <w:gridCol w:w="2949"/>
+      </w:tblGrid>
+      <w:tr>
+        <w:tc>
+          <w:tcPr>
+            <w:tcW w:w="3019" w:type="dxa"/>
+            <w:shd w:val="clear" w:color="auto" w:fill="000000" w:themeFill="text1"/>
+          </w:tcPr>
+          <w:p>
+            <w:pPr>
+              <w:pStyle w:val="NormlWeb"/>
+              <w:jc w:val="center"/>
+              <w:rPr>
+                <w:b/>
+              </w:rPr>
+            </w:pPr>
+            <w:r>
+              <w:rPr>
+                <w:b/>
+              </w:rPr>
+              <w:t>Módszer</w:t>
+            </w:r>
+          </w:p>
+        </w:tc>
+        <w:tc>
+          <w:tcPr>
+            <w:tcW w:w="3019" w:type="dxa"/>
+            <w:shd w:val="clear" w:color="auto" w:fill="000000" w:themeFill="text1"/>
+          </w:tcPr>
+          <w:p>
+            <w:pPr>
+              <w:pStyle w:val="NormlWeb"/>
+              <w:jc w:val="center"/>
+              <w:rPr>
+                <w:b/>
+              </w:rPr>
+            </w:pPr>
+            <w:r>
+              <w:rPr>
+                <w:b/>
+              </w:rPr>
+              <w:t>Végpont</w:t>
+            </w:r>
+          </w:p>
+        </w:tc>
+        <w:tc>
+          <w:tcPr>
+            <w:tcW w:w="3024" w:type="dxa"/>
+            <w:shd w:val="clear" w:color="auto" w:fill="000000" w:themeFill="text1"/>
+          </w:tcPr>
+          <w:p>
+            <w:pPr>
+              <w:pStyle w:val="NormlWeb"/>
+              <w:jc w:val="center"/>
+              <w:rPr>
+                <w:b/>
+              </w:rPr>
+            </w:pPr>
+            <w:r>
+              <w:rPr>
+                <w:b/>
+              </w:rPr>
+              <w:t>Leírás</w:t>
+            </w:r>
+          </w:p>
+        </w:tc>
+      </w:tr>
+      <w:tr>
+        <w:tc>
+          <w:tcPr>
+            <w:tcW w:w="3019" w:type="dxa"/>
+            <w:shd w:val="clear" w:color="auto" w:fill="F2F2F2" w:themeFill="background1" w:themeFillShade="F2"/>
+          </w:tcPr>
+          <w:p>
+            <w:pPr>
+              <w:pStyle w:val="NormlWeb"/>
+              <w:jc w:val="center"/>
+              <w:rPr>
+                <w:b/>
+                <w:i/>
+              </w:rPr>
+            </w:pPr>
+            <w:r>
+              <w:rPr>
+                <w:b/>
+                <w:i/>
+              </w:rPr>
+              <w:t>GET</w:t>
+            </w:r>
+          </w:p>
+        </w:tc>
+        <w:tc>
+          <w:tcPr>
+            <w:tcW w:w="3019" w:type="dxa"/>
+            <w:shd w:val="clear" w:color="auto" w:fill="F2F2F2" w:themeFill="background1" w:themeFillShade="F2"/>
+          </w:tcPr>
+          <w:p>
+            <w:pPr>
+              <w:pStyle w:val="NormlWeb"/>
+              <w:jc w:val="center"/>
+              <w:rPr>
+                <w:b/>
+                <w:i/>
+              </w:rPr>
+            </w:pPr>
+            <w:r>
+              <w:rPr>
+                <w:b/>
+                <w:i/>
+              </w:rPr>
+              <w:t>/</w:t>
+            </w:r>
+            <w:proofErr w:type="spellStart"/>
+            <w:r>
+              <w:rPr>
+                <w:b/>
+                <w:i/>
+              </w:rPr>
+              <w:t>api</w:t>
+            </w:r>
+            <w:proofErr w:type="spellEnd"/>
+            <w:r>
+              <w:rPr>
+                <w:b/>
+                <w:i/>
+              </w:rPr>
+              <w:t>/</w:t>
+            </w:r>
+            <w:proofErr w:type="spellStart"/>
+            <w:r>
+              <w:rPr>
+                <w:b/>
+                <w:i/>
+              </w:rPr>
+              <w:t>termekek</w:t>
+            </w:r>
+            <w:proofErr w:type="spellEnd"/>
+          </w:p>
+        </w:tc>
+        <w:tc>
+          <w:tcPr>
+            <w:tcW w:w="3024" w:type="dxa"/>
+            <w:shd w:val="clear" w:color="auto" w:fill="F2F2F2" w:themeFill="background1" w:themeFillShade="F2"/>
+          </w:tcPr>
+          <w:p>
+            <w:pPr>
+              <w:pStyle w:val="NormlWeb"/>
+              <w:jc w:val="center"/>
+              <w:rPr>
+                <w:b/>
+                <w:i/>
+              </w:rPr>
+            </w:pPr>
+            <w:r>
+              <w:rPr>
+                <w:b/>
+                <w:i/>
+              </w:rPr>
+              <w:t>Az összes elérhető termék lekérése.</w:t>
+            </w:r>
+          </w:p>
+        </w:tc>
+      </w:tr>
+      <w:tr>
+        <w:tc>
+          <w:tcPr>
+            <w:tcW w:w="3019" w:type="dxa"/>
+            <w:shd w:val="clear" w:color="auto" w:fill="F2F2F2" w:themeFill="background1" w:themeFillShade="F2"/>
+          </w:tcPr>
+          <w:p>
+            <w:pPr>
+              <w:pStyle w:val="NormlWeb"/>
+              <w:jc w:val="center"/>
+              <w:rPr>
+                <w:b/>
+                <w:i/>
+              </w:rPr>
+            </w:pPr>
+            <w:r>
+              <w:rPr>
+                <w:b/>
+                <w:i/>
+              </w:rPr>
+              <w:t>GET</w:t>
+            </w:r>
+          </w:p>
+        </w:tc>
+        <w:tc>
+          <w:tcPr>
+            <w:tcW w:w="3019" w:type="dxa"/>
+            <w:shd w:val="clear" w:color="auto" w:fill="F2F2F2" w:themeFill="background1" w:themeFillShade="F2"/>
+          </w:tcPr>
+          <w:p>
+            <w:pPr>
+              <w:pStyle w:val="NormlWeb"/>
+              <w:jc w:val="center"/>
+              <w:rPr>
+                <w:b/>
+                <w:i/>
+              </w:rPr>
+            </w:pPr>
+            <w:r>
+              <w:rPr>
+                <w:b/>
+                <w:i/>
+              </w:rPr>
+              <w:t>/</w:t>
+            </w:r>
+            <w:proofErr w:type="spellStart"/>
+            <w:r>
+              <w:rPr>
+                <w:b/>
+                <w:i/>
+              </w:rPr>
+              <w:t>api</w:t>
+            </w:r>
+            <w:proofErr w:type="spellEnd"/>
+            <w:r>
+              <w:rPr>
+                <w:b/>
+                <w:i/>
+              </w:rPr>
+              <w:t>/</w:t>
+            </w:r>
+            <w:proofErr w:type="spellStart"/>
+            <w:r>
+              <w:rPr>
+                <w:b/>
+                <w:i/>
+              </w:rPr>
+              <w:t>termekek</w:t>
+            </w:r>
+            <w:proofErr w:type="spellEnd"/>
+            <w:r>
+              <w:rPr>
+                <w:b/>
+                <w:i/>
+              </w:rPr>
+              <w:t>/:</w:t>
+            </w:r>
+            <w:proofErr w:type="spellStart"/>
+            <w:r>
+              <w:rPr>
+                <w:b/>
+                <w:i/>
+              </w:rPr>
+              <w:t>id</w:t>
+            </w:r>
+            <w:proofErr w:type="spellEnd"/>
+          </w:p>
+        </w:tc>
+        <w:tc>
+          <w:tcPr>
+            <w:tcW w:w="3024" w:type="dxa"/>
+            <w:shd w:val="clear" w:color="auto" w:fill="F2F2F2" w:themeFill="background1" w:themeFillShade="F2"/>
+          </w:tcPr>
+          <w:p>
+            <w:pPr>
+              <w:pStyle w:val="NormlWeb"/>
+              <w:jc w:val="center"/>
+              <w:rPr>
+                <w:b/>
+                <w:i/>
+              </w:rPr>
+            </w:pPr>
+            <w:r>
+              <w:rPr>
+                <w:b/>
+                <w:i/>
+              </w:rPr>
+              <w:t>Egy adott termék lekérése azonosító alapján.</w:t>
+            </w:r>
+          </w:p>
+        </w:tc>
+      </w:tr>
+      <w:tr>
+        <w:tc>
+          <w:tcPr>
+            <w:tcW w:w="3019" w:type="dxa"/>
+            <w:shd w:val="clear" w:color="auto" w:fill="F2F2F2" w:themeFill="background1" w:themeFillShade="F2"/>
+          </w:tcPr>
+          <w:p>
+            <w:pPr>
+              <w:pStyle w:val="NormlWeb"/>
+              <w:jc w:val="center"/>
+              <w:rPr>
+                <w:b/>
+                <w:i/>
+              </w:rPr>
+            </w:pPr>
+            <w:r>
+              <w:rPr>
+                <w:b/>
+                <w:i/>
+              </w:rPr>
+              <w:t>POST</w:t>
+            </w:r>
+          </w:p>
+        </w:tc>
+        <w:tc>
+          <w:tcPr>
+            <w:tcW w:w="3019" w:type="dxa"/>
+            <w:shd w:val="clear" w:color="auto" w:fill="F2F2F2" w:themeFill="background1" w:themeFillShade="F2"/>
+          </w:tcPr>
+          <w:p>
+            <w:pPr>
+              <w:pStyle w:val="NormlWeb"/>
+              <w:jc w:val="center"/>
+              <w:rPr>
+                <w:b/>
+                <w:i/>
+              </w:rPr>
+            </w:pPr>
+            <w:r>
+              <w:rPr>
+                <w:b/>
+                <w:i/>
+              </w:rPr>
+              <w:t>/</w:t>
+            </w:r>
+            <w:proofErr w:type="spellStart"/>
+            <w:r>
+              <w:rPr>
+                <w:b/>
+                <w:i/>
+              </w:rPr>
+              <w:t>api</w:t>
+            </w:r>
+            <w:proofErr w:type="spellEnd"/>
+            <w:r>
+              <w:rPr>
+                <w:b/>
+                <w:i/>
+              </w:rPr>
+              <w:t>/</w:t>
+            </w:r>
+            <w:proofErr w:type="spellStart"/>
+            <w:r>
+              <w:rPr>
+                <w:b/>
+                <w:i/>
+              </w:rPr>
+              <w:t>termekek</w:t>
+            </w:r>
+            <w:proofErr w:type="spellEnd"/>
+          </w:p>
+        </w:tc>
+        <w:tc>
+          <w:tcPr>
+            <w:tcW w:w="3024" w:type="dxa"/>
+            <w:shd w:val="clear" w:color="auto" w:fill="F2F2F2" w:themeFill="background1" w:themeFillShade="F2"/>
+          </w:tcPr>
+          <w:p>
+            <w:pPr>
+              <w:pStyle w:val="NormlWeb"/>
+              <w:jc w:val="center"/>
+              <w:rPr>
+                <w:b/>
+                <w:i/>
+              </w:rPr>
+            </w:pPr>
+            <w:r>
+              <w:rPr>
+                <w:b/>
+                <w:i/>
+              </w:rPr>
+              <w:t>Új termék létrehozása az adatbázisban (</w:t>
+            </w:r>
+            <w:proofErr w:type="spellStart"/>
+            <w:r>
+              <w:rPr>
+                <w:b/>
+                <w:i/>
+              </w:rPr>
+              <w:t>admin</w:t>
+            </w:r>
+            <w:proofErr w:type="spellEnd"/>
+            <w:r>
+              <w:rPr>
+                <w:b/>
+                <w:i/>
+              </w:rPr>
+              <w:t xml:space="preserve"> funkció).</w:t>
+            </w:r>
+          </w:p>
+        </w:tc>
+      </w:tr>
+      <w:tr>
+        <w:tc>
+          <w:tcPr>
+            <w:tcW w:w="3019" w:type="dxa"/>
+            <w:shd w:val="clear" w:color="auto" w:fill="F2F2F2" w:themeFill="background1" w:themeFillShade="F2"/>
+          </w:tcPr>
+          <w:p>
+            <w:pPr>
+              <w:pStyle w:val="NormlWeb"/>
+              <w:jc w:val="center"/>
+              <w:rPr>
+                <w:b/>
+                <w:i/>
+              </w:rPr>
+            </w:pPr>
+            <w:r>
+              <w:rPr>
+                <w:b/>
+                <w:i/>
+              </w:rPr>
+              <w:t>PUT</w:t>
+            </w:r>
+          </w:p>
+        </w:tc>
+        <w:tc>
+          <w:tcPr>
+            <w:tcW w:w="3019" w:type="dxa"/>
+            <w:shd w:val="clear" w:color="auto" w:fill="F2F2F2" w:themeFill="background1" w:themeFillShade="F2"/>
+          </w:tcPr>
+          <w:p>
+            <w:pPr>
+              <w:pStyle w:val="NormlWeb"/>
+              <w:jc w:val="center"/>
+              <w:rPr>
+                <w:b/>
+                <w:i/>
+              </w:rPr>
+            </w:pPr>
+            <w:r>
+              <w:rPr>
+                <w:b/>
+                <w:i/>
+              </w:rPr>
+              <w:t>/</w:t>
+            </w:r>
+            <w:proofErr w:type="spellStart"/>
+            <w:r>
+              <w:rPr>
+                <w:b/>
+                <w:i/>
+              </w:rPr>
+              <w:t>api</w:t>
+            </w:r>
+            <w:proofErr w:type="spellEnd"/>
+            <w:r>
+              <w:rPr>
+                <w:b/>
+                <w:i/>
+              </w:rPr>
+              <w:t>/</w:t>
+            </w:r>
+            <w:proofErr w:type="spellStart"/>
+            <w:r>
+              <w:rPr>
+                <w:b/>
+                <w:i/>
+              </w:rPr>
+              <w:t>termekek</w:t>
+            </w:r>
+            <w:proofErr w:type="spellEnd"/>
+            <w:r>
+              <w:rPr>
+                <w:b/>
+                <w:i/>
+              </w:rPr>
+              <w:t>/:</w:t>
+            </w:r>
+            <w:proofErr w:type="spellStart"/>
+            <w:r>
+              <w:rPr>
+                <w:b/>
+                <w:i/>
+              </w:rPr>
+              <w:t>id</w:t>
+            </w:r>
+            <w:proofErr w:type="spellEnd"/>
+          </w:p>
+        </w:tc>
+        <w:tc>
+          <w:tcPr>
+            <w:tcW w:w="3024" w:type="dxa"/>
+            <w:shd w:val="clear" w:color="auto" w:fill="F2F2F2" w:themeFill="background1" w:themeFillShade="F2"/>
+          </w:tcPr>
+          <w:p>
+            <w:pPr>
+              <w:pStyle w:val="NormlWeb"/>
+              <w:jc w:val="center"/>
+              <w:rPr>
+                <w:b/>
+                <w:i/>
+              </w:rPr>
+            </w:pPr>
+            <w:r>
+              <w:rPr>
+                <w:b/>
+                <w:i/>
+              </w:rPr>
+              <w:t>Meglévő termék adatainak módosítása.</w:t>
+            </w:r>
+          </w:p>
+        </w:tc>
+      </w:tr>
+      <w:tr>
+        <w:tc>
+          <w:tcPr>
+            <w:tcW w:w="3019" w:type="dxa"/>
+            <w:shd w:val="clear" w:color="auto" w:fill="F2F2F2" w:themeFill="background1" w:themeFillShade="F2"/>
+          </w:tcPr>
+          <w:p>
+            <w:pPr>
+              <w:pStyle w:val="NormlWeb"/>
+              <w:jc w:val="center"/>
+              <w:rPr>
+                <w:b/>
+                <w:i/>
+              </w:rPr>
+            </w:pPr>
+            <w:r>
+              <w:rPr>
+                <w:b/>
+                <w:i/>
+              </w:rPr>
+              <w:t>DELETE</w:t>
+            </w:r>
+          </w:p>
+        </w:tc>
+        <w:tc>
+          <w:tcPr>
+            <w:tcW w:w="3019" w:type="dxa"/>
+            <w:shd w:val="clear" w:color="auto" w:fill="F2F2F2" w:themeFill="background1" w:themeFillShade="F2"/>
+          </w:tcPr>
+          <w:p>
+            <w:pPr>
+              <w:pStyle w:val="NormlWeb"/>
+              <w:jc w:val="center"/>
+              <w:rPr>
+                <w:b/>
+                <w:i/>
+              </w:rPr>
+            </w:pPr>
+            <w:r>
+              <w:rPr>
+                <w:b/>
+                <w:i/>
+              </w:rPr>
+              <w:t>/</w:t>
+            </w:r>
+            <w:proofErr w:type="spellStart"/>
+            <w:r>
+              <w:rPr>
+                <w:b/>
+                <w:i/>
+              </w:rPr>
+              <w:t>api</w:t>
+            </w:r>
+            <w:proofErr w:type="spellEnd"/>
+            <w:r>
+              <w:rPr>
+                <w:b/>
+                <w:i/>
+              </w:rPr>
+              <w:t>/</w:t>
+            </w:r>
+            <w:proofErr w:type="spellStart"/>
+            <w:r>
+              <w:rPr>
+                <w:b/>
+                <w:i/>
+              </w:rPr>
+              <w:t>termekek</w:t>
+            </w:r>
+            <w:proofErr w:type="spellEnd"/>
+            <w:r>
+              <w:rPr>
+                <w:b/>
+                <w:i/>
+              </w:rPr>
+              <w:t>/:</w:t>
+            </w:r>
+            <w:proofErr w:type="spellStart"/>
+            <w:r>
+              <w:rPr>
+                <w:b/>
+                <w:i/>
+              </w:rPr>
+              <w:t>id</w:t>
+            </w:r>
+            <w:proofErr w:type="spellEnd"/>
+          </w:p>
+        </w:tc>
+        <w:tc>
+          <w:tcPr>
+            <w:tcW w:w="3024" w:type="dxa"/>
+            <w:shd w:val="clear" w:color="auto" w:fill="F2F2F2" w:themeFill="background1" w:themeFillShade="F2"/>
+          </w:tcPr>
+          <w:p>
+            <w:pPr>
+              <w:pStyle w:val="NormlWeb"/>
+              <w:jc w:val="center"/>
+              <w:rPr>
+                <w:b/>
+                <w:i/>
+              </w:rPr>
+            </w:pPr>
+            <w:r>
+              <w:rPr>
+                <w:b/>
+                <w:i/>
+              </w:rPr>
+              <w:t>Termék törlése az adatbázisból.</w:t>
+            </w:r>
+          </w:p>
+        </w:tc>
+      </w:tr>
+      <w:tr>
+        <w:tc>
+          <w:tcPr>
+            <w:tcW w:w="3019" w:type="dxa"/>
+            <w:shd w:val="clear" w:color="auto" w:fill="F2F2F2" w:themeFill="background1" w:themeFillShade="F2"/>
+          </w:tcPr>
+          <w:p>
+            <w:pPr>
+              <w:pStyle w:val="NormlWeb"/>
+              <w:jc w:val="center"/>
+              <w:rPr>
+                <w:b/>
+                <w:i/>
+              </w:rPr>
+            </w:pPr>
+            <w:r>
+              <w:rPr>
+                <w:b/>
+                <w:i/>
+              </w:rPr>
+              <w:t>GET</w:t>
+            </w:r>
+          </w:p>
+        </w:tc>
+        <w:tc>
+          <w:tcPr>
+            <w:tcW w:w="3019" w:type="dxa"/>
+            <w:shd w:val="clear" w:color="auto" w:fill="F2F2F2" w:themeFill="background1" w:themeFillShade="F2"/>
+          </w:tcPr>
+          <w:p>
+            <w:pPr>
+              <w:pStyle w:val="NormlWeb"/>
+              <w:jc w:val="center"/>
+              <w:rPr>
+                <w:b/>
+                <w:i/>
+              </w:rPr>
+            </w:pPr>
+            <w:r>
+              <w:rPr>
+                <w:b/>
+                <w:i/>
+              </w:rPr>
+              <w:t>/</w:t>
+            </w:r>
+            <w:proofErr w:type="spellStart"/>
+            <w:r>
+              <w:rPr>
+                <w:b/>
+                <w:i/>
+              </w:rPr>
+              <w:t>api</w:t>
+            </w:r>
+            <w:proofErr w:type="spellEnd"/>
+            <w:r>
+              <w:rPr>
+                <w:b/>
+                <w:i/>
+              </w:rPr>
+              <w:t>/</w:t>
+            </w:r>
+            <w:proofErr w:type="spellStart"/>
+            <w:r>
+              <w:rPr>
+                <w:b/>
+                <w:i/>
+              </w:rPr>
+              <w:t>termekek</w:t>
+            </w:r>
+            <w:proofErr w:type="spellEnd"/>
+            <w:r>
+              <w:rPr>
+                <w:b/>
+                <w:i/>
+              </w:rPr>
+              <w:t>/</w:t>
+            </w:r>
+            <w:proofErr w:type="spellStart"/>
+            <w:r>
+              <w:rPr>
+                <w:b/>
+                <w:i/>
+              </w:rPr>
+              <w:t>kereses?nev</w:t>
+            </w:r>
+            <w:proofErr w:type="spellEnd"/>
+            <w:r>
+              <w:rPr>
+                <w:b/>
+                <w:i/>
+              </w:rPr>
+              <w:t>=</w:t>
+            </w:r>
+          </w:p>
+        </w:tc>
+        <w:tc>
+          <w:tcPr>
+            <w:tcW w:w="3024" w:type="dxa"/>
+            <w:shd w:val="clear" w:color="auto" w:fill="F2F2F2" w:themeFill="background1" w:themeFillShade="F2"/>
+          </w:tcPr>
+          <w:p>
+            <w:pPr>
+              <w:pStyle w:val="NormlWeb"/>
+              <w:jc w:val="center"/>
+              <w:rPr>
+                <w:b/>
+                <w:i/>
+              </w:rPr>
+            </w:pPr>
+            <w:r>
+              <w:rPr>
+                <w:b/>
+                <w:i/>
+              </w:rPr>
+              <w:t>Termékek keresése név alapján.</w:t>
+            </w:r>
+          </w:p>
+        </w:tc>
+      </w:tr>
+      <w:tr>
+        <w:tc>
+          <w:tcPr>
+            <w:tcW w:w="3019" w:type="dxa"/>
+            <w:shd w:val="clear" w:color="auto" w:fill="F2F2F2" w:themeFill="background1" w:themeFillShade="F2"/>
+          </w:tcPr>
+          <w:p>
+            <w:pPr>
+              <w:pStyle w:val="NormlWeb"/>
+              <w:jc w:val="center"/>
+              <w:rPr>
+                <w:b/>
+                <w:i/>
+              </w:rPr>
+            </w:pPr>
+            <w:r>
+              <w:rPr>
+                <w:b/>
+                <w:i/>
+              </w:rPr>
+              <w:t>GET</w:t>
+            </w:r>
+          </w:p>
+        </w:tc>
+        <w:tc>
+          <w:tcPr>
+            <w:tcW w:w="3019" w:type="dxa"/>
+            <w:shd w:val="clear" w:color="auto" w:fill="F2F2F2" w:themeFill="background1" w:themeFillShade="F2"/>
+          </w:tcPr>
+          <w:p>
+            <w:pPr>
+              <w:pStyle w:val="NormlWeb"/>
+              <w:jc w:val="center"/>
+              <w:rPr>
+                <w:b/>
+                <w:i/>
+              </w:rPr>
+            </w:pPr>
+            <w:r>
+              <w:rPr>
+                <w:b/>
+                <w:i/>
+              </w:rPr>
+              <w:t>/</w:t>
+            </w:r>
+            <w:proofErr w:type="spellStart"/>
+            <w:r>
+              <w:rPr>
+                <w:b/>
+                <w:i/>
+              </w:rPr>
+              <w:t>api</w:t>
+            </w:r>
+            <w:proofErr w:type="spellEnd"/>
+            <w:r>
+              <w:rPr>
+                <w:b/>
+                <w:i/>
+              </w:rPr>
+              <w:t>/</w:t>
+            </w:r>
+            <w:proofErr w:type="spellStart"/>
+            <w:r>
+              <w:rPr>
+                <w:b/>
+                <w:i/>
+              </w:rPr>
+              <w:t>termekek</w:t>
+            </w:r>
+            <w:proofErr w:type="spellEnd"/>
+            <w:r>
+              <w:rPr>
+                <w:b/>
+                <w:i/>
+              </w:rPr>
+              <w:t>/</w:t>
+            </w:r>
+            <w:proofErr w:type="spellStart"/>
+            <w:r>
+              <w:rPr>
+                <w:b/>
+                <w:i/>
+              </w:rPr>
+              <w:t>kategoria</w:t>
+            </w:r>
+            <w:proofErr w:type="spellEnd"/>
+            <w:r>
+              <w:rPr>
+                <w:b/>
+                <w:i/>
+              </w:rPr>
+              <w:t>/:</w:t>
+            </w:r>
+            <w:proofErr w:type="spellStart"/>
+            <w:r>
+              <w:rPr>
+                <w:b/>
+                <w:i/>
+              </w:rPr>
+              <w:t>tipus</w:t>
+            </w:r>
+            <w:proofErr w:type="spellEnd"/>
+          </w:p>
+        </w:tc>
+        <w:tc>
+          <w:tcPr>
+            <w:tcW w:w="3024" w:type="dxa"/>
+            <w:shd w:val="clear" w:color="auto" w:fill="F2F2F2" w:themeFill="background1" w:themeFillShade="F2"/>
+          </w:tcPr>
+          <w:p>
+            <w:pPr>
+              <w:pStyle w:val="NormlWeb"/>
+              <w:jc w:val="center"/>
+              <w:rPr>
+                <w:b/>
+                <w:i/>
+              </w:rPr>
+            </w:pPr>
+            <w:r>
+              <w:rPr>
+                <w:b/>
+                <w:i/>
+              </w:rPr>
+              <w:t>Termékek szűrése kategória (típus) szerint.</w:t>
+            </w:r>
+          </w:p>
+        </w:tc>
+      </w:tr>
+      <w:tr>
+        <w:tblPrEx>
+          <w:tblCellMar>
+            <w:left w:w="70" w:type="dxa"/>
+            <w:right w:w="70" w:type="dxa"/>
+          </w:tblCellMar>
+          <w:tblLook w:val="0000" w:firstRow="0" w:lastRow="0" w:firstColumn="0" w:lastColumn="0" w:noHBand="0" w:noVBand="0"/>
+        </w:tblPrEx>
+        <w:trPr>
+          <w:trHeight w:val="285"/>
+        </w:trPr>
+        <w:tc>
+          <w:tcPr>
+            <w:tcW w:w="3019" w:type="dxa"/>
+            <w:shd w:val="clear" w:color="auto" w:fill="F2F2F2" w:themeFill="background1" w:themeFillShade="F2"/>
+          </w:tcPr>
+          <w:p>
+            <w:pPr>
+              <w:pStyle w:val="NormlWeb"/>
+              <w:jc w:val="center"/>
+              <w:rPr>
+                <w:b/>
+                <w:i/>
+              </w:rPr>
+            </w:pPr>
+            <w:r>
+              <w:rPr>
+                <w:b/>
+                <w:i/>
+              </w:rPr>
+              <w:t>GET</w:t>
+            </w:r>
+          </w:p>
+        </w:tc>
+        <w:tc>
+          <w:tcPr>
+            <w:tcW w:w="3015" w:type="dxa"/>
+            <w:shd w:val="clear" w:color="auto" w:fill="F2F2F2" w:themeFill="background1" w:themeFillShade="F2"/>
+          </w:tcPr>
+          <w:p>
+            <w:pPr>
+              <w:pStyle w:val="NormlWeb"/>
+              <w:jc w:val="center"/>
+              <w:rPr>
+                <w:b/>
+                <w:i/>
+              </w:rPr>
+            </w:pPr>
+            <w:r>
+              <w:rPr>
+                <w:b/>
+                <w:i/>
+              </w:rPr>
+              <w:t>/</w:t>
+            </w:r>
+            <w:proofErr w:type="spellStart"/>
+            <w:r>
+              <w:rPr>
+                <w:b/>
+                <w:i/>
+              </w:rPr>
+              <w:t>api</w:t>
+            </w:r>
+            <w:proofErr w:type="spellEnd"/>
+            <w:r>
+              <w:rPr>
+                <w:b/>
+                <w:i/>
+              </w:rPr>
+              <w:t>/</w:t>
+            </w:r>
+            <w:proofErr w:type="spellStart"/>
+            <w:r>
+              <w:rPr>
+                <w:b/>
+                <w:i/>
+              </w:rPr>
+              <w:t>termekek</w:t>
+            </w:r>
+            <w:proofErr w:type="spellEnd"/>
+            <w:r>
+              <w:rPr>
+                <w:b/>
+                <w:i/>
+              </w:rPr>
+              <w:t>/</w:t>
+            </w:r>
+            <w:proofErr w:type="spellStart"/>
+            <w:r>
+              <w:rPr>
+                <w:b/>
+                <w:i/>
+              </w:rPr>
+              <w:t>szuro</w:t>
+            </w:r>
+            <w:proofErr w:type="spellEnd"/>
+          </w:p>
+        </w:tc>
+        <w:tc>
+          <w:tcPr>
+            <w:tcW w:w="3028" w:type="dxa"/>
+            <w:shd w:val="clear" w:color="auto" w:fill="F2F2F2" w:themeFill="background1" w:themeFillShade="F2"/>
+          </w:tcPr>
+          <w:p>
+            <w:pPr>
+              <w:pStyle w:val="NormlWeb"/>
+              <w:jc w:val="center"/>
+              <w:rPr>
+                <w:b/>
+                <w:i/>
+              </w:rPr>
+            </w:pPr>
+            <w:r>
+              <w:rPr>
+                <w:b/>
+                <w:i/>
+              </w:rPr>
+              <w:t>Összetett szűrés több feltétel alapján (típus, méret, szín, márka, ár).</w:t>
+            </w:r>
+          </w:p>
+        </w:tc>
+      </w:tr>
+    </w:tbl>
+    <w:p>
+      <w:pPr>
+        <w:pStyle w:val="Cmsor3"/>
+        <w:rPr>
+          <w:rStyle w:val="Kiemels2"/>
+        </w:rPr>
+      </w:pPr>
+    </w:p>
+    <w:p>
+      <w:pPr>
+        <w:rPr>
+          <w:rStyle w:val="Kiemels2"/>
+          <w:rFonts w:asciiTheme="majorHAnsi" w:eastAsiaTheme="majorEastAsia" w:hAnsiTheme="majorHAnsi" w:cstheme="majorBidi"/>
+          <w:color w:val="1F3763" w:themeColor="accent1" w:themeShade="7F"/>
+          <w:sz w:val="24"/>
+          <w:szCs w:val="24"/>
+        </w:rPr>
+      </w:pPr>
+      <w:r>
+        <w:rPr>
+          <w:rStyle w:val="Kiemels2"/>
+          <w:sz w:val="32"/>
+          <w:szCs w:val="32"/>
+        </w:rPr>
+        <w:t>Felhasználókkal kapcsolatos végpontok</w:t>
+      </w:r>
     </w:p>
     <w:p>
       <w:pPr>
         <w:pStyle w:val="NormlWeb"/>
-      </w:pPr>
+        <w:jc w:val="center"/>
+      </w:pPr>
+      <w:r>
+        <w:t xml:space="preserve">A felhasználói műveleteket a </w:t>
+      </w:r>
+      <w:r>
+        <w:rPr>
+          <w:rStyle w:val="HTML-kd"/>
+          <w:rFonts w:eastAsiaTheme="majorEastAsia"/>
+        </w:rPr>
+        <w:t>userModel.js</w:t>
+      </w:r>
+      <w:r>
+        <w:t xml:space="preserve"> kezeli. A rendszer </w:t>
+      </w:r>
+      <w:r>
+        <w:rPr>
+          <w:u w:val="single"/>
+        </w:rPr>
+        <w:t xml:space="preserve">biztonságos jelszókezelést alkalmaz, </w:t>
+      </w:r>
+      <w:proofErr w:type="spellStart"/>
+      <w:r>
+        <w:rPr>
+          <w:u w:val="single"/>
+        </w:rPr>
+        <w:t>bcrypt</w:t>
+      </w:r>
+      <w:proofErr w:type="spellEnd"/>
+      <w:r>
+        <w:rPr>
+          <w:u w:val="single"/>
+        </w:rPr>
+        <w:t xml:space="preserve"> alapú titkosítással</w:t>
+      </w:r>
+      <w:r>
+        <w:t>.</w:t>
+      </w:r>
+    </w:p>
+    <w:tbl>
+      <w:tblPr>
+        <w:tblStyle w:val="Rcsostblzat"/>
+        <w:tblW w:w="0" w:type="auto"/>
+        <w:tblLook w:val="04A0" w:firstRow="1" w:lastRow="0" w:firstColumn="1" w:lastColumn="0" w:noHBand="0" w:noVBand="1"/>
+      </w:tblPr>
+      <w:tblGrid>
+        <w:gridCol w:w="3020"/>
+        <w:gridCol w:w="3021"/>
+        <w:gridCol w:w="3021"/>
+      </w:tblGrid>
+      <w:tr>
+        <w:tc>
+          <w:tcPr>
+            <w:tcW w:w="3020" w:type="dxa"/>
+            <w:shd w:val="clear" w:color="auto" w:fill="000000" w:themeFill="text1"/>
+          </w:tcPr>
+          <w:p>
+            <w:pPr>
+              <w:pStyle w:val="NormlWeb"/>
+              <w:jc w:val="center"/>
+              <w:rPr>
+                <w:b/>
+              </w:rPr>
+            </w:pPr>
+            <w:r>
+              <w:rPr>
+                <w:b/>
+              </w:rPr>
+              <w:t>Módszer</w:t>
+            </w:r>
+          </w:p>
+        </w:tc>
+        <w:tc>
+          <w:tcPr>
+            <w:tcW w:w="3021" w:type="dxa"/>
+            <w:shd w:val="clear" w:color="auto" w:fill="000000" w:themeFill="text1"/>
+          </w:tcPr>
+          <w:p>
+            <w:pPr>
+              <w:pStyle w:val="NormlWeb"/>
+              <w:jc w:val="center"/>
+              <w:rPr>
+                <w:b/>
+              </w:rPr>
+            </w:pPr>
+            <w:r>
+              <w:rPr>
+                <w:b/>
+              </w:rPr>
+              <w:t>Végpont</w:t>
+            </w:r>
+          </w:p>
+        </w:tc>
+        <w:tc>
+          <w:tcPr>
+            <w:tcW w:w="3021" w:type="dxa"/>
+            <w:shd w:val="clear" w:color="auto" w:fill="000000" w:themeFill="text1"/>
+          </w:tcPr>
+          <w:p>
+            <w:pPr>
+              <w:pStyle w:val="NormlWeb"/>
+              <w:jc w:val="center"/>
+              <w:rPr>
+                <w:b/>
+              </w:rPr>
+            </w:pPr>
+            <w:r>
+              <w:rPr>
+                <w:b/>
+              </w:rPr>
+              <w:t>Leírás</w:t>
+            </w:r>
+          </w:p>
+        </w:tc>
+      </w:tr>
+      <w:tr>
+        <w:tc>
+          <w:tcPr>
+            <w:tcW w:w="3020" w:type="dxa"/>
+            <w:shd w:val="clear" w:color="auto" w:fill="F2F2F2" w:themeFill="background1" w:themeFillShade="F2"/>
+          </w:tcPr>
+          <w:p>
+            <w:pPr>
+              <w:pStyle w:val="NormlWeb"/>
+              <w:jc w:val="center"/>
+              <w:rPr>
+                <w:b/>
+                <w:i/>
+              </w:rPr>
+            </w:pPr>
+            <w:r>
+              <w:rPr>
+                <w:b/>
+                <w:i/>
+              </w:rPr>
+              <w:t>POST</w:t>
+            </w:r>
+          </w:p>
+        </w:tc>
+        <w:tc>
+          <w:tcPr>
+            <w:tcW w:w="3021" w:type="dxa"/>
+            <w:shd w:val="clear" w:color="auto" w:fill="F2F2F2" w:themeFill="background1" w:themeFillShade="F2"/>
+          </w:tcPr>
+          <w:p>
+            <w:pPr>
+              <w:pStyle w:val="NormlWeb"/>
+              <w:jc w:val="center"/>
+              <w:rPr>
+                <w:b/>
+                <w:i/>
+              </w:rPr>
+            </w:pPr>
+            <w:r>
+              <w:rPr>
+                <w:b/>
+                <w:i/>
+              </w:rPr>
+              <w:t>/</w:t>
+            </w:r>
+            <w:proofErr w:type="spellStart"/>
+            <w:r>
+              <w:rPr>
+                <w:b/>
+                <w:i/>
+              </w:rPr>
+              <w:t>api</w:t>
+            </w:r>
+            <w:proofErr w:type="spellEnd"/>
+            <w:r>
+              <w:rPr>
+                <w:b/>
+                <w:i/>
+              </w:rPr>
+              <w:t>/</w:t>
+            </w:r>
+            <w:proofErr w:type="spellStart"/>
+            <w:r>
+              <w:rPr>
+                <w:b/>
+                <w:i/>
+              </w:rPr>
+              <w:t>users</w:t>
+            </w:r>
+            <w:proofErr w:type="spellEnd"/>
+            <w:r>
+              <w:rPr>
+                <w:b/>
+                <w:i/>
+              </w:rPr>
+              <w:t>/</w:t>
+            </w:r>
+            <w:proofErr w:type="spellStart"/>
+            <w:r>
+              <w:rPr>
+                <w:b/>
+                <w:i/>
+              </w:rPr>
+              <w:t>register</w:t>
+            </w:r>
+            <w:proofErr w:type="spellEnd"/>
+          </w:p>
+        </w:tc>
+        <w:tc>
+          <w:tcPr>
+            <w:tcW w:w="3021" w:type="dxa"/>
+            <w:shd w:val="clear" w:color="auto" w:fill="F2F2F2" w:themeFill="background1" w:themeFillShade="F2"/>
+          </w:tcPr>
+          <w:p>
+            <w:pPr>
+              <w:pStyle w:val="NormlWeb"/>
+              <w:jc w:val="center"/>
+              <w:rPr>
+                <w:b/>
+                <w:i/>
+              </w:rPr>
+            </w:pPr>
+            <w:r>
+              <w:rPr>
+                <w:b/>
+                <w:i/>
+              </w:rPr>
+              <w:t>Új felhasználó regisztrációja.</w:t>
+            </w:r>
+          </w:p>
+        </w:tc>
+      </w:tr>
+      <w:tr>
+        <w:tc>
+          <w:tcPr>
+            <w:tcW w:w="3020" w:type="dxa"/>
+            <w:shd w:val="clear" w:color="auto" w:fill="F2F2F2" w:themeFill="background1" w:themeFillShade="F2"/>
+          </w:tcPr>
+          <w:p>
+            <w:pPr>
+              <w:pStyle w:val="NormlWeb"/>
+              <w:jc w:val="center"/>
+              <w:rPr>
+                <w:b/>
+                <w:i/>
+              </w:rPr>
+            </w:pPr>
+            <w:r>
+              <w:rPr>
+                <w:b/>
+                <w:i/>
+              </w:rPr>
+              <w:t>POST</w:t>
+            </w:r>
+          </w:p>
+        </w:tc>
+        <w:tc>
+          <w:tcPr>
+            <w:tcW w:w="3021" w:type="dxa"/>
+            <w:shd w:val="clear" w:color="auto" w:fill="F2F2F2" w:themeFill="background1" w:themeFillShade="F2"/>
+          </w:tcPr>
+          <w:p>
+            <w:pPr>
+              <w:pStyle w:val="NormlWeb"/>
+              <w:jc w:val="center"/>
+              <w:rPr>
+                <w:b/>
+                <w:i/>
+              </w:rPr>
+            </w:pPr>
+            <w:r>
+              <w:rPr>
+                <w:b/>
+                <w:i/>
+              </w:rPr>
+              <w:t>/</w:t>
+            </w:r>
+            <w:proofErr w:type="spellStart"/>
+            <w:r>
+              <w:rPr>
+                <w:b/>
+                <w:i/>
+              </w:rPr>
+              <w:t>api</w:t>
+            </w:r>
+            <w:proofErr w:type="spellEnd"/>
+            <w:r>
+              <w:rPr>
+                <w:b/>
+                <w:i/>
+              </w:rPr>
+              <w:t>/</w:t>
+            </w:r>
+            <w:proofErr w:type="spellStart"/>
+            <w:r>
+              <w:rPr>
+                <w:b/>
+                <w:i/>
+              </w:rPr>
+              <w:t>users</w:t>
+            </w:r>
+            <w:proofErr w:type="spellEnd"/>
+            <w:r>
+              <w:rPr>
+                <w:b/>
+                <w:i/>
+              </w:rPr>
+              <w:t>/login</w:t>
+            </w:r>
+          </w:p>
+        </w:tc>
+        <w:tc>
+          <w:tcPr>
+            <w:tcW w:w="3021" w:type="dxa"/>
+            <w:shd w:val="clear" w:color="auto" w:fill="F2F2F2" w:themeFill="background1" w:themeFillShade="F2"/>
+          </w:tcPr>
+          <w:p>
+            <w:pPr>
+              <w:pStyle w:val="NormlWeb"/>
+              <w:jc w:val="center"/>
+              <w:rPr>
+                <w:b/>
+                <w:i/>
+              </w:rPr>
+            </w:pPr>
+            <w:r>
+              <w:rPr>
+                <w:b/>
+                <w:i/>
+              </w:rPr>
+              <w:t>Felhasználó bejelentkezése felhasználónév és jelszó alapján.</w:t>
+            </w:r>
+          </w:p>
+        </w:tc>
+      </w:tr>
+      <w:tr>
+        <w:tc>
+          <w:tcPr>
+            <w:tcW w:w="3020" w:type="dxa"/>
+            <w:shd w:val="clear" w:color="auto" w:fill="F2F2F2" w:themeFill="background1" w:themeFillShade="F2"/>
+          </w:tcPr>
+          <w:p>
+            <w:pPr>
+              <w:pStyle w:val="NormlWeb"/>
+              <w:jc w:val="center"/>
+              <w:rPr>
+                <w:b/>
+                <w:i/>
+              </w:rPr>
+            </w:pPr>
+            <w:r>
+              <w:rPr>
+                <w:b/>
+                <w:i/>
+              </w:rPr>
+              <w:t>GET</w:t>
+            </w:r>
+          </w:p>
+        </w:tc>
+        <w:tc>
+          <w:tcPr>
+            <w:tcW w:w="3021" w:type="dxa"/>
+            <w:shd w:val="clear" w:color="auto" w:fill="F2F2F2" w:themeFill="background1" w:themeFillShade="F2"/>
+          </w:tcPr>
+          <w:p>
+            <w:pPr>
+              <w:pStyle w:val="NormlWeb"/>
+              <w:jc w:val="center"/>
+              <w:rPr>
+                <w:b/>
+                <w:i/>
+              </w:rPr>
+            </w:pPr>
+            <w:r>
+              <w:rPr>
+                <w:b/>
+                <w:i/>
+              </w:rPr>
+              <w:t>/</w:t>
+            </w:r>
+            <w:proofErr w:type="spellStart"/>
+            <w:r>
+              <w:rPr>
+                <w:b/>
+                <w:i/>
+              </w:rPr>
+              <w:t>api</w:t>
+            </w:r>
+            <w:proofErr w:type="spellEnd"/>
+            <w:r>
+              <w:rPr>
+                <w:b/>
+                <w:i/>
+              </w:rPr>
+              <w:t>/</w:t>
+            </w:r>
+            <w:proofErr w:type="spellStart"/>
+            <w:r>
+              <w:rPr>
+                <w:b/>
+                <w:i/>
+              </w:rPr>
+              <w:t>users</w:t>
+            </w:r>
+            <w:proofErr w:type="spellEnd"/>
+            <w:r>
+              <w:rPr>
+                <w:b/>
+                <w:i/>
+              </w:rPr>
+              <w:t>/:</w:t>
+            </w:r>
+            <w:proofErr w:type="spellStart"/>
+            <w:r>
+              <w:rPr>
+                <w:b/>
+                <w:i/>
+              </w:rPr>
+              <w:t>id</w:t>
+            </w:r>
+            <w:proofErr w:type="spellEnd"/>
+          </w:p>
+        </w:tc>
+        <w:tc>
+          <w:tcPr>
+            <w:tcW w:w="3021" w:type="dxa"/>
+            <w:shd w:val="clear" w:color="auto" w:fill="F2F2F2" w:themeFill="background1" w:themeFillShade="F2"/>
+          </w:tcPr>
+          <w:p>
+            <w:pPr>
+              <w:pStyle w:val="NormlWeb"/>
+              <w:jc w:val="center"/>
+              <w:rPr>
+                <w:b/>
+                <w:i/>
+              </w:rPr>
+            </w:pPr>
+            <w:r>
+              <w:rPr>
+                <w:b/>
+                <w:i/>
+              </w:rPr>
+              <w:t>Felhasználó adatainak lekérése azonosító alapján.</w:t>
+            </w:r>
+          </w:p>
+        </w:tc>
+      </w:tr>
+    </w:tbl>
+    <w:p>
+      <w:pPr>
+        <w:pStyle w:val="Cmsor3"/>
+        <w:rPr>
+          <w:rStyle w:val="Kiemels2"/>
+          <w:color w:val="000000" w:themeColor="text1"/>
+          <w:sz w:val="32"/>
+          <w:szCs w:val="32"/>
+        </w:rPr>
+      </w:pPr>
+      <w:r>
+        <w:rPr>
+          <w:rStyle w:val="Kiemels2"/>
+          <w:color w:val="000000" w:themeColor="text1"/>
+          <w:sz w:val="32"/>
+          <w:szCs w:val="32"/>
+        </w:rPr>
+        <w:t>Kosárral kapcsolatos végpontok</w:t>
+      </w:r>
     </w:p>
     <w:p>
       <w:pPr>
         <w:pStyle w:val="NormlWeb"/>
-      </w:pPr>
+        <w:jc w:val="center"/>
+      </w:pPr>
+      <w:r>
+        <w:t xml:space="preserve">A vásárlói kosár működését a </w:t>
+      </w:r>
+      <w:r>
+        <w:rPr>
+          <w:rStyle w:val="HTML-kd"/>
+          <w:rFonts w:eastAsiaTheme="majorEastAsia"/>
+        </w:rPr>
+        <w:t>cartModel.js</w:t>
+      </w:r>
+      <w:r>
+        <w:t xml:space="preserve"> valósítja meg. Minden felhasználóhoz egy egyedi kosár tartozik, amely automatikusan létrejön az első termék hozzáadásakor.</w:t>
+      </w:r>
+    </w:p>
+    <w:tbl>
+      <w:tblPr>
+        <w:tblStyle w:val="Rcsostblzat"/>
+        <w:tblW w:w="0" w:type="auto"/>
+        <w:tblLook w:val="04A0" w:firstRow="1" w:lastRow="0" w:firstColumn="1" w:lastColumn="0" w:noHBand="0" w:noVBand="1"/>
+      </w:tblPr>
+      <w:tblGrid>
+        <w:gridCol w:w="3020"/>
+        <w:gridCol w:w="3021"/>
+        <w:gridCol w:w="3021"/>
+      </w:tblGrid>
+      <w:tr>
+        <w:tc>
+          <w:tcPr>
+            <w:tcW w:w="3020" w:type="dxa"/>
+            <w:shd w:val="clear" w:color="auto" w:fill="000000" w:themeFill="text1"/>
+          </w:tcPr>
+          <w:p>
+            <w:pPr>
+              <w:pStyle w:val="NormlWeb"/>
+              <w:jc w:val="center"/>
+              <w:rPr>
+                <w:b/>
+              </w:rPr>
+            </w:pPr>
+            <w:r>
+              <w:rPr>
+                <w:b/>
+              </w:rPr>
+              <w:t>Módszer</w:t>
+            </w:r>
+          </w:p>
+        </w:tc>
+        <w:tc>
+          <w:tcPr>
+            <w:tcW w:w="3021" w:type="dxa"/>
+            <w:shd w:val="clear" w:color="auto" w:fill="000000" w:themeFill="text1"/>
+          </w:tcPr>
+          <w:p>
+            <w:pPr>
+              <w:pStyle w:val="NormlWeb"/>
+              <w:jc w:val="center"/>
+              <w:rPr>
+                <w:b/>
+              </w:rPr>
+            </w:pPr>
+            <w:r>
+              <w:rPr>
+                <w:b/>
+              </w:rPr>
+              <w:t>Végpont</w:t>
+            </w:r>
+          </w:p>
+        </w:tc>
+        <w:tc>
+          <w:tcPr>
+            <w:tcW w:w="3021" w:type="dxa"/>
+            <w:shd w:val="clear" w:color="auto" w:fill="000000" w:themeFill="text1"/>
+          </w:tcPr>
+          <w:p>
+            <w:pPr>
+              <w:pStyle w:val="NormlWeb"/>
+              <w:jc w:val="center"/>
+              <w:rPr>
+                <w:b/>
+              </w:rPr>
+            </w:pPr>
+            <w:r>
+              <w:rPr>
+                <w:b/>
+              </w:rPr>
+              <w:t>Leírás</w:t>
+            </w:r>
+          </w:p>
+        </w:tc>
+      </w:tr>
+      <w:tr>
+        <w:tc>
+          <w:tcPr>
+            <w:tcW w:w="3020" w:type="dxa"/>
+            <w:shd w:val="clear" w:color="auto" w:fill="F2F2F2" w:themeFill="background1" w:themeFillShade="F2"/>
+          </w:tcPr>
+          <w:p>
+            <w:pPr>
+              <w:pStyle w:val="NormlWeb"/>
+              <w:jc w:val="center"/>
+              <w:rPr>
+                <w:b/>
+                <w:i/>
+              </w:rPr>
+            </w:pPr>
+            <w:r>
+              <w:rPr>
+                <w:b/>
+                <w:i/>
+              </w:rPr>
+              <w:t>GET</w:t>
+            </w:r>
+          </w:p>
+        </w:tc>
+        <w:tc>
+          <w:tcPr>
+            <w:tcW w:w="3021" w:type="dxa"/>
+            <w:shd w:val="clear" w:color="auto" w:fill="F2F2F2" w:themeFill="background1" w:themeFillShade="F2"/>
+          </w:tcPr>
+          <w:p>
+            <w:pPr>
+              <w:pStyle w:val="NormlWeb"/>
+              <w:jc w:val="center"/>
+              <w:rPr>
+                <w:b/>
+                <w:i/>
+              </w:rPr>
+            </w:pPr>
+            <w:r>
+              <w:rPr>
+                <w:b/>
+                <w:i/>
+              </w:rPr>
+              <w:t>/</w:t>
+            </w:r>
+            <w:proofErr w:type="spellStart"/>
+            <w:r>
+              <w:rPr>
+                <w:b/>
+                <w:i/>
+              </w:rPr>
+              <w:t>api</w:t>
+            </w:r>
+            <w:proofErr w:type="spellEnd"/>
+            <w:r>
+              <w:rPr>
+                <w:b/>
+                <w:i/>
+              </w:rPr>
+              <w:t>/</w:t>
+            </w:r>
+            <w:proofErr w:type="spellStart"/>
+            <w:r>
+              <w:rPr>
+                <w:b/>
+                <w:i/>
+              </w:rPr>
+              <w:t>cart</w:t>
+            </w:r>
+            <w:proofErr w:type="spellEnd"/>
+          </w:p>
+        </w:tc>
+        <w:tc>
+          <w:tcPr>
+            <w:tcW w:w="3021" w:type="dxa"/>
+            <w:shd w:val="clear" w:color="auto" w:fill="F2F2F2" w:themeFill="background1" w:themeFillShade="F2"/>
+          </w:tcPr>
+          <w:p>
+            <w:pPr>
+              <w:pStyle w:val="NormlWeb"/>
+              <w:jc w:val="center"/>
+              <w:rPr>
+                <w:b/>
+                <w:i/>
+              </w:rPr>
+            </w:pPr>
+            <w:r>
+              <w:rPr>
+                <w:b/>
+                <w:i/>
+              </w:rPr>
+              <w:t>A felhasználó kosarának tartalmának lekérése.</w:t>
+            </w:r>
+          </w:p>
+        </w:tc>
+      </w:tr>
+      <w:tr>
+        <w:tc>
+          <w:tcPr>
+            <w:tcW w:w="3020" w:type="dxa"/>
+            <w:shd w:val="clear" w:color="auto" w:fill="F2F2F2" w:themeFill="background1" w:themeFillShade="F2"/>
+          </w:tcPr>
+          <w:p>
+            <w:pPr>
+              <w:pStyle w:val="NormlWeb"/>
+              <w:jc w:val="center"/>
+              <w:rPr>
+                <w:b/>
+                <w:i/>
+              </w:rPr>
+            </w:pPr>
+            <w:r>
+              <w:rPr>
+                <w:b/>
+                <w:i/>
+              </w:rPr>
+              <w:t>POST</w:t>
+            </w:r>
+          </w:p>
+        </w:tc>
+        <w:tc>
+          <w:tcPr>
+            <w:tcW w:w="3021" w:type="dxa"/>
+            <w:shd w:val="clear" w:color="auto" w:fill="F2F2F2" w:themeFill="background1" w:themeFillShade="F2"/>
+          </w:tcPr>
+          <w:p>
+            <w:pPr>
+              <w:pStyle w:val="NormlWeb"/>
+              <w:jc w:val="center"/>
+              <w:rPr>
+                <w:b/>
+                <w:i/>
+              </w:rPr>
+            </w:pPr>
+            <w:r>
+              <w:rPr>
+                <w:b/>
+                <w:i/>
+              </w:rPr>
+              <w:t>/</w:t>
+            </w:r>
+            <w:proofErr w:type="spellStart"/>
+            <w:r>
+              <w:rPr>
+                <w:b/>
+                <w:i/>
+              </w:rPr>
+              <w:t>api</w:t>
+            </w:r>
+            <w:proofErr w:type="spellEnd"/>
+            <w:r>
+              <w:rPr>
+                <w:b/>
+                <w:i/>
+              </w:rPr>
+              <w:t>/</w:t>
+            </w:r>
+            <w:proofErr w:type="spellStart"/>
+            <w:r>
+              <w:rPr>
+                <w:b/>
+                <w:i/>
+              </w:rPr>
+              <w:t>cart</w:t>
+            </w:r>
+            <w:proofErr w:type="spellEnd"/>
+          </w:p>
+        </w:tc>
+        <w:tc>
+          <w:tcPr>
+            <w:tcW w:w="3021" w:type="dxa"/>
+            <w:shd w:val="clear" w:color="auto" w:fill="F2F2F2" w:themeFill="background1" w:themeFillShade="F2"/>
+          </w:tcPr>
+          <w:p>
+            <w:pPr>
+              <w:pStyle w:val="NormlWeb"/>
+              <w:jc w:val="center"/>
+              <w:rPr>
+                <w:b/>
+                <w:i/>
+              </w:rPr>
+            </w:pPr>
+            <w:r>
+              <w:rPr>
+                <w:b/>
+                <w:i/>
+              </w:rPr>
+              <w:t>Termék hozzáadása a kosárhoz. Ha a termék már szerepel benne, a mennyiség növekszik.</w:t>
+            </w:r>
+          </w:p>
+        </w:tc>
+      </w:tr>
+      <w:tr>
+        <w:tc>
+          <w:tcPr>
+            <w:tcW w:w="3020" w:type="dxa"/>
+            <w:shd w:val="clear" w:color="auto" w:fill="F2F2F2" w:themeFill="background1" w:themeFillShade="F2"/>
+          </w:tcPr>
+          <w:p>
+            <w:pPr>
+              <w:pStyle w:val="NormlWeb"/>
+              <w:jc w:val="center"/>
+              <w:rPr>
+                <w:b/>
+                <w:i/>
+              </w:rPr>
+            </w:pPr>
+            <w:r>
+              <w:rPr>
+                <w:b/>
+                <w:i/>
+              </w:rPr>
+              <w:t>DELETE</w:t>
+            </w:r>
+          </w:p>
+        </w:tc>
+        <w:tc>
+          <w:tcPr>
+            <w:tcW w:w="3021" w:type="dxa"/>
+            <w:shd w:val="clear" w:color="auto" w:fill="F2F2F2" w:themeFill="background1" w:themeFillShade="F2"/>
+          </w:tcPr>
+          <w:p>
+            <w:pPr>
+              <w:pStyle w:val="NormlWeb"/>
+              <w:jc w:val="center"/>
+              <w:rPr>
+                <w:b/>
+                <w:i/>
+              </w:rPr>
+            </w:pPr>
+            <w:r>
+              <w:rPr>
+                <w:b/>
+                <w:i/>
+              </w:rPr>
+              <w:t>/</w:t>
+            </w:r>
+            <w:proofErr w:type="spellStart"/>
+            <w:r>
+              <w:rPr>
+                <w:b/>
+                <w:i/>
+              </w:rPr>
+              <w:t>api</w:t>
+            </w:r>
+            <w:proofErr w:type="spellEnd"/>
+            <w:r>
+              <w:rPr>
+                <w:b/>
+                <w:i/>
+              </w:rPr>
+              <w:t>/</w:t>
+            </w:r>
+            <w:proofErr w:type="spellStart"/>
+            <w:r>
+              <w:rPr>
+                <w:b/>
+                <w:i/>
+              </w:rPr>
+              <w:t>cart</w:t>
+            </w:r>
+            <w:proofErr w:type="spellEnd"/>
+            <w:r>
+              <w:rPr>
+                <w:b/>
+                <w:i/>
+              </w:rPr>
+              <w:t>/</w:t>
+            </w:r>
+            <w:proofErr w:type="spellStart"/>
+            <w:r>
+              <w:rPr>
+                <w:b/>
+                <w:i/>
+              </w:rPr>
+              <w:t>item</w:t>
+            </w:r>
+            <w:proofErr w:type="spellEnd"/>
+            <w:r>
+              <w:rPr>
+                <w:b/>
+                <w:i/>
+              </w:rPr>
+              <w:t>/:</w:t>
+            </w:r>
+            <w:proofErr w:type="spellStart"/>
+            <w:r>
+              <w:rPr>
+                <w:b/>
+                <w:i/>
+              </w:rPr>
+              <w:t>item_id</w:t>
+            </w:r>
+            <w:proofErr w:type="spellEnd"/>
+          </w:p>
+        </w:tc>
+        <w:tc>
+          <w:tcPr>
+            <w:tcW w:w="3021" w:type="dxa"/>
+            <w:shd w:val="clear" w:color="auto" w:fill="F2F2F2" w:themeFill="background1" w:themeFillShade="F2"/>
+          </w:tcPr>
+          <w:p>
+            <w:pPr>
+              <w:pStyle w:val="NormlWeb"/>
+              <w:jc w:val="center"/>
+              <w:rPr>
+                <w:b/>
+                <w:i/>
+              </w:rPr>
+            </w:pPr>
+            <w:r>
+              <w:rPr>
+                <w:b/>
+                <w:i/>
+              </w:rPr>
+              <w:t>Egy adott termék eltávolítása a kosárból.</w:t>
+            </w:r>
+          </w:p>
+        </w:tc>
+      </w:tr>
+      <w:tr>
+        <w:tc>
+          <w:tcPr>
+            <w:tcW w:w="3020" w:type="dxa"/>
+            <w:shd w:val="clear" w:color="auto" w:fill="F2F2F2" w:themeFill="background1" w:themeFillShade="F2"/>
+          </w:tcPr>
+          <w:p>
+            <w:pPr>
+              <w:pStyle w:val="NormlWeb"/>
+              <w:jc w:val="center"/>
+              <w:rPr>
+                <w:b/>
+                <w:i/>
+              </w:rPr>
+            </w:pPr>
+            <w:r>
+              <w:rPr>
+                <w:b/>
+                <w:i/>
+              </w:rPr>
+              <w:t>DELETE</w:t>
+            </w:r>
+          </w:p>
+        </w:tc>
+        <w:tc>
+          <w:tcPr>
+            <w:tcW w:w="3021" w:type="dxa"/>
+            <w:shd w:val="clear" w:color="auto" w:fill="F2F2F2" w:themeFill="background1" w:themeFillShade="F2"/>
+          </w:tcPr>
+          <w:p>
+            <w:pPr>
+              <w:pStyle w:val="NormlWeb"/>
+              <w:jc w:val="center"/>
+              <w:rPr>
+                <w:b/>
+                <w:i/>
+              </w:rPr>
+            </w:pPr>
+            <w:r>
+              <w:rPr>
+                <w:b/>
+                <w:i/>
+              </w:rPr>
+              <w:t>/</w:t>
+            </w:r>
+            <w:proofErr w:type="spellStart"/>
+            <w:r>
+              <w:rPr>
+                <w:b/>
+                <w:i/>
+              </w:rPr>
+              <w:t>api</w:t>
+            </w:r>
+            <w:proofErr w:type="spellEnd"/>
+            <w:r>
+              <w:rPr>
+                <w:b/>
+                <w:i/>
+              </w:rPr>
+              <w:t>/</w:t>
+            </w:r>
+            <w:proofErr w:type="spellStart"/>
+            <w:r>
+              <w:rPr>
+                <w:b/>
+                <w:i/>
+              </w:rPr>
+              <w:t>cart</w:t>
+            </w:r>
+            <w:proofErr w:type="spellEnd"/>
+            <w:r>
+              <w:rPr>
+                <w:b/>
+                <w:i/>
+              </w:rPr>
+              <w:t>/</w:t>
+            </w:r>
+            <w:proofErr w:type="spellStart"/>
+            <w:r>
+              <w:rPr>
+                <w:b/>
+                <w:i/>
+              </w:rPr>
+              <w:t>clear</w:t>
+            </w:r>
+            <w:proofErr w:type="spellEnd"/>
+          </w:p>
+        </w:tc>
+        <w:tc>
+          <w:tcPr>
+            <w:tcW w:w="3021" w:type="dxa"/>
+            <w:shd w:val="clear" w:color="auto" w:fill="F2F2F2" w:themeFill="background1" w:themeFillShade="F2"/>
+          </w:tcPr>
+          <w:p>
+            <w:pPr>
+              <w:pStyle w:val="NormlWeb"/>
+              <w:jc w:val="center"/>
+              <w:rPr>
+                <w:b/>
+                <w:i/>
+              </w:rPr>
+            </w:pPr>
+            <w:r>
+              <w:rPr>
+                <w:b/>
+                <w:i/>
+              </w:rPr>
+              <w:t>A felhasználó kosarának teljes ürítése.</w:t>
+            </w:r>
+          </w:p>
+        </w:tc>
+      </w:tr>
+    </w:tbl>
+    <w:p>
+      <w:pPr>
+        <w:pStyle w:val="Cmsor3"/>
+        <w:rPr>
+          <w:sz w:val="32"/>
+          <w:szCs w:val="32"/>
+        </w:rPr>
+      </w:pPr>
+      <w:r>
+        <w:rPr>
+          <w:rStyle w:val="Kiemels2"/>
+          <w:color w:val="000000" w:themeColor="text1"/>
+          <w:sz w:val="32"/>
+          <w:szCs w:val="32"/>
+        </w:rPr>
+        <w:t>Összegzés</w:t>
+      </w:r>
+    </w:p>
+    <w:p>
+      <w:pPr>
+        <w:pStyle w:val="NormlWeb"/>
+        <w:jc w:val="center"/>
+      </w:pPr>
+      <w:r>
+        <w:t>Az API végpontok funkciók szerint elkülönítve kerültek kialakításra. A struktúra támogatja a biztonságos felhasználókezelést, az átlátható termékkezelést és a hatékony vásárlási folyamatot, megfelelve egy modern webáruház követelményeinek.</w:t>
+      </w:r>
+    </w:p>
+    <w:p>
+      <w:pPr>
+        <w:rPr>
+          <w:rFonts w:ascii="Times New Roman" w:eastAsia="Times New Roman" w:hAnsi="Times New Roman" w:cs="Times New Roman"/>
+          <w:sz w:val="24"/>
+          <w:szCs w:val="24"/>
+          <w:lang w:eastAsia="hu-HU"/>
+        </w:rPr>
+      </w:pPr>
+      <w:r>
+        <w:br w:type="page"/>
+      </w:r>
     </w:p>
     <w:p>
       <w:pPr>
         <w:pStyle w:val="Cmsor2"/>
       </w:pPr>
       <w:r>
-        <w:lastRenderedPageBreak/>
-        <w:t>3. API végpontok leírása</w:t>
+        <w:t>A rendszer működésének műszaki feltételei</w:t>
+      </w:r>
+    </w:p>
+    <w:p>
+      <w:pPr>
+        <w:pStyle w:val="Cmsor3"/>
+      </w:pPr>
+      <w:r>
+        <w:t>Frontend oldali feltételek</w:t>
       </w:r>
     </w:p>
     <w:p>
@@ -1217,70 +3590,350 @@
         <w:pStyle w:val="NormlWeb"/>
       </w:pPr>
       <w:r>
-        <w:t xml:space="preserve">A </w:t>
+        <w:t>A webalkalmazás működéséhez JavaScript futtatására képes modern webböngésző szükséges (például Google Chrome vagy Mozilla Firefox).</w:t>
+      </w:r>
+      <w:r>
+        <w:br/>
+        <w:t xml:space="preserve">Az alkalmazás </w:t>
       </w:r>
       <w:proofErr w:type="spellStart"/>
       <w:r>
-        <w:t>PandaPlug</w:t>
+        <w:t>React</w:t>
       </w:r>
       <w:proofErr w:type="spellEnd"/>
       <w:r>
-        <w:t xml:space="preserve"> webalkalmazás backend része REST alapú API-t biztosít a frontend számára. Ezek a végpontok felelősek a termékek kezeléséért, a felhasználók hitelesítéséért, valamint a vásárlói kosár működéséért. Az API felépítése logikus, átlátható és könnyen bővíthető.</w:t>
+        <w:t xml:space="preserve"> alapú frontend megoldást használ, JSX szintaxissal.</w:t>
+      </w:r>
+    </w:p>
+    <w:p>
+      <w:pPr>
+        <w:pStyle w:val="NormlWeb"/>
+      </w:pPr>
+      <w:r>
+        <w:t xml:space="preserve">A felhasználói felület kialakítása a </w:t>
+      </w:r>
+      <w:proofErr w:type="spellStart"/>
+      <w:r>
+        <w:t>React-Bootstrap</w:t>
+      </w:r>
+      <w:proofErr w:type="spellEnd"/>
+      <w:r>
+        <w:t xml:space="preserve"> könyvtár alkalmazásával történik.</w:t>
       </w:r>
     </w:p>
     <w:p>
       <w:r>
         <w:pict>
-          <v:rect id="_x0000_i1089" style="width:0;height:1.5pt" o:hralign="center" o:hrstd="t" o:hr="t" fillcolor="#a0a0a0" stroked="f"/>
+          <v:rect id="_x0000_i1026" style="width:0;height:1.5pt" o:hralign="center" o:hrstd="t" o:hr="t" fillcolor="#a0a0a0" stroked="f"/>
         </w:pict>
       </w:r>
     </w:p>
     <w:p>
       <w:pPr>
         <w:pStyle w:val="Cmsor3"/>
+      </w:pPr>
+      <w:r>
+        <w:t>Backend kapcsolódás</w:t>
+      </w:r>
+    </w:p>
+    <w:p>
+      <w:pPr>
+        <w:pStyle w:val="NormlWeb"/>
+      </w:pPr>
+      <w:r>
+        <w:t>A frontend alkalmazás HTTP kérések segítségével kommunikál a backend rendszerrel.</w:t>
+      </w:r>
+      <w:r>
+        <w:br/>
+        <w:t xml:space="preserve">A rendelési adatok POST kérés formájában kerülnek elküldésre az </w:t>
+      </w:r>
+      <w:r>
+        <w:rPr>
+          <w:rStyle w:val="HTML-kd"/>
+          <w:rFonts w:eastAsiaTheme="majorEastAsia"/>
+        </w:rPr>
+        <w:t>/</w:t>
+      </w:r>
+      <w:proofErr w:type="spellStart"/>
+      <w:r>
+        <w:rPr>
+          <w:rStyle w:val="HTML-kd"/>
+          <w:rFonts w:eastAsiaTheme="majorEastAsia"/>
+        </w:rPr>
+        <w:t>api</w:t>
+      </w:r>
+      <w:proofErr w:type="spellEnd"/>
+      <w:r>
+        <w:rPr>
+          <w:rStyle w:val="HTML-kd"/>
+          <w:rFonts w:eastAsiaTheme="majorEastAsia"/>
+        </w:rPr>
+        <w:t>/</w:t>
+      </w:r>
+      <w:proofErr w:type="spellStart"/>
+      <w:r>
+        <w:rPr>
+          <w:rStyle w:val="HTML-kd"/>
+          <w:rFonts w:eastAsiaTheme="majorEastAsia"/>
+        </w:rPr>
+        <w:t>orders</w:t>
+      </w:r>
+      <w:proofErr w:type="spellEnd"/>
+      <w:r>
+        <w:t xml:space="preserve"> végpontra.</w:t>
+      </w:r>
+    </w:p>
+    <w:p>
+      <w:pPr>
+        <w:pStyle w:val="NormlWeb"/>
+      </w:pPr>
+      <w:r>
+        <w:t xml:space="preserve">A fejlesztési környezetben a backend szolgáltatás a </w:t>
+      </w:r>
+      <w:r>
+        <w:rPr>
+          <w:rStyle w:val="HTML-kd"/>
+          <w:rFonts w:eastAsiaTheme="majorEastAsia"/>
+        </w:rPr>
+        <w:t>localhost:8080</w:t>
+      </w:r>
+      <w:r>
+        <w:t xml:space="preserve"> címen érhető el.</w:t>
+      </w:r>
+    </w:p>
+    <w:p>
+      <w:r>
+        <w:pict>
+          <v:rect id="_x0000_i1027" style="width:0;height:1.5pt" o:hralign="center" o:hrstd="t" o:hr="t" fillcolor="#a0a0a0" stroked="f"/>
+        </w:pict>
+      </w:r>
+    </w:p>
+    <w:p>
+      <w:pPr>
+        <w:pStyle w:val="Cmsor3"/>
+      </w:pPr>
+    </w:p>
+    <w:p>
+      <w:pPr>
+        <w:rPr>
+          <w:rFonts w:asciiTheme="majorHAnsi" w:eastAsiaTheme="majorEastAsia" w:hAnsiTheme="majorHAnsi" w:cstheme="majorBidi"/>
+          <w:color w:val="1F3763" w:themeColor="accent1" w:themeShade="7F"/>
+          <w:sz w:val="24"/>
+          <w:szCs w:val="24"/>
+        </w:rPr>
+      </w:pPr>
+    </w:p>
+    <w:p>
+      <w:pPr>
+        <w:pStyle w:val="Cmsor3"/>
+      </w:pPr>
+      <w:r>
+        <w:t>Egyéb műszaki feltételek</w:t>
+      </w:r>
+    </w:p>
+    <w:p>
+      <w:pPr>
+        <w:pStyle w:val="NormlWeb"/>
         <w:numPr>
           <w:ilvl w:val="0"/>
-          <w:numId w:val="8"/>
+          <w:numId w:val="10"/>
         </w:numPr>
-        <w:rPr>
-          <w:rStyle w:val="Kiemels2"/>
-          <w:color w:val="000000" w:themeColor="text1"/>
-        </w:rPr>
-      </w:pPr>
-      <w:r>
-        <w:rPr>
-          <w:rStyle w:val="Kiemels2"/>
-          <w:color w:val="000000" w:themeColor="text1"/>
-        </w:rPr>
-        <w:t>Termékekkel kapcsolatos végpontok</w:t>
+      </w:pPr>
+      <w:r>
+        <w:t>JavaScript engedélyezése a böngészőben</w:t>
       </w:r>
     </w:p>
     <w:p>
       <w:pPr>
         <w:pStyle w:val="NormlWeb"/>
-      </w:pPr>
-      <w:r>
-        <w:t xml:space="preserve">A termékkezelési funkciókat a </w:t>
-      </w:r>
+        <w:numPr>
+          <w:ilvl w:val="0"/>
+          <w:numId w:val="10"/>
+        </w:numPr>
+      </w:pPr>
+      <w:r>
+        <w:t>Aktív internetkapcsolat a külső erőforrások használatához</w:t>
+      </w:r>
+    </w:p>
+    <w:p>
+      <w:pPr>
+        <w:rPr>
+          <w:rFonts w:ascii="Times New Roman" w:eastAsia="Times New Roman" w:hAnsi="Times New Roman" w:cs="Times New Roman"/>
+          <w:sz w:val="24"/>
+          <w:szCs w:val="24"/>
+          <w:lang w:eastAsia="hu-HU"/>
+        </w:rPr>
+      </w:pPr>
+      <w:r>
+        <w:rPr>
+          <w:b/>
+          <w:bCs/>
+          <w:sz w:val="24"/>
+          <w:szCs w:val="24"/>
+        </w:rPr>
+        <w:br w:type="page"/>
+      </w:r>
+    </w:p>
+    <w:p>
+      <w:pPr>
+        <w:pStyle w:val="Cmsor2"/>
+      </w:pPr>
+      <w:r>
+        <w:t>Komponensek technikai leírása</w:t>
+      </w:r>
+    </w:p>
+    <w:p>
+      <w:pPr>
+        <w:pStyle w:val="Cmsor3"/>
+      </w:pPr>
+      <w:proofErr w:type="spellStart"/>
+      <w:r>
+        <w:t>CheckoutPage</w:t>
+      </w:r>
+      <w:proofErr w:type="spellEnd"/>
+      <w:r>
+        <w:t xml:space="preserve"> komponens</w:t>
+      </w:r>
+    </w:p>
+    <w:p>
+      <w:pPr>
+        <w:pStyle w:val="NormlWeb"/>
+      </w:pPr>
+      <w:r>
+        <w:t xml:space="preserve">A </w:t>
+      </w:r>
+      <w:proofErr w:type="spellStart"/>
+      <w:r>
+        <w:t>CheckoutPage</w:t>
+      </w:r>
+      <w:proofErr w:type="spellEnd"/>
+      <w:r>
+        <w:t xml:space="preserve"> egy </w:t>
+      </w:r>
+      <w:proofErr w:type="spellStart"/>
+      <w:r>
+        <w:t>React</w:t>
+      </w:r>
+      <w:proofErr w:type="spellEnd"/>
+      <w:r>
+        <w:t xml:space="preserve"> alapú funkcionális komponens, amely a weboldal rendelési (</w:t>
+      </w:r>
+      <w:proofErr w:type="spellStart"/>
+      <w:r>
+        <w:t>checkout</w:t>
+      </w:r>
+      <w:proofErr w:type="spellEnd"/>
+      <w:r>
+        <w:t>) folyamatát valósítja meg.</w:t>
+      </w:r>
+      <w:r>
+        <w:br/>
+        <w:t>A komponens JSX szintaxis használatával jeleníti meg a felhasználói felületet.</w:t>
+      </w:r>
+    </w:p>
+    <w:p>
+      <w:pPr>
+        <w:pStyle w:val="NormlWeb"/>
+      </w:pPr>
+      <w:r>
+        <w:t>A komponens főbb feladatai:</w:t>
+      </w:r>
+    </w:p>
+    <w:p>
+      <w:pPr>
+        <w:pStyle w:val="NormlWeb"/>
+        <w:numPr>
+          <w:ilvl w:val="0"/>
+          <w:numId w:val="11"/>
+        </w:numPr>
+      </w:pPr>
+      <w:r>
+        <w:t>a kosár tartalmának megjelenítése,</w:t>
+      </w:r>
+    </w:p>
+    <w:p>
+      <w:pPr>
+        <w:pStyle w:val="NormlWeb"/>
+        <w:numPr>
+          <w:ilvl w:val="0"/>
+          <w:numId w:val="11"/>
+        </w:numPr>
+      </w:pPr>
+      <w:r>
+        <w:t>a felhasználó szállítási adatainak bekérése,</w:t>
+      </w:r>
+    </w:p>
+    <w:p>
+      <w:pPr>
+        <w:pStyle w:val="NormlWeb"/>
+        <w:numPr>
+          <w:ilvl w:val="0"/>
+          <w:numId w:val="11"/>
+        </w:numPr>
+      </w:pPr>
+      <w:r>
+        <w:t>a rendelés elküldése a backend rendszer felé.</w:t>
+      </w:r>
+    </w:p>
+    <w:p>
+      <w:pPr>
+        <w:pStyle w:val="NormlWeb"/>
+      </w:pPr>
+      <w:r>
+        <w:lastRenderedPageBreak/>
+        <w:t xml:space="preserve">Az állapotkezelés a </w:t>
+      </w:r>
+      <w:proofErr w:type="spellStart"/>
+      <w:r>
+        <w:t>React</w:t>
+      </w:r>
+      <w:proofErr w:type="spellEnd"/>
+      <w:r>
+        <w:t xml:space="preserve"> </w:t>
+      </w:r>
+      <w:proofErr w:type="spellStart"/>
       <w:r>
         <w:rPr>
           <w:rStyle w:val="HTML-kd"/>
           <w:rFonts w:eastAsiaTheme="majorEastAsia"/>
         </w:rPr>
-        <w:t>termekModel.js</w:t>
-      </w:r>
-      <w:r>
-        <w:t xml:space="preserve"> valósítja meg. A termékadatok lekérdezése elsősorban a </w:t>
-      </w:r>
+        <w:t>useState</w:t>
+      </w:r>
+      <w:proofErr w:type="spellEnd"/>
+      <w:r>
+        <w:t xml:space="preserve"> </w:t>
+      </w:r>
+      <w:proofErr w:type="spellStart"/>
+      <w:r>
+        <w:t>hook</w:t>
+      </w:r>
+      <w:proofErr w:type="spellEnd"/>
+      <w:r>
+        <w:t xml:space="preserve"> segítségével történik, amely a felhasználó által megadott adatokat tárolja.</w:t>
+      </w:r>
+      <w:r>
+        <w:br/>
+        <w:t xml:space="preserve">A kosár adatai egy egyedi </w:t>
+      </w:r>
+      <w:proofErr w:type="spellStart"/>
+      <w:r>
+        <w:t>React</w:t>
+      </w:r>
+      <w:proofErr w:type="spellEnd"/>
+      <w:r>
+        <w:t xml:space="preserve"> Context (</w:t>
+      </w:r>
+      <w:proofErr w:type="spellStart"/>
       <w:r>
         <w:rPr>
           <w:rStyle w:val="HTML-kd"/>
           <w:rFonts w:eastAsiaTheme="majorEastAsia"/>
         </w:rPr>
-        <w:t>view1</w:t>
-      </w:r>
-      <w:r>
-        <w:t xml:space="preserve"> adatbázisnézetből történik, amely összesített formában tartalmazza a termékek jellemzőit.</w:t>
+        <w:t>useCart</w:t>
+      </w:r>
+      <w:proofErr w:type="spellEnd"/>
+      <w:r>
+        <w:t>) használatával érhetők el.</w:t>
       </w:r>
     </w:p>
     <w:p>
@@ -1288,35 +3941,60 @@
         <w:pStyle w:val="NormlWeb"/>
       </w:pPr>
       <w:r>
-        <w:t>Módszer: GET</w:t>
+        <w:t xml:space="preserve">A felhasználói felület kialakítása a </w:t>
+      </w:r>
+      <w:proofErr w:type="spellStart"/>
+      <w:r>
+        <w:t>React-Bootstrap</w:t>
+      </w:r>
+      <w:proofErr w:type="spellEnd"/>
+      <w:r>
+        <w:t xml:space="preserve"> komponenskönyvtár segítségével történik, amely előre elkészített felhasználói felületi elemeket biztosít (űrlapok, gombok, kártyák).</w:t>
+      </w:r>
+    </w:p>
+    <w:p>
+      <w:pPr>
+        <w:pStyle w:val="NormlWeb"/>
+      </w:pPr>
+      <w:r>
+        <w:t>A rendelés elküldése HTTP POST kérés formájában történik egy REST API végponton keresztül.</w:t>
+      </w:r>
+    </w:p>
+    <w:p/>
+    <w:p>
+      <w:pPr>
+        <w:pStyle w:val="Cmsor3"/>
+        <w:rPr>
+          <w:sz w:val="32"/>
+          <w:szCs w:val="32"/>
+        </w:rPr>
+      </w:pPr>
+      <w:r>
+        <w:rPr>
+          <w:sz w:val="32"/>
+          <w:szCs w:val="32"/>
+        </w:rPr>
+        <w:t>Filter komponens</w:t>
+      </w:r>
+    </w:p>
+    <w:p>
+      <w:pPr>
+        <w:pStyle w:val="NormlWeb"/>
+      </w:pPr>
+      <w:r>
+        <w:t xml:space="preserve">A Filter komponens egy </w:t>
+      </w:r>
+      <w:proofErr w:type="spellStart"/>
+      <w:r>
+        <w:t>React</w:t>
+      </w:r>
+      <w:proofErr w:type="spellEnd"/>
+      <w:r>
+        <w:t xml:space="preserve"> alapú funkcionális komponens, amely a termékek szűrését teszi lehetővé különböző szempontok alapján.</w:t>
       </w:r>
       <w:r>
         <w:br/>
-        <w:t>Végpont: /</w:t>
-      </w:r>
-      <w:proofErr w:type="spellStart"/>
-      <w:r>
-        <w:t>api</w:t>
-      </w:r>
-      <w:proofErr w:type="spellEnd"/>
-      <w:r>
-        <w:t>/</w:t>
-      </w:r>
-      <w:proofErr w:type="spellStart"/>
-      <w:r>
-        <w:t>termekek</w:t>
-      </w:r>
-      <w:proofErr w:type="spellEnd"/>
-      <w:r>
-        <w:br/>
-        <w:t>Leírás: Az összes elérhető termék lekérése.</w:t>
-      </w:r>
-    </w:p>
-    <w:p>
-      <w:r>
-        <w:pict>
-          <v:rect id="_x0000_i1090" style="width:0;height:1.5pt" o:hralign="center" o:hrstd="t" o:hr="t" fillcolor="#a0a0a0" stroked="f"/>
-        </w:pict>
+        <w:t>A komponens JSX szintaxis használatával jeleníti meg a szűrőelemeket egy legördülő menü formájában.</w:t>
       </w:r>
     </w:p>
     <w:p>
@@ -1324,714 +4002,43 @@
         <w:pStyle w:val="NormlWeb"/>
       </w:pPr>
       <w:r>
-        <w:t>Módszer: GET</w:t>
-      </w:r>
-      <w:r>
-        <w:br/>
-        <w:t>Végpont: /</w:t>
-      </w:r>
-      <w:proofErr w:type="spellStart"/>
-      <w:r>
-        <w:t>api</w:t>
-      </w:r>
-      <w:proofErr w:type="spellEnd"/>
-      <w:r>
-        <w:t>/</w:t>
-      </w:r>
-      <w:proofErr w:type="spellStart"/>
-      <w:r>
-        <w:t>termekek</w:t>
-      </w:r>
-      <w:proofErr w:type="spellEnd"/>
-      <w:r>
-        <w:t>/:</w:t>
-      </w:r>
-      <w:proofErr w:type="spellStart"/>
-      <w:r>
-        <w:t>id</w:t>
-      </w:r>
-      <w:proofErr w:type="spellEnd"/>
-      <w:r>
-        <w:br/>
-        <w:t>Leírás: Egy adott termék lekérése azonosító alapján.</w:t>
-      </w:r>
-    </w:p>
-    <w:p>
-      <w:r>
-        <w:pict>
-          <v:rect id="_x0000_i1091" style="width:0;height:1.5pt" o:hralign="center" o:hrstd="t" o:hr="t" fillcolor="#a0a0a0" stroked="f"/>
-        </w:pict>
+        <w:t>A komponens fő feladatai:</w:t>
       </w:r>
     </w:p>
     <w:p>
       <w:pPr>
         <w:pStyle w:val="NormlWeb"/>
-      </w:pPr>
-      <w:r>
-        <w:t>Módszer: POST</w:t>
-      </w:r>
-      <w:r>
-        <w:br/>
-        <w:t>Végpont: /</w:t>
-      </w:r>
-      <w:proofErr w:type="spellStart"/>
-      <w:r>
-        <w:t>api</w:t>
-      </w:r>
-      <w:proofErr w:type="spellEnd"/>
-      <w:r>
-        <w:t>/</w:t>
-      </w:r>
-      <w:proofErr w:type="spellStart"/>
-      <w:r>
-        <w:t>termekek</w:t>
-      </w:r>
-      <w:proofErr w:type="spellEnd"/>
-      <w:r>
-        <w:br/>
-        <w:t>Leírás: Új termék létrehozása az adatbázisban (</w:t>
-      </w:r>
-      <w:proofErr w:type="spellStart"/>
-      <w:r>
-        <w:t>admin</w:t>
-      </w:r>
-      <w:proofErr w:type="spellEnd"/>
-      <w:r>
-        <w:t xml:space="preserve"> funkció).</w:t>
-      </w:r>
-    </w:p>
-    <w:p>
-      <w:r>
-        <w:pict>
-          <v:rect id="_x0000_i1092" style="width:0;height:1.5pt" o:hralign="center" o:hrstd="t" o:hr="t" fillcolor="#a0a0a0" stroked="f"/>
-        </w:pict>
-      </w:r>
-    </w:p>
-    <w:p>
-      <w:pPr>
-        <w:pStyle w:val="NormlWeb"/>
-      </w:pPr>
-      <w:r>
-        <w:t>Módszer: PUT</w:t>
-      </w:r>
-      <w:r>
-        <w:br/>
-        <w:t>Végpont: /</w:t>
-      </w:r>
-      <w:proofErr w:type="spellStart"/>
-      <w:r>
-        <w:t>api</w:t>
-      </w:r>
-      <w:proofErr w:type="spellEnd"/>
-      <w:r>
-        <w:t>/</w:t>
-      </w:r>
-      <w:proofErr w:type="spellStart"/>
-      <w:r>
-        <w:t>termekek</w:t>
-      </w:r>
-      <w:proofErr w:type="spellEnd"/>
-      <w:r>
-        <w:t>/:</w:t>
-      </w:r>
-      <w:proofErr w:type="spellStart"/>
-      <w:r>
-        <w:t>id</w:t>
-      </w:r>
-      <w:proofErr w:type="spellEnd"/>
-      <w:r>
-        <w:br/>
-        <w:t>Leírás: Meglévő termék adatainak módosítása.</w:t>
-      </w:r>
-    </w:p>
-    <w:p>
-      <w:r>
-        <w:pict>
-          <v:rect id="_x0000_i1093" style="width:0;height:1.5pt" o:hralign="center" o:hrstd="t" o:hr="t" fillcolor="#a0a0a0" stroked="f"/>
-        </w:pict>
-      </w:r>
-    </w:p>
-    <w:p>
-      <w:pPr>
-        <w:pStyle w:val="NormlWeb"/>
-      </w:pPr>
-      <w:r>
-        <w:t>Módszer: DELETE</w:t>
-      </w:r>
-      <w:r>
-        <w:br/>
-        <w:t>Végpont: /</w:t>
-      </w:r>
-      <w:proofErr w:type="spellStart"/>
-      <w:r>
-        <w:t>api</w:t>
-      </w:r>
-      <w:proofErr w:type="spellEnd"/>
-      <w:r>
-        <w:t>/</w:t>
-      </w:r>
-      <w:proofErr w:type="spellStart"/>
-      <w:r>
-        <w:t>termekek</w:t>
-      </w:r>
-      <w:proofErr w:type="spellEnd"/>
-      <w:r>
-        <w:t>/:</w:t>
-      </w:r>
-      <w:proofErr w:type="spellStart"/>
-      <w:r>
-        <w:t>id</w:t>
-      </w:r>
-      <w:proofErr w:type="spellEnd"/>
-      <w:r>
-        <w:br/>
-        <w:t>Leírás: Termék törlése az adatbázisból.</w:t>
-      </w:r>
-    </w:p>
-    <w:p>
-      <w:r>
-        <w:pict>
-          <v:rect id="_x0000_i1094" style="width:0;height:1.5pt" o:hralign="center" o:hrstd="t" o:hr="t" fillcolor="#a0a0a0" stroked="f"/>
-        </w:pict>
-      </w:r>
-    </w:p>
-    <w:p>
-      <w:pPr>
-        <w:pStyle w:val="NormlWeb"/>
-      </w:pPr>
-      <w:r>
-        <w:t>Módszer: GET</w:t>
-      </w:r>
-      <w:r>
-        <w:br/>
-        <w:t>Végpont: /</w:t>
-      </w:r>
-      <w:proofErr w:type="spellStart"/>
-      <w:r>
-        <w:t>api</w:t>
-      </w:r>
-      <w:proofErr w:type="spellEnd"/>
-      <w:r>
-        <w:t>/</w:t>
-      </w:r>
-      <w:proofErr w:type="spellStart"/>
-      <w:r>
-        <w:t>termekek</w:t>
-      </w:r>
-      <w:proofErr w:type="spellEnd"/>
-      <w:r>
-        <w:t>/</w:t>
-      </w:r>
-      <w:proofErr w:type="spellStart"/>
-      <w:r>
-        <w:t>kereses?nev</w:t>
-      </w:r>
-      <w:proofErr w:type="spellEnd"/>
-      <w:r>
-        <w:t>=</w:t>
-      </w:r>
-      <w:r>
-        <w:br/>
-        <w:t>Leírás: Termékek keresése név alapján.</w:t>
-      </w:r>
-    </w:p>
-    <w:p>
-      <w:r>
-        <w:pict>
-          <v:rect id="_x0000_i1095" style="width:0;height:1.5pt" o:hralign="center" o:hrstd="t" o:hr="t" fillcolor="#a0a0a0" stroked="f"/>
-        </w:pict>
-      </w:r>
-    </w:p>
-    <w:p>
-      <w:pPr>
-        <w:pStyle w:val="NormlWeb"/>
-      </w:pPr>
-      <w:r>
-        <w:lastRenderedPageBreak/>
-        <w:t>Módszer: GET</w:t>
-      </w:r>
-      <w:r>
-        <w:br/>
-        <w:t>Végpont: /</w:t>
-      </w:r>
-      <w:proofErr w:type="spellStart"/>
-      <w:r>
-        <w:t>api</w:t>
-      </w:r>
-      <w:proofErr w:type="spellEnd"/>
-      <w:r>
-        <w:t>/</w:t>
-      </w:r>
-      <w:proofErr w:type="spellStart"/>
-      <w:r>
-        <w:t>termekek</w:t>
-      </w:r>
-      <w:proofErr w:type="spellEnd"/>
-      <w:r>
-        <w:t>/</w:t>
-      </w:r>
-      <w:proofErr w:type="spellStart"/>
-      <w:r>
-        <w:t>kategoria</w:t>
-      </w:r>
-      <w:proofErr w:type="spellEnd"/>
-      <w:r>
-        <w:t>/:</w:t>
-      </w:r>
-      <w:proofErr w:type="spellStart"/>
-      <w:r>
-        <w:t>tipus</w:t>
-      </w:r>
-      <w:proofErr w:type="spellEnd"/>
-      <w:r>
-        <w:br/>
-        <w:t>Leírás: Termékek szűrése kategória (típus) szerint.</w:t>
-      </w:r>
-    </w:p>
-    <w:p>
-      <w:r>
-        <w:pict>
-          <v:rect id="_x0000_i1096" style="width:0;height:1.5pt" o:hralign="center" o:hrstd="t" o:hr="t" fillcolor="#a0a0a0" stroked="f"/>
-        </w:pict>
-      </w:r>
-    </w:p>
-    <w:p>
-      <w:pPr>
-        <w:pStyle w:val="NormlWeb"/>
-      </w:pPr>
-      <w:r>
-        <w:t>Módszer: GET</w:t>
-      </w:r>
-      <w:r>
-        <w:br/>
-        <w:t>Végpont: /</w:t>
-      </w:r>
-      <w:proofErr w:type="spellStart"/>
-      <w:r>
-        <w:t>api</w:t>
-      </w:r>
-      <w:proofErr w:type="spellEnd"/>
-      <w:r>
-        <w:t>/</w:t>
-      </w:r>
-      <w:proofErr w:type="spellStart"/>
-      <w:r>
-        <w:t>termekek</w:t>
-      </w:r>
-      <w:proofErr w:type="spellEnd"/>
-      <w:r>
-        <w:t>/</w:t>
-      </w:r>
-      <w:proofErr w:type="spellStart"/>
-      <w:r>
-        <w:t>szuro</w:t>
-      </w:r>
-      <w:proofErr w:type="spellEnd"/>
-      <w:r>
-        <w:br/>
-        <w:t>Leírás: Összetett szűrés több feltétel alapján (típus, méret, szín, márka, ár).</w:t>
-      </w:r>
-    </w:p>
-    <w:p>
-      <w:r>
-        <w:pict>
-          <v:rect id="_x0000_i1097" style="width:0;height:1.5pt" o:hralign="center" o:hrstd="t" o:hr="t" fillcolor="#a0a0a0" stroked="f"/>
-        </w:pict>
-      </w:r>
-    </w:p>
-    <w:p>
-      <w:pPr>
-        <w:pStyle w:val="Cmsor3"/>
         <w:numPr>
           <w:ilvl w:val="0"/>
-          <w:numId w:val="7"/>
+          <w:numId w:val="14"/>
         </w:numPr>
-        <w:rPr>
-          <w:rStyle w:val="Kiemels2"/>
-        </w:rPr>
-      </w:pPr>
-      <w:r>
-        <w:rPr>
-          <w:rStyle w:val="Kiemels2"/>
-          <w:color w:val="auto"/>
-        </w:rPr>
-        <w:t>Felhasználókkal kapcsolatos végpontok</w:t>
+      </w:pPr>
+      <w:r>
+        <w:t>a szűrési lehetőségek (márka, méret, szín, ár) megjelenítése,</w:t>
       </w:r>
     </w:p>
     <w:p>
       <w:pPr>
         <w:pStyle w:val="NormlWeb"/>
-      </w:pPr>
-      <w:r>
-        <w:t xml:space="preserve">A felhasználói műveleteket a </w:t>
-      </w:r>
-      <w:r>
-        <w:rPr>
-          <w:rStyle w:val="HTML-kd"/>
-          <w:rFonts w:eastAsiaTheme="majorEastAsia"/>
-        </w:rPr>
-        <w:t>userModel.js</w:t>
-      </w:r>
-      <w:r>
-        <w:t xml:space="preserve"> kezeli. A rendszer biztonságos jelszókezelést alkalmaz, </w:t>
-      </w:r>
-      <w:proofErr w:type="spellStart"/>
-      <w:r>
-        <w:t>bcrypt</w:t>
-      </w:r>
-      <w:proofErr w:type="spellEnd"/>
-      <w:r>
-        <w:t xml:space="preserve"> alapú titkosítással.</w:t>
-      </w:r>
-    </w:p>
-    <w:p>
-      <w:pPr>
-        <w:pStyle w:val="NormlWeb"/>
-      </w:pPr>
-      <w:r>
-        <w:t>Módszer: POST</w:t>
-      </w:r>
-      <w:r>
-        <w:br/>
-        <w:t>Végpont: /</w:t>
-      </w:r>
-      <w:proofErr w:type="spellStart"/>
-      <w:r>
-        <w:t>api</w:t>
-      </w:r>
-      <w:proofErr w:type="spellEnd"/>
-      <w:r>
-        <w:t>/</w:t>
-      </w:r>
-      <w:proofErr w:type="spellStart"/>
-      <w:r>
-        <w:t>users</w:t>
-      </w:r>
-      <w:proofErr w:type="spellEnd"/>
-      <w:r>
-        <w:t>/</w:t>
-      </w:r>
-      <w:proofErr w:type="spellStart"/>
-      <w:r>
-        <w:t>register</w:t>
-      </w:r>
-      <w:proofErr w:type="spellEnd"/>
-      <w:r>
-        <w:br/>
-        <w:t>Leírás: Új felhasználó regisztrációja.</w:t>
-      </w:r>
-    </w:p>
-    <w:p>
-      <w:r>
-        <w:pict>
-          <v:rect id="_x0000_i1098" style="width:0;height:1.5pt" o:hralign="center" o:hrstd="t" o:hr="t" fillcolor="#a0a0a0" stroked="f"/>
-        </w:pict>
-      </w:r>
-    </w:p>
-    <w:p>
-      <w:pPr>
-        <w:pStyle w:val="NormlWeb"/>
-      </w:pPr>
-      <w:r>
-        <w:t>Módszer: POST</w:t>
-      </w:r>
-      <w:r>
-        <w:br/>
-        <w:t>Végpont: /</w:t>
-      </w:r>
-      <w:proofErr w:type="spellStart"/>
-      <w:r>
-        <w:t>api</w:t>
-      </w:r>
-      <w:proofErr w:type="spellEnd"/>
-      <w:r>
-        <w:t>/</w:t>
-      </w:r>
-      <w:proofErr w:type="spellStart"/>
-      <w:r>
-        <w:t>users</w:t>
-      </w:r>
-      <w:proofErr w:type="spellEnd"/>
-      <w:r>
-        <w:t>/login</w:t>
-      </w:r>
-      <w:r>
-        <w:br/>
-        <w:t>Leírás: Felhasználó bejelentkezése felhasználónév és jelszó alapján.</w:t>
-      </w:r>
-    </w:p>
-    <w:p>
-      <w:r>
-        <w:pict>
-          <v:rect id="_x0000_i1099" style="width:0;height:1.5pt" o:hralign="center" o:hrstd="t" o:hr="t" fillcolor="#a0a0a0" stroked="f"/>
-        </w:pict>
-      </w:r>
-    </w:p>
-    <w:p>
-      <w:pPr>
-        <w:pStyle w:val="NormlWeb"/>
-      </w:pPr>
-      <w:r>
-        <w:t>Módszer: GET</w:t>
-      </w:r>
-      <w:r>
-        <w:br/>
-        <w:t>Végpont: /</w:t>
-      </w:r>
-      <w:proofErr w:type="spellStart"/>
-      <w:r>
-        <w:t>api</w:t>
-      </w:r>
-      <w:proofErr w:type="spellEnd"/>
-      <w:r>
-        <w:t>/</w:t>
-      </w:r>
-      <w:proofErr w:type="spellStart"/>
-      <w:r>
-        <w:t>users</w:t>
-      </w:r>
-      <w:proofErr w:type="spellEnd"/>
-      <w:r>
-        <w:t>/:</w:t>
-      </w:r>
-      <w:proofErr w:type="spellStart"/>
-      <w:r>
-        <w:t>id</w:t>
-      </w:r>
-      <w:proofErr w:type="spellEnd"/>
-      <w:r>
-        <w:br/>
-        <w:t>Leírás: Felhasználó adatainak lekérése azonosító alapján.</w:t>
-      </w:r>
-    </w:p>
-    <w:p>
-      <w:r>
-        <w:pict>
-          <v:rect id="_x0000_i1100" style="width:0;height:1.5pt" o:hralign="center" o:hrstd="t" o:hr="t" fillcolor="#a0a0a0" stroked="f"/>
-        </w:pict>
-      </w:r>
-    </w:p>
-    <w:p>
-      <w:pPr>
-        <w:pStyle w:val="Cmsor3"/>
         <w:numPr>
           <w:ilvl w:val="0"/>
-          <w:numId w:val="7"/>
+          <w:numId w:val="14"/>
         </w:numPr>
-        <w:rPr>
-          <w:rStyle w:val="Kiemels2"/>
-          <w:color w:val="000000" w:themeColor="text1"/>
-        </w:rPr>
-      </w:pPr>
-      <w:r>
-        <w:rPr>
-          <w:rStyle w:val="Kiemels2"/>
-          <w:color w:val="000000" w:themeColor="text1"/>
-        </w:rPr>
-        <w:t>Kosárral kapcsolatos végpontok</w:t>
+      </w:pPr>
+      <w:r>
+        <w:t>a szűréshez szükséges adatok lekérése a backend rendszerből,</w:t>
       </w:r>
     </w:p>
     <w:p>
       <w:pPr>
         <w:pStyle w:val="NormlWeb"/>
-      </w:pPr>
-      <w:r>
-        <w:t xml:space="preserve">A vásárlói kosár működését a </w:t>
-      </w:r>
-      <w:r>
-        <w:rPr>
-          <w:rStyle w:val="HTML-kd"/>
-          <w:rFonts w:eastAsiaTheme="majorEastAsia"/>
-        </w:rPr>
-        <w:t>cartModel.js</w:t>
-      </w:r>
-      <w:r>
-        <w:t xml:space="preserve"> valósítja meg. Minden felhasználóhoz egy egyedi kosár tartozik, amely automatikusan létrejön az első termék hozzáadásakor.</w:t>
-      </w:r>
-    </w:p>
-    <w:p>
-      <w:pPr>
-        <w:pStyle w:val="NormlWeb"/>
-      </w:pPr>
-      <w:r>
-        <w:t>Módszer: GET</w:t>
-      </w:r>
-      <w:r>
-        <w:br/>
-        <w:t>Végpont: /</w:t>
-      </w:r>
-      <w:proofErr w:type="spellStart"/>
-      <w:r>
-        <w:t>api</w:t>
-      </w:r>
-      <w:proofErr w:type="spellEnd"/>
-      <w:r>
-        <w:t>/</w:t>
-      </w:r>
-      <w:proofErr w:type="spellStart"/>
-      <w:r>
-        <w:t>cart</w:t>
-      </w:r>
-      <w:proofErr w:type="spellEnd"/>
-      <w:r>
-        <w:br/>
-        <w:t>Leírás: A felhasználó kosarának tartalmának lekérése.</w:t>
-      </w:r>
-    </w:p>
-    <w:p>
-      <w:r>
-        <w:pict>
-          <v:rect id="_x0000_i1101" style="width:0;height:1.5pt" o:hralign="center" o:hrstd="t" o:hr="t" fillcolor="#a0a0a0" stroked="f"/>
-        </w:pict>
-      </w:r>
-    </w:p>
-    <w:p>
-      <w:pPr>
-        <w:pStyle w:val="NormlWeb"/>
-      </w:pPr>
-      <w:r>
-        <w:t>Módszer: POST</w:t>
-      </w:r>
-      <w:r>
-        <w:br/>
-        <w:t>Végpont: /</w:t>
-      </w:r>
-      <w:proofErr w:type="spellStart"/>
-      <w:r>
-        <w:t>api</w:t>
-      </w:r>
-      <w:proofErr w:type="spellEnd"/>
-      <w:r>
-        <w:t>/</w:t>
-      </w:r>
-      <w:proofErr w:type="spellStart"/>
-      <w:r>
-        <w:t>cart</w:t>
-      </w:r>
-      <w:proofErr w:type="spellEnd"/>
-      <w:r>
-        <w:br/>
-        <w:t>Leírás: Termék hozzáadása a kosárhoz. Ha a termék már szerepel benne, a mennyiség növekszik.</w:t>
-      </w:r>
-    </w:p>
-    <w:p>
-      <w:r>
-        <w:lastRenderedPageBreak/>
-        <w:pict>
-          <v:rect id="_x0000_i1102" style="width:0;height:1.5pt" o:hralign="center" o:hrstd="t" o:hr="t" fillcolor="#a0a0a0" stroked="f"/>
-        </w:pict>
-      </w:r>
-    </w:p>
-    <w:p>
-      <w:pPr>
-        <w:pStyle w:val="NormlWeb"/>
-      </w:pPr>
-      <w:r>
-        <w:t>Módszer: DELETE</w:t>
-      </w:r>
-      <w:r>
-        <w:br/>
-        <w:t>Végpont: /</w:t>
-      </w:r>
-      <w:proofErr w:type="spellStart"/>
-      <w:r>
-        <w:t>api</w:t>
-      </w:r>
-      <w:proofErr w:type="spellEnd"/>
-      <w:r>
-        <w:t>/</w:t>
-      </w:r>
-      <w:proofErr w:type="spellStart"/>
-      <w:r>
-        <w:t>cart</w:t>
-      </w:r>
-      <w:proofErr w:type="spellEnd"/>
-      <w:r>
-        <w:t>/</w:t>
-      </w:r>
-      <w:proofErr w:type="spellStart"/>
-      <w:r>
-        <w:t>item</w:t>
-      </w:r>
-      <w:proofErr w:type="spellEnd"/>
-      <w:r>
-        <w:t>/:</w:t>
-      </w:r>
-      <w:proofErr w:type="spellStart"/>
-      <w:r>
-        <w:t>item_id</w:t>
-      </w:r>
-      <w:proofErr w:type="spellEnd"/>
-      <w:r>
-        <w:br/>
-        <w:t>Leírás: Egy adott termék eltávolítása a kosárból.</w:t>
-      </w:r>
-    </w:p>
-    <w:p>
-      <w:r>
-        <w:pict>
-          <v:rect id="_x0000_i1103" style="width:0;height:1.5pt" o:hralign="center" o:hrstd="t" o:hr="t" fillcolor="#a0a0a0" stroked="f"/>
-        </w:pict>
-      </w:r>
-    </w:p>
-    <w:p>
-      <w:pPr>
-        <w:pStyle w:val="NormlWeb"/>
-      </w:pPr>
-      <w:r>
-        <w:t>Módszer: DELETE</w:t>
-      </w:r>
-      <w:r>
-        <w:br/>
-        <w:t>Végpont: /</w:t>
-      </w:r>
-      <w:proofErr w:type="spellStart"/>
-      <w:r>
-        <w:t>api</w:t>
-      </w:r>
-      <w:proofErr w:type="spellEnd"/>
-      <w:r>
-        <w:t>/</w:t>
-      </w:r>
-      <w:proofErr w:type="spellStart"/>
-      <w:r>
-        <w:t>cart</w:t>
-      </w:r>
-      <w:proofErr w:type="spellEnd"/>
-      <w:r>
-        <w:t>/</w:t>
-      </w:r>
-      <w:proofErr w:type="spellStart"/>
-      <w:r>
-        <w:t>clear</w:t>
-      </w:r>
-      <w:proofErr w:type="spellEnd"/>
-      <w:r>
-        <w:br/>
-        <w:t>Leírás: A felhasználó kosarának teljes ürítése.</w:t>
-      </w:r>
-    </w:p>
-    <w:p>
-      <w:r>
-        <w:pict>
-          <v:rect id="_x0000_i1104" style="width:0;height:1.5pt" o:hralign="center" o:hrstd="t" o:hr="t" fillcolor="#a0a0a0" stroked="f"/>
-        </w:pict>
-      </w:r>
-    </w:p>
-    <w:p>
-      <w:pPr>
-        <w:pStyle w:val="Cmsor3"/>
         <w:numPr>
           <w:ilvl w:val="0"/>
-          <w:numId w:val="7"/>
+          <w:numId w:val="14"/>
         </w:numPr>
       </w:pPr>
       <w:r>
-        <w:rPr>
-          <w:rStyle w:val="Kiemels2"/>
-          <w:color w:val="000000" w:themeColor="text1"/>
-        </w:rPr>
-        <w:t>Összegzés</w:t>
+        <w:t>a kiválasztott szűrők továbbítása a szülő komponens felé.</w:t>
       </w:r>
     </w:p>
     <w:p>
@@ -2039,18 +4046,112 @@
         <w:pStyle w:val="NormlWeb"/>
       </w:pPr>
       <w:r>
-        <w:t>Az API végpontok funkciók szerint elkülönítve kerülte</w:t>
-      </w:r>
-      <w:bookmarkStart w:id="0" w:name="_GoBack"/>
-      <w:bookmarkEnd w:id="0"/>
-      <w:r>
-        <w:t>k kialakításra. A struktúra támogatja a biztonságos felhasználókezelést, az átlátható termékkezelést és a hatékony vásárlási folyamatot, megfelelve egy modern webáruház követelményeinek.</w:t>
+        <w:t xml:space="preserve">A komponens a </w:t>
+      </w:r>
+      <w:proofErr w:type="spellStart"/>
+      <w:r>
+        <w:t>React</w:t>
+      </w:r>
+      <w:proofErr w:type="spellEnd"/>
+      <w:r>
+        <w:t xml:space="preserve"> </w:t>
+      </w:r>
+      <w:proofErr w:type="spellStart"/>
+      <w:r>
+        <w:rPr>
+          <w:rStyle w:val="HTML-kd"/>
+        </w:rPr>
+        <w:t>useState</w:t>
+      </w:r>
+      <w:proofErr w:type="spellEnd"/>
+      <w:r>
+        <w:t xml:space="preserve"> </w:t>
+      </w:r>
+      <w:proofErr w:type="spellStart"/>
+      <w:r>
+        <w:t>hook</w:t>
+      </w:r>
+      <w:proofErr w:type="spellEnd"/>
+      <w:r>
+        <w:t xml:space="preserve"> segítségével kezeli a szűrési adatok állapotát (méretek, színek, márkák, ár).</w:t>
+      </w:r>
+      <w:r>
+        <w:br/>
+        <w:t xml:space="preserve">A </w:t>
+      </w:r>
+      <w:proofErr w:type="spellStart"/>
+      <w:r>
+        <w:rPr>
+          <w:rStyle w:val="HTML-kd"/>
+        </w:rPr>
+        <w:t>useEffect</w:t>
+      </w:r>
+      <w:proofErr w:type="spellEnd"/>
+      <w:r>
+        <w:t xml:space="preserve"> </w:t>
+      </w:r>
+      <w:proofErr w:type="spellStart"/>
+      <w:r>
+        <w:t>hook</w:t>
+      </w:r>
+      <w:proofErr w:type="spellEnd"/>
+      <w:r>
+        <w:t xml:space="preserve"> gondoskodik arról, hogy a szükséges adatok a komponens betöltésekor automatikusan betöltésre kerüljenek a backend API végpontjairól.</w:t>
       </w:r>
     </w:p>
     <w:p>
       <w:pPr>
         <w:pStyle w:val="NormlWeb"/>
       </w:pPr>
+      <w:r>
+        <w:t xml:space="preserve">A felhasználó által kiválasztott szűrési feltételek egy </w:t>
+      </w:r>
+      <w:proofErr w:type="spellStart"/>
+      <w:r>
+        <w:t>callback</w:t>
+      </w:r>
+      <w:proofErr w:type="spellEnd"/>
+      <w:r>
+        <w:t xml:space="preserve"> függvény (</w:t>
+      </w:r>
+      <w:proofErr w:type="spellStart"/>
+      <w:r>
+        <w:rPr>
+          <w:rStyle w:val="HTML-kd"/>
+        </w:rPr>
+        <w:t>onFilterChange</w:t>
+      </w:r>
+      <w:proofErr w:type="spellEnd"/>
+      <w:r>
+        <w:t>) segítségével kerülnek továbbításra, amely lehetővé teszi a terméklista dinamikus frissítését.</w:t>
+      </w:r>
+    </w:p>
+    <w:p>
+      <w:pPr>
+        <w:pStyle w:val="NormlWeb"/>
+      </w:pPr>
+      <w:r>
+        <w:t xml:space="preserve">A felhasználói felület kialakítása a </w:t>
+      </w:r>
+      <w:proofErr w:type="spellStart"/>
+      <w:r>
+        <w:t>React-Bootstrap</w:t>
+      </w:r>
+      <w:proofErr w:type="spellEnd"/>
+      <w:r>
+        <w:t xml:space="preserve"> könyvtár </w:t>
+      </w:r>
+      <w:proofErr w:type="spellStart"/>
+      <w:r>
+        <w:rPr>
+          <w:rStyle w:val="HTML-kd"/>
+        </w:rPr>
+        <w:t>NavDropdown</w:t>
+      </w:r>
+      <w:proofErr w:type="spellEnd"/>
+      <w:r>
+        <w:t xml:space="preserve"> komponensének használatával történik.</w:t>
+      </w:r>
     </w:p>
     <w:sectPr>
       <w:pgSz w:w="11906" w:h="16838"/>
@@ -2178,6 +4279,304 @@
     </w:lvl>
   </w:abstractNum>
   <w:abstractNum w:abstractNumId="1" w15:restartNumberingAfterBreak="0">
+    <w:nsid w:val="0F91544B"/>
+    <w:multiLevelType w:val="multilevel"/>
+    <w:tmpl w:val="F80C84F6"/>
+    <w:lvl w:ilvl="0">
+      <w:start w:val="1"/>
+      <w:numFmt w:val="bullet"/>
+      <w:lvlText w:val=""/>
+      <w:lvlJc w:val="left"/>
+      <w:pPr>
+        <w:tabs>
+          <w:tab w:val="num" w:pos="720"/>
+        </w:tabs>
+        <w:ind w:left="720" w:hanging="360"/>
+      </w:pPr>
+      <w:rPr>
+        <w:rFonts w:ascii="Symbol" w:hAnsi="Symbol" w:hint="default"/>
+        <w:sz w:val="20"/>
+      </w:rPr>
+    </w:lvl>
+    <w:lvl w:ilvl="1" w:tentative="1">
+      <w:start w:val="1"/>
+      <w:numFmt w:val="bullet"/>
+      <w:lvlText w:val="o"/>
+      <w:lvlJc w:val="left"/>
+      <w:pPr>
+        <w:tabs>
+          <w:tab w:val="num" w:pos="1440"/>
+        </w:tabs>
+        <w:ind w:left="1440" w:hanging="360"/>
+      </w:pPr>
+      <w:rPr>
+        <w:rFonts w:ascii="Courier New" w:hAnsi="Courier New" w:hint="default"/>
+        <w:sz w:val="20"/>
+      </w:rPr>
+    </w:lvl>
+    <w:lvl w:ilvl="2" w:tentative="1">
+      <w:start w:val="1"/>
+      <w:numFmt w:val="bullet"/>
+      <w:lvlText w:val=""/>
+      <w:lvlJc w:val="left"/>
+      <w:pPr>
+        <w:tabs>
+          <w:tab w:val="num" w:pos="2160"/>
+        </w:tabs>
+        <w:ind w:left="2160" w:hanging="360"/>
+      </w:pPr>
+      <w:rPr>
+        <w:rFonts w:ascii="Wingdings" w:hAnsi="Wingdings" w:hint="default"/>
+        <w:sz w:val="20"/>
+      </w:rPr>
+    </w:lvl>
+    <w:lvl w:ilvl="3" w:tentative="1">
+      <w:start w:val="1"/>
+      <w:numFmt w:val="bullet"/>
+      <w:lvlText w:val=""/>
+      <w:lvlJc w:val="left"/>
+      <w:pPr>
+        <w:tabs>
+          <w:tab w:val="num" w:pos="2880"/>
+        </w:tabs>
+        <w:ind w:left="2880" w:hanging="360"/>
+      </w:pPr>
+      <w:rPr>
+        <w:rFonts w:ascii="Wingdings" w:hAnsi="Wingdings" w:hint="default"/>
+        <w:sz w:val="20"/>
+      </w:rPr>
+    </w:lvl>
+    <w:lvl w:ilvl="4" w:tentative="1">
+      <w:start w:val="1"/>
+      <w:numFmt w:val="bullet"/>
+      <w:lvlText w:val=""/>
+      <w:lvlJc w:val="left"/>
+      <w:pPr>
+        <w:tabs>
+          <w:tab w:val="num" w:pos="3600"/>
+        </w:tabs>
+        <w:ind w:left="3600" w:hanging="360"/>
+      </w:pPr>
+      <w:rPr>
+        <w:rFonts w:ascii="Wingdings" w:hAnsi="Wingdings" w:hint="default"/>
+        <w:sz w:val="20"/>
+      </w:rPr>
+    </w:lvl>
+    <w:lvl w:ilvl="5" w:tentative="1">
+      <w:start w:val="1"/>
+      <w:numFmt w:val="bullet"/>
+      <w:lvlText w:val=""/>
+      <w:lvlJc w:val="left"/>
+      <w:pPr>
+        <w:tabs>
+          <w:tab w:val="num" w:pos="4320"/>
+        </w:tabs>
+        <w:ind w:left="4320" w:hanging="360"/>
+      </w:pPr>
+      <w:rPr>
+        <w:rFonts w:ascii="Wingdings" w:hAnsi="Wingdings" w:hint="default"/>
+        <w:sz w:val="20"/>
+      </w:rPr>
+    </w:lvl>
+    <w:lvl w:ilvl="6" w:tentative="1">
+      <w:start w:val="1"/>
+      <w:numFmt w:val="bullet"/>
+      <w:lvlText w:val=""/>
+      <w:lvlJc w:val="left"/>
+      <w:pPr>
+        <w:tabs>
+          <w:tab w:val="num" w:pos="5040"/>
+        </w:tabs>
+        <w:ind w:left="5040" w:hanging="360"/>
+      </w:pPr>
+      <w:rPr>
+        <w:rFonts w:ascii="Wingdings" w:hAnsi="Wingdings" w:hint="default"/>
+        <w:sz w:val="20"/>
+      </w:rPr>
+    </w:lvl>
+    <w:lvl w:ilvl="7" w:tentative="1">
+      <w:start w:val="1"/>
+      <w:numFmt w:val="bullet"/>
+      <w:lvlText w:val=""/>
+      <w:lvlJc w:val="left"/>
+      <w:pPr>
+        <w:tabs>
+          <w:tab w:val="num" w:pos="5760"/>
+        </w:tabs>
+        <w:ind w:left="5760" w:hanging="360"/>
+      </w:pPr>
+      <w:rPr>
+        <w:rFonts w:ascii="Wingdings" w:hAnsi="Wingdings" w:hint="default"/>
+        <w:sz w:val="20"/>
+      </w:rPr>
+    </w:lvl>
+    <w:lvl w:ilvl="8" w:tentative="1">
+      <w:start w:val="1"/>
+      <w:numFmt w:val="bullet"/>
+      <w:lvlText w:val=""/>
+      <w:lvlJc w:val="left"/>
+      <w:pPr>
+        <w:tabs>
+          <w:tab w:val="num" w:pos="6480"/>
+        </w:tabs>
+        <w:ind w:left="6480" w:hanging="360"/>
+      </w:pPr>
+      <w:rPr>
+        <w:rFonts w:ascii="Wingdings" w:hAnsi="Wingdings" w:hint="default"/>
+        <w:sz w:val="20"/>
+      </w:rPr>
+    </w:lvl>
+  </w:abstractNum>
+  <w:abstractNum w:abstractNumId="2" w15:restartNumberingAfterBreak="0">
+    <w:nsid w:val="11482646"/>
+    <w:multiLevelType w:val="multilevel"/>
+    <w:tmpl w:val="072ED500"/>
+    <w:lvl w:ilvl="0">
+      <w:start w:val="1"/>
+      <w:numFmt w:val="bullet"/>
+      <w:lvlText w:val=""/>
+      <w:lvlJc w:val="left"/>
+      <w:pPr>
+        <w:tabs>
+          <w:tab w:val="num" w:pos="720"/>
+        </w:tabs>
+        <w:ind w:left="720" w:hanging="360"/>
+      </w:pPr>
+      <w:rPr>
+        <w:rFonts w:ascii="Symbol" w:hAnsi="Symbol" w:hint="default"/>
+        <w:sz w:val="20"/>
+      </w:rPr>
+    </w:lvl>
+    <w:lvl w:ilvl="1" w:tentative="1">
+      <w:start w:val="1"/>
+      <w:numFmt w:val="bullet"/>
+      <w:lvlText w:val="o"/>
+      <w:lvlJc w:val="left"/>
+      <w:pPr>
+        <w:tabs>
+          <w:tab w:val="num" w:pos="1440"/>
+        </w:tabs>
+        <w:ind w:left="1440" w:hanging="360"/>
+      </w:pPr>
+      <w:rPr>
+        <w:rFonts w:ascii="Courier New" w:hAnsi="Courier New" w:hint="default"/>
+        <w:sz w:val="20"/>
+      </w:rPr>
+    </w:lvl>
+    <w:lvl w:ilvl="2" w:tentative="1">
+      <w:start w:val="1"/>
+      <w:numFmt w:val="bullet"/>
+      <w:lvlText w:val=""/>
+      <w:lvlJc w:val="left"/>
+      <w:pPr>
+        <w:tabs>
+          <w:tab w:val="num" w:pos="2160"/>
+        </w:tabs>
+        <w:ind w:left="2160" w:hanging="360"/>
+      </w:pPr>
+      <w:rPr>
+        <w:rFonts w:ascii="Wingdings" w:hAnsi="Wingdings" w:hint="default"/>
+        <w:sz w:val="20"/>
+      </w:rPr>
+    </w:lvl>
+    <w:lvl w:ilvl="3" w:tentative="1">
+      <w:start w:val="1"/>
+      <w:numFmt w:val="bullet"/>
+      <w:lvlText w:val=""/>
+      <w:lvlJc w:val="left"/>
+      <w:pPr>
+        <w:tabs>
+          <w:tab w:val="num" w:pos="2880"/>
+        </w:tabs>
+        <w:ind w:left="2880" w:hanging="360"/>
+      </w:pPr>
+      <w:rPr>
+        <w:rFonts w:ascii="Wingdings" w:hAnsi="Wingdings" w:hint="default"/>
+        <w:sz w:val="20"/>
+      </w:rPr>
+    </w:lvl>
+    <w:lvl w:ilvl="4" w:tentative="1">
+      <w:start w:val="1"/>
+      <w:numFmt w:val="bullet"/>
+      <w:lvlText w:val=""/>
+      <w:lvlJc w:val="left"/>
+      <w:pPr>
+        <w:tabs>
+          <w:tab w:val="num" w:pos="3600"/>
+        </w:tabs>
+        <w:ind w:left="3600" w:hanging="360"/>
+      </w:pPr>
+      <w:rPr>
+        <w:rFonts w:ascii="Wingdings" w:hAnsi="Wingdings" w:hint="default"/>
+        <w:sz w:val="20"/>
+      </w:rPr>
+    </w:lvl>
+    <w:lvl w:ilvl="5" w:tentative="1">
+      <w:start w:val="1"/>
+      <w:numFmt w:val="bullet"/>
+      <w:lvlText w:val=""/>
+      <w:lvlJc w:val="left"/>
+      <w:pPr>
+        <w:tabs>
+          <w:tab w:val="num" w:pos="4320"/>
+        </w:tabs>
+        <w:ind w:left="4320" w:hanging="360"/>
+      </w:pPr>
+      <w:rPr>
+        <w:rFonts w:ascii="Wingdings" w:hAnsi="Wingdings" w:hint="default"/>
+        <w:sz w:val="20"/>
+      </w:rPr>
+    </w:lvl>
+    <w:lvl w:ilvl="6" w:tentative="1">
+      <w:start w:val="1"/>
+      <w:numFmt w:val="bullet"/>
+      <w:lvlText w:val=""/>
+      <w:lvlJc w:val="left"/>
+      <w:pPr>
+        <w:tabs>
+          <w:tab w:val="num" w:pos="5040"/>
+        </w:tabs>
+        <w:ind w:left="5040" w:hanging="360"/>
+      </w:pPr>
+      <w:rPr>
+        <w:rFonts w:ascii="Wingdings" w:hAnsi="Wingdings" w:hint="default"/>
+        <w:sz w:val="20"/>
+      </w:rPr>
+    </w:lvl>
+    <w:lvl w:ilvl="7" w:tentative="1">
+      <w:start w:val="1"/>
+      <w:numFmt w:val="bullet"/>
+      <w:lvlText w:val=""/>
+      <w:lvlJc w:val="left"/>
+      <w:pPr>
+        <w:tabs>
+          <w:tab w:val="num" w:pos="5760"/>
+        </w:tabs>
+        <w:ind w:left="5760" w:hanging="360"/>
+      </w:pPr>
+      <w:rPr>
+        <w:rFonts w:ascii="Wingdings" w:hAnsi="Wingdings" w:hint="default"/>
+        <w:sz w:val="20"/>
+      </w:rPr>
+    </w:lvl>
+    <w:lvl w:ilvl="8" w:tentative="1">
+      <w:start w:val="1"/>
+      <w:numFmt w:val="bullet"/>
+      <w:lvlText w:val=""/>
+      <w:lvlJc w:val="left"/>
+      <w:pPr>
+        <w:tabs>
+          <w:tab w:val="num" w:pos="6480"/>
+        </w:tabs>
+        <w:ind w:left="6480" w:hanging="360"/>
+      </w:pPr>
+      <w:rPr>
+        <w:rFonts w:ascii="Wingdings" w:hAnsi="Wingdings" w:hint="default"/>
+        <w:sz w:val="20"/>
+      </w:rPr>
+    </w:lvl>
+  </w:abstractNum>
+  <w:abstractNum w:abstractNumId="3" w15:restartNumberingAfterBreak="0">
     <w:nsid w:val="17BE0BAC"/>
     <w:multiLevelType w:val="multilevel"/>
     <w:tmpl w:val="F77CEFC8"/>
@@ -2326,7 +4725,7 @@
       </w:rPr>
     </w:lvl>
   </w:abstractNum>
-  <w:abstractNum w:abstractNumId="2" w15:restartNumberingAfterBreak="0">
+  <w:abstractNum w:abstractNumId="4" w15:restartNumberingAfterBreak="0">
     <w:nsid w:val="264D207B"/>
     <w:multiLevelType w:val="multilevel"/>
     <w:tmpl w:val="B09E4F00"/>
@@ -2475,7 +4874,7 @@
       </w:rPr>
     </w:lvl>
   </w:abstractNum>
-  <w:abstractNum w:abstractNumId="3" w15:restartNumberingAfterBreak="0">
+  <w:abstractNum w:abstractNumId="5" w15:restartNumberingAfterBreak="0">
     <w:nsid w:val="27FB1541"/>
     <w:multiLevelType w:val="hybridMultilevel"/>
     <w:tmpl w:val="18689200"/>
@@ -2588,7 +4987,7 @@
       </w:rPr>
     </w:lvl>
   </w:abstractNum>
-  <w:abstractNum w:abstractNumId="4" w15:restartNumberingAfterBreak="0">
+  <w:abstractNum w:abstractNumId="6" w15:restartNumberingAfterBreak="0">
     <w:nsid w:val="2A0C54D5"/>
     <w:multiLevelType w:val="hybridMultilevel"/>
     <w:tmpl w:val="651EBB04"/>
@@ -2701,7 +5100,7 @@
       </w:rPr>
     </w:lvl>
   </w:abstractNum>
-  <w:abstractNum w:abstractNumId="5" w15:restartNumberingAfterBreak="0">
+  <w:abstractNum w:abstractNumId="7" w15:restartNumberingAfterBreak="0">
     <w:nsid w:val="59362543"/>
     <w:multiLevelType w:val="hybridMultilevel"/>
     <w:tmpl w:val="6D42F7E0"/>
@@ -2787,7 +5186,7 @@
       </w:pPr>
     </w:lvl>
   </w:abstractNum>
-  <w:abstractNum w:abstractNumId="6" w15:restartNumberingAfterBreak="0">
+  <w:abstractNum w:abstractNumId="8" w15:restartNumberingAfterBreak="0">
     <w:nsid w:val="593F07C2"/>
     <w:multiLevelType w:val="multilevel"/>
     <w:tmpl w:val="8FCC2324"/>
@@ -2936,7 +5335,603 @@
       </w:rPr>
     </w:lvl>
   </w:abstractNum>
-  <w:abstractNum w:abstractNumId="7" w15:restartNumberingAfterBreak="0">
+  <w:abstractNum w:abstractNumId="9" w15:restartNumberingAfterBreak="0">
+    <w:nsid w:val="646844CB"/>
+    <w:multiLevelType w:val="multilevel"/>
+    <w:tmpl w:val="E1CCD07E"/>
+    <w:lvl w:ilvl="0">
+      <w:start w:val="1"/>
+      <w:numFmt w:val="bullet"/>
+      <w:lvlText w:val=""/>
+      <w:lvlJc w:val="left"/>
+      <w:pPr>
+        <w:tabs>
+          <w:tab w:val="num" w:pos="720"/>
+        </w:tabs>
+        <w:ind w:left="720" w:hanging="360"/>
+      </w:pPr>
+      <w:rPr>
+        <w:rFonts w:ascii="Symbol" w:hAnsi="Symbol" w:hint="default"/>
+        <w:sz w:val="20"/>
+      </w:rPr>
+    </w:lvl>
+    <w:lvl w:ilvl="1" w:tentative="1">
+      <w:start w:val="1"/>
+      <w:numFmt w:val="bullet"/>
+      <w:lvlText w:val="o"/>
+      <w:lvlJc w:val="left"/>
+      <w:pPr>
+        <w:tabs>
+          <w:tab w:val="num" w:pos="1440"/>
+        </w:tabs>
+        <w:ind w:left="1440" w:hanging="360"/>
+      </w:pPr>
+      <w:rPr>
+        <w:rFonts w:ascii="Courier New" w:hAnsi="Courier New" w:hint="default"/>
+        <w:sz w:val="20"/>
+      </w:rPr>
+    </w:lvl>
+    <w:lvl w:ilvl="2" w:tentative="1">
+      <w:start w:val="1"/>
+      <w:numFmt w:val="bullet"/>
+      <w:lvlText w:val=""/>
+      <w:lvlJc w:val="left"/>
+      <w:pPr>
+        <w:tabs>
+          <w:tab w:val="num" w:pos="2160"/>
+        </w:tabs>
+        <w:ind w:left="2160" w:hanging="360"/>
+      </w:pPr>
+      <w:rPr>
+        <w:rFonts w:ascii="Wingdings" w:hAnsi="Wingdings" w:hint="default"/>
+        <w:sz w:val="20"/>
+      </w:rPr>
+    </w:lvl>
+    <w:lvl w:ilvl="3" w:tentative="1">
+      <w:start w:val="1"/>
+      <w:numFmt w:val="bullet"/>
+      <w:lvlText w:val=""/>
+      <w:lvlJc w:val="left"/>
+      <w:pPr>
+        <w:tabs>
+          <w:tab w:val="num" w:pos="2880"/>
+        </w:tabs>
+        <w:ind w:left="2880" w:hanging="360"/>
+      </w:pPr>
+      <w:rPr>
+        <w:rFonts w:ascii="Wingdings" w:hAnsi="Wingdings" w:hint="default"/>
+        <w:sz w:val="20"/>
+      </w:rPr>
+    </w:lvl>
+    <w:lvl w:ilvl="4" w:tentative="1">
+      <w:start w:val="1"/>
+      <w:numFmt w:val="bullet"/>
+      <w:lvlText w:val=""/>
+      <w:lvlJc w:val="left"/>
+      <w:pPr>
+        <w:tabs>
+          <w:tab w:val="num" w:pos="3600"/>
+        </w:tabs>
+        <w:ind w:left="3600" w:hanging="360"/>
+      </w:pPr>
+      <w:rPr>
+        <w:rFonts w:ascii="Wingdings" w:hAnsi="Wingdings" w:hint="default"/>
+        <w:sz w:val="20"/>
+      </w:rPr>
+    </w:lvl>
+    <w:lvl w:ilvl="5" w:tentative="1">
+      <w:start w:val="1"/>
+      <w:numFmt w:val="bullet"/>
+      <w:lvlText w:val=""/>
+      <w:lvlJc w:val="left"/>
+      <w:pPr>
+        <w:tabs>
+          <w:tab w:val="num" w:pos="4320"/>
+        </w:tabs>
+        <w:ind w:left="4320" w:hanging="360"/>
+      </w:pPr>
+      <w:rPr>
+        <w:rFonts w:ascii="Wingdings" w:hAnsi="Wingdings" w:hint="default"/>
+        <w:sz w:val="20"/>
+      </w:rPr>
+    </w:lvl>
+    <w:lvl w:ilvl="6" w:tentative="1">
+      <w:start w:val="1"/>
+      <w:numFmt w:val="bullet"/>
+      <w:lvlText w:val=""/>
+      <w:lvlJc w:val="left"/>
+      <w:pPr>
+        <w:tabs>
+          <w:tab w:val="num" w:pos="5040"/>
+        </w:tabs>
+        <w:ind w:left="5040" w:hanging="360"/>
+      </w:pPr>
+      <w:rPr>
+        <w:rFonts w:ascii="Wingdings" w:hAnsi="Wingdings" w:hint="default"/>
+        <w:sz w:val="20"/>
+      </w:rPr>
+    </w:lvl>
+    <w:lvl w:ilvl="7" w:tentative="1">
+      <w:start w:val="1"/>
+      <w:numFmt w:val="bullet"/>
+      <w:lvlText w:val=""/>
+      <w:lvlJc w:val="left"/>
+      <w:pPr>
+        <w:tabs>
+          <w:tab w:val="num" w:pos="5760"/>
+        </w:tabs>
+        <w:ind w:left="5760" w:hanging="360"/>
+      </w:pPr>
+      <w:rPr>
+        <w:rFonts w:ascii="Wingdings" w:hAnsi="Wingdings" w:hint="default"/>
+        <w:sz w:val="20"/>
+      </w:rPr>
+    </w:lvl>
+    <w:lvl w:ilvl="8" w:tentative="1">
+      <w:start w:val="1"/>
+      <w:numFmt w:val="bullet"/>
+      <w:lvlText w:val=""/>
+      <w:lvlJc w:val="left"/>
+      <w:pPr>
+        <w:tabs>
+          <w:tab w:val="num" w:pos="6480"/>
+        </w:tabs>
+        <w:ind w:left="6480" w:hanging="360"/>
+      </w:pPr>
+      <w:rPr>
+        <w:rFonts w:ascii="Wingdings" w:hAnsi="Wingdings" w:hint="default"/>
+        <w:sz w:val="20"/>
+      </w:rPr>
+    </w:lvl>
+  </w:abstractNum>
+  <w:abstractNum w:abstractNumId="10" w15:restartNumberingAfterBreak="0">
+    <w:nsid w:val="68294D20"/>
+    <w:multiLevelType w:val="multilevel"/>
+    <w:tmpl w:val="05E693A8"/>
+    <w:lvl w:ilvl="0">
+      <w:start w:val="1"/>
+      <w:numFmt w:val="bullet"/>
+      <w:lvlText w:val=""/>
+      <w:lvlJc w:val="left"/>
+      <w:pPr>
+        <w:tabs>
+          <w:tab w:val="num" w:pos="720"/>
+        </w:tabs>
+        <w:ind w:left="720" w:hanging="360"/>
+      </w:pPr>
+      <w:rPr>
+        <w:rFonts w:ascii="Symbol" w:hAnsi="Symbol" w:hint="default"/>
+        <w:sz w:val="20"/>
+      </w:rPr>
+    </w:lvl>
+    <w:lvl w:ilvl="1" w:tentative="1">
+      <w:start w:val="1"/>
+      <w:numFmt w:val="bullet"/>
+      <w:lvlText w:val="o"/>
+      <w:lvlJc w:val="left"/>
+      <w:pPr>
+        <w:tabs>
+          <w:tab w:val="num" w:pos="1440"/>
+        </w:tabs>
+        <w:ind w:left="1440" w:hanging="360"/>
+      </w:pPr>
+      <w:rPr>
+        <w:rFonts w:ascii="Courier New" w:hAnsi="Courier New" w:hint="default"/>
+        <w:sz w:val="20"/>
+      </w:rPr>
+    </w:lvl>
+    <w:lvl w:ilvl="2" w:tentative="1">
+      <w:start w:val="1"/>
+      <w:numFmt w:val="bullet"/>
+      <w:lvlText w:val=""/>
+      <w:lvlJc w:val="left"/>
+      <w:pPr>
+        <w:tabs>
+          <w:tab w:val="num" w:pos="2160"/>
+        </w:tabs>
+        <w:ind w:left="2160" w:hanging="360"/>
+      </w:pPr>
+      <w:rPr>
+        <w:rFonts w:ascii="Wingdings" w:hAnsi="Wingdings" w:hint="default"/>
+        <w:sz w:val="20"/>
+      </w:rPr>
+    </w:lvl>
+    <w:lvl w:ilvl="3" w:tentative="1">
+      <w:start w:val="1"/>
+      <w:numFmt w:val="bullet"/>
+      <w:lvlText w:val=""/>
+      <w:lvlJc w:val="left"/>
+      <w:pPr>
+        <w:tabs>
+          <w:tab w:val="num" w:pos="2880"/>
+        </w:tabs>
+        <w:ind w:left="2880" w:hanging="360"/>
+      </w:pPr>
+      <w:rPr>
+        <w:rFonts w:ascii="Wingdings" w:hAnsi="Wingdings" w:hint="default"/>
+        <w:sz w:val="20"/>
+      </w:rPr>
+    </w:lvl>
+    <w:lvl w:ilvl="4" w:tentative="1">
+      <w:start w:val="1"/>
+      <w:numFmt w:val="bullet"/>
+      <w:lvlText w:val=""/>
+      <w:lvlJc w:val="left"/>
+      <w:pPr>
+        <w:tabs>
+          <w:tab w:val="num" w:pos="3600"/>
+        </w:tabs>
+        <w:ind w:left="3600" w:hanging="360"/>
+      </w:pPr>
+      <w:rPr>
+        <w:rFonts w:ascii="Wingdings" w:hAnsi="Wingdings" w:hint="default"/>
+        <w:sz w:val="20"/>
+      </w:rPr>
+    </w:lvl>
+    <w:lvl w:ilvl="5" w:tentative="1">
+      <w:start w:val="1"/>
+      <w:numFmt w:val="bullet"/>
+      <w:lvlText w:val=""/>
+      <w:lvlJc w:val="left"/>
+      <w:pPr>
+        <w:tabs>
+          <w:tab w:val="num" w:pos="4320"/>
+        </w:tabs>
+        <w:ind w:left="4320" w:hanging="360"/>
+      </w:pPr>
+      <w:rPr>
+        <w:rFonts w:ascii="Wingdings" w:hAnsi="Wingdings" w:hint="default"/>
+        <w:sz w:val="20"/>
+      </w:rPr>
+    </w:lvl>
+    <w:lvl w:ilvl="6" w:tentative="1">
+      <w:start w:val="1"/>
+      <w:numFmt w:val="bullet"/>
+      <w:lvlText w:val=""/>
+      <w:lvlJc w:val="left"/>
+      <w:pPr>
+        <w:tabs>
+          <w:tab w:val="num" w:pos="5040"/>
+        </w:tabs>
+        <w:ind w:left="5040" w:hanging="360"/>
+      </w:pPr>
+      <w:rPr>
+        <w:rFonts w:ascii="Wingdings" w:hAnsi="Wingdings" w:hint="default"/>
+        <w:sz w:val="20"/>
+      </w:rPr>
+    </w:lvl>
+    <w:lvl w:ilvl="7" w:tentative="1">
+      <w:start w:val="1"/>
+      <w:numFmt w:val="bullet"/>
+      <w:lvlText w:val=""/>
+      <w:lvlJc w:val="left"/>
+      <w:pPr>
+        <w:tabs>
+          <w:tab w:val="num" w:pos="5760"/>
+        </w:tabs>
+        <w:ind w:left="5760" w:hanging="360"/>
+      </w:pPr>
+      <w:rPr>
+        <w:rFonts w:ascii="Wingdings" w:hAnsi="Wingdings" w:hint="default"/>
+        <w:sz w:val="20"/>
+      </w:rPr>
+    </w:lvl>
+    <w:lvl w:ilvl="8" w:tentative="1">
+      <w:start w:val="1"/>
+      <w:numFmt w:val="bullet"/>
+      <w:lvlText w:val=""/>
+      <w:lvlJc w:val="left"/>
+      <w:pPr>
+        <w:tabs>
+          <w:tab w:val="num" w:pos="6480"/>
+        </w:tabs>
+        <w:ind w:left="6480" w:hanging="360"/>
+      </w:pPr>
+      <w:rPr>
+        <w:rFonts w:ascii="Wingdings" w:hAnsi="Wingdings" w:hint="default"/>
+        <w:sz w:val="20"/>
+      </w:rPr>
+    </w:lvl>
+  </w:abstractNum>
+  <w:abstractNum w:abstractNumId="11" w15:restartNumberingAfterBreak="0">
+    <w:nsid w:val="718E2E51"/>
+    <w:multiLevelType w:val="multilevel"/>
+    <w:tmpl w:val="1E8A1400"/>
+    <w:lvl w:ilvl="0">
+      <w:start w:val="1"/>
+      <w:numFmt w:val="bullet"/>
+      <w:lvlText w:val=""/>
+      <w:lvlJc w:val="left"/>
+      <w:pPr>
+        <w:tabs>
+          <w:tab w:val="num" w:pos="720"/>
+        </w:tabs>
+        <w:ind w:left="720" w:hanging="360"/>
+      </w:pPr>
+      <w:rPr>
+        <w:rFonts w:ascii="Symbol" w:hAnsi="Symbol" w:hint="default"/>
+        <w:sz w:val="20"/>
+      </w:rPr>
+    </w:lvl>
+    <w:lvl w:ilvl="1" w:tentative="1">
+      <w:start w:val="1"/>
+      <w:numFmt w:val="bullet"/>
+      <w:lvlText w:val="o"/>
+      <w:lvlJc w:val="left"/>
+      <w:pPr>
+        <w:tabs>
+          <w:tab w:val="num" w:pos="1440"/>
+        </w:tabs>
+        <w:ind w:left="1440" w:hanging="360"/>
+      </w:pPr>
+      <w:rPr>
+        <w:rFonts w:ascii="Courier New" w:hAnsi="Courier New" w:hint="default"/>
+        <w:sz w:val="20"/>
+      </w:rPr>
+    </w:lvl>
+    <w:lvl w:ilvl="2" w:tentative="1">
+      <w:start w:val="1"/>
+      <w:numFmt w:val="bullet"/>
+      <w:lvlText w:val=""/>
+      <w:lvlJc w:val="left"/>
+      <w:pPr>
+        <w:tabs>
+          <w:tab w:val="num" w:pos="2160"/>
+        </w:tabs>
+        <w:ind w:left="2160" w:hanging="360"/>
+      </w:pPr>
+      <w:rPr>
+        <w:rFonts w:ascii="Wingdings" w:hAnsi="Wingdings" w:hint="default"/>
+        <w:sz w:val="20"/>
+      </w:rPr>
+    </w:lvl>
+    <w:lvl w:ilvl="3" w:tentative="1">
+      <w:start w:val="1"/>
+      <w:numFmt w:val="bullet"/>
+      <w:lvlText w:val=""/>
+      <w:lvlJc w:val="left"/>
+      <w:pPr>
+        <w:tabs>
+          <w:tab w:val="num" w:pos="2880"/>
+        </w:tabs>
+        <w:ind w:left="2880" w:hanging="360"/>
+      </w:pPr>
+      <w:rPr>
+        <w:rFonts w:ascii="Wingdings" w:hAnsi="Wingdings" w:hint="default"/>
+        <w:sz w:val="20"/>
+      </w:rPr>
+    </w:lvl>
+    <w:lvl w:ilvl="4" w:tentative="1">
+      <w:start w:val="1"/>
+      <w:numFmt w:val="bullet"/>
+      <w:lvlText w:val=""/>
+      <w:lvlJc w:val="left"/>
+      <w:pPr>
+        <w:tabs>
+          <w:tab w:val="num" w:pos="3600"/>
+        </w:tabs>
+        <w:ind w:left="3600" w:hanging="360"/>
+      </w:pPr>
+      <w:rPr>
+        <w:rFonts w:ascii="Wingdings" w:hAnsi="Wingdings" w:hint="default"/>
+        <w:sz w:val="20"/>
+      </w:rPr>
+    </w:lvl>
+    <w:lvl w:ilvl="5" w:tentative="1">
+      <w:start w:val="1"/>
+      <w:numFmt w:val="bullet"/>
+      <w:lvlText w:val=""/>
+      <w:lvlJc w:val="left"/>
+      <w:pPr>
+        <w:tabs>
+          <w:tab w:val="num" w:pos="4320"/>
+        </w:tabs>
+        <w:ind w:left="4320" w:hanging="360"/>
+      </w:pPr>
+      <w:rPr>
+        <w:rFonts w:ascii="Wingdings" w:hAnsi="Wingdings" w:hint="default"/>
+        <w:sz w:val="20"/>
+      </w:rPr>
+    </w:lvl>
+    <w:lvl w:ilvl="6" w:tentative="1">
+      <w:start w:val="1"/>
+      <w:numFmt w:val="bullet"/>
+      <w:lvlText w:val=""/>
+      <w:lvlJc w:val="left"/>
+      <w:pPr>
+        <w:tabs>
+          <w:tab w:val="num" w:pos="5040"/>
+        </w:tabs>
+        <w:ind w:left="5040" w:hanging="360"/>
+      </w:pPr>
+      <w:rPr>
+        <w:rFonts w:ascii="Wingdings" w:hAnsi="Wingdings" w:hint="default"/>
+        <w:sz w:val="20"/>
+      </w:rPr>
+    </w:lvl>
+    <w:lvl w:ilvl="7" w:tentative="1">
+      <w:start w:val="1"/>
+      <w:numFmt w:val="bullet"/>
+      <w:lvlText w:val=""/>
+      <w:lvlJc w:val="left"/>
+      <w:pPr>
+        <w:tabs>
+          <w:tab w:val="num" w:pos="5760"/>
+        </w:tabs>
+        <w:ind w:left="5760" w:hanging="360"/>
+      </w:pPr>
+      <w:rPr>
+        <w:rFonts w:ascii="Wingdings" w:hAnsi="Wingdings" w:hint="default"/>
+        <w:sz w:val="20"/>
+      </w:rPr>
+    </w:lvl>
+    <w:lvl w:ilvl="8" w:tentative="1">
+      <w:start w:val="1"/>
+      <w:numFmt w:val="bullet"/>
+      <w:lvlText w:val=""/>
+      <w:lvlJc w:val="left"/>
+      <w:pPr>
+        <w:tabs>
+          <w:tab w:val="num" w:pos="6480"/>
+        </w:tabs>
+        <w:ind w:left="6480" w:hanging="360"/>
+      </w:pPr>
+      <w:rPr>
+        <w:rFonts w:ascii="Wingdings" w:hAnsi="Wingdings" w:hint="default"/>
+        <w:sz w:val="20"/>
+      </w:rPr>
+    </w:lvl>
+  </w:abstractNum>
+  <w:abstractNum w:abstractNumId="12" w15:restartNumberingAfterBreak="0">
+    <w:nsid w:val="7524263F"/>
+    <w:multiLevelType w:val="multilevel"/>
+    <w:tmpl w:val="0C509FBE"/>
+    <w:lvl w:ilvl="0">
+      <w:start w:val="1"/>
+      <w:numFmt w:val="bullet"/>
+      <w:lvlText w:val=""/>
+      <w:lvlJc w:val="left"/>
+      <w:pPr>
+        <w:tabs>
+          <w:tab w:val="num" w:pos="720"/>
+        </w:tabs>
+        <w:ind w:left="720" w:hanging="360"/>
+      </w:pPr>
+      <w:rPr>
+        <w:rFonts w:ascii="Symbol" w:hAnsi="Symbol" w:hint="default"/>
+        <w:sz w:val="20"/>
+      </w:rPr>
+    </w:lvl>
+    <w:lvl w:ilvl="1" w:tentative="1">
+      <w:start w:val="1"/>
+      <w:numFmt w:val="bullet"/>
+      <w:lvlText w:val="o"/>
+      <w:lvlJc w:val="left"/>
+      <w:pPr>
+        <w:tabs>
+          <w:tab w:val="num" w:pos="1440"/>
+        </w:tabs>
+        <w:ind w:left="1440" w:hanging="360"/>
+      </w:pPr>
+      <w:rPr>
+        <w:rFonts w:ascii="Courier New" w:hAnsi="Courier New" w:hint="default"/>
+        <w:sz w:val="20"/>
+      </w:rPr>
+    </w:lvl>
+    <w:lvl w:ilvl="2" w:tentative="1">
+      <w:start w:val="1"/>
+      <w:numFmt w:val="bullet"/>
+      <w:lvlText w:val=""/>
+      <w:lvlJc w:val="left"/>
+      <w:pPr>
+        <w:tabs>
+          <w:tab w:val="num" w:pos="2160"/>
+        </w:tabs>
+        <w:ind w:left="2160" w:hanging="360"/>
+      </w:pPr>
+      <w:rPr>
+        <w:rFonts w:ascii="Wingdings" w:hAnsi="Wingdings" w:hint="default"/>
+        <w:sz w:val="20"/>
+      </w:rPr>
+    </w:lvl>
+    <w:lvl w:ilvl="3" w:tentative="1">
+      <w:start w:val="1"/>
+      <w:numFmt w:val="bullet"/>
+      <w:lvlText w:val=""/>
+      <w:lvlJc w:val="left"/>
+      <w:pPr>
+        <w:tabs>
+          <w:tab w:val="num" w:pos="2880"/>
+        </w:tabs>
+        <w:ind w:left="2880" w:hanging="360"/>
+      </w:pPr>
+      <w:rPr>
+        <w:rFonts w:ascii="Wingdings" w:hAnsi="Wingdings" w:hint="default"/>
+        <w:sz w:val="20"/>
+      </w:rPr>
+    </w:lvl>
+    <w:lvl w:ilvl="4" w:tentative="1">
+      <w:start w:val="1"/>
+      <w:numFmt w:val="bullet"/>
+      <w:lvlText w:val=""/>
+      <w:lvlJc w:val="left"/>
+      <w:pPr>
+        <w:tabs>
+          <w:tab w:val="num" w:pos="3600"/>
+        </w:tabs>
+        <w:ind w:left="3600" w:hanging="360"/>
+      </w:pPr>
+      <w:rPr>
+        <w:rFonts w:ascii="Wingdings" w:hAnsi="Wingdings" w:hint="default"/>
+        <w:sz w:val="20"/>
+      </w:rPr>
+    </w:lvl>
+    <w:lvl w:ilvl="5" w:tentative="1">
+      <w:start w:val="1"/>
+      <w:numFmt w:val="bullet"/>
+      <w:lvlText w:val=""/>
+      <w:lvlJc w:val="left"/>
+      <w:pPr>
+        <w:tabs>
+          <w:tab w:val="num" w:pos="4320"/>
+        </w:tabs>
+        <w:ind w:left="4320" w:hanging="360"/>
+      </w:pPr>
+      <w:rPr>
+        <w:rFonts w:ascii="Wingdings" w:hAnsi="Wingdings" w:hint="default"/>
+        <w:sz w:val="20"/>
+      </w:rPr>
+    </w:lvl>
+    <w:lvl w:ilvl="6" w:tentative="1">
+      <w:start w:val="1"/>
+      <w:numFmt w:val="bullet"/>
+      <w:lvlText w:val=""/>
+      <w:lvlJc w:val="left"/>
+      <w:pPr>
+        <w:tabs>
+          <w:tab w:val="num" w:pos="5040"/>
+        </w:tabs>
+        <w:ind w:left="5040" w:hanging="360"/>
+      </w:pPr>
+      <w:rPr>
+        <w:rFonts w:ascii="Wingdings" w:hAnsi="Wingdings" w:hint="default"/>
+        <w:sz w:val="20"/>
+      </w:rPr>
+    </w:lvl>
+    <w:lvl w:ilvl="7" w:tentative="1">
+      <w:start w:val="1"/>
+      <w:numFmt w:val="bullet"/>
+      <w:lvlText w:val=""/>
+      <w:lvlJc w:val="left"/>
+      <w:pPr>
+        <w:tabs>
+          <w:tab w:val="num" w:pos="5760"/>
+        </w:tabs>
+        <w:ind w:left="5760" w:hanging="360"/>
+      </w:pPr>
+      <w:rPr>
+        <w:rFonts w:ascii="Wingdings" w:hAnsi="Wingdings" w:hint="default"/>
+        <w:sz w:val="20"/>
+      </w:rPr>
+    </w:lvl>
+    <w:lvl w:ilvl="8" w:tentative="1">
+      <w:start w:val="1"/>
+      <w:numFmt w:val="bullet"/>
+      <w:lvlText w:val=""/>
+      <w:lvlJc w:val="left"/>
+      <w:pPr>
+        <w:tabs>
+          <w:tab w:val="num" w:pos="6480"/>
+        </w:tabs>
+        <w:ind w:left="6480" w:hanging="360"/>
+      </w:pPr>
+      <w:rPr>
+        <w:rFonts w:ascii="Wingdings" w:hAnsi="Wingdings" w:hint="default"/>
+        <w:sz w:val="20"/>
+      </w:rPr>
+    </w:lvl>
+  </w:abstractNum>
+  <w:abstractNum w:abstractNumId="13" w15:restartNumberingAfterBreak="0">
     <w:nsid w:val="76C254EB"/>
     <w:multiLevelType w:val="hybridMultilevel"/>
     <w:tmpl w:val="065EA74C"/>
@@ -3050,28 +6045,46 @@
     </w:lvl>
   </w:abstractNum>
   <w:num w:numId="1">
-    <w:abstractNumId w:val="6"/>
+    <w:abstractNumId w:val="8"/>
   </w:num>
   <w:num w:numId="2">
     <w:abstractNumId w:val="0"/>
   </w:num>
   <w:num w:numId="3">
+    <w:abstractNumId w:val="7"/>
+  </w:num>
+  <w:num w:numId="4">
     <w:abstractNumId w:val="5"/>
   </w:num>
-  <w:num w:numId="4">
+  <w:num w:numId="5">
+    <w:abstractNumId w:val="4"/>
+  </w:num>
+  <w:num w:numId="6">
     <w:abstractNumId w:val="3"/>
   </w:num>
-  <w:num w:numId="5">
+  <w:num w:numId="7">
+    <w:abstractNumId w:val="13"/>
+  </w:num>
+  <w:num w:numId="8">
+    <w:abstractNumId w:val="6"/>
+  </w:num>
+  <w:num w:numId="9">
+    <w:abstractNumId w:val="10"/>
+  </w:num>
+  <w:num w:numId="10">
     <w:abstractNumId w:val="2"/>
   </w:num>
-  <w:num w:numId="6">
+  <w:num w:numId="11">
+    <w:abstractNumId w:val="12"/>
+  </w:num>
+  <w:num w:numId="12">
+    <w:abstractNumId w:val="11"/>
+  </w:num>
+  <w:num w:numId="13">
+    <w:abstractNumId w:val="9"/>
+  </w:num>
+  <w:num w:numId="14">
     <w:abstractNumId w:val="1"/>
-  </w:num>
-  <w:num w:numId="7">
-    <w:abstractNumId w:val="7"/>
-  </w:num>
-  <w:num w:numId="8">
-    <w:abstractNumId w:val="4"/>
   </w:num>
 </w:numbering>
 </file>
@@ -3519,6 +6532,7 @@
   <w:style w:type="character" w:default="1" w:styleId="Bekezdsalapbettpusa">
     <w:name w:val="Default Paragraph Font"/>
     <w:uiPriority w:val="1"/>
+    <w:semiHidden/>
     <w:unhideWhenUsed/>
   </w:style>
   <w:style w:type="table" w:default="1" w:styleId="Normltblzat">
@@ -3620,6 +6634,25 @@
       <w:sz w:val="20"/>
       <w:szCs w:val="20"/>
     </w:rPr>
+  </w:style>
+  <w:style w:type="table" w:styleId="Rcsostblzat">
+    <w:name w:val="Table Grid"/>
+    <w:basedOn w:val="Normltblzat"/>
+    <w:uiPriority w:val="39"/>
+    <w:rsid w:val="00430ECD"/>
+    <w:pPr>
+      <w:spacing w:after="0" w:line="240" w:lineRule="auto"/>
+    </w:pPr>
+    <w:tblPr>
+      <w:tblBorders>
+        <w:top w:val="single" w:sz="4" w:space="0" w:color="auto"/>
+        <w:left w:val="single" w:sz="4" w:space="0" w:color="auto"/>
+        <w:bottom w:val="single" w:sz="4" w:space="0" w:color="auto"/>
+        <w:right w:val="single" w:sz="4" w:space="0" w:color="auto"/>
+        <w:insideH w:val="single" w:sz="4" w:space="0" w:color="auto"/>
+        <w:insideV w:val="single" w:sz="4" w:space="0" w:color="auto"/>
+      </w:tblBorders>
+    </w:tblPr>
   </w:style>
 </w:styles>
 </file>

--- a/PandaPlug dokumentacio.docx
+++ b/PandaPlug dokumentacio.docx
@@ -30,8 +30,364 @@
     </w:p>
     <w:p>
       <w:pPr>
-        <w:spacing w:before="100" w:beforeAutospacing="1" w:after="240" w:line="276" w:lineRule="auto"/>
-        <w:jc w:val="center"/>
+        <w:spacing w:before="100" w:beforeAutospacing="1" w:after="100" w:afterAutospacing="1" w:line="240" w:lineRule="auto"/>
+        <w:rPr>
+          <w:rFonts w:ascii="Times New Roman" w:eastAsia="Times New Roman" w:hAnsi="Times New Roman" w:cs="Times New Roman"/>
+          <w:sz w:val="24"/>
+          <w:szCs w:val="24"/>
+          <w:lang w:eastAsia="hu-HU"/>
+        </w:rPr>
+      </w:pPr>
+      <w:r>
+        <w:rPr>
+          <w:rFonts w:ascii="Times New Roman" w:eastAsia="Times New Roman" w:hAnsi="Times New Roman" w:cs="Times New Roman"/>
+          <w:sz w:val="24"/>
+          <w:szCs w:val="24"/>
+          <w:lang w:eastAsia="hu-HU"/>
+        </w:rPr>
+        <w:t xml:space="preserve">A </w:t>
+      </w:r>
+      <w:proofErr w:type="spellStart"/>
+      <w:r>
+        <w:rPr>
+          <w:rFonts w:ascii="Times New Roman" w:eastAsia="Times New Roman" w:hAnsi="Times New Roman" w:cs="Times New Roman"/>
+          <w:sz w:val="24"/>
+          <w:szCs w:val="24"/>
+          <w:lang w:eastAsia="hu-HU"/>
+        </w:rPr>
+        <w:t>PandaPlug</w:t>
+      </w:r>
+      <w:proofErr w:type="spellEnd"/>
+      <w:r>
+        <w:rPr>
+          <w:rFonts w:ascii="Times New Roman" w:eastAsia="Times New Roman" w:hAnsi="Times New Roman" w:cs="Times New Roman"/>
+          <w:sz w:val="24"/>
+          <w:szCs w:val="24"/>
+          <w:lang w:eastAsia="hu-HU"/>
+        </w:rPr>
+        <w:t xml:space="preserve"> egy modern online webshop, amely nemzetközi </w:t>
+      </w:r>
+      <w:proofErr w:type="spellStart"/>
+      <w:r>
+        <w:rPr>
+          <w:rFonts w:ascii="Times New Roman" w:eastAsia="Times New Roman" w:hAnsi="Times New Roman" w:cs="Times New Roman"/>
+          <w:sz w:val="24"/>
+          <w:szCs w:val="24"/>
+          <w:lang w:eastAsia="hu-HU"/>
+        </w:rPr>
+        <w:t>designer</w:t>
+      </w:r>
+      <w:proofErr w:type="spellEnd"/>
+      <w:r>
+        <w:rPr>
+          <w:rFonts w:ascii="Times New Roman" w:eastAsia="Times New Roman" w:hAnsi="Times New Roman" w:cs="Times New Roman"/>
+          <w:sz w:val="24"/>
+          <w:szCs w:val="24"/>
+          <w:lang w:eastAsia="hu-HU"/>
+        </w:rPr>
+        <w:t xml:space="preserve"> és </w:t>
+      </w:r>
+      <w:proofErr w:type="spellStart"/>
+      <w:r>
+        <w:rPr>
+          <w:rFonts w:ascii="Times New Roman" w:eastAsia="Times New Roman" w:hAnsi="Times New Roman" w:cs="Times New Roman"/>
+          <w:sz w:val="24"/>
+          <w:szCs w:val="24"/>
+          <w:lang w:eastAsia="hu-HU"/>
+        </w:rPr>
+        <w:t>streetwear</w:t>
+      </w:r>
+      <w:proofErr w:type="spellEnd"/>
+      <w:r>
+        <w:rPr>
+          <w:rFonts w:ascii="Times New Roman" w:eastAsia="Times New Roman" w:hAnsi="Times New Roman" w:cs="Times New Roman"/>
+          <w:sz w:val="24"/>
+          <w:szCs w:val="24"/>
+          <w:lang w:eastAsia="hu-HU"/>
+        </w:rPr>
+        <w:t xml:space="preserve"> márkák legújabb kollekcióit kínálja egy helyen. A kínálatban pólók, pulóverek, nadrágok és rövidnadrágok találhatók, különös hangsúlyt fektetve a minőségre és a hitelességre. Az oldalon olyan ismert márkák termékei érhetők el, mint a Chrome </w:t>
+      </w:r>
+      <w:proofErr w:type="spellStart"/>
+      <w:r>
+        <w:rPr>
+          <w:rFonts w:ascii="Times New Roman" w:eastAsia="Times New Roman" w:hAnsi="Times New Roman" w:cs="Times New Roman"/>
+          <w:sz w:val="24"/>
+          <w:szCs w:val="24"/>
+          <w:lang w:eastAsia="hu-HU"/>
+        </w:rPr>
+        <w:t>Hearts</w:t>
+      </w:r>
+      <w:proofErr w:type="spellEnd"/>
+      <w:r>
+        <w:rPr>
+          <w:rFonts w:ascii="Times New Roman" w:eastAsia="Times New Roman" w:hAnsi="Times New Roman" w:cs="Times New Roman"/>
+          <w:sz w:val="24"/>
+          <w:szCs w:val="24"/>
+          <w:lang w:eastAsia="hu-HU"/>
+        </w:rPr>
+        <w:t xml:space="preserve">, a </w:t>
+      </w:r>
+      <w:proofErr w:type="spellStart"/>
+      <w:r>
+        <w:rPr>
+          <w:rFonts w:ascii="Times New Roman" w:eastAsia="Times New Roman" w:hAnsi="Times New Roman" w:cs="Times New Roman"/>
+          <w:sz w:val="24"/>
+          <w:szCs w:val="24"/>
+          <w:lang w:eastAsia="hu-HU"/>
+        </w:rPr>
+        <w:t>Stüssy</w:t>
+      </w:r>
+      <w:proofErr w:type="spellEnd"/>
+      <w:r>
+        <w:rPr>
+          <w:rFonts w:ascii="Times New Roman" w:eastAsia="Times New Roman" w:hAnsi="Times New Roman" w:cs="Times New Roman"/>
+          <w:sz w:val="24"/>
+          <w:szCs w:val="24"/>
+          <w:lang w:eastAsia="hu-HU"/>
+        </w:rPr>
+        <w:t xml:space="preserve"> és a </w:t>
+      </w:r>
+      <w:proofErr w:type="spellStart"/>
+      <w:r>
+        <w:rPr>
+          <w:rFonts w:ascii="Times New Roman" w:eastAsia="Times New Roman" w:hAnsi="Times New Roman" w:cs="Times New Roman"/>
+          <w:sz w:val="24"/>
+          <w:szCs w:val="24"/>
+          <w:lang w:eastAsia="hu-HU"/>
+        </w:rPr>
+        <w:t>Denim</w:t>
+      </w:r>
+      <w:proofErr w:type="spellEnd"/>
+      <w:r>
+        <w:rPr>
+          <w:rFonts w:ascii="Times New Roman" w:eastAsia="Times New Roman" w:hAnsi="Times New Roman" w:cs="Times New Roman"/>
+          <w:sz w:val="24"/>
+          <w:szCs w:val="24"/>
+          <w:lang w:eastAsia="hu-HU"/>
+        </w:rPr>
+        <w:t xml:space="preserve"> </w:t>
+      </w:r>
+      <w:proofErr w:type="spellStart"/>
+      <w:r>
+        <w:rPr>
+          <w:rFonts w:ascii="Times New Roman" w:eastAsia="Times New Roman" w:hAnsi="Times New Roman" w:cs="Times New Roman"/>
+          <w:sz w:val="24"/>
+          <w:szCs w:val="24"/>
+          <w:lang w:eastAsia="hu-HU"/>
+        </w:rPr>
+        <w:t>Tears</w:t>
+      </w:r>
+      <w:proofErr w:type="spellEnd"/>
+      <w:r>
+        <w:rPr>
+          <w:rFonts w:ascii="Times New Roman" w:eastAsia="Times New Roman" w:hAnsi="Times New Roman" w:cs="Times New Roman"/>
+          <w:sz w:val="24"/>
+          <w:szCs w:val="24"/>
+          <w:lang w:eastAsia="hu-HU"/>
+        </w:rPr>
+        <w:t>.</w:t>
+      </w:r>
+    </w:p>
+    <w:p>
+      <w:pPr>
+        <w:spacing w:before="100" w:beforeAutospacing="1" w:after="100" w:afterAutospacing="1" w:line="240" w:lineRule="auto"/>
+        <w:rPr>
+          <w:rFonts w:ascii="Times New Roman" w:eastAsia="Times New Roman" w:hAnsi="Times New Roman" w:cs="Times New Roman"/>
+          <w:sz w:val="24"/>
+          <w:szCs w:val="24"/>
+          <w:lang w:eastAsia="hu-HU"/>
+        </w:rPr>
+      </w:pPr>
+      <w:r>
+        <w:rPr>
+          <w:rFonts w:ascii="Times New Roman" w:eastAsia="Times New Roman" w:hAnsi="Times New Roman" w:cs="Times New Roman"/>
+          <w:sz w:val="24"/>
+          <w:szCs w:val="24"/>
+          <w:lang w:eastAsia="hu-HU"/>
+        </w:rPr>
+        <w:t>A weboldal letisztult, átlátható dizájnnal és egyszerű navigációval rendelkezik, amely lehetővé teszi a gyors keresést, szűrést és rendezést. Reszponzív kialakításának köszönhetően asztali gépen, tableten és mobiltele</w:t>
+      </w:r>
+      <w:bookmarkStart w:id="0" w:name="_GoBack"/>
+      <w:bookmarkEnd w:id="0"/>
+      <w:r>
+        <w:rPr>
+          <w:rFonts w:ascii="Times New Roman" w:eastAsia="Times New Roman" w:hAnsi="Times New Roman" w:cs="Times New Roman"/>
+          <w:sz w:val="24"/>
+          <w:szCs w:val="24"/>
+          <w:lang w:eastAsia="hu-HU"/>
+        </w:rPr>
+        <w:t>fonon is optimálisan működik.</w:t>
+      </w:r>
+    </w:p>
+    <w:p>
+      <w:pPr>
+        <w:spacing w:before="100" w:beforeAutospacing="1" w:after="100" w:afterAutospacing="1" w:line="240" w:lineRule="auto"/>
+        <w:rPr>
+          <w:rFonts w:ascii="Times New Roman" w:eastAsia="Times New Roman" w:hAnsi="Times New Roman" w:cs="Times New Roman"/>
+          <w:sz w:val="24"/>
+          <w:szCs w:val="24"/>
+          <w:lang w:eastAsia="hu-HU"/>
+        </w:rPr>
+      </w:pPr>
+      <w:r>
+        <w:rPr>
+          <w:rFonts w:ascii="Times New Roman" w:eastAsia="Times New Roman" w:hAnsi="Times New Roman" w:cs="Times New Roman"/>
+          <w:sz w:val="24"/>
+          <w:szCs w:val="24"/>
+          <w:lang w:eastAsia="hu-HU"/>
+        </w:rPr>
+        <w:t xml:space="preserve">A </w:t>
+      </w:r>
+      <w:proofErr w:type="spellStart"/>
+      <w:r>
+        <w:rPr>
+          <w:rFonts w:ascii="Times New Roman" w:eastAsia="Times New Roman" w:hAnsi="Times New Roman" w:cs="Times New Roman"/>
+          <w:sz w:val="24"/>
+          <w:szCs w:val="24"/>
+          <w:lang w:eastAsia="hu-HU"/>
+        </w:rPr>
+        <w:t>PandaPlug</w:t>
+      </w:r>
+      <w:proofErr w:type="spellEnd"/>
+      <w:r>
+        <w:rPr>
+          <w:rFonts w:ascii="Times New Roman" w:eastAsia="Times New Roman" w:hAnsi="Times New Roman" w:cs="Times New Roman"/>
+          <w:sz w:val="24"/>
+          <w:szCs w:val="24"/>
+          <w:lang w:eastAsia="hu-HU"/>
+        </w:rPr>
+        <w:t xml:space="preserve"> célja, hogy hidat képezzen a vásárlók és a prémium </w:t>
+      </w:r>
+      <w:proofErr w:type="spellStart"/>
+      <w:r>
+        <w:rPr>
+          <w:rFonts w:ascii="Times New Roman" w:eastAsia="Times New Roman" w:hAnsi="Times New Roman" w:cs="Times New Roman"/>
+          <w:sz w:val="24"/>
+          <w:szCs w:val="24"/>
+          <w:lang w:eastAsia="hu-HU"/>
+        </w:rPr>
+        <w:t>streetwear</w:t>
+      </w:r>
+      <w:proofErr w:type="spellEnd"/>
+      <w:r>
+        <w:rPr>
+          <w:rFonts w:ascii="Times New Roman" w:eastAsia="Times New Roman" w:hAnsi="Times New Roman" w:cs="Times New Roman"/>
+          <w:sz w:val="24"/>
+          <w:szCs w:val="24"/>
+          <w:lang w:eastAsia="hu-HU"/>
+        </w:rPr>
+        <w:t xml:space="preserve"> márkák között, miközben biztonságos és megbízható vásárlási élményt nyújt. A rendszer modern fizetési és adatvédelmi megoldásokat alkalmaz, a rendelési folyamat pedig egyszerű és átlátható.</w:t>
+      </w:r>
+    </w:p>
+    <w:p>
+      <w:pPr>
+        <w:spacing w:before="100" w:beforeAutospacing="1" w:after="100" w:afterAutospacing="1" w:line="240" w:lineRule="auto"/>
+        <w:rPr>
+          <w:rFonts w:ascii="Times New Roman" w:eastAsia="Times New Roman" w:hAnsi="Times New Roman" w:cs="Times New Roman"/>
+          <w:sz w:val="24"/>
+          <w:szCs w:val="24"/>
+          <w:lang w:eastAsia="hu-HU"/>
+        </w:rPr>
+      </w:pPr>
+      <w:r>
+        <w:rPr>
+          <w:rFonts w:ascii="Times New Roman" w:eastAsia="Times New Roman" w:hAnsi="Times New Roman" w:cs="Times New Roman"/>
+          <w:sz w:val="24"/>
+          <w:szCs w:val="24"/>
+          <w:lang w:eastAsia="hu-HU"/>
+        </w:rPr>
+        <w:t xml:space="preserve">Az oldal indításához először az </w:t>
+      </w:r>
+      <w:proofErr w:type="spellStart"/>
+      <w:r>
+        <w:rPr>
+          <w:rFonts w:ascii="Courier New" w:eastAsia="Times New Roman" w:hAnsi="Courier New" w:cs="Courier New"/>
+          <w:sz w:val="20"/>
+          <w:szCs w:val="20"/>
+          <w:lang w:eastAsia="hu-HU"/>
+        </w:rPr>
+        <w:t>npm</w:t>
+      </w:r>
+      <w:proofErr w:type="spellEnd"/>
+      <w:r>
+        <w:rPr>
+          <w:rFonts w:ascii="Courier New" w:eastAsia="Times New Roman" w:hAnsi="Courier New" w:cs="Courier New"/>
+          <w:sz w:val="20"/>
+          <w:szCs w:val="20"/>
+          <w:lang w:eastAsia="hu-HU"/>
+        </w:rPr>
+        <w:t xml:space="preserve"> </w:t>
+      </w:r>
+      <w:proofErr w:type="spellStart"/>
+      <w:r>
+        <w:rPr>
+          <w:rFonts w:ascii="Courier New" w:eastAsia="Times New Roman" w:hAnsi="Courier New" w:cs="Courier New"/>
+          <w:sz w:val="20"/>
+          <w:szCs w:val="20"/>
+          <w:lang w:eastAsia="hu-HU"/>
+        </w:rPr>
+        <w:t>install</w:t>
+      </w:r>
+      <w:proofErr w:type="spellEnd"/>
+      <w:r>
+        <w:rPr>
+          <w:rFonts w:ascii="Times New Roman" w:eastAsia="Times New Roman" w:hAnsi="Times New Roman" w:cs="Times New Roman"/>
+          <w:sz w:val="24"/>
+          <w:szCs w:val="24"/>
+          <w:lang w:eastAsia="hu-HU"/>
+        </w:rPr>
+        <w:t xml:space="preserve"> parancs futtatása szükséges a szükséges bővítmények telepítéséhez, majd az alkalmazás az </w:t>
+      </w:r>
+      <w:proofErr w:type="spellStart"/>
+      <w:r>
+        <w:rPr>
+          <w:rFonts w:ascii="Courier New" w:eastAsia="Times New Roman" w:hAnsi="Courier New" w:cs="Courier New"/>
+          <w:sz w:val="20"/>
+          <w:szCs w:val="20"/>
+          <w:lang w:eastAsia="hu-HU"/>
+        </w:rPr>
+        <w:t>npm</w:t>
+      </w:r>
+      <w:proofErr w:type="spellEnd"/>
+      <w:r>
+        <w:rPr>
+          <w:rFonts w:ascii="Courier New" w:eastAsia="Times New Roman" w:hAnsi="Courier New" w:cs="Courier New"/>
+          <w:sz w:val="20"/>
+          <w:szCs w:val="20"/>
+          <w:lang w:eastAsia="hu-HU"/>
+        </w:rPr>
+        <w:t xml:space="preserve"> start</w:t>
+      </w:r>
+      <w:r>
+        <w:rPr>
+          <w:rFonts w:ascii="Times New Roman" w:eastAsia="Times New Roman" w:hAnsi="Times New Roman" w:cs="Times New Roman"/>
+          <w:sz w:val="24"/>
+          <w:szCs w:val="24"/>
+          <w:lang w:eastAsia="hu-HU"/>
+        </w:rPr>
+        <w:t xml:space="preserve"> paranccsal indítható el</w:t>
+      </w:r>
+      <w:r>
+        <w:rPr>
+          <w:rFonts w:ascii="Times New Roman" w:eastAsia="Times New Roman" w:hAnsi="Times New Roman" w:cs="Times New Roman"/>
+          <w:sz w:val="24"/>
+          <w:szCs w:val="24"/>
+          <w:lang w:eastAsia="hu-HU"/>
+        </w:rPr>
+        <w:t xml:space="preserve"> mind frontend és backend felületen</w:t>
+      </w:r>
+      <w:r>
+        <w:rPr>
+          <w:rFonts w:ascii="Times New Roman" w:eastAsia="Times New Roman" w:hAnsi="Times New Roman" w:cs="Times New Roman"/>
+          <w:sz w:val="24"/>
+          <w:szCs w:val="24"/>
+          <w:lang w:eastAsia="hu-HU"/>
+        </w:rPr>
+        <w:t>.</w:t>
+      </w:r>
+    </w:p>
+    <w:p>
+      <w:pPr>
         <w:rPr>
           <w:rFonts w:ascii="Times New Roman" w:eastAsia="Times New Roman" w:hAnsi="Times New Roman" w:cs="Times New Roman"/>
           <w:sz w:val="26"/>
@@ -41,878 +397,10 @@
       </w:pPr>
       <w:r>
         <w:rPr>
-          <w:rFonts w:ascii="Times New Roman" w:eastAsia="Times New Roman" w:hAnsi="Times New Roman" w:cs="Times New Roman"/>
-          <w:sz w:val="26"/>
-          <w:szCs w:val="26"/>
-          <w:lang w:eastAsia="hu-HU"/>
-        </w:rPr>
-        <w:t xml:space="preserve">A </w:t>
-      </w:r>
-      <w:proofErr w:type="spellStart"/>
-      <w:r>
-        <w:rPr>
-          <w:rFonts w:ascii="Times New Roman" w:eastAsia="Times New Roman" w:hAnsi="Times New Roman" w:cs="Times New Roman"/>
           <w:b/>
           <w:bCs/>
           <w:sz w:val="26"/>
           <w:szCs w:val="26"/>
-          <w:lang w:eastAsia="hu-HU"/>
-        </w:rPr>
-        <w:t>PandaPlug</w:t>
-      </w:r>
-      <w:proofErr w:type="spellEnd"/>
-      <w:r>
-        <w:rPr>
-          <w:rFonts w:ascii="Times New Roman" w:eastAsia="Times New Roman" w:hAnsi="Times New Roman" w:cs="Times New Roman"/>
-          <w:sz w:val="26"/>
-          <w:szCs w:val="26"/>
-          <w:lang w:eastAsia="hu-HU"/>
-        </w:rPr>
-        <w:t xml:space="preserve"> egy modern, online értékesítési platform, amely a nemzetközi </w:t>
-      </w:r>
-      <w:proofErr w:type="spellStart"/>
-      <w:r>
-        <w:rPr>
-          <w:rFonts w:ascii="Times New Roman" w:eastAsia="Times New Roman" w:hAnsi="Times New Roman" w:cs="Times New Roman"/>
-          <w:sz w:val="26"/>
-          <w:szCs w:val="26"/>
-          <w:lang w:eastAsia="hu-HU"/>
-        </w:rPr>
-        <w:t>designer</w:t>
-      </w:r>
-      <w:proofErr w:type="spellEnd"/>
-      <w:r>
-        <w:rPr>
-          <w:rFonts w:ascii="Times New Roman" w:eastAsia="Times New Roman" w:hAnsi="Times New Roman" w:cs="Times New Roman"/>
-          <w:sz w:val="26"/>
-          <w:szCs w:val="26"/>
-          <w:lang w:eastAsia="hu-HU"/>
-        </w:rPr>
-        <w:t xml:space="preserve"> és </w:t>
-      </w:r>
-      <w:proofErr w:type="spellStart"/>
-      <w:r>
-        <w:rPr>
-          <w:rFonts w:ascii="Times New Roman" w:eastAsia="Times New Roman" w:hAnsi="Times New Roman" w:cs="Times New Roman"/>
-          <w:sz w:val="26"/>
-          <w:szCs w:val="26"/>
-          <w:lang w:eastAsia="hu-HU"/>
-        </w:rPr>
-        <w:t>streetwear</w:t>
-      </w:r>
-      <w:proofErr w:type="spellEnd"/>
-      <w:r>
-        <w:rPr>
-          <w:rFonts w:ascii="Times New Roman" w:eastAsia="Times New Roman" w:hAnsi="Times New Roman" w:cs="Times New Roman"/>
-          <w:sz w:val="26"/>
-          <w:szCs w:val="26"/>
-          <w:lang w:eastAsia="hu-HU"/>
-        </w:rPr>
-        <w:t xml:space="preserve"> márkák legújabb ruházati kollekcióit kínálja. Az oldal célja, hogy egy helyen, könnyen elérhető formában biztosítsa a vásárlók számára a </w:t>
-      </w:r>
-      <w:r>
-        <w:rPr>
-          <w:rFonts w:ascii="Times New Roman" w:eastAsia="Times New Roman" w:hAnsi="Times New Roman" w:cs="Times New Roman"/>
-          <w:sz w:val="26"/>
-          <w:szCs w:val="26"/>
-          <w:u w:val="single"/>
-          <w:lang w:eastAsia="hu-HU"/>
-        </w:rPr>
-        <w:t>világszerte ismert márkák termékeit, miközben egyszerű és biztonságos vásárlási élményt nyújt</w:t>
-      </w:r>
-      <w:r>
-        <w:rPr>
-          <w:rFonts w:ascii="Times New Roman" w:eastAsia="Times New Roman" w:hAnsi="Times New Roman" w:cs="Times New Roman"/>
-          <w:sz w:val="26"/>
-          <w:szCs w:val="26"/>
-          <w:lang w:eastAsia="hu-HU"/>
-        </w:rPr>
-        <w:t>.</w:t>
-      </w:r>
-    </w:p>
-    <w:p>
-      <w:pPr>
-        <w:spacing w:before="100" w:beforeAutospacing="1" w:after="100" w:afterAutospacing="1" w:line="276" w:lineRule="auto"/>
-        <w:jc w:val="center"/>
-        <w:rPr>
-          <w:rFonts w:ascii="Times New Roman" w:eastAsia="Times New Roman" w:hAnsi="Times New Roman" w:cs="Times New Roman"/>
-          <w:sz w:val="26"/>
-          <w:szCs w:val="26"/>
-          <w:lang w:eastAsia="hu-HU"/>
-        </w:rPr>
-      </w:pPr>
-      <w:r>
-        <w:rPr>
-          <w:rFonts w:ascii="Times New Roman" w:eastAsia="Times New Roman" w:hAnsi="Times New Roman" w:cs="Times New Roman"/>
-          <w:sz w:val="26"/>
-          <w:szCs w:val="26"/>
-          <w:lang w:eastAsia="hu-HU"/>
-        </w:rPr>
-        <w:t xml:space="preserve">A </w:t>
-      </w:r>
-      <w:proofErr w:type="spellStart"/>
-      <w:r>
-        <w:rPr>
-          <w:rFonts w:ascii="Times New Roman" w:eastAsia="Times New Roman" w:hAnsi="Times New Roman" w:cs="Times New Roman"/>
-          <w:b/>
-          <w:sz w:val="26"/>
-          <w:szCs w:val="26"/>
-          <w:lang w:eastAsia="hu-HU"/>
-        </w:rPr>
-        <w:t>PandaPlug</w:t>
-      </w:r>
-      <w:proofErr w:type="spellEnd"/>
-      <w:r>
-        <w:rPr>
-          <w:rFonts w:ascii="Times New Roman" w:eastAsia="Times New Roman" w:hAnsi="Times New Roman" w:cs="Times New Roman"/>
-          <w:sz w:val="26"/>
-          <w:szCs w:val="26"/>
-          <w:lang w:eastAsia="hu-HU"/>
-        </w:rPr>
-        <w:t xml:space="preserve"> különböző stílusú és kategóriájú ruhadarabokat forgalmaz, beleértve a </w:t>
-      </w:r>
-      <w:r>
-        <w:rPr>
-          <w:rFonts w:ascii="Times New Roman" w:eastAsia="Times New Roman" w:hAnsi="Times New Roman" w:cs="Times New Roman"/>
-          <w:bCs/>
-          <w:sz w:val="26"/>
-          <w:szCs w:val="26"/>
-          <w:lang w:eastAsia="hu-HU"/>
-        </w:rPr>
-        <w:t>pólókat, pulóvereket, nadrágokat és rövidnadrágokat</w:t>
-      </w:r>
-      <w:r>
-        <w:rPr>
-          <w:rFonts w:ascii="Times New Roman" w:eastAsia="Times New Roman" w:hAnsi="Times New Roman" w:cs="Times New Roman"/>
-          <w:sz w:val="26"/>
-          <w:szCs w:val="26"/>
-          <w:lang w:eastAsia="hu-HU"/>
-        </w:rPr>
-        <w:t xml:space="preserve">. </w:t>
-      </w:r>
-      <w:r>
-        <w:rPr>
-          <w:rFonts w:ascii="Times New Roman" w:eastAsia="Times New Roman" w:hAnsi="Times New Roman" w:cs="Times New Roman"/>
-          <w:sz w:val="26"/>
-          <w:szCs w:val="26"/>
-          <w:u w:val="single"/>
-          <w:lang w:eastAsia="hu-HU"/>
-        </w:rPr>
-        <w:t xml:space="preserve">A termékpaletta összeállítása során a hangsúly a </w:t>
-      </w:r>
-      <w:r>
-        <w:rPr>
-          <w:rFonts w:ascii="Times New Roman" w:eastAsia="Times New Roman" w:hAnsi="Times New Roman" w:cs="Times New Roman"/>
-          <w:bCs/>
-          <w:sz w:val="26"/>
-          <w:szCs w:val="26"/>
-          <w:u w:val="single"/>
-          <w:lang w:eastAsia="hu-HU"/>
-        </w:rPr>
-        <w:t>minőségen</w:t>
-      </w:r>
-      <w:r>
-        <w:rPr>
-          <w:rFonts w:ascii="Times New Roman" w:eastAsia="Times New Roman" w:hAnsi="Times New Roman" w:cs="Times New Roman"/>
-          <w:sz w:val="26"/>
-          <w:szCs w:val="26"/>
-          <w:u w:val="single"/>
-          <w:lang w:eastAsia="hu-HU"/>
-        </w:rPr>
-        <w:t xml:space="preserve">, a </w:t>
-      </w:r>
-      <w:r>
-        <w:rPr>
-          <w:rFonts w:ascii="Times New Roman" w:eastAsia="Times New Roman" w:hAnsi="Times New Roman" w:cs="Times New Roman"/>
-          <w:bCs/>
-          <w:sz w:val="26"/>
-          <w:szCs w:val="26"/>
-          <w:u w:val="single"/>
-          <w:lang w:eastAsia="hu-HU"/>
-        </w:rPr>
-        <w:t>stíluson</w:t>
-      </w:r>
-      <w:r>
-        <w:rPr>
-          <w:rFonts w:ascii="Times New Roman" w:eastAsia="Times New Roman" w:hAnsi="Times New Roman" w:cs="Times New Roman"/>
-          <w:sz w:val="26"/>
-          <w:szCs w:val="26"/>
-          <w:u w:val="single"/>
-          <w:lang w:eastAsia="hu-HU"/>
-        </w:rPr>
-        <w:t xml:space="preserve"> és a </w:t>
-      </w:r>
-      <w:r>
-        <w:rPr>
-          <w:rFonts w:ascii="Times New Roman" w:eastAsia="Times New Roman" w:hAnsi="Times New Roman" w:cs="Times New Roman"/>
-          <w:bCs/>
-          <w:sz w:val="26"/>
-          <w:szCs w:val="26"/>
-          <w:u w:val="single"/>
-          <w:lang w:eastAsia="hu-HU"/>
-        </w:rPr>
-        <w:t>hitelességen</w:t>
-      </w:r>
-      <w:r>
-        <w:rPr>
-          <w:rFonts w:ascii="Times New Roman" w:eastAsia="Times New Roman" w:hAnsi="Times New Roman" w:cs="Times New Roman"/>
-          <w:sz w:val="26"/>
-          <w:szCs w:val="26"/>
-          <w:u w:val="single"/>
-          <w:lang w:eastAsia="hu-HU"/>
-        </w:rPr>
-        <w:t xml:space="preserve"> van</w:t>
-      </w:r>
-      <w:r>
-        <w:rPr>
-          <w:rFonts w:ascii="Times New Roman" w:eastAsia="Times New Roman" w:hAnsi="Times New Roman" w:cs="Times New Roman"/>
-          <w:sz w:val="26"/>
-          <w:szCs w:val="26"/>
-          <w:lang w:eastAsia="hu-HU"/>
-        </w:rPr>
-        <w:t xml:space="preserve">. A kínálatban olyan neves márkák szerepelnek, mint a </w:t>
-      </w:r>
-      <w:r>
-        <w:rPr>
-          <w:rFonts w:ascii="Times New Roman" w:eastAsia="Times New Roman" w:hAnsi="Times New Roman" w:cs="Times New Roman"/>
-          <w:bCs/>
-          <w:sz w:val="26"/>
-          <w:szCs w:val="26"/>
-          <w:u w:val="single"/>
-          <w:lang w:eastAsia="hu-HU"/>
-        </w:rPr>
-        <w:t xml:space="preserve">Chrome </w:t>
-      </w:r>
-      <w:proofErr w:type="spellStart"/>
-      <w:r>
-        <w:rPr>
-          <w:rFonts w:ascii="Times New Roman" w:eastAsia="Times New Roman" w:hAnsi="Times New Roman" w:cs="Times New Roman"/>
-          <w:bCs/>
-          <w:sz w:val="26"/>
-          <w:szCs w:val="26"/>
-          <w:u w:val="single"/>
-          <w:lang w:eastAsia="hu-HU"/>
-        </w:rPr>
-        <w:t>Hearts</w:t>
-      </w:r>
-      <w:proofErr w:type="spellEnd"/>
-      <w:r>
-        <w:rPr>
-          <w:rFonts w:ascii="Times New Roman" w:eastAsia="Times New Roman" w:hAnsi="Times New Roman" w:cs="Times New Roman"/>
-          <w:sz w:val="26"/>
-          <w:szCs w:val="26"/>
-          <w:lang w:eastAsia="hu-HU"/>
-        </w:rPr>
-        <w:t xml:space="preserve">, </w:t>
-      </w:r>
-      <w:proofErr w:type="spellStart"/>
-      <w:r>
-        <w:rPr>
-          <w:rFonts w:ascii="Times New Roman" w:eastAsia="Times New Roman" w:hAnsi="Times New Roman" w:cs="Times New Roman"/>
-          <w:bCs/>
-          <w:sz w:val="26"/>
-          <w:szCs w:val="26"/>
-          <w:u w:val="single"/>
-          <w:lang w:eastAsia="hu-HU"/>
-        </w:rPr>
-        <w:t>Stüssy</w:t>
-      </w:r>
-      <w:proofErr w:type="spellEnd"/>
-      <w:r>
-        <w:rPr>
-          <w:rFonts w:ascii="Times New Roman" w:eastAsia="Times New Roman" w:hAnsi="Times New Roman" w:cs="Times New Roman"/>
-          <w:sz w:val="26"/>
-          <w:szCs w:val="26"/>
-          <w:lang w:eastAsia="hu-HU"/>
-        </w:rPr>
-        <w:t xml:space="preserve">, </w:t>
-      </w:r>
-      <w:proofErr w:type="spellStart"/>
-      <w:r>
-        <w:rPr>
-          <w:rFonts w:ascii="Times New Roman" w:eastAsia="Times New Roman" w:hAnsi="Times New Roman" w:cs="Times New Roman"/>
-          <w:bCs/>
-          <w:sz w:val="26"/>
-          <w:szCs w:val="26"/>
-          <w:u w:val="single"/>
-          <w:lang w:eastAsia="hu-HU"/>
-        </w:rPr>
-        <w:t>Denim</w:t>
-      </w:r>
-      <w:proofErr w:type="spellEnd"/>
-      <w:r>
-        <w:rPr>
-          <w:rFonts w:ascii="Times New Roman" w:eastAsia="Times New Roman" w:hAnsi="Times New Roman" w:cs="Times New Roman"/>
-          <w:bCs/>
-          <w:sz w:val="26"/>
-          <w:szCs w:val="26"/>
-          <w:u w:val="single"/>
-          <w:lang w:eastAsia="hu-HU"/>
-        </w:rPr>
-        <w:t xml:space="preserve"> </w:t>
-      </w:r>
-      <w:proofErr w:type="spellStart"/>
-      <w:r>
-        <w:rPr>
-          <w:rFonts w:ascii="Times New Roman" w:eastAsia="Times New Roman" w:hAnsi="Times New Roman" w:cs="Times New Roman"/>
-          <w:bCs/>
-          <w:sz w:val="26"/>
-          <w:szCs w:val="26"/>
-          <w:u w:val="single"/>
-          <w:lang w:eastAsia="hu-HU"/>
-        </w:rPr>
-        <w:t>Tears</w:t>
-      </w:r>
-      <w:proofErr w:type="spellEnd"/>
-      <w:r>
-        <w:rPr>
-          <w:rFonts w:ascii="Times New Roman" w:eastAsia="Times New Roman" w:hAnsi="Times New Roman" w:cs="Times New Roman"/>
-          <w:sz w:val="26"/>
-          <w:szCs w:val="26"/>
-          <w:lang w:eastAsia="hu-HU"/>
-        </w:rPr>
-        <w:t xml:space="preserve">, valamint más, hasonlóan elismert </w:t>
-      </w:r>
-      <w:proofErr w:type="spellStart"/>
-      <w:r>
-        <w:rPr>
-          <w:rFonts w:ascii="Times New Roman" w:eastAsia="Times New Roman" w:hAnsi="Times New Roman" w:cs="Times New Roman"/>
-          <w:sz w:val="26"/>
-          <w:szCs w:val="26"/>
-          <w:lang w:eastAsia="hu-HU"/>
-        </w:rPr>
-        <w:t>designer</w:t>
-      </w:r>
-      <w:proofErr w:type="spellEnd"/>
-      <w:r>
-        <w:rPr>
-          <w:rFonts w:ascii="Times New Roman" w:eastAsia="Times New Roman" w:hAnsi="Times New Roman" w:cs="Times New Roman"/>
-          <w:sz w:val="26"/>
-          <w:szCs w:val="26"/>
-          <w:lang w:eastAsia="hu-HU"/>
-        </w:rPr>
-        <w:t xml:space="preserve"> </w:t>
-      </w:r>
-      <w:proofErr w:type="spellStart"/>
-      <w:r>
-        <w:rPr>
-          <w:rFonts w:ascii="Times New Roman" w:eastAsia="Times New Roman" w:hAnsi="Times New Roman" w:cs="Times New Roman"/>
-          <w:sz w:val="26"/>
-          <w:szCs w:val="26"/>
-          <w:lang w:eastAsia="hu-HU"/>
-        </w:rPr>
-        <w:t>brandek</w:t>
-      </w:r>
-      <w:proofErr w:type="spellEnd"/>
-      <w:r>
-        <w:rPr>
-          <w:rFonts w:ascii="Times New Roman" w:eastAsia="Times New Roman" w:hAnsi="Times New Roman" w:cs="Times New Roman"/>
-          <w:sz w:val="26"/>
-          <w:szCs w:val="26"/>
-          <w:lang w:eastAsia="hu-HU"/>
-        </w:rPr>
-        <w:t>, amelyek a modern utcai divatot képviselik.</w:t>
-      </w:r>
-    </w:p>
-    <w:p>
-      <w:pPr>
-        <w:spacing w:before="100" w:beforeAutospacing="1" w:after="100" w:afterAutospacing="1" w:line="276" w:lineRule="auto"/>
-        <w:jc w:val="center"/>
-        <w:rPr>
-          <w:rFonts w:ascii="Times New Roman" w:eastAsia="Times New Roman" w:hAnsi="Times New Roman" w:cs="Times New Roman"/>
-          <w:sz w:val="26"/>
-          <w:szCs w:val="26"/>
-          <w:lang w:eastAsia="hu-HU"/>
-        </w:rPr>
-      </w:pPr>
-      <w:r>
-        <w:rPr>
-          <w:rFonts w:ascii="Times New Roman" w:eastAsia="Times New Roman" w:hAnsi="Times New Roman" w:cs="Times New Roman"/>
-          <w:sz w:val="26"/>
-          <w:szCs w:val="26"/>
-          <w:lang w:eastAsia="hu-HU"/>
-        </w:rPr>
-        <w:t xml:space="preserve">A weboldal kialakítása során kiemelt figyelmet kapott </w:t>
-      </w:r>
-      <w:r>
-        <w:rPr>
-          <w:rFonts w:ascii="Times New Roman" w:eastAsia="Times New Roman" w:hAnsi="Times New Roman" w:cs="Times New Roman"/>
-          <w:sz w:val="26"/>
-          <w:szCs w:val="26"/>
-          <w:lang w:eastAsia="hu-HU"/>
-        </w:rPr>
-        <w:t xml:space="preserve">a </w:t>
-      </w:r>
-      <w:r>
-        <w:rPr>
-          <w:rFonts w:ascii="Times New Roman" w:eastAsia="Times New Roman" w:hAnsi="Times New Roman" w:cs="Times New Roman"/>
-          <w:bCs/>
-          <w:sz w:val="26"/>
-          <w:szCs w:val="26"/>
-          <w:lang w:eastAsia="hu-HU"/>
-        </w:rPr>
-        <w:t>felhasználói élmény</w:t>
-      </w:r>
-      <w:r>
-        <w:rPr>
-          <w:rFonts w:ascii="Times New Roman" w:eastAsia="Times New Roman" w:hAnsi="Times New Roman" w:cs="Times New Roman"/>
-          <w:sz w:val="26"/>
-          <w:szCs w:val="26"/>
-          <w:lang w:eastAsia="hu-HU"/>
-        </w:rPr>
-        <w:t xml:space="preserve">. A dizájn letisztult, átlátható, és minden elem a könnyű navigációt szolgálja. A termékek között </w:t>
-      </w:r>
-      <w:r>
-        <w:rPr>
-          <w:rFonts w:ascii="Times New Roman" w:eastAsia="Times New Roman" w:hAnsi="Times New Roman" w:cs="Times New Roman"/>
-          <w:sz w:val="26"/>
-          <w:szCs w:val="26"/>
-          <w:u w:val="single"/>
-          <w:lang w:eastAsia="hu-HU"/>
-        </w:rPr>
-        <w:t>egyszerűen lehet keresni, szűrni és rendezni, így a vásárlók gyorsan megtalálhatják az igényeiknek megfelelő ruhadarabokat.</w:t>
-      </w:r>
-      <w:r>
-        <w:rPr>
-          <w:rFonts w:ascii="Times New Roman" w:eastAsia="Times New Roman" w:hAnsi="Times New Roman" w:cs="Times New Roman"/>
-          <w:sz w:val="26"/>
-          <w:szCs w:val="26"/>
-          <w:lang w:eastAsia="hu-HU"/>
-        </w:rPr>
-        <w:t xml:space="preserve"> Az oldal reszponzív kialakítású, </w:t>
-      </w:r>
-      <w:r>
-        <w:rPr>
-          <w:rFonts w:ascii="Times New Roman" w:eastAsia="Times New Roman" w:hAnsi="Times New Roman" w:cs="Times New Roman"/>
-          <w:sz w:val="26"/>
-          <w:szCs w:val="26"/>
-          <w:lang w:eastAsia="hu-HU"/>
-        </w:rPr>
-        <w:t xml:space="preserve">vagyis </w:t>
-      </w:r>
-      <w:r>
-        <w:rPr>
-          <w:rFonts w:ascii="Times New Roman" w:eastAsia="Times New Roman" w:hAnsi="Times New Roman" w:cs="Times New Roman"/>
-          <w:sz w:val="26"/>
-          <w:szCs w:val="26"/>
-          <w:u w:val="single"/>
-          <w:lang w:eastAsia="hu-HU"/>
-        </w:rPr>
-        <w:t xml:space="preserve">asztali gépen, tableten és mobiltelefonon </w:t>
-      </w:r>
-      <w:r>
-        <w:rPr>
-          <w:rFonts w:ascii="Times New Roman" w:eastAsia="Times New Roman" w:hAnsi="Times New Roman" w:cs="Times New Roman"/>
-          <w:sz w:val="26"/>
-          <w:szCs w:val="26"/>
-          <w:lang w:eastAsia="hu-HU"/>
-        </w:rPr>
-        <w:t>is optimális megjelenítést és működést biztosít.</w:t>
-      </w:r>
-    </w:p>
-    <w:p>
-      <w:pPr>
-        <w:spacing w:before="100" w:beforeAutospacing="1" w:after="100" w:afterAutospacing="1" w:line="276" w:lineRule="auto"/>
-        <w:jc w:val="center"/>
-        <w:rPr>
-          <w:rFonts w:ascii="Times New Roman" w:eastAsia="Times New Roman" w:hAnsi="Times New Roman" w:cs="Times New Roman"/>
-          <w:sz w:val="26"/>
-          <w:szCs w:val="26"/>
-          <w:lang w:eastAsia="hu-HU"/>
-        </w:rPr>
-      </w:pPr>
-      <w:r>
-        <w:rPr>
-          <w:rFonts w:ascii="Times New Roman" w:eastAsia="Times New Roman" w:hAnsi="Times New Roman" w:cs="Times New Roman"/>
-          <w:sz w:val="26"/>
-          <w:szCs w:val="26"/>
-          <w:lang w:eastAsia="hu-HU"/>
-        </w:rPr>
-        <w:t xml:space="preserve">A </w:t>
-      </w:r>
-      <w:proofErr w:type="spellStart"/>
-      <w:r>
-        <w:rPr>
-          <w:rFonts w:ascii="Times New Roman" w:eastAsia="Times New Roman" w:hAnsi="Times New Roman" w:cs="Times New Roman"/>
-          <w:b/>
-          <w:bCs/>
-          <w:sz w:val="26"/>
-          <w:szCs w:val="26"/>
-          <w:lang w:eastAsia="hu-HU"/>
-        </w:rPr>
-        <w:t>PandaPlug</w:t>
-      </w:r>
-      <w:proofErr w:type="spellEnd"/>
-      <w:r>
-        <w:rPr>
-          <w:rFonts w:ascii="Times New Roman" w:eastAsia="Times New Roman" w:hAnsi="Times New Roman" w:cs="Times New Roman"/>
-          <w:sz w:val="26"/>
-          <w:szCs w:val="26"/>
-          <w:lang w:eastAsia="hu-HU"/>
-        </w:rPr>
-        <w:t xml:space="preserve"> nem csupán egy online bolt, hanem egy közösség is, amely a kortárs </w:t>
-      </w:r>
-      <w:proofErr w:type="spellStart"/>
-      <w:r>
-        <w:rPr>
-          <w:rFonts w:ascii="Times New Roman" w:eastAsia="Times New Roman" w:hAnsi="Times New Roman" w:cs="Times New Roman"/>
-          <w:sz w:val="26"/>
-          <w:szCs w:val="26"/>
-          <w:u w:val="single"/>
-          <w:lang w:eastAsia="hu-HU"/>
-        </w:rPr>
-        <w:t>streetwear</w:t>
-      </w:r>
-      <w:proofErr w:type="spellEnd"/>
-      <w:r>
-        <w:rPr>
-          <w:rFonts w:ascii="Times New Roman" w:eastAsia="Times New Roman" w:hAnsi="Times New Roman" w:cs="Times New Roman"/>
-          <w:sz w:val="26"/>
-          <w:szCs w:val="26"/>
-          <w:lang w:eastAsia="hu-HU"/>
-        </w:rPr>
-        <w:t xml:space="preserve"> kultúra iránt érdeklődő fiatalokat és </w:t>
-      </w:r>
-      <w:r>
-        <w:rPr>
-          <w:rFonts w:ascii="Times New Roman" w:eastAsia="Times New Roman" w:hAnsi="Times New Roman" w:cs="Times New Roman"/>
-          <w:sz w:val="26"/>
-          <w:szCs w:val="26"/>
-          <w:u w:val="single"/>
-          <w:lang w:eastAsia="hu-HU"/>
-        </w:rPr>
-        <w:t>divatkedvelőket szólítja meg</w:t>
-      </w:r>
-      <w:r>
-        <w:rPr>
-          <w:rFonts w:ascii="Times New Roman" w:eastAsia="Times New Roman" w:hAnsi="Times New Roman" w:cs="Times New Roman"/>
-          <w:sz w:val="26"/>
-          <w:szCs w:val="26"/>
-          <w:lang w:eastAsia="hu-HU"/>
-        </w:rPr>
-        <w:t xml:space="preserve">. A platform célja, hogy hidat képezzen a vásárlók és a </w:t>
-      </w:r>
-      <w:r>
-        <w:rPr>
-          <w:rFonts w:ascii="Times New Roman" w:eastAsia="Times New Roman" w:hAnsi="Times New Roman" w:cs="Times New Roman"/>
-          <w:sz w:val="26"/>
-          <w:szCs w:val="26"/>
-          <w:u w:val="single"/>
-          <w:lang w:eastAsia="hu-HU"/>
-        </w:rPr>
-        <w:t xml:space="preserve">prémium </w:t>
-      </w:r>
-      <w:proofErr w:type="spellStart"/>
-      <w:r>
-        <w:rPr>
-          <w:rFonts w:ascii="Times New Roman" w:eastAsia="Times New Roman" w:hAnsi="Times New Roman" w:cs="Times New Roman"/>
-          <w:sz w:val="26"/>
-          <w:szCs w:val="26"/>
-          <w:u w:val="single"/>
-          <w:lang w:eastAsia="hu-HU"/>
-        </w:rPr>
-        <w:t>designer</w:t>
-      </w:r>
-      <w:proofErr w:type="spellEnd"/>
-      <w:r>
-        <w:rPr>
-          <w:rFonts w:ascii="Times New Roman" w:eastAsia="Times New Roman" w:hAnsi="Times New Roman" w:cs="Times New Roman"/>
-          <w:sz w:val="26"/>
-          <w:szCs w:val="26"/>
-          <w:lang w:eastAsia="hu-HU"/>
-        </w:rPr>
-        <w:t xml:space="preserve"> márkák között, lehetőséget adva arra, hogy </w:t>
-      </w:r>
-      <w:r>
-        <w:rPr>
-          <w:rFonts w:ascii="Times New Roman" w:eastAsia="Times New Roman" w:hAnsi="Times New Roman" w:cs="Times New Roman"/>
-          <w:sz w:val="26"/>
-          <w:szCs w:val="26"/>
-          <w:u w:val="single"/>
-          <w:lang w:eastAsia="hu-HU"/>
-        </w:rPr>
-        <w:t>mindenki kifejezhesse saját stílusát</w:t>
-      </w:r>
-      <w:r>
-        <w:rPr>
-          <w:rFonts w:ascii="Times New Roman" w:eastAsia="Times New Roman" w:hAnsi="Times New Roman" w:cs="Times New Roman"/>
-          <w:sz w:val="26"/>
-          <w:szCs w:val="26"/>
-          <w:lang w:eastAsia="hu-HU"/>
-        </w:rPr>
-        <w:t xml:space="preserve"> eredeti és minőségi ruházati termékeken keresztül.</w:t>
-      </w:r>
-    </w:p>
-    <w:p>
-      <w:pPr>
-        <w:spacing w:before="100" w:beforeAutospacing="1" w:after="100" w:afterAutospacing="1" w:line="276" w:lineRule="auto"/>
-        <w:jc w:val="center"/>
-        <w:rPr>
-          <w:rFonts w:ascii="Times New Roman" w:eastAsia="Times New Roman" w:hAnsi="Times New Roman" w:cs="Times New Roman"/>
-          <w:sz w:val="26"/>
-          <w:szCs w:val="26"/>
-          <w:lang w:eastAsia="hu-HU"/>
-        </w:rPr>
-      </w:pPr>
-      <w:r>
-        <w:rPr>
-          <w:rFonts w:ascii="Times New Roman" w:eastAsia="Times New Roman" w:hAnsi="Times New Roman" w:cs="Times New Roman"/>
-          <w:sz w:val="26"/>
-          <w:szCs w:val="26"/>
-          <w:lang w:eastAsia="hu-HU"/>
-        </w:rPr>
-        <w:t xml:space="preserve">A fejlesztés során </w:t>
-      </w:r>
-      <w:r>
-        <w:rPr>
-          <w:rFonts w:ascii="Times New Roman" w:eastAsia="Times New Roman" w:hAnsi="Times New Roman" w:cs="Times New Roman"/>
-          <w:sz w:val="26"/>
-          <w:szCs w:val="26"/>
-          <w:u w:val="single"/>
-          <w:lang w:eastAsia="hu-HU"/>
-        </w:rPr>
-        <w:t xml:space="preserve">fontos szempont volt a </w:t>
-      </w:r>
-      <w:r>
-        <w:rPr>
-          <w:rFonts w:ascii="Times New Roman" w:eastAsia="Times New Roman" w:hAnsi="Times New Roman" w:cs="Times New Roman"/>
-          <w:bCs/>
-          <w:sz w:val="26"/>
-          <w:szCs w:val="26"/>
-          <w:u w:val="single"/>
-          <w:lang w:eastAsia="hu-HU"/>
-        </w:rPr>
-        <w:t>biztonságos vásárlás</w:t>
-      </w:r>
-      <w:r>
-        <w:rPr>
-          <w:rFonts w:ascii="Times New Roman" w:eastAsia="Times New Roman" w:hAnsi="Times New Roman" w:cs="Times New Roman"/>
-          <w:sz w:val="26"/>
-          <w:szCs w:val="26"/>
-          <w:u w:val="single"/>
-          <w:lang w:eastAsia="hu-HU"/>
-        </w:rPr>
-        <w:t xml:space="preserve"> és az </w:t>
-      </w:r>
-      <w:r>
-        <w:rPr>
-          <w:rFonts w:ascii="Times New Roman" w:eastAsia="Times New Roman" w:hAnsi="Times New Roman" w:cs="Times New Roman"/>
-          <w:bCs/>
-          <w:sz w:val="26"/>
-          <w:szCs w:val="26"/>
-          <w:u w:val="single"/>
-          <w:lang w:eastAsia="hu-HU"/>
-        </w:rPr>
-        <w:t>adatvédelem</w:t>
-      </w:r>
-      <w:r>
-        <w:rPr>
-          <w:rFonts w:ascii="Times New Roman" w:eastAsia="Times New Roman" w:hAnsi="Times New Roman" w:cs="Times New Roman"/>
-          <w:sz w:val="26"/>
-          <w:szCs w:val="26"/>
-          <w:lang w:eastAsia="hu-HU"/>
-        </w:rPr>
-        <w:t xml:space="preserve">. A </w:t>
-      </w:r>
-      <w:proofErr w:type="spellStart"/>
-      <w:r>
-        <w:rPr>
-          <w:rFonts w:ascii="Times New Roman" w:eastAsia="Times New Roman" w:hAnsi="Times New Roman" w:cs="Times New Roman"/>
-          <w:b/>
-          <w:sz w:val="26"/>
-          <w:szCs w:val="26"/>
-          <w:lang w:eastAsia="hu-HU"/>
-        </w:rPr>
-        <w:t>PandaPlug</w:t>
-      </w:r>
-      <w:proofErr w:type="spellEnd"/>
-      <w:r>
-        <w:rPr>
-          <w:rFonts w:ascii="Times New Roman" w:eastAsia="Times New Roman" w:hAnsi="Times New Roman" w:cs="Times New Roman"/>
-          <w:sz w:val="26"/>
-          <w:szCs w:val="26"/>
-          <w:lang w:eastAsia="hu-HU"/>
-        </w:rPr>
-        <w:t xml:space="preserve"> megbízható fizetési rendszereket és modern adatvédelmi megoldásokat alkalmaz annak érdekében, hogy </w:t>
-      </w:r>
-      <w:r>
-        <w:rPr>
-          <w:rFonts w:ascii="Times New Roman" w:eastAsia="Times New Roman" w:hAnsi="Times New Roman" w:cs="Times New Roman"/>
-          <w:sz w:val="26"/>
-          <w:szCs w:val="26"/>
-          <w:u w:val="single"/>
-          <w:lang w:eastAsia="hu-HU"/>
-        </w:rPr>
-        <w:t>a felhasználók adatai mindig védve legyenek</w:t>
-      </w:r>
-      <w:r>
-        <w:rPr>
-          <w:rFonts w:ascii="Times New Roman" w:eastAsia="Times New Roman" w:hAnsi="Times New Roman" w:cs="Times New Roman"/>
-          <w:sz w:val="26"/>
-          <w:szCs w:val="26"/>
-          <w:lang w:eastAsia="hu-HU"/>
-        </w:rPr>
-        <w:t>. Emellett a rendelési folyamat egyszerű és átlátható: a termékek kiválasztásától a fizetésig minden lépés egyértelműen követhető.</w:t>
-      </w:r>
-    </w:p>
-    <w:p>
-      <w:pPr>
-        <w:spacing w:before="100" w:beforeAutospacing="1" w:after="100" w:afterAutospacing="1" w:line="276" w:lineRule="auto"/>
-        <w:jc w:val="center"/>
-        <w:rPr>
-          <w:rFonts w:ascii="Times New Roman" w:eastAsia="Times New Roman" w:hAnsi="Times New Roman" w:cs="Times New Roman"/>
-          <w:sz w:val="26"/>
-          <w:szCs w:val="26"/>
-          <w:lang w:eastAsia="hu-HU"/>
-        </w:rPr>
-      </w:pPr>
-      <w:r>
-        <w:rPr>
-          <w:rFonts w:ascii="Times New Roman" w:eastAsia="Times New Roman" w:hAnsi="Times New Roman" w:cs="Times New Roman"/>
-          <w:sz w:val="26"/>
-          <w:szCs w:val="26"/>
-          <w:lang w:eastAsia="hu-HU"/>
-        </w:rPr>
-        <w:t xml:space="preserve">Összességében a </w:t>
-      </w:r>
-      <w:proofErr w:type="spellStart"/>
-      <w:r>
-        <w:rPr>
-          <w:rFonts w:ascii="Times New Roman" w:eastAsia="Times New Roman" w:hAnsi="Times New Roman" w:cs="Times New Roman"/>
-          <w:b/>
-          <w:bCs/>
-          <w:sz w:val="26"/>
-          <w:szCs w:val="26"/>
-          <w:lang w:eastAsia="hu-HU"/>
-        </w:rPr>
-        <w:t>PandaPlug</w:t>
-      </w:r>
-      <w:proofErr w:type="spellEnd"/>
-      <w:r>
-        <w:rPr>
-          <w:rFonts w:ascii="Times New Roman" w:eastAsia="Times New Roman" w:hAnsi="Times New Roman" w:cs="Times New Roman"/>
-          <w:sz w:val="26"/>
-          <w:szCs w:val="26"/>
-          <w:lang w:eastAsia="hu-HU"/>
-        </w:rPr>
-        <w:t xml:space="preserve"> célja, hogy magas színvonalú, megbízható és </w:t>
-      </w:r>
-      <w:proofErr w:type="spellStart"/>
-      <w:r>
-        <w:rPr>
-          <w:rFonts w:ascii="Times New Roman" w:eastAsia="Times New Roman" w:hAnsi="Times New Roman" w:cs="Times New Roman"/>
-          <w:sz w:val="26"/>
-          <w:szCs w:val="26"/>
-          <w:lang w:eastAsia="hu-HU"/>
-        </w:rPr>
-        <w:t>esztétikailag</w:t>
-      </w:r>
-      <w:proofErr w:type="spellEnd"/>
-      <w:r>
-        <w:rPr>
-          <w:rFonts w:ascii="Times New Roman" w:eastAsia="Times New Roman" w:hAnsi="Times New Roman" w:cs="Times New Roman"/>
-          <w:sz w:val="26"/>
-          <w:szCs w:val="26"/>
-          <w:lang w:eastAsia="hu-HU"/>
-        </w:rPr>
-        <w:t xml:space="preserve"> igényes online áruházként szolgálja ki a </w:t>
-      </w:r>
-      <w:proofErr w:type="spellStart"/>
-      <w:r>
-        <w:rPr>
-          <w:rFonts w:ascii="Times New Roman" w:eastAsia="Times New Roman" w:hAnsi="Times New Roman" w:cs="Times New Roman"/>
-          <w:sz w:val="26"/>
-          <w:szCs w:val="26"/>
-          <w:lang w:eastAsia="hu-HU"/>
-        </w:rPr>
-        <w:t>designer</w:t>
-      </w:r>
-      <w:proofErr w:type="spellEnd"/>
-      <w:r>
-        <w:rPr>
-          <w:rFonts w:ascii="Times New Roman" w:eastAsia="Times New Roman" w:hAnsi="Times New Roman" w:cs="Times New Roman"/>
-          <w:sz w:val="26"/>
-          <w:szCs w:val="26"/>
-          <w:lang w:eastAsia="hu-HU"/>
-        </w:rPr>
-        <w:t xml:space="preserve"> divat iránt érdeklődő vásárlókat. </w:t>
-      </w:r>
-      <w:r>
-        <w:rPr>
-          <w:rFonts w:ascii="Times New Roman" w:eastAsia="Times New Roman" w:hAnsi="Times New Roman" w:cs="Times New Roman"/>
-          <w:sz w:val="26"/>
-          <w:szCs w:val="26"/>
-          <w:u w:val="single"/>
-          <w:lang w:eastAsia="hu-HU"/>
-        </w:rPr>
-        <w:t xml:space="preserve">A weboldal egyszerre testesíti meg a modern technológia és a </w:t>
-      </w:r>
-      <w:proofErr w:type="spellStart"/>
-      <w:r>
-        <w:rPr>
-          <w:rFonts w:ascii="Times New Roman" w:eastAsia="Times New Roman" w:hAnsi="Times New Roman" w:cs="Times New Roman"/>
-          <w:sz w:val="26"/>
-          <w:szCs w:val="26"/>
-          <w:u w:val="single"/>
-          <w:lang w:eastAsia="hu-HU"/>
-        </w:rPr>
-        <w:t>streetwear</w:t>
-      </w:r>
-      <w:proofErr w:type="spellEnd"/>
-      <w:r>
-        <w:rPr>
-          <w:rFonts w:ascii="Times New Roman" w:eastAsia="Times New Roman" w:hAnsi="Times New Roman" w:cs="Times New Roman"/>
-          <w:sz w:val="26"/>
-          <w:szCs w:val="26"/>
-          <w:u w:val="single"/>
-          <w:lang w:eastAsia="hu-HU"/>
-        </w:rPr>
-        <w:t xml:space="preserve"> kultúra találkozását</w:t>
-      </w:r>
-      <w:r>
-        <w:rPr>
-          <w:rFonts w:ascii="Times New Roman" w:eastAsia="Times New Roman" w:hAnsi="Times New Roman" w:cs="Times New Roman"/>
-          <w:sz w:val="26"/>
-          <w:szCs w:val="26"/>
-          <w:lang w:eastAsia="hu-HU"/>
-        </w:rPr>
-        <w:t xml:space="preserve">, miközben a </w:t>
-      </w:r>
-      <w:r>
-        <w:rPr>
-          <w:rFonts w:ascii="Times New Roman" w:eastAsia="Times New Roman" w:hAnsi="Times New Roman" w:cs="Times New Roman"/>
-          <w:sz w:val="26"/>
-          <w:szCs w:val="26"/>
-          <w:u w:val="single"/>
-          <w:lang w:eastAsia="hu-HU"/>
-        </w:rPr>
-        <w:t>felhasználók számára könnyen kezelhető, gyors és inspiráló vásárlási élményt nyújt</w:t>
-      </w:r>
-      <w:r>
-        <w:rPr>
-          <w:rFonts w:ascii="Times New Roman" w:eastAsia="Times New Roman" w:hAnsi="Times New Roman" w:cs="Times New Roman"/>
-          <w:sz w:val="26"/>
-          <w:szCs w:val="26"/>
-          <w:lang w:eastAsia="hu-HU"/>
-        </w:rPr>
-        <w:t>.</w:t>
-      </w:r>
-    </w:p>
-    <w:p>
-      <w:pPr>
-        <w:rPr>
-          <w:rFonts w:ascii="Times New Roman" w:eastAsia="Times New Roman" w:hAnsi="Times New Roman" w:cs="Times New Roman"/>
-          <w:sz w:val="26"/>
-          <w:szCs w:val="26"/>
-          <w:lang w:eastAsia="hu-HU"/>
-        </w:rPr>
-      </w:pPr>
-      <w:r>
-        <w:rPr>
-          <w:b/>
-          <w:bCs/>
-          <w:sz w:val="26"/>
-          <w:szCs w:val="26"/>
         </w:rPr>
         <w:br w:type="page"/>
       </w:r>
@@ -922,6 +410,7 @@
         <w:pStyle w:val="Cmsor2"/>
       </w:pPr>
       <w:r>
+        <w:lastRenderedPageBreak/>
         <w:t>2. Az adatbázis felépítése</w:t>
       </w:r>
     </w:p>
@@ -1093,12 +582,7 @@
       <w:proofErr w:type="spellEnd"/>
       <w:r>
         <w:br/>
-        <w:t>A termékek</w:t>
-      </w:r>
-      <w:bookmarkStart w:id="0" w:name="_GoBack"/>
-      <w:bookmarkEnd w:id="0"/>
-      <w:r>
-        <w:t xml:space="preserve"> kategóriáit tárolja (például póló, pulóver, nadrág, rövidnadrág).</w:t>
+        <w:t>A termékek kategóriáit tárolja (például póló, pulóver, nadrág, rövidnadrág).</w:t>
       </w:r>
     </w:p>
     <w:p>
@@ -2998,6 +2482,7 @@
           <w:sz w:val="32"/>
           <w:szCs w:val="32"/>
         </w:rPr>
+        <w:lastRenderedPageBreak/>
         <w:t>Kosárral kapcsolatos végpontok</w:t>
       </w:r>
     </w:p>
@@ -3574,6 +3059,7 @@
         <w:pStyle w:val="Cmsor2"/>
       </w:pPr>
       <w:r>
+        <w:lastRenderedPageBreak/>
         <w:t>A rendszer működésének műszaki feltételei</w:t>
       </w:r>
     </w:p>
@@ -3624,7 +3110,7 @@
     <w:p>
       <w:r>
         <w:pict>
-          <v:rect id="_x0000_i1026" style="width:0;height:1.5pt" o:hralign="center" o:hrstd="t" o:hr="t" fillcolor="#a0a0a0" stroked="f"/>
+          <v:rect id="_x0000_i1025" style="width:0;height:1.5pt" o:hralign="center" o:hrstd="t" o:hr="t" fillcolor="#a0a0a0" stroked="f"/>
         </w:pict>
       </w:r>
     </w:p>
@@ -3704,7 +3190,7 @@
     <w:p>
       <w:r>
         <w:pict>
-          <v:rect id="_x0000_i1027" style="width:0;height:1.5pt" o:hralign="center" o:hrstd="t" o:hr="t" fillcolor="#a0a0a0" stroked="f"/>
+          <v:rect id="_x0000_i1026" style="width:0;height:1.5pt" o:hralign="center" o:hrstd="t" o:hr="t" fillcolor="#a0a0a0" stroked="f"/>
         </w:pict>
       </w:r>
     </w:p>
@@ -3779,6 +3265,7 @@
         <w:pStyle w:val="Cmsor2"/>
       </w:pPr>
       <w:r>
+        <w:lastRenderedPageBreak/>
         <w:t>Komponensek technikai leírása</w:t>
       </w:r>
     </w:p>
@@ -3880,7 +3367,6 @@
         <w:pStyle w:val="NormlWeb"/>
       </w:pPr>
       <w:r>
-        <w:lastRenderedPageBreak/>
         <w:t xml:space="preserve">Az állapotkezelés a </w:t>
       </w:r>
       <w:proofErr w:type="spellStart"/>

--- a/PandaPlug dokumentacio.docx
+++ b/PandaPlug dokumentacio.docx
@@ -25,6 +25,17 @@
           <w:szCs w:val="40"/>
           <w:lang w:eastAsia="hu-HU"/>
         </w:rPr>
+        <w:t xml:space="preserve"> </w:t>
+      </w:r>
+      <w:r>
+        <w:rPr>
+          <w:rFonts w:ascii="Times New Roman" w:eastAsia="Times New Roman" w:hAnsi="Times New Roman" w:cs="Times New Roman"/>
+          <w:b/>
+          <w:bCs/>
+          <w:sz w:val="40"/>
+          <w:szCs w:val="40"/>
+          <w:lang w:eastAsia="hu-HU"/>
+        </w:rPr>
         <w:t>1. Bevezetés</w:t>
       </w:r>
     </w:p>
@@ -65,7 +76,7 @@
           <w:szCs w:val="24"/>
           <w:lang w:eastAsia="hu-HU"/>
         </w:rPr>
-        <w:t xml:space="preserve"> egy modern online webshop, amely nemzetközi </w:t>
+        <w:t xml:space="preserve"> egy online értékesítési platform, amely nemzetközi </w:t>
       </w:r>
       <w:proofErr w:type="spellStart"/>
       <w:r>
@@ -105,7 +116,7 @@
           <w:szCs w:val="24"/>
           <w:lang w:eastAsia="hu-HU"/>
         </w:rPr>
-        <w:t xml:space="preserve"> márkák legújabb kollekcióit kínálja egy helyen. A kínálatban pólók, pulóverek, nadrágok és rövidnadrágok találhatók, különös hangsúlyt fektetve a minőségre és a hitelességre. Az oldalon olyan ismert márkák termékei érhetők el, mint a Chrome </w:t>
+        <w:t xml:space="preserve"> márkák ruházati termékeit kínálja. A kínálatban többek között pólók, pulóverek, nadrágok és rövidnadrágok találhatók, olyan márkáktól, mint a Chrome </w:t>
       </w:r>
       <w:proofErr w:type="spellStart"/>
       <w:r>
@@ -125,7 +136,7 @@
           <w:szCs w:val="24"/>
           <w:lang w:eastAsia="hu-HU"/>
         </w:rPr>
-        <w:t xml:space="preserve">, a </w:t>
+        <w:t xml:space="preserve">, </w:t>
       </w:r>
       <w:proofErr w:type="spellStart"/>
       <w:r>
@@ -145,7 +156,7 @@
           <w:szCs w:val="24"/>
           <w:lang w:eastAsia="hu-HU"/>
         </w:rPr>
-        <w:t xml:space="preserve"> és a </w:t>
+        <w:t xml:space="preserve"> és </w:t>
       </w:r>
       <w:proofErr w:type="spellStart"/>
       <w:r>
@@ -205,18 +216,27 @@
           <w:szCs w:val="24"/>
           <w:lang w:eastAsia="hu-HU"/>
         </w:rPr>
-        <w:t>A weboldal letisztult, átlátható dizájnnal és egyszerű navigációval rendelkezik, amely lehetővé teszi a gyors keresést, szűrést és rendezést. Reszponzív kialakításának köszönhetően asztali gépen, tableten és mobiltele</w:t>
-      </w:r>
-      <w:bookmarkStart w:id="0" w:name="_GoBack"/>
-      <w:bookmarkEnd w:id="0"/>
-      <w:r>
-        <w:rPr>
-          <w:rFonts w:ascii="Times New Roman" w:eastAsia="Times New Roman" w:hAnsi="Times New Roman" w:cs="Times New Roman"/>
-          <w:sz w:val="24"/>
-          <w:szCs w:val="24"/>
-          <w:lang w:eastAsia="hu-HU"/>
-        </w:rPr>
-        <w:t>fonon is optimálisan működik.</w:t>
+        <w:t xml:space="preserve">A weboldal célja, hogy a prémium </w:t>
+      </w:r>
+      <w:proofErr w:type="spellStart"/>
+      <w:r>
+        <w:rPr>
+          <w:rFonts w:ascii="Times New Roman" w:eastAsia="Times New Roman" w:hAnsi="Times New Roman" w:cs="Times New Roman"/>
+          <w:sz w:val="24"/>
+          <w:szCs w:val="24"/>
+          <w:lang w:eastAsia="hu-HU"/>
+        </w:rPr>
+        <w:t>streetwear</w:t>
+      </w:r>
+      <w:proofErr w:type="spellEnd"/>
+      <w:r>
+        <w:rPr>
+          <w:rFonts w:ascii="Times New Roman" w:eastAsia="Times New Roman" w:hAnsi="Times New Roman" w:cs="Times New Roman"/>
+          <w:sz w:val="24"/>
+          <w:szCs w:val="24"/>
+          <w:lang w:eastAsia="hu-HU"/>
+        </w:rPr>
+        <w:t xml:space="preserve"> termékeket egyszerűen és biztonságosan elérhetővé tegye a vásárlók számára. A felület letisztult, átlátható és reszponzív, így minden eszközön könnyen használható. A termékek keresése és szűrése gyors és egyértelmű.</w:t>
       </w:r>
     </w:p>
     <w:p>
@@ -256,7 +276,7 @@
           <w:szCs w:val="24"/>
           <w:lang w:eastAsia="hu-HU"/>
         </w:rPr>
-        <w:t xml:space="preserve"> célja, hogy hidat képezzen a vásárlók és a prémium </w:t>
+        <w:t xml:space="preserve"> megbízható fizetési rendszereket és modern adatvédelmi megoldásokat alkalmaz, biztosítva a biztonságos vásárlási folyamatot. A platform a minőségi </w:t>
       </w:r>
       <w:proofErr w:type="spellStart"/>
       <w:r>
@@ -266,7 +286,7 @@
           <w:szCs w:val="24"/>
           <w:lang w:eastAsia="hu-HU"/>
         </w:rPr>
-        <w:t>streetwear</w:t>
+        <w:t>designer</w:t>
       </w:r>
       <w:proofErr w:type="spellEnd"/>
       <w:r>
@@ -276,145 +296,26 @@
           <w:szCs w:val="24"/>
           <w:lang w:eastAsia="hu-HU"/>
         </w:rPr>
-        <w:t xml:space="preserve"> márkák között, miközben biztonságos és megbízható vásárlási élményt nyújt. A rendszer modern fizetési és adatvédelmi megoldásokat alkalmaz, a rendelési folyamat pedig egyszerű és átlátható.</w:t>
+        <w:t xml:space="preserve"> divat és a modern online technológia ötvözésére épül.</w:t>
       </w:r>
     </w:p>
     <w:p>
       <w:pPr>
-        <w:spacing w:before="100" w:beforeAutospacing="1" w:after="100" w:afterAutospacing="1" w:line="240" w:lineRule="auto"/>
-        <w:rPr>
-          <w:rFonts w:ascii="Times New Roman" w:eastAsia="Times New Roman" w:hAnsi="Times New Roman" w:cs="Times New Roman"/>
-          <w:sz w:val="24"/>
-          <w:szCs w:val="24"/>
-          <w:lang w:eastAsia="hu-HU"/>
-        </w:rPr>
-      </w:pPr>
-      <w:r>
-        <w:rPr>
-          <w:rFonts w:ascii="Times New Roman" w:eastAsia="Times New Roman" w:hAnsi="Times New Roman" w:cs="Times New Roman"/>
-          <w:sz w:val="24"/>
-          <w:szCs w:val="24"/>
-          <w:lang w:eastAsia="hu-HU"/>
-        </w:rPr>
-        <w:t xml:space="preserve">Az oldal indításához először az </w:t>
-      </w:r>
-      <w:proofErr w:type="spellStart"/>
-      <w:r>
-        <w:rPr>
-          <w:rFonts w:ascii="Courier New" w:eastAsia="Times New Roman" w:hAnsi="Courier New" w:cs="Courier New"/>
-          <w:sz w:val="20"/>
-          <w:szCs w:val="20"/>
-          <w:lang w:eastAsia="hu-HU"/>
-        </w:rPr>
-        <w:t>npm</w:t>
-      </w:r>
-      <w:proofErr w:type="spellEnd"/>
-      <w:r>
-        <w:rPr>
-          <w:rFonts w:ascii="Courier New" w:eastAsia="Times New Roman" w:hAnsi="Courier New" w:cs="Courier New"/>
-          <w:sz w:val="20"/>
-          <w:szCs w:val="20"/>
-          <w:lang w:eastAsia="hu-HU"/>
-        </w:rPr>
-        <w:t xml:space="preserve"> </w:t>
-      </w:r>
-      <w:proofErr w:type="spellStart"/>
-      <w:r>
-        <w:rPr>
-          <w:rFonts w:ascii="Courier New" w:eastAsia="Times New Roman" w:hAnsi="Courier New" w:cs="Courier New"/>
-          <w:sz w:val="20"/>
-          <w:szCs w:val="20"/>
-          <w:lang w:eastAsia="hu-HU"/>
-        </w:rPr>
-        <w:t>install</w:t>
-      </w:r>
-      <w:proofErr w:type="spellEnd"/>
-      <w:r>
-        <w:rPr>
-          <w:rFonts w:ascii="Times New Roman" w:eastAsia="Times New Roman" w:hAnsi="Times New Roman" w:cs="Times New Roman"/>
-          <w:sz w:val="24"/>
-          <w:szCs w:val="24"/>
-          <w:lang w:eastAsia="hu-HU"/>
-        </w:rPr>
-        <w:t xml:space="preserve"> parancs futtatása szükséges a szükséges bővítmények telepítéséhez, majd az alkalmazás az </w:t>
-      </w:r>
-      <w:proofErr w:type="spellStart"/>
-      <w:r>
-        <w:rPr>
-          <w:rFonts w:ascii="Courier New" w:eastAsia="Times New Roman" w:hAnsi="Courier New" w:cs="Courier New"/>
-          <w:sz w:val="20"/>
-          <w:szCs w:val="20"/>
-          <w:lang w:eastAsia="hu-HU"/>
-        </w:rPr>
-        <w:t>npm</w:t>
-      </w:r>
-      <w:proofErr w:type="spellEnd"/>
-      <w:r>
-        <w:rPr>
-          <w:rFonts w:ascii="Courier New" w:eastAsia="Times New Roman" w:hAnsi="Courier New" w:cs="Courier New"/>
-          <w:sz w:val="20"/>
-          <w:szCs w:val="20"/>
-          <w:lang w:eastAsia="hu-HU"/>
-        </w:rPr>
-        <w:t xml:space="preserve"> start</w:t>
-      </w:r>
-      <w:r>
-        <w:rPr>
-          <w:rFonts w:ascii="Times New Roman" w:eastAsia="Times New Roman" w:hAnsi="Times New Roman" w:cs="Times New Roman"/>
-          <w:sz w:val="24"/>
-          <w:szCs w:val="24"/>
-          <w:lang w:eastAsia="hu-HU"/>
-        </w:rPr>
-        <w:t xml:space="preserve"> paranccsal indítható el</w:t>
-      </w:r>
-      <w:r>
-        <w:rPr>
-          <w:rFonts w:ascii="Times New Roman" w:eastAsia="Times New Roman" w:hAnsi="Times New Roman" w:cs="Times New Roman"/>
-          <w:sz w:val="24"/>
-          <w:szCs w:val="24"/>
-          <w:lang w:eastAsia="hu-HU"/>
-        </w:rPr>
-        <w:t xml:space="preserve"> mind frontend és backend felületen</w:t>
-      </w:r>
-      <w:r>
-        <w:rPr>
-          <w:rFonts w:ascii="Times New Roman" w:eastAsia="Times New Roman" w:hAnsi="Times New Roman" w:cs="Times New Roman"/>
-          <w:sz w:val="24"/>
-          <w:szCs w:val="24"/>
-          <w:lang w:eastAsia="hu-HU"/>
-        </w:rPr>
-        <w:t>.</w:t>
+        <w:pStyle w:val="Cmsor2"/>
+      </w:pPr>
+      <w:r>
+        <w:t>2. Az adatbázis felépítése</w:t>
       </w:r>
     </w:p>
     <w:p>
       <w:pPr>
-        <w:rPr>
-          <w:rFonts w:ascii="Times New Roman" w:eastAsia="Times New Roman" w:hAnsi="Times New Roman" w:cs="Times New Roman"/>
-          <w:sz w:val="26"/>
-          <w:szCs w:val="26"/>
-          <w:lang w:eastAsia="hu-HU"/>
-        </w:rPr>
-      </w:pPr>
-      <w:r>
-        <w:rPr>
-          <w:b/>
-          <w:bCs/>
-          <w:sz w:val="26"/>
-          <w:szCs w:val="26"/>
-        </w:rPr>
-        <w:br w:type="page"/>
-      </w:r>
-    </w:p>
-    <w:p>
-      <w:pPr>
-        <w:pStyle w:val="Cmsor2"/>
-      </w:pPr>
-      <w:r>
-        <w:lastRenderedPageBreak/>
-        <w:t>2. Az adatbázis felépítése</w:t>
-      </w:r>
-    </w:p>
-    <w:p>
+        <w:jc w:val="center"/>
+        <w:rPr>
+          <w:rFonts w:ascii="Times New Roman" w:hAnsi="Times New Roman" w:cs="Times New Roman"/>
+          <w:sz w:val="32"/>
+          <w:szCs w:val="32"/>
+        </w:rPr>
+      </w:pPr>
       <w:r>
         <w:rPr>
           <w:rStyle w:val="Kiemels2"/>
@@ -800,12 +701,12 @@
     </w:p>
     <w:p>
       <w:pPr>
-        <w:pStyle w:val="NormlWeb"/>
-        <w:jc w:val="center"/>
-        <w:rPr>
+        <w:rPr>
+          <w:rFonts w:ascii="Times New Roman" w:eastAsia="Times New Roman" w:hAnsi="Times New Roman" w:cs="Times New Roman"/>
           <w:b/>
           <w:sz w:val="32"/>
           <w:szCs w:val="32"/>
+          <w:lang w:eastAsia="hu-HU"/>
         </w:rPr>
       </w:pPr>
       <w:r>
@@ -814,133 +715,69 @@
           <w:sz w:val="32"/>
           <w:szCs w:val="32"/>
         </w:rPr>
-        <w:t>Összefoglalás</w:t>
+        <w:br w:type="page"/>
       </w:r>
     </w:p>
     <w:p>
       <w:pPr>
         <w:pStyle w:val="NormlWeb"/>
-      </w:pPr>
-      <w:r>
-        <w:t xml:space="preserve">Az adatbázis </w:t>
-      </w:r>
-      <w:r>
-        <w:rPr>
-          <w:u w:val="single"/>
-        </w:rPr>
-        <w:t>logikusan felépített és normalizált</w:t>
-      </w:r>
-      <w:r>
-        <w:t xml:space="preserve">, így biztosítja az adatok konzisztenciáját és a hatékony lekérdezéseket. A </w:t>
-      </w:r>
-      <w:proofErr w:type="spellStart"/>
-      <w:r>
-        <w:rPr>
-          <w:rStyle w:val="Kiemels2"/>
-        </w:rPr>
-        <w:t>termekek</w:t>
-      </w:r>
-      <w:proofErr w:type="spellEnd"/>
-      <w:r>
-        <w:t xml:space="preserve"> tábla a központi elem, amely köré a kategória-, méret-, szín- és elérhetőségi információk szerveződnek.</w:t>
-      </w:r>
-      <w:r>
-        <w:br/>
-        <w:t xml:space="preserve">A </w:t>
-      </w:r>
-      <w:proofErr w:type="spellStart"/>
-      <w:r>
-        <w:rPr>
-          <w:rStyle w:val="Kiemels2"/>
-        </w:rPr>
-        <w:t>szamla</w:t>
-      </w:r>
-      <w:proofErr w:type="spellEnd"/>
-      <w:r>
-        <w:t xml:space="preserve"> és </w:t>
-      </w:r>
-      <w:proofErr w:type="spellStart"/>
-      <w:r>
-        <w:rPr>
-          <w:rStyle w:val="Kiemels2"/>
-        </w:rPr>
-        <w:t>szamla_termek</w:t>
-      </w:r>
-      <w:proofErr w:type="spellEnd"/>
-      <w:r>
-        <w:t xml:space="preserve"> táblák teszik lehetővé a vásárlások pontos nyilvántartását, míg a </w:t>
-      </w:r>
-      <w:r>
-        <w:rPr>
-          <w:rStyle w:val="Kiemels2"/>
-        </w:rPr>
-        <w:t>view1</w:t>
-      </w:r>
-      <w:r>
-        <w:t xml:space="preserve"> nézet egyszerűsíti a termékadatok összesített megjelenítését a webalkalmazásban.</w:t>
-      </w:r>
+        <w:rPr>
+          <w:b/>
+          <w:sz w:val="32"/>
+          <w:szCs w:val="32"/>
+        </w:rPr>
+      </w:pPr>
     </w:p>
     <w:p>
       <w:pPr>
-        <w:rPr>
-          <w:rFonts w:ascii="Times New Roman" w:eastAsia="Times New Roman" w:hAnsi="Times New Roman" w:cs="Times New Roman"/>
-          <w:sz w:val="24"/>
-          <w:szCs w:val="24"/>
-          <w:lang w:eastAsia="hu-HU"/>
-        </w:rPr>
-      </w:pPr>
-      <w:r>
-        <w:br w:type="page"/>
+        <w:pStyle w:val="Cmsor2"/>
+      </w:pPr>
+      <w:r>
+        <w:t>3. API végpontok leírása</w:t>
       </w:r>
     </w:p>
     <w:p>
       <w:pPr>
         <w:pStyle w:val="NormlWeb"/>
       </w:pPr>
+      <w:r>
+        <w:t xml:space="preserve">A </w:t>
+      </w:r>
+      <w:proofErr w:type="spellStart"/>
+      <w:r>
+        <w:rPr>
+          <w:b/>
+        </w:rPr>
+        <w:t>PandaPlug</w:t>
+      </w:r>
+      <w:proofErr w:type="spellEnd"/>
+      <w:r>
+        <w:t xml:space="preserve"> webalkalmazás </w:t>
+      </w:r>
+      <w:r>
+        <w:rPr>
+          <w:u w:val="single"/>
+        </w:rPr>
+        <w:t>backend része REST alapú API-t biztosít</w:t>
+      </w:r>
+      <w:r>
+        <w:t xml:space="preserve"> a frontend számára. Ezek a végpontok felelősek a termékek kezeléséért, a felhasználók hitelesítéséért, valamint a vásárlói kosár működéséért. </w:t>
+      </w:r>
+      <w:r>
+        <w:rPr>
+          <w:u w:val="single"/>
+        </w:rPr>
+        <w:t>Az API felépítése logikus, átlátható és könnyen bővíthető</w:t>
+      </w:r>
+      <w:r>
+        <w:t>.</w:t>
+      </w:r>
     </w:p>
     <w:p>
-      <w:pPr>
-        <w:pStyle w:val="Cmsor2"/>
-      </w:pPr>
-      <w:r>
-        <w:t>3. API végpontok leírása</w:t>
-      </w:r>
-    </w:p>
-    <w:p>
-      <w:pPr>
-        <w:pStyle w:val="NormlWeb"/>
-      </w:pPr>
-      <w:r>
-        <w:t xml:space="preserve">A </w:t>
-      </w:r>
-      <w:proofErr w:type="spellStart"/>
-      <w:r>
-        <w:rPr>
-          <w:b/>
-        </w:rPr>
-        <w:t>PandaPlug</w:t>
-      </w:r>
-      <w:proofErr w:type="spellEnd"/>
-      <w:r>
-        <w:t xml:space="preserve"> webalkalmazás </w:t>
-      </w:r>
-      <w:r>
-        <w:rPr>
-          <w:u w:val="single"/>
-        </w:rPr>
-        <w:t>backend része REST alapú API-t biztosít</w:t>
-      </w:r>
-      <w:r>
-        <w:t xml:space="preserve"> a frontend számára. Ezek a végpontok felelősek a termékek kezeléséért, a felhasználók hitelesítéséért, valamint a vásárlói kosár működéséért. </w:t>
-      </w:r>
-      <w:r>
-        <w:rPr>
-          <w:u w:val="single"/>
-        </w:rPr>
-        <w:t>Az API felépítése logikus, átlátható és könnyen bővíthető</w:t>
-      </w:r>
-      <w:r>
-        <w:t>.</w:t>
+      <w:r>
+        <w:pict>
+          <v:rect id="_x0000_i1025" style="width:0;height:1.5pt" o:hralign="center" o:hrstd="t" o:hr="t" fillcolor="#a0a0a0" stroked="f"/>
+        </w:pict>
       </w:r>
     </w:p>
     <w:p>
@@ -2013,9 +1850,29 @@
       <w:r>
         <w:rPr>
           <w:rStyle w:val="Kiemels2"/>
+        </w:rPr>
+        <w:br w:type="page"/>
+      </w:r>
+    </w:p>
+    <w:p>
+      <w:pPr>
+        <w:pStyle w:val="Cmsor3"/>
+        <w:ind w:left="360"/>
+        <w:jc w:val="center"/>
+        <w:rPr>
+          <w:rStyle w:val="Kiemels2"/>
           <w:sz w:val="32"/>
           <w:szCs w:val="32"/>
         </w:rPr>
+      </w:pPr>
+      <w:r>
+        <w:rPr>
+          <w:rStyle w:val="Kiemels2"/>
+          <w:color w:val="auto"/>
+          <w:sz w:val="32"/>
+          <w:szCs w:val="32"/>
+        </w:rPr>
+        <w:lastRenderedPageBreak/>
         <w:t>Felhasználókkal kapcsolatos végpontok</w:t>
       </w:r>
     </w:p>
@@ -2467,7 +2324,14 @@
     </w:tbl>
     <w:p>
       <w:pPr>
+        <w:pStyle w:val="NormlWeb"/>
+      </w:pPr>
+    </w:p>
+    <w:p>
+      <w:pPr>
         <w:pStyle w:val="Cmsor3"/>
+        <w:ind w:left="360"/>
+        <w:jc w:val="center"/>
         <w:rPr>
           <w:rStyle w:val="Kiemels2"/>
           <w:color w:val="000000" w:themeColor="text1"/>
@@ -2482,7 +2346,6 @@
           <w:sz w:val="32"/>
           <w:szCs w:val="32"/>
         </w:rPr>
-        <w:lastRenderedPageBreak/>
         <w:t>Kosárral kapcsolatos végpontok</w:t>
       </w:r>
     </w:p>
@@ -3014,177 +2877,84 @@
         </w:tc>
       </w:tr>
     </w:tbl>
+    <w:p/>
     <w:p>
       <w:pPr>
-        <w:pStyle w:val="Cmsor3"/>
-        <w:rPr>
-          <w:sz w:val="32"/>
-          <w:szCs w:val="32"/>
-        </w:rPr>
-      </w:pPr>
-      <w:r>
-        <w:rPr>
-          <w:rStyle w:val="Kiemels2"/>
-          <w:color w:val="000000" w:themeColor="text1"/>
-          <w:sz w:val="32"/>
-          <w:szCs w:val="32"/>
-        </w:rPr>
-        <w:t>Összegzés</w:t>
+        <w:rPr>
+          <w:rFonts w:ascii="Times New Roman" w:eastAsia="Times New Roman" w:hAnsi="Times New Roman" w:cs="Times New Roman"/>
+          <w:b/>
+          <w:bCs/>
+          <w:sz w:val="36"/>
+          <w:szCs w:val="36"/>
+          <w:lang w:eastAsia="hu-HU"/>
+        </w:rPr>
+      </w:pPr>
+      <w:r>
+        <w:br w:type="page"/>
       </w:r>
     </w:p>
     <w:p>
       <w:pPr>
-        <w:pStyle w:val="NormlWeb"/>
-        <w:jc w:val="center"/>
-      </w:pPr>
-      <w:r>
-        <w:t>Az API végpontok funkciók szerint elkülönítve kerültek kialakításra. A struktúra támogatja a biztonságos felhasználókezelést, az átlátható termékkezelést és a hatékony vásárlási folyamatot, megfelelve egy modern webáruház követelményeinek.</w:t>
+        <w:pStyle w:val="Cmsor2"/>
+      </w:pPr>
+      <w:r>
+        <w:lastRenderedPageBreak/>
+        <w:t>4</w:t>
+      </w:r>
+      <w:r>
+        <w:t>. A rendszer működésének műszaki feltételei</w:t>
       </w:r>
     </w:p>
     <w:p>
       <w:pPr>
-        <w:rPr>
-          <w:rFonts w:ascii="Times New Roman" w:eastAsia="Times New Roman" w:hAnsi="Times New Roman" w:cs="Times New Roman"/>
-          <w:sz w:val="24"/>
-          <w:szCs w:val="24"/>
-          <w:lang w:eastAsia="hu-HU"/>
-        </w:rPr>
-      </w:pPr>
-      <w:r>
-        <w:br w:type="page"/>
+        <w:pStyle w:val="Cmsor3"/>
+        <w:rPr>
+          <w:b/>
+          <w:color w:val="000000" w:themeColor="text1"/>
+        </w:rPr>
+      </w:pPr>
+      <w:r>
+        <w:rPr>
+          <w:b/>
+          <w:color w:val="000000" w:themeColor="text1"/>
+        </w:rPr>
+        <w:t>Frontend oldali feltételek</w:t>
       </w:r>
     </w:p>
     <w:p>
       <w:pPr>
-        <w:pStyle w:val="Cmsor2"/>
-      </w:pPr>
-      <w:r>
-        <w:lastRenderedPageBreak/>
-        <w:t>A rendszer működésének műszaki feltételei</w:t>
+        <w:pStyle w:val="NormlWeb"/>
+      </w:pPr>
+      <w:r>
+        <w:t>A webalkalmazás működéséhez JavaScript futtatására képes modern webböngésző szükséges (például Google Chrome vagy Mozilla Firefox).</w:t>
+      </w:r>
+      <w:r>
+        <w:br/>
+        <w:t xml:space="preserve">Az alkalmazás </w:t>
+      </w:r>
+      <w:proofErr w:type="spellStart"/>
+      <w:r>
+        <w:t>React</w:t>
+      </w:r>
+      <w:proofErr w:type="spellEnd"/>
+      <w:r>
+        <w:t xml:space="preserve"> alapú frontend megoldást használ, JSX szintaxissal.</w:t>
       </w:r>
     </w:p>
     <w:p>
       <w:pPr>
-        <w:pStyle w:val="Cmsor3"/>
-      </w:pPr>
-      <w:r>
-        <w:t>Frontend oldali feltételek</w:t>
-      </w:r>
-    </w:p>
-    <w:p>
-      <w:pPr>
         <w:pStyle w:val="NormlWeb"/>
       </w:pPr>
       <w:r>
-        <w:t>A webalkalmazás működéséhez JavaScript futtatására képes modern webböngésző szükséges (például Google Chrome vagy Mozilla Firefox).</w:t>
-      </w:r>
-      <w:r>
-        <w:br/>
-        <w:t xml:space="preserve">Az alkalmazás </w:t>
+        <w:t xml:space="preserve">A felhasználói felület kialakítása a </w:t>
       </w:r>
       <w:proofErr w:type="spellStart"/>
       <w:r>
-        <w:t>React</w:t>
+        <w:t>React-Bootstrap</w:t>
       </w:r>
       <w:proofErr w:type="spellEnd"/>
       <w:r>
-        <w:t xml:space="preserve"> alapú frontend megoldást használ, JSX szintaxissal.</w:t>
-      </w:r>
-    </w:p>
-    <w:p>
-      <w:pPr>
-        <w:pStyle w:val="NormlWeb"/>
-      </w:pPr>
-      <w:r>
-        <w:t xml:space="preserve">A felhasználói felület kialakítása a </w:t>
-      </w:r>
-      <w:proofErr w:type="spellStart"/>
-      <w:r>
-        <w:t>React-Bootstrap</w:t>
-      </w:r>
-      <w:proofErr w:type="spellEnd"/>
-      <w:r>
         <w:t xml:space="preserve"> könyvtár alkalmazásával történik.</w:t>
-      </w:r>
-    </w:p>
-    <w:p>
-      <w:r>
-        <w:pict>
-          <v:rect id="_x0000_i1025" style="width:0;height:1.5pt" o:hralign="center" o:hrstd="t" o:hr="t" fillcolor="#a0a0a0" stroked="f"/>
-        </w:pict>
-      </w:r>
-    </w:p>
-    <w:p>
-      <w:pPr>
-        <w:pStyle w:val="Cmsor3"/>
-      </w:pPr>
-      <w:r>
-        <w:t>Backend kapcsolódás</w:t>
-      </w:r>
-    </w:p>
-    <w:p>
-      <w:pPr>
-        <w:pStyle w:val="NormlWeb"/>
-      </w:pPr>
-      <w:r>
-        <w:t>A frontend alkalmazás HTTP kérések segítségével kommunikál a backend rendszerrel.</w:t>
-      </w:r>
-      <w:r>
-        <w:br/>
-        <w:t xml:space="preserve">A rendelési adatok POST kérés formájában kerülnek elküldésre az </w:t>
-      </w:r>
-      <w:r>
-        <w:rPr>
-          <w:rStyle w:val="HTML-kd"/>
-          <w:rFonts w:eastAsiaTheme="majorEastAsia"/>
-        </w:rPr>
-        <w:t>/</w:t>
-      </w:r>
-      <w:proofErr w:type="spellStart"/>
-      <w:r>
-        <w:rPr>
-          <w:rStyle w:val="HTML-kd"/>
-          <w:rFonts w:eastAsiaTheme="majorEastAsia"/>
-        </w:rPr>
-        <w:t>api</w:t>
-      </w:r>
-      <w:proofErr w:type="spellEnd"/>
-      <w:r>
-        <w:rPr>
-          <w:rStyle w:val="HTML-kd"/>
-          <w:rFonts w:eastAsiaTheme="majorEastAsia"/>
-        </w:rPr>
-        <w:t>/</w:t>
-      </w:r>
-      <w:proofErr w:type="spellStart"/>
-      <w:r>
-        <w:rPr>
-          <w:rStyle w:val="HTML-kd"/>
-          <w:rFonts w:eastAsiaTheme="majorEastAsia"/>
-        </w:rPr>
-        <w:t>orders</w:t>
-      </w:r>
-      <w:proofErr w:type="spellEnd"/>
-      <w:r>
-        <w:t xml:space="preserve"> végpontra.</w:t>
-      </w:r>
-    </w:p>
-    <w:p>
-      <w:pPr>
-        <w:pStyle w:val="NormlWeb"/>
-      </w:pPr>
-      <w:r>
-        <w:t xml:space="preserve">A fejlesztési környezetben a backend szolgáltatás a </w:t>
-      </w:r>
-      <w:r>
-        <w:rPr>
-          <w:rStyle w:val="HTML-kd"/>
-          <w:rFonts w:eastAsiaTheme="majorEastAsia"/>
-        </w:rPr>
-        <w:t>localhost:8080</w:t>
-      </w:r>
-      <w:r>
-        <w:t xml:space="preserve"> címen érhető el.</w:t>
       </w:r>
     </w:p>
     <w:p>
@@ -3197,23 +2967,104 @@
     <w:p>
       <w:pPr>
         <w:pStyle w:val="Cmsor3"/>
-      </w:pPr>
+        <w:rPr>
+          <w:b/>
+          <w:color w:val="000000" w:themeColor="text1"/>
+        </w:rPr>
+      </w:pPr>
+      <w:r>
+        <w:rPr>
+          <w:b/>
+          <w:color w:val="000000" w:themeColor="text1"/>
+        </w:rPr>
+        <w:t>Backend kapcsolódás</w:t>
+      </w:r>
     </w:p>
     <w:p>
       <w:pPr>
-        <w:rPr>
-          <w:rFonts w:asciiTheme="majorHAnsi" w:eastAsiaTheme="majorEastAsia" w:hAnsiTheme="majorHAnsi" w:cstheme="majorBidi"/>
-          <w:color w:val="1F3763" w:themeColor="accent1" w:themeShade="7F"/>
-          <w:sz w:val="24"/>
-          <w:szCs w:val="24"/>
-        </w:rPr>
-      </w:pPr>
+        <w:pStyle w:val="NormlWeb"/>
+      </w:pPr>
+      <w:r>
+        <w:t>A frontend alkalmazás HTTP kérések segítségével kommunikál a backend rendszerrel.</w:t>
+      </w:r>
+      <w:r>
+        <w:br/>
+        <w:t xml:space="preserve">A rendelési adatok POST kérés formájában kerülnek elküldésre az </w:t>
+      </w:r>
+      <w:r>
+        <w:rPr>
+          <w:rStyle w:val="HTML-kd"/>
+          <w:rFonts w:eastAsiaTheme="majorEastAsia"/>
+        </w:rPr>
+        <w:t>/</w:t>
+      </w:r>
+      <w:proofErr w:type="spellStart"/>
+      <w:r>
+        <w:rPr>
+          <w:rStyle w:val="HTML-kd"/>
+          <w:rFonts w:eastAsiaTheme="majorEastAsia"/>
+        </w:rPr>
+        <w:t>api</w:t>
+      </w:r>
+      <w:proofErr w:type="spellEnd"/>
+      <w:r>
+        <w:rPr>
+          <w:rStyle w:val="HTML-kd"/>
+          <w:rFonts w:eastAsiaTheme="majorEastAsia"/>
+        </w:rPr>
+        <w:t>/</w:t>
+      </w:r>
+      <w:proofErr w:type="spellStart"/>
+      <w:r>
+        <w:rPr>
+          <w:rStyle w:val="HTML-kd"/>
+          <w:rFonts w:eastAsiaTheme="majorEastAsia"/>
+        </w:rPr>
+        <w:t>orders</w:t>
+      </w:r>
+      <w:proofErr w:type="spellEnd"/>
+      <w:r>
+        <w:t xml:space="preserve"> végpontra.</w:t>
+      </w:r>
     </w:p>
     <w:p>
       <w:pPr>
+        <w:pStyle w:val="NormlWeb"/>
+      </w:pPr>
+      <w:r>
+        <w:t xml:space="preserve">A fejlesztési környezetben a backend szolgáltatás a </w:t>
+      </w:r>
+      <w:r>
+        <w:rPr>
+          <w:rStyle w:val="HTML-kd"/>
+          <w:rFonts w:eastAsiaTheme="majorEastAsia"/>
+        </w:rPr>
+        <w:t>localhost:8080</w:t>
+      </w:r>
+      <w:r>
+        <w:t xml:space="preserve"> címen érhető el.</w:t>
+      </w:r>
+    </w:p>
+    <w:p>
+      <w:r>
+        <w:pict>
+          <v:rect id="_x0000_i1027" style="width:0;height:1.5pt" o:hralign="center" o:hrstd="t" o:hr="t" fillcolor="#a0a0a0" stroked="f"/>
+        </w:pict>
+      </w:r>
+    </w:p>
+    <w:p>
+      <w:pPr>
         <w:pStyle w:val="Cmsor3"/>
-      </w:pPr>
-      <w:r>
+        <w:rPr>
+          <w:b/>
+          <w:color w:val="000000" w:themeColor="text1"/>
+        </w:rPr>
+      </w:pPr>
+      <w:r>
+        <w:rPr>
+          <w:b/>
+          <w:color w:val="000000" w:themeColor="text1"/>
+        </w:rPr>
         <w:t>Egyéb műszaki feltételek</w:t>
       </w:r>
     </w:p>
@@ -3251,12 +3102,6 @@
         </w:rPr>
       </w:pPr>
       <w:r>
-        <w:rPr>
-          <w:b/>
-          <w:bCs/>
-          <w:sz w:val="24"/>
-          <w:szCs w:val="24"/>
-        </w:rPr>
         <w:br w:type="page"/>
       </w:r>
     </w:p>
@@ -3266,19 +3111,36 @@
       </w:pPr>
       <w:r>
         <w:lastRenderedPageBreak/>
-        <w:t>Komponensek technikai leírása</w:t>
+        <w:t>5</w:t>
+      </w:r>
+      <w:r>
+        <w:t>. Komponensek technikai leírása</w:t>
       </w:r>
     </w:p>
     <w:p>
       <w:pPr>
         <w:pStyle w:val="Cmsor3"/>
+        <w:rPr>
+          <w:rFonts w:ascii="Times New Roman" w:hAnsi="Times New Roman" w:cs="Times New Roman"/>
+          <w:b/>
+        </w:rPr>
       </w:pPr>
       <w:proofErr w:type="spellStart"/>
       <w:r>
+        <w:rPr>
+          <w:rFonts w:ascii="Times New Roman" w:hAnsi="Times New Roman" w:cs="Times New Roman"/>
+          <w:b/>
+          <w:color w:val="000000" w:themeColor="text1"/>
+        </w:rPr>
         <w:t>CheckoutPage</w:t>
       </w:r>
       <w:proofErr w:type="spellEnd"/>
       <w:r>
+        <w:rPr>
+          <w:rFonts w:ascii="Times New Roman" w:hAnsi="Times New Roman" w:cs="Times New Roman"/>
+          <w:b/>
+          <w:color w:val="000000" w:themeColor="text1"/>
+        </w:rPr>
         <w:t xml:space="preserve"> komponens</w:t>
       </w:r>
     </w:p>
@@ -3446,20 +3308,499 @@
         <w:t>A rendelés elküldése HTTP POST kérés formájában történik egy REST API végponton keresztül.</w:t>
       </w:r>
     </w:p>
-    <w:p/>
     <w:p>
-      <w:pPr>
-        <w:pStyle w:val="Cmsor3"/>
-        <w:rPr>
+      <w:r>
+        <w:pict>
+          <v:rect id="_x0000_i1028" style="width:0;height:1.5pt" o:hralign="center" o:hrstd="t" o:hr="t" fillcolor="#a0a0a0" stroked="f"/>
+        </w:pict>
+      </w:r>
+    </w:p>
+    <w:p>
+      <w:pPr>
+        <w:spacing w:before="100" w:beforeAutospacing="1" w:after="100" w:afterAutospacing="1" w:line="240" w:lineRule="auto"/>
+        <w:rPr>
+          <w:rFonts w:ascii="Times New Roman" w:eastAsia="Times New Roman" w:hAnsi="Times New Roman" w:cs="Times New Roman"/>
+          <w:sz w:val="24"/>
+          <w:szCs w:val="24"/>
+          <w:lang w:eastAsia="hu-HU"/>
+        </w:rPr>
+      </w:pPr>
+      <w:proofErr w:type="spellStart"/>
+      <w:r>
+        <w:rPr>
+          <w:rFonts w:ascii="Times New Roman" w:eastAsia="Times New Roman" w:hAnsi="Times New Roman" w:cs="Times New Roman"/>
+          <w:b/>
+          <w:bCs/>
+          <w:sz w:val="24"/>
+          <w:szCs w:val="24"/>
+          <w:lang w:eastAsia="hu-HU"/>
+        </w:rPr>
+        <w:t>Details</w:t>
+      </w:r>
+      <w:proofErr w:type="spellEnd"/>
+      <w:r>
+        <w:rPr>
+          <w:rFonts w:ascii="Times New Roman" w:eastAsia="Times New Roman" w:hAnsi="Times New Roman" w:cs="Times New Roman"/>
+          <w:b/>
+          <w:bCs/>
+          <w:sz w:val="24"/>
+          <w:szCs w:val="24"/>
+          <w:lang w:eastAsia="hu-HU"/>
+        </w:rPr>
+        <w:t xml:space="preserve"> komponens</w:t>
+      </w:r>
+      <w:r>
+        <w:rPr>
+          <w:rFonts w:ascii="Times New Roman" w:eastAsia="Times New Roman" w:hAnsi="Times New Roman" w:cs="Times New Roman"/>
+          <w:sz w:val="24"/>
+          <w:szCs w:val="24"/>
+          <w:lang w:eastAsia="hu-HU"/>
+        </w:rPr>
+        <w:br/>
+        <w:t xml:space="preserve">A </w:t>
+      </w:r>
+      <w:proofErr w:type="spellStart"/>
+      <w:r>
+        <w:rPr>
+          <w:rFonts w:ascii="Times New Roman" w:eastAsia="Times New Roman" w:hAnsi="Times New Roman" w:cs="Times New Roman"/>
+          <w:sz w:val="24"/>
+          <w:szCs w:val="24"/>
+          <w:lang w:eastAsia="hu-HU"/>
+        </w:rPr>
+        <w:t>Details</w:t>
+      </w:r>
+      <w:proofErr w:type="spellEnd"/>
+      <w:r>
+        <w:rPr>
+          <w:rFonts w:ascii="Times New Roman" w:eastAsia="Times New Roman" w:hAnsi="Times New Roman" w:cs="Times New Roman"/>
+          <w:sz w:val="24"/>
+          <w:szCs w:val="24"/>
+          <w:lang w:eastAsia="hu-HU"/>
+        </w:rPr>
+        <w:t xml:space="preserve"> egy </w:t>
+      </w:r>
+      <w:proofErr w:type="spellStart"/>
+      <w:r>
+        <w:rPr>
+          <w:rFonts w:ascii="Times New Roman" w:eastAsia="Times New Roman" w:hAnsi="Times New Roman" w:cs="Times New Roman"/>
+          <w:sz w:val="24"/>
+          <w:szCs w:val="24"/>
+          <w:lang w:eastAsia="hu-HU"/>
+        </w:rPr>
+        <w:t>React</w:t>
+      </w:r>
+      <w:proofErr w:type="spellEnd"/>
+      <w:r>
+        <w:rPr>
+          <w:rFonts w:ascii="Times New Roman" w:eastAsia="Times New Roman" w:hAnsi="Times New Roman" w:cs="Times New Roman"/>
+          <w:sz w:val="24"/>
+          <w:szCs w:val="24"/>
+          <w:lang w:eastAsia="hu-HU"/>
+        </w:rPr>
+        <w:t xml:space="preserve"> alapú funkcionális komponens, amely egy kiválasztott termék részletes adatainak megjelenítését valósítja meg egy </w:t>
+      </w:r>
+      <w:proofErr w:type="spellStart"/>
+      <w:r>
+        <w:rPr>
+          <w:rFonts w:ascii="Times New Roman" w:eastAsia="Times New Roman" w:hAnsi="Times New Roman" w:cs="Times New Roman"/>
+          <w:sz w:val="24"/>
+          <w:szCs w:val="24"/>
+          <w:lang w:eastAsia="hu-HU"/>
+        </w:rPr>
+        <w:t>overlay</w:t>
+      </w:r>
+      <w:proofErr w:type="spellEnd"/>
+      <w:r>
+        <w:rPr>
+          <w:rFonts w:ascii="Times New Roman" w:eastAsia="Times New Roman" w:hAnsi="Times New Roman" w:cs="Times New Roman"/>
+          <w:sz w:val="24"/>
+          <w:szCs w:val="24"/>
+          <w:lang w:eastAsia="hu-HU"/>
+        </w:rPr>
+        <w:t xml:space="preserve"> (</w:t>
+      </w:r>
+      <w:proofErr w:type="spellStart"/>
+      <w:r>
+        <w:rPr>
+          <w:rFonts w:ascii="Times New Roman" w:eastAsia="Times New Roman" w:hAnsi="Times New Roman" w:cs="Times New Roman"/>
+          <w:sz w:val="24"/>
+          <w:szCs w:val="24"/>
+          <w:lang w:eastAsia="hu-HU"/>
+        </w:rPr>
+        <w:t>modal</w:t>
+      </w:r>
+      <w:proofErr w:type="spellEnd"/>
+      <w:r>
+        <w:rPr>
+          <w:rFonts w:ascii="Times New Roman" w:eastAsia="Times New Roman" w:hAnsi="Times New Roman" w:cs="Times New Roman"/>
+          <w:sz w:val="24"/>
+          <w:szCs w:val="24"/>
+          <w:lang w:eastAsia="hu-HU"/>
+        </w:rPr>
+        <w:t>) felületen.</w:t>
+      </w:r>
+      <w:r>
+        <w:rPr>
+          <w:rFonts w:ascii="Times New Roman" w:eastAsia="Times New Roman" w:hAnsi="Times New Roman" w:cs="Times New Roman"/>
+          <w:sz w:val="24"/>
+          <w:szCs w:val="24"/>
+          <w:lang w:eastAsia="hu-HU"/>
+        </w:rPr>
+        <w:br/>
+        <w:t>A komponens JSX szintaxis segítségével jeleníti meg a termék képét, alapadatait és árát.</w:t>
+      </w:r>
+    </w:p>
+    <w:p>
+      <w:pPr>
+        <w:spacing w:before="100" w:beforeAutospacing="1" w:after="100" w:afterAutospacing="1" w:line="240" w:lineRule="auto"/>
+        <w:rPr>
+          <w:rFonts w:ascii="Times New Roman" w:eastAsia="Times New Roman" w:hAnsi="Times New Roman" w:cs="Times New Roman"/>
+          <w:sz w:val="24"/>
+          <w:szCs w:val="24"/>
+          <w:lang w:eastAsia="hu-HU"/>
+        </w:rPr>
+      </w:pPr>
+      <w:r>
+        <w:rPr>
+          <w:rFonts w:ascii="Times New Roman" w:eastAsia="Times New Roman" w:hAnsi="Times New Roman" w:cs="Times New Roman"/>
+          <w:sz w:val="24"/>
+          <w:szCs w:val="24"/>
+          <w:lang w:eastAsia="hu-HU"/>
+        </w:rPr>
+        <w:t>A komponens főbb feladatai:</w:t>
+      </w:r>
+      <w:r>
+        <w:rPr>
+          <w:rFonts w:ascii="Times New Roman" w:eastAsia="Times New Roman" w:hAnsi="Times New Roman" w:cs="Times New Roman"/>
+          <w:sz w:val="24"/>
+          <w:szCs w:val="24"/>
+          <w:lang w:eastAsia="hu-HU"/>
+        </w:rPr>
+        <w:br/>
+        <w:t>• a kiválasztott termék részleteinek megjelenítése,</w:t>
+      </w:r>
+      <w:r>
+        <w:rPr>
+          <w:rFonts w:ascii="Times New Roman" w:eastAsia="Times New Roman" w:hAnsi="Times New Roman" w:cs="Times New Roman"/>
+          <w:sz w:val="24"/>
+          <w:szCs w:val="24"/>
+          <w:lang w:eastAsia="hu-HU"/>
+        </w:rPr>
+        <w:br/>
+        <w:t>• a termék kosárba helyezésének kezelése,</w:t>
+      </w:r>
+      <w:r>
+        <w:rPr>
+          <w:rFonts w:ascii="Times New Roman" w:eastAsia="Times New Roman" w:hAnsi="Times New Roman" w:cs="Times New Roman"/>
+          <w:sz w:val="24"/>
+          <w:szCs w:val="24"/>
+          <w:lang w:eastAsia="hu-HU"/>
+        </w:rPr>
+        <w:br/>
+        <w:t>• kapcsolódó termékek listázása és kiválasztása.</w:t>
+      </w:r>
+    </w:p>
+    <w:p>
+      <w:pPr>
+        <w:spacing w:before="100" w:beforeAutospacing="1" w:after="100" w:afterAutospacing="1" w:line="240" w:lineRule="auto"/>
+        <w:rPr>
+          <w:rFonts w:ascii="Times New Roman" w:eastAsia="Times New Roman" w:hAnsi="Times New Roman" w:cs="Times New Roman"/>
+          <w:sz w:val="24"/>
+          <w:szCs w:val="24"/>
+          <w:lang w:eastAsia="hu-HU"/>
+        </w:rPr>
+      </w:pPr>
+      <w:r>
+        <w:rPr>
+          <w:rFonts w:ascii="Times New Roman" w:eastAsia="Times New Roman" w:hAnsi="Times New Roman" w:cs="Times New Roman"/>
+          <w:sz w:val="24"/>
+          <w:szCs w:val="24"/>
+          <w:lang w:eastAsia="hu-HU"/>
+        </w:rPr>
+        <w:t xml:space="preserve">Az állapotkezelés a </w:t>
+      </w:r>
+      <w:proofErr w:type="spellStart"/>
+      <w:r>
+        <w:rPr>
+          <w:rFonts w:ascii="Times New Roman" w:eastAsia="Times New Roman" w:hAnsi="Times New Roman" w:cs="Times New Roman"/>
+          <w:sz w:val="24"/>
+          <w:szCs w:val="24"/>
+          <w:lang w:eastAsia="hu-HU"/>
+        </w:rPr>
+        <w:t>React</w:t>
+      </w:r>
+      <w:proofErr w:type="spellEnd"/>
+      <w:r>
+        <w:rPr>
+          <w:rFonts w:ascii="Times New Roman" w:eastAsia="Times New Roman" w:hAnsi="Times New Roman" w:cs="Times New Roman"/>
+          <w:sz w:val="24"/>
+          <w:szCs w:val="24"/>
+          <w:lang w:eastAsia="hu-HU"/>
+        </w:rPr>
+        <w:t xml:space="preserve"> </w:t>
+      </w:r>
+      <w:proofErr w:type="spellStart"/>
+      <w:r>
+        <w:rPr>
+          <w:rFonts w:ascii="Courier New" w:eastAsia="Times New Roman" w:hAnsi="Courier New" w:cs="Courier New"/>
+          <w:sz w:val="20"/>
+          <w:szCs w:val="20"/>
+          <w:lang w:eastAsia="hu-HU"/>
+        </w:rPr>
+        <w:t>useState</w:t>
+      </w:r>
+      <w:proofErr w:type="spellEnd"/>
+      <w:r>
+        <w:rPr>
+          <w:rFonts w:ascii="Times New Roman" w:eastAsia="Times New Roman" w:hAnsi="Times New Roman" w:cs="Times New Roman"/>
+          <w:sz w:val="24"/>
+          <w:szCs w:val="24"/>
+          <w:lang w:eastAsia="hu-HU"/>
+        </w:rPr>
+        <w:t xml:space="preserve"> </w:t>
+      </w:r>
+      <w:proofErr w:type="spellStart"/>
+      <w:r>
+        <w:rPr>
+          <w:rFonts w:ascii="Times New Roman" w:eastAsia="Times New Roman" w:hAnsi="Times New Roman" w:cs="Times New Roman"/>
+          <w:sz w:val="24"/>
+          <w:szCs w:val="24"/>
+          <w:lang w:eastAsia="hu-HU"/>
+        </w:rPr>
+        <w:t>hook</w:t>
+      </w:r>
+      <w:proofErr w:type="spellEnd"/>
+      <w:r>
+        <w:rPr>
+          <w:rFonts w:ascii="Times New Roman" w:eastAsia="Times New Roman" w:hAnsi="Times New Roman" w:cs="Times New Roman"/>
+          <w:sz w:val="24"/>
+          <w:szCs w:val="24"/>
+          <w:lang w:eastAsia="hu-HU"/>
+        </w:rPr>
+        <w:t xml:space="preserve"> segítségével történik, amely a kapcsolódó termékek adatait tárolja.</w:t>
+      </w:r>
+      <w:r>
+        <w:rPr>
+          <w:rFonts w:ascii="Times New Roman" w:eastAsia="Times New Roman" w:hAnsi="Times New Roman" w:cs="Times New Roman"/>
+          <w:sz w:val="24"/>
+          <w:szCs w:val="24"/>
+          <w:lang w:eastAsia="hu-HU"/>
+        </w:rPr>
+        <w:br/>
+        <w:t xml:space="preserve">A komponens a </w:t>
+      </w:r>
+      <w:proofErr w:type="spellStart"/>
+      <w:r>
+        <w:rPr>
+          <w:rFonts w:ascii="Courier New" w:eastAsia="Times New Roman" w:hAnsi="Courier New" w:cs="Courier New"/>
+          <w:sz w:val="20"/>
+          <w:szCs w:val="20"/>
+          <w:lang w:eastAsia="hu-HU"/>
+        </w:rPr>
+        <w:t>useEffect</w:t>
+      </w:r>
+      <w:proofErr w:type="spellEnd"/>
+      <w:r>
+        <w:rPr>
+          <w:rFonts w:ascii="Times New Roman" w:eastAsia="Times New Roman" w:hAnsi="Times New Roman" w:cs="Times New Roman"/>
+          <w:sz w:val="24"/>
+          <w:szCs w:val="24"/>
+          <w:lang w:eastAsia="hu-HU"/>
+        </w:rPr>
+        <w:t xml:space="preserve"> </w:t>
+      </w:r>
+      <w:proofErr w:type="spellStart"/>
+      <w:r>
+        <w:rPr>
+          <w:rFonts w:ascii="Times New Roman" w:eastAsia="Times New Roman" w:hAnsi="Times New Roman" w:cs="Times New Roman"/>
+          <w:sz w:val="24"/>
+          <w:szCs w:val="24"/>
+          <w:lang w:eastAsia="hu-HU"/>
+        </w:rPr>
+        <w:t>hookot</w:t>
+      </w:r>
+      <w:proofErr w:type="spellEnd"/>
+      <w:r>
+        <w:rPr>
+          <w:rFonts w:ascii="Times New Roman" w:eastAsia="Times New Roman" w:hAnsi="Times New Roman" w:cs="Times New Roman"/>
+          <w:sz w:val="24"/>
+          <w:szCs w:val="24"/>
+          <w:lang w:eastAsia="hu-HU"/>
+        </w:rPr>
+        <w:t xml:space="preserve"> használja a backend REST API-</w:t>
+      </w:r>
+      <w:proofErr w:type="spellStart"/>
+      <w:r>
+        <w:rPr>
+          <w:rFonts w:ascii="Times New Roman" w:eastAsia="Times New Roman" w:hAnsi="Times New Roman" w:cs="Times New Roman"/>
+          <w:sz w:val="24"/>
+          <w:szCs w:val="24"/>
+          <w:lang w:eastAsia="hu-HU"/>
+        </w:rPr>
+        <w:t>ból</w:t>
+      </w:r>
+      <w:proofErr w:type="spellEnd"/>
+      <w:r>
+        <w:rPr>
+          <w:rFonts w:ascii="Times New Roman" w:eastAsia="Times New Roman" w:hAnsi="Times New Roman" w:cs="Times New Roman"/>
+          <w:sz w:val="24"/>
+          <w:szCs w:val="24"/>
+          <w:lang w:eastAsia="hu-HU"/>
+        </w:rPr>
+        <w:t xml:space="preserve"> történő adatlekéréshez, valamint az automatikus, végtelen görgetés megvalósításához.</w:t>
+      </w:r>
+      <w:r>
+        <w:rPr>
+          <w:rFonts w:ascii="Times New Roman" w:eastAsia="Times New Roman" w:hAnsi="Times New Roman" w:cs="Times New Roman"/>
+          <w:sz w:val="24"/>
+          <w:szCs w:val="24"/>
+          <w:lang w:eastAsia="hu-HU"/>
+        </w:rPr>
+        <w:br/>
+        <w:t xml:space="preserve">A DOM-elemek vezérléséhez a </w:t>
+      </w:r>
+      <w:proofErr w:type="spellStart"/>
+      <w:r>
+        <w:rPr>
+          <w:rFonts w:ascii="Times New Roman" w:eastAsia="Times New Roman" w:hAnsi="Times New Roman" w:cs="Times New Roman"/>
+          <w:sz w:val="24"/>
+          <w:szCs w:val="24"/>
+          <w:lang w:eastAsia="hu-HU"/>
+        </w:rPr>
+        <w:t>React</w:t>
+      </w:r>
+      <w:proofErr w:type="spellEnd"/>
+      <w:r>
+        <w:rPr>
+          <w:rFonts w:ascii="Times New Roman" w:eastAsia="Times New Roman" w:hAnsi="Times New Roman" w:cs="Times New Roman"/>
+          <w:sz w:val="24"/>
+          <w:szCs w:val="24"/>
+          <w:lang w:eastAsia="hu-HU"/>
+        </w:rPr>
+        <w:t xml:space="preserve"> </w:t>
+      </w:r>
+      <w:proofErr w:type="spellStart"/>
+      <w:r>
+        <w:rPr>
+          <w:rFonts w:ascii="Courier New" w:eastAsia="Times New Roman" w:hAnsi="Courier New" w:cs="Courier New"/>
+          <w:sz w:val="20"/>
+          <w:szCs w:val="20"/>
+          <w:lang w:eastAsia="hu-HU"/>
+        </w:rPr>
+        <w:t>useRef</w:t>
+      </w:r>
+      <w:proofErr w:type="spellEnd"/>
+      <w:r>
+        <w:rPr>
+          <w:rFonts w:ascii="Times New Roman" w:eastAsia="Times New Roman" w:hAnsi="Times New Roman" w:cs="Times New Roman"/>
+          <w:sz w:val="24"/>
+          <w:szCs w:val="24"/>
+          <w:lang w:eastAsia="hu-HU"/>
+        </w:rPr>
+        <w:t xml:space="preserve"> </w:t>
+      </w:r>
+      <w:proofErr w:type="spellStart"/>
+      <w:r>
+        <w:rPr>
+          <w:rFonts w:ascii="Times New Roman" w:eastAsia="Times New Roman" w:hAnsi="Times New Roman" w:cs="Times New Roman"/>
+          <w:sz w:val="24"/>
+          <w:szCs w:val="24"/>
+          <w:lang w:eastAsia="hu-HU"/>
+        </w:rPr>
+        <w:t>hook</w:t>
+      </w:r>
+      <w:proofErr w:type="spellEnd"/>
+      <w:r>
+        <w:rPr>
+          <w:rFonts w:ascii="Times New Roman" w:eastAsia="Times New Roman" w:hAnsi="Times New Roman" w:cs="Times New Roman"/>
+          <w:sz w:val="24"/>
+          <w:szCs w:val="24"/>
+          <w:lang w:eastAsia="hu-HU"/>
+        </w:rPr>
+        <w:t xml:space="preserve"> kerül alkalmazásra.</w:t>
+      </w:r>
+    </w:p>
+    <w:p>
+      <w:pPr>
+        <w:spacing w:before="100" w:beforeAutospacing="1" w:after="100" w:afterAutospacing="1" w:line="240" w:lineRule="auto"/>
+        <w:rPr>
+          <w:rFonts w:ascii="Times New Roman" w:eastAsia="Times New Roman" w:hAnsi="Times New Roman" w:cs="Times New Roman"/>
+          <w:sz w:val="24"/>
+          <w:szCs w:val="24"/>
+          <w:lang w:eastAsia="hu-HU"/>
+        </w:rPr>
+      </w:pPr>
+      <w:r>
+        <w:rPr>
+          <w:rFonts w:ascii="Times New Roman" w:eastAsia="Times New Roman" w:hAnsi="Times New Roman" w:cs="Times New Roman"/>
+          <w:sz w:val="24"/>
+          <w:szCs w:val="24"/>
+          <w:lang w:eastAsia="hu-HU"/>
+        </w:rPr>
+        <w:t>A kapcsolódó termékek egy vízszintesen görgethető listában jelennek meg, amely automatikusan mozog.</w:t>
+      </w:r>
+      <w:r>
+        <w:rPr>
+          <w:rFonts w:ascii="Times New Roman" w:eastAsia="Times New Roman" w:hAnsi="Times New Roman" w:cs="Times New Roman"/>
+          <w:sz w:val="24"/>
+          <w:szCs w:val="24"/>
+          <w:lang w:eastAsia="hu-HU"/>
+        </w:rPr>
+        <w:br/>
+        <w:t>A felhasználói felület megjelenését külső CSS fájl (</w:t>
+      </w:r>
+      <w:r>
+        <w:rPr>
+          <w:rFonts w:ascii="Courier New" w:eastAsia="Times New Roman" w:hAnsi="Courier New" w:cs="Courier New"/>
+          <w:sz w:val="20"/>
+          <w:szCs w:val="20"/>
+          <w:lang w:eastAsia="hu-HU"/>
+        </w:rPr>
+        <w:t>App.css</w:t>
+      </w:r>
+      <w:r>
+        <w:rPr>
+          <w:rFonts w:ascii="Times New Roman" w:eastAsia="Times New Roman" w:hAnsi="Times New Roman" w:cs="Times New Roman"/>
+          <w:sz w:val="24"/>
+          <w:szCs w:val="24"/>
+          <w:lang w:eastAsia="hu-HU"/>
+        </w:rPr>
+        <w:t>) határozza meg, míg a termékadatok HTTP kéréseken keresztül kerülnek betöltésre egy REST API végpontról.</w:t>
+      </w:r>
+    </w:p>
+    <w:p>
+      <w:pPr>
+        <w:spacing w:before="100" w:beforeAutospacing="1" w:after="100" w:afterAutospacing="1" w:line="240" w:lineRule="auto"/>
+        <w:rPr>
+          <w:rFonts w:ascii="Times New Roman" w:eastAsia="Times New Roman" w:hAnsi="Times New Roman" w:cs="Times New Roman"/>
+          <w:sz w:val="24"/>
+          <w:szCs w:val="24"/>
+          <w:lang w:eastAsia="hu-HU"/>
+        </w:rPr>
+      </w:pPr>
+      <w:r>
+        <w:pict>
+          <v:rect id="_x0000_i1029" style="width:0;height:1.5pt" o:hralign="center" o:hrstd="t" o:hr="t" fillcolor="#a0a0a0" stroked="f"/>
+        </w:pict>
+      </w:r>
+    </w:p>
+    <w:p>
+      <w:pPr>
+        <w:rPr>
+          <w:rFonts w:ascii="Times New Roman" w:eastAsia="Times New Roman" w:hAnsi="Times New Roman" w:cs="Times New Roman"/>
+          <w:b/>
+          <w:sz w:val="24"/>
+          <w:szCs w:val="24"/>
+          <w:lang w:eastAsia="hu-HU"/>
+        </w:rPr>
+      </w:pPr>
+      <w:r>
+        <w:rPr>
+          <w:b/>
           <w:sz w:val="32"/>
           <w:szCs w:val="32"/>
         </w:rPr>
-      </w:pPr>
-      <w:r>
-        <w:rPr>
-          <w:sz w:val="32"/>
-          <w:szCs w:val="32"/>
-        </w:rPr>
+        <w:lastRenderedPageBreak/>
         <w:t>Filter komponens</w:t>
       </w:r>
     </w:p>
@@ -3638,6 +3979,7610 @@
       <w:r>
         <w:t xml:space="preserve"> komponensének használatával történik.</w:t>
       </w:r>
+    </w:p>
+    <w:p>
+      <w:pPr>
+        <w:pStyle w:val="NormlWeb"/>
+      </w:pPr>
+      <w:r>
+        <w:pict>
+          <v:rect id="_x0000_i1030" style="width:0;height:1.5pt" o:hralign="center" o:hrstd="t" o:hr="t" fillcolor="#a0a0a0" stroked="f"/>
+        </w:pict>
+      </w:r>
+    </w:p>
+    <w:p>
+      <w:pPr>
+        <w:pStyle w:val="NormlWeb"/>
+      </w:pPr>
+    </w:p>
+    <w:p>
+      <w:pPr>
+        <w:spacing w:before="100" w:beforeAutospacing="1" w:after="100" w:afterAutospacing="1" w:line="240" w:lineRule="auto"/>
+        <w:rPr>
+          <w:rFonts w:ascii="Times New Roman" w:eastAsia="Times New Roman" w:hAnsi="Times New Roman" w:cs="Times New Roman"/>
+          <w:sz w:val="24"/>
+          <w:szCs w:val="24"/>
+          <w:lang w:eastAsia="hu-HU"/>
+        </w:rPr>
+      </w:pPr>
+      <w:r>
+        <w:rPr>
+          <w:rFonts w:ascii="Times New Roman" w:eastAsia="Times New Roman" w:hAnsi="Times New Roman" w:cs="Times New Roman"/>
+          <w:b/>
+          <w:bCs/>
+          <w:sz w:val="24"/>
+          <w:szCs w:val="24"/>
+          <w:lang w:eastAsia="hu-HU"/>
+        </w:rPr>
+        <w:t>Kosár komponens</w:t>
+      </w:r>
+      <w:r>
+        <w:rPr>
+          <w:rFonts w:ascii="Times New Roman" w:eastAsia="Times New Roman" w:hAnsi="Times New Roman" w:cs="Times New Roman"/>
+          <w:sz w:val="24"/>
+          <w:szCs w:val="24"/>
+          <w:lang w:eastAsia="hu-HU"/>
+        </w:rPr>
+        <w:br/>
+        <w:t xml:space="preserve">A Kosár egy </w:t>
+      </w:r>
+      <w:proofErr w:type="spellStart"/>
+      <w:r>
+        <w:rPr>
+          <w:rFonts w:ascii="Times New Roman" w:eastAsia="Times New Roman" w:hAnsi="Times New Roman" w:cs="Times New Roman"/>
+          <w:sz w:val="24"/>
+          <w:szCs w:val="24"/>
+          <w:lang w:eastAsia="hu-HU"/>
+        </w:rPr>
+        <w:t>React</w:t>
+      </w:r>
+      <w:proofErr w:type="spellEnd"/>
+      <w:r>
+        <w:rPr>
+          <w:rFonts w:ascii="Times New Roman" w:eastAsia="Times New Roman" w:hAnsi="Times New Roman" w:cs="Times New Roman"/>
+          <w:sz w:val="24"/>
+          <w:szCs w:val="24"/>
+          <w:lang w:eastAsia="hu-HU"/>
+        </w:rPr>
+        <w:t xml:space="preserve"> alapú funkcionális komponens, amely a felhasználó kosarának megjelenítését és kezelését valósítja meg.</w:t>
+      </w:r>
+      <w:r>
+        <w:rPr>
+          <w:rFonts w:ascii="Times New Roman" w:eastAsia="Times New Roman" w:hAnsi="Times New Roman" w:cs="Times New Roman"/>
+          <w:sz w:val="24"/>
+          <w:szCs w:val="24"/>
+          <w:lang w:eastAsia="hu-HU"/>
+        </w:rPr>
+        <w:br/>
+        <w:t>A komponens egy ikon alapú gomb segítségével nyitható meg, amely egy modális ablakban jeleníti meg a kosár tartalmát.</w:t>
+      </w:r>
+    </w:p>
+    <w:p>
+      <w:pPr>
+        <w:spacing w:before="100" w:beforeAutospacing="1" w:after="100" w:afterAutospacing="1" w:line="240" w:lineRule="auto"/>
+        <w:rPr>
+          <w:rFonts w:ascii="Times New Roman" w:eastAsia="Times New Roman" w:hAnsi="Times New Roman" w:cs="Times New Roman"/>
+          <w:sz w:val="24"/>
+          <w:szCs w:val="24"/>
+          <w:lang w:eastAsia="hu-HU"/>
+        </w:rPr>
+      </w:pPr>
+      <w:r>
+        <w:rPr>
+          <w:rFonts w:ascii="Times New Roman" w:eastAsia="Times New Roman" w:hAnsi="Times New Roman" w:cs="Times New Roman"/>
+          <w:sz w:val="24"/>
+          <w:szCs w:val="24"/>
+          <w:lang w:eastAsia="hu-HU"/>
+        </w:rPr>
+        <w:t>A komponens főbb feladatai:</w:t>
+      </w:r>
+      <w:r>
+        <w:rPr>
+          <w:rFonts w:ascii="Times New Roman" w:eastAsia="Times New Roman" w:hAnsi="Times New Roman" w:cs="Times New Roman"/>
+          <w:sz w:val="24"/>
+          <w:szCs w:val="24"/>
+          <w:lang w:eastAsia="hu-HU"/>
+        </w:rPr>
+        <w:br/>
+        <w:t>• a kosár aktuális tartalmának lekérése és megjelenítése,</w:t>
+      </w:r>
+      <w:r>
+        <w:rPr>
+          <w:rFonts w:ascii="Times New Roman" w:eastAsia="Times New Roman" w:hAnsi="Times New Roman" w:cs="Times New Roman"/>
+          <w:sz w:val="24"/>
+          <w:szCs w:val="24"/>
+          <w:lang w:eastAsia="hu-HU"/>
+        </w:rPr>
+        <w:br/>
+        <w:t>• termékek eltávolítása a kosárból,</w:t>
+      </w:r>
+      <w:r>
+        <w:rPr>
+          <w:rFonts w:ascii="Times New Roman" w:eastAsia="Times New Roman" w:hAnsi="Times New Roman" w:cs="Times New Roman"/>
+          <w:sz w:val="24"/>
+          <w:szCs w:val="24"/>
+          <w:lang w:eastAsia="hu-HU"/>
+        </w:rPr>
+        <w:br/>
+        <w:t>• a kosár kiürítése,</w:t>
+      </w:r>
+      <w:r>
+        <w:rPr>
+          <w:rFonts w:ascii="Times New Roman" w:eastAsia="Times New Roman" w:hAnsi="Times New Roman" w:cs="Times New Roman"/>
+          <w:sz w:val="24"/>
+          <w:szCs w:val="24"/>
+          <w:lang w:eastAsia="hu-HU"/>
+        </w:rPr>
+        <w:br/>
+        <w:t>• a rendelési folyamat (</w:t>
+      </w:r>
+      <w:proofErr w:type="spellStart"/>
+      <w:r>
+        <w:rPr>
+          <w:rFonts w:ascii="Times New Roman" w:eastAsia="Times New Roman" w:hAnsi="Times New Roman" w:cs="Times New Roman"/>
+          <w:sz w:val="24"/>
+          <w:szCs w:val="24"/>
+          <w:lang w:eastAsia="hu-HU"/>
+        </w:rPr>
+        <w:t>checkout</w:t>
+      </w:r>
+      <w:proofErr w:type="spellEnd"/>
+      <w:r>
+        <w:rPr>
+          <w:rFonts w:ascii="Times New Roman" w:eastAsia="Times New Roman" w:hAnsi="Times New Roman" w:cs="Times New Roman"/>
+          <w:sz w:val="24"/>
+          <w:szCs w:val="24"/>
+          <w:lang w:eastAsia="hu-HU"/>
+        </w:rPr>
+        <w:t>) indítása.</w:t>
+      </w:r>
+    </w:p>
+    <w:p>
+      <w:pPr>
+        <w:spacing w:before="100" w:beforeAutospacing="1" w:after="100" w:afterAutospacing="1" w:line="240" w:lineRule="auto"/>
+        <w:rPr>
+          <w:rFonts w:ascii="Times New Roman" w:eastAsia="Times New Roman" w:hAnsi="Times New Roman" w:cs="Times New Roman"/>
+          <w:sz w:val="24"/>
+          <w:szCs w:val="24"/>
+          <w:lang w:eastAsia="hu-HU"/>
+        </w:rPr>
+      </w:pPr>
+      <w:r>
+        <w:rPr>
+          <w:rFonts w:ascii="Times New Roman" w:eastAsia="Times New Roman" w:hAnsi="Times New Roman" w:cs="Times New Roman"/>
+          <w:sz w:val="24"/>
+          <w:szCs w:val="24"/>
+          <w:lang w:eastAsia="hu-HU"/>
+        </w:rPr>
+        <w:t xml:space="preserve">Az állapotkezelés a </w:t>
+      </w:r>
+      <w:proofErr w:type="spellStart"/>
+      <w:r>
+        <w:rPr>
+          <w:rFonts w:ascii="Times New Roman" w:eastAsia="Times New Roman" w:hAnsi="Times New Roman" w:cs="Times New Roman"/>
+          <w:sz w:val="24"/>
+          <w:szCs w:val="24"/>
+          <w:lang w:eastAsia="hu-HU"/>
+        </w:rPr>
+        <w:t>React</w:t>
+      </w:r>
+      <w:proofErr w:type="spellEnd"/>
+      <w:r>
+        <w:rPr>
+          <w:rFonts w:ascii="Times New Roman" w:eastAsia="Times New Roman" w:hAnsi="Times New Roman" w:cs="Times New Roman"/>
+          <w:sz w:val="24"/>
+          <w:szCs w:val="24"/>
+          <w:lang w:eastAsia="hu-HU"/>
+        </w:rPr>
+        <w:t xml:space="preserve"> </w:t>
+      </w:r>
+      <w:proofErr w:type="spellStart"/>
+      <w:r>
+        <w:rPr>
+          <w:rFonts w:ascii="Courier New" w:eastAsia="Times New Roman" w:hAnsi="Courier New" w:cs="Courier New"/>
+          <w:sz w:val="20"/>
+          <w:szCs w:val="20"/>
+          <w:lang w:eastAsia="hu-HU"/>
+        </w:rPr>
+        <w:t>useState</w:t>
+      </w:r>
+      <w:proofErr w:type="spellEnd"/>
+      <w:r>
+        <w:rPr>
+          <w:rFonts w:ascii="Times New Roman" w:eastAsia="Times New Roman" w:hAnsi="Times New Roman" w:cs="Times New Roman"/>
+          <w:sz w:val="24"/>
+          <w:szCs w:val="24"/>
+          <w:lang w:eastAsia="hu-HU"/>
+        </w:rPr>
+        <w:t xml:space="preserve"> </w:t>
+      </w:r>
+      <w:proofErr w:type="spellStart"/>
+      <w:r>
+        <w:rPr>
+          <w:rFonts w:ascii="Times New Roman" w:eastAsia="Times New Roman" w:hAnsi="Times New Roman" w:cs="Times New Roman"/>
+          <w:sz w:val="24"/>
+          <w:szCs w:val="24"/>
+          <w:lang w:eastAsia="hu-HU"/>
+        </w:rPr>
+        <w:t>hook</w:t>
+      </w:r>
+      <w:proofErr w:type="spellEnd"/>
+      <w:r>
+        <w:rPr>
+          <w:rFonts w:ascii="Times New Roman" w:eastAsia="Times New Roman" w:hAnsi="Times New Roman" w:cs="Times New Roman"/>
+          <w:sz w:val="24"/>
+          <w:szCs w:val="24"/>
+          <w:lang w:eastAsia="hu-HU"/>
+        </w:rPr>
+        <w:t xml:space="preserve"> segítségével történik, míg a kosár adatai egy egyedi </w:t>
+      </w:r>
+      <w:proofErr w:type="spellStart"/>
+      <w:r>
+        <w:rPr>
+          <w:rFonts w:ascii="Times New Roman" w:eastAsia="Times New Roman" w:hAnsi="Times New Roman" w:cs="Times New Roman"/>
+          <w:sz w:val="24"/>
+          <w:szCs w:val="24"/>
+          <w:lang w:eastAsia="hu-HU"/>
+        </w:rPr>
+        <w:t>React</w:t>
+      </w:r>
+      <w:proofErr w:type="spellEnd"/>
+      <w:r>
+        <w:rPr>
+          <w:rFonts w:ascii="Times New Roman" w:eastAsia="Times New Roman" w:hAnsi="Times New Roman" w:cs="Times New Roman"/>
+          <w:sz w:val="24"/>
+          <w:szCs w:val="24"/>
+          <w:lang w:eastAsia="hu-HU"/>
+        </w:rPr>
+        <w:t xml:space="preserve"> Context (</w:t>
+      </w:r>
+      <w:proofErr w:type="spellStart"/>
+      <w:r>
+        <w:rPr>
+          <w:rFonts w:ascii="Courier New" w:eastAsia="Times New Roman" w:hAnsi="Courier New" w:cs="Courier New"/>
+          <w:sz w:val="20"/>
+          <w:szCs w:val="20"/>
+          <w:lang w:eastAsia="hu-HU"/>
+        </w:rPr>
+        <w:t>useCart</w:t>
+      </w:r>
+      <w:proofErr w:type="spellEnd"/>
+      <w:r>
+        <w:rPr>
+          <w:rFonts w:ascii="Times New Roman" w:eastAsia="Times New Roman" w:hAnsi="Times New Roman" w:cs="Times New Roman"/>
+          <w:sz w:val="24"/>
+          <w:szCs w:val="24"/>
+          <w:lang w:eastAsia="hu-HU"/>
+        </w:rPr>
+        <w:t>) használatával érhetők el.</w:t>
+      </w:r>
+      <w:r>
+        <w:rPr>
+          <w:rFonts w:ascii="Times New Roman" w:eastAsia="Times New Roman" w:hAnsi="Times New Roman" w:cs="Times New Roman"/>
+          <w:sz w:val="24"/>
+          <w:szCs w:val="24"/>
+          <w:lang w:eastAsia="hu-HU"/>
+        </w:rPr>
+        <w:br/>
+        <w:t xml:space="preserve">A komponens a </w:t>
+      </w:r>
+      <w:proofErr w:type="spellStart"/>
+      <w:r>
+        <w:rPr>
+          <w:rFonts w:ascii="Courier New" w:eastAsia="Times New Roman" w:hAnsi="Courier New" w:cs="Courier New"/>
+          <w:sz w:val="20"/>
+          <w:szCs w:val="20"/>
+          <w:lang w:eastAsia="hu-HU"/>
+        </w:rPr>
+        <w:t>useEffect</w:t>
+      </w:r>
+      <w:proofErr w:type="spellEnd"/>
+      <w:r>
+        <w:rPr>
+          <w:rFonts w:ascii="Times New Roman" w:eastAsia="Times New Roman" w:hAnsi="Times New Roman" w:cs="Times New Roman"/>
+          <w:sz w:val="24"/>
+          <w:szCs w:val="24"/>
+          <w:lang w:eastAsia="hu-HU"/>
+        </w:rPr>
+        <w:t xml:space="preserve"> </w:t>
+      </w:r>
+      <w:proofErr w:type="spellStart"/>
+      <w:r>
+        <w:rPr>
+          <w:rFonts w:ascii="Times New Roman" w:eastAsia="Times New Roman" w:hAnsi="Times New Roman" w:cs="Times New Roman"/>
+          <w:sz w:val="24"/>
+          <w:szCs w:val="24"/>
+          <w:lang w:eastAsia="hu-HU"/>
+        </w:rPr>
+        <w:t>hook</w:t>
+      </w:r>
+      <w:proofErr w:type="spellEnd"/>
+      <w:r>
+        <w:rPr>
+          <w:rFonts w:ascii="Times New Roman" w:eastAsia="Times New Roman" w:hAnsi="Times New Roman" w:cs="Times New Roman"/>
+          <w:sz w:val="24"/>
+          <w:szCs w:val="24"/>
+          <w:lang w:eastAsia="hu-HU"/>
+        </w:rPr>
+        <w:t xml:space="preserve"> segítségével lekéri a bejelentkezett felhasználó profilját és a hozzá tartozó kosáradatokat a backend rendszerből.</w:t>
+      </w:r>
+    </w:p>
+    <w:p>
+      <w:pPr>
+        <w:spacing w:before="100" w:beforeAutospacing="1" w:after="100" w:afterAutospacing="1" w:line="240" w:lineRule="auto"/>
+        <w:rPr>
+          <w:rFonts w:ascii="Times New Roman" w:eastAsia="Times New Roman" w:hAnsi="Times New Roman" w:cs="Times New Roman"/>
+          <w:sz w:val="24"/>
+          <w:szCs w:val="24"/>
+          <w:lang w:eastAsia="hu-HU"/>
+        </w:rPr>
+      </w:pPr>
+      <w:r>
+        <w:rPr>
+          <w:rFonts w:ascii="Times New Roman" w:eastAsia="Times New Roman" w:hAnsi="Times New Roman" w:cs="Times New Roman"/>
+          <w:sz w:val="24"/>
+          <w:szCs w:val="24"/>
+          <w:lang w:eastAsia="hu-HU"/>
+        </w:rPr>
+        <w:t xml:space="preserve">A felhasználói felület kialakítása a </w:t>
+      </w:r>
+      <w:proofErr w:type="spellStart"/>
+      <w:r>
+        <w:rPr>
+          <w:rFonts w:ascii="Times New Roman" w:eastAsia="Times New Roman" w:hAnsi="Times New Roman" w:cs="Times New Roman"/>
+          <w:sz w:val="24"/>
+          <w:szCs w:val="24"/>
+          <w:lang w:eastAsia="hu-HU"/>
+        </w:rPr>
+        <w:t>React-Bootstrap</w:t>
+      </w:r>
+      <w:proofErr w:type="spellEnd"/>
+      <w:r>
+        <w:rPr>
+          <w:rFonts w:ascii="Times New Roman" w:eastAsia="Times New Roman" w:hAnsi="Times New Roman" w:cs="Times New Roman"/>
+          <w:sz w:val="24"/>
+          <w:szCs w:val="24"/>
+          <w:lang w:eastAsia="hu-HU"/>
+        </w:rPr>
+        <w:t xml:space="preserve"> könyvtár komponenseivel (Button, </w:t>
+      </w:r>
+      <w:proofErr w:type="spellStart"/>
+      <w:r>
+        <w:rPr>
+          <w:rFonts w:ascii="Times New Roman" w:eastAsia="Times New Roman" w:hAnsi="Times New Roman" w:cs="Times New Roman"/>
+          <w:sz w:val="24"/>
+          <w:szCs w:val="24"/>
+          <w:lang w:eastAsia="hu-HU"/>
+        </w:rPr>
+        <w:t>Modal</w:t>
+      </w:r>
+      <w:proofErr w:type="spellEnd"/>
+      <w:r>
+        <w:rPr>
+          <w:rFonts w:ascii="Times New Roman" w:eastAsia="Times New Roman" w:hAnsi="Times New Roman" w:cs="Times New Roman"/>
+          <w:sz w:val="24"/>
+          <w:szCs w:val="24"/>
+          <w:lang w:eastAsia="hu-HU"/>
+        </w:rPr>
+        <w:t xml:space="preserve">) történik, valamint ikon megjelenítésre kerül a </w:t>
+      </w:r>
+      <w:proofErr w:type="spellStart"/>
+      <w:r>
+        <w:rPr>
+          <w:rFonts w:ascii="Courier New" w:eastAsia="Times New Roman" w:hAnsi="Courier New" w:cs="Courier New"/>
+          <w:sz w:val="20"/>
+          <w:szCs w:val="20"/>
+          <w:lang w:eastAsia="hu-HU"/>
+        </w:rPr>
+        <w:t>react-icons</w:t>
+      </w:r>
+      <w:proofErr w:type="spellEnd"/>
+      <w:r>
+        <w:rPr>
+          <w:rFonts w:ascii="Times New Roman" w:eastAsia="Times New Roman" w:hAnsi="Times New Roman" w:cs="Times New Roman"/>
+          <w:sz w:val="24"/>
+          <w:szCs w:val="24"/>
+          <w:lang w:eastAsia="hu-HU"/>
+        </w:rPr>
+        <w:t xml:space="preserve"> csomag használatával.</w:t>
+      </w:r>
+      <w:r>
+        <w:rPr>
+          <w:rFonts w:ascii="Times New Roman" w:eastAsia="Times New Roman" w:hAnsi="Times New Roman" w:cs="Times New Roman"/>
+          <w:sz w:val="24"/>
+          <w:szCs w:val="24"/>
+          <w:lang w:eastAsia="hu-HU"/>
+        </w:rPr>
+        <w:br/>
+        <w:t xml:space="preserve">A kosár műveletei (hozzáadás, törlés, ürítés) HTTP kéréseken keresztül, REST API </w:t>
+      </w:r>
+      <w:r>
+        <w:rPr>
+          <w:rFonts w:ascii="Times New Roman" w:eastAsia="Times New Roman" w:hAnsi="Times New Roman" w:cs="Times New Roman"/>
+          <w:sz w:val="24"/>
+          <w:szCs w:val="24"/>
+          <w:lang w:eastAsia="hu-HU"/>
+        </w:rPr>
+        <w:lastRenderedPageBreak/>
+        <w:t>végpontokon valósulnak meg.</w:t>
+      </w:r>
+      <w:r>
+        <w:rPr>
+          <w:rFonts w:ascii="Times New Roman" w:eastAsia="Times New Roman" w:hAnsi="Times New Roman" w:cs="Times New Roman"/>
+          <w:sz w:val="24"/>
+          <w:szCs w:val="24"/>
+          <w:lang w:eastAsia="hu-HU"/>
+        </w:rPr>
+        <w:br/>
+        <w:t xml:space="preserve">A </w:t>
+      </w:r>
+      <w:proofErr w:type="spellStart"/>
+      <w:r>
+        <w:rPr>
+          <w:rFonts w:ascii="Times New Roman" w:eastAsia="Times New Roman" w:hAnsi="Times New Roman" w:cs="Times New Roman"/>
+          <w:sz w:val="24"/>
+          <w:szCs w:val="24"/>
+          <w:lang w:eastAsia="hu-HU"/>
+        </w:rPr>
+        <w:t>checkout</w:t>
+      </w:r>
+      <w:proofErr w:type="spellEnd"/>
+      <w:r>
+        <w:rPr>
+          <w:rFonts w:ascii="Times New Roman" w:eastAsia="Times New Roman" w:hAnsi="Times New Roman" w:cs="Times New Roman"/>
+          <w:sz w:val="24"/>
+          <w:szCs w:val="24"/>
+          <w:lang w:eastAsia="hu-HU"/>
+        </w:rPr>
+        <w:t xml:space="preserve"> oldalra történő navigációt a </w:t>
+      </w:r>
+      <w:proofErr w:type="spellStart"/>
+      <w:r>
+        <w:rPr>
+          <w:rFonts w:ascii="Courier New" w:eastAsia="Times New Roman" w:hAnsi="Courier New" w:cs="Courier New"/>
+          <w:sz w:val="20"/>
+          <w:szCs w:val="20"/>
+          <w:lang w:eastAsia="hu-HU"/>
+        </w:rPr>
+        <w:t>react</w:t>
+      </w:r>
+      <w:proofErr w:type="spellEnd"/>
+      <w:r>
+        <w:rPr>
+          <w:rFonts w:ascii="Courier New" w:eastAsia="Times New Roman" w:hAnsi="Courier New" w:cs="Courier New"/>
+          <w:sz w:val="20"/>
+          <w:szCs w:val="20"/>
+          <w:lang w:eastAsia="hu-HU"/>
+        </w:rPr>
+        <w:t>-router-</w:t>
+      </w:r>
+      <w:proofErr w:type="spellStart"/>
+      <w:r>
+        <w:rPr>
+          <w:rFonts w:ascii="Courier New" w:eastAsia="Times New Roman" w:hAnsi="Courier New" w:cs="Courier New"/>
+          <w:sz w:val="20"/>
+          <w:szCs w:val="20"/>
+          <w:lang w:eastAsia="hu-HU"/>
+        </w:rPr>
+        <w:t>dom</w:t>
+      </w:r>
+      <w:proofErr w:type="spellEnd"/>
+      <w:r>
+        <w:rPr>
+          <w:rFonts w:ascii="Times New Roman" w:eastAsia="Times New Roman" w:hAnsi="Times New Roman" w:cs="Times New Roman"/>
+          <w:sz w:val="24"/>
+          <w:szCs w:val="24"/>
+          <w:lang w:eastAsia="hu-HU"/>
+        </w:rPr>
+        <w:t xml:space="preserve"> </w:t>
+      </w:r>
+      <w:proofErr w:type="spellStart"/>
+      <w:r>
+        <w:rPr>
+          <w:rFonts w:ascii="Courier New" w:eastAsia="Times New Roman" w:hAnsi="Courier New" w:cs="Courier New"/>
+          <w:sz w:val="20"/>
+          <w:szCs w:val="20"/>
+          <w:lang w:eastAsia="hu-HU"/>
+        </w:rPr>
+        <w:t>useNavigate</w:t>
+      </w:r>
+      <w:proofErr w:type="spellEnd"/>
+      <w:r>
+        <w:rPr>
+          <w:rFonts w:ascii="Times New Roman" w:eastAsia="Times New Roman" w:hAnsi="Times New Roman" w:cs="Times New Roman"/>
+          <w:sz w:val="24"/>
+          <w:szCs w:val="24"/>
+          <w:lang w:eastAsia="hu-HU"/>
+        </w:rPr>
+        <w:t xml:space="preserve"> </w:t>
+      </w:r>
+      <w:proofErr w:type="spellStart"/>
+      <w:r>
+        <w:rPr>
+          <w:rFonts w:ascii="Times New Roman" w:eastAsia="Times New Roman" w:hAnsi="Times New Roman" w:cs="Times New Roman"/>
+          <w:sz w:val="24"/>
+          <w:szCs w:val="24"/>
+          <w:lang w:eastAsia="hu-HU"/>
+        </w:rPr>
+        <w:t>hookja</w:t>
+      </w:r>
+      <w:proofErr w:type="spellEnd"/>
+      <w:r>
+        <w:rPr>
+          <w:rFonts w:ascii="Times New Roman" w:eastAsia="Times New Roman" w:hAnsi="Times New Roman" w:cs="Times New Roman"/>
+          <w:sz w:val="24"/>
+          <w:szCs w:val="24"/>
+          <w:lang w:eastAsia="hu-HU"/>
+        </w:rPr>
+        <w:t xml:space="preserve"> biztosítja.</w:t>
+      </w:r>
+    </w:p>
+    <w:p>
+      <w:pPr>
+        <w:spacing w:before="100" w:beforeAutospacing="1" w:after="100" w:afterAutospacing="1" w:line="240" w:lineRule="auto"/>
+      </w:pPr>
+      <w:r>
+        <w:pict>
+          <v:rect id="_x0000_i1031" style="width:0;height:1.5pt" o:hralign="center" o:hrstd="t" o:hr="t" fillcolor="#a0a0a0" stroked="f"/>
+        </w:pict>
+      </w:r>
+    </w:p>
+    <w:p>
+      <w:pPr>
+        <w:spacing w:before="100" w:beforeAutospacing="1" w:after="100" w:afterAutospacing="1" w:line="240" w:lineRule="auto"/>
+        <w:rPr>
+          <w:rFonts w:ascii="Times New Roman" w:eastAsia="Times New Roman" w:hAnsi="Times New Roman" w:cs="Times New Roman"/>
+          <w:sz w:val="24"/>
+          <w:szCs w:val="24"/>
+          <w:lang w:eastAsia="hu-HU"/>
+        </w:rPr>
+      </w:pPr>
+      <w:proofErr w:type="spellStart"/>
+      <w:r>
+        <w:rPr>
+          <w:rFonts w:ascii="Times New Roman" w:eastAsia="Times New Roman" w:hAnsi="Times New Roman" w:cs="Times New Roman"/>
+          <w:b/>
+          <w:bCs/>
+          <w:sz w:val="24"/>
+          <w:szCs w:val="24"/>
+          <w:lang w:eastAsia="hu-HU"/>
+        </w:rPr>
+        <w:t>LoginForm</w:t>
+      </w:r>
+      <w:proofErr w:type="spellEnd"/>
+      <w:r>
+        <w:rPr>
+          <w:rFonts w:ascii="Times New Roman" w:eastAsia="Times New Roman" w:hAnsi="Times New Roman" w:cs="Times New Roman"/>
+          <w:b/>
+          <w:bCs/>
+          <w:sz w:val="24"/>
+          <w:szCs w:val="24"/>
+          <w:lang w:eastAsia="hu-HU"/>
+        </w:rPr>
+        <w:t xml:space="preserve"> komponens</w:t>
+      </w:r>
+      <w:r>
+        <w:rPr>
+          <w:rFonts w:ascii="Times New Roman" w:eastAsia="Times New Roman" w:hAnsi="Times New Roman" w:cs="Times New Roman"/>
+          <w:sz w:val="24"/>
+          <w:szCs w:val="24"/>
+          <w:lang w:eastAsia="hu-HU"/>
+        </w:rPr>
+        <w:br/>
+        <w:t xml:space="preserve">A </w:t>
+      </w:r>
+      <w:proofErr w:type="spellStart"/>
+      <w:r>
+        <w:rPr>
+          <w:rFonts w:ascii="Times New Roman" w:eastAsia="Times New Roman" w:hAnsi="Times New Roman" w:cs="Times New Roman"/>
+          <w:sz w:val="24"/>
+          <w:szCs w:val="24"/>
+          <w:lang w:eastAsia="hu-HU"/>
+        </w:rPr>
+        <w:t>LoginForm</w:t>
+      </w:r>
+      <w:proofErr w:type="spellEnd"/>
+      <w:r>
+        <w:rPr>
+          <w:rFonts w:ascii="Times New Roman" w:eastAsia="Times New Roman" w:hAnsi="Times New Roman" w:cs="Times New Roman"/>
+          <w:sz w:val="24"/>
+          <w:szCs w:val="24"/>
+          <w:lang w:eastAsia="hu-HU"/>
+        </w:rPr>
+        <w:t xml:space="preserve"> egy </w:t>
+      </w:r>
+      <w:proofErr w:type="spellStart"/>
+      <w:r>
+        <w:rPr>
+          <w:rFonts w:ascii="Times New Roman" w:eastAsia="Times New Roman" w:hAnsi="Times New Roman" w:cs="Times New Roman"/>
+          <w:sz w:val="24"/>
+          <w:szCs w:val="24"/>
+          <w:lang w:eastAsia="hu-HU"/>
+        </w:rPr>
+        <w:t>React</w:t>
+      </w:r>
+      <w:proofErr w:type="spellEnd"/>
+      <w:r>
+        <w:rPr>
+          <w:rFonts w:ascii="Times New Roman" w:eastAsia="Times New Roman" w:hAnsi="Times New Roman" w:cs="Times New Roman"/>
+          <w:sz w:val="24"/>
+          <w:szCs w:val="24"/>
+          <w:lang w:eastAsia="hu-HU"/>
+        </w:rPr>
+        <w:t xml:space="preserve"> alapú funkcionális komponens, amely a felhasználói bejelentkezést valósítja meg.</w:t>
+      </w:r>
+      <w:r>
+        <w:rPr>
+          <w:rFonts w:ascii="Times New Roman" w:eastAsia="Times New Roman" w:hAnsi="Times New Roman" w:cs="Times New Roman"/>
+          <w:sz w:val="24"/>
+          <w:szCs w:val="24"/>
+          <w:lang w:eastAsia="hu-HU"/>
+        </w:rPr>
+        <w:br/>
+        <w:t>A komponens egy űrlap segítségével bekéri a felhasználónév és jelszó adatokat, majd hitelesíti a felhasználót a backend rendszerrel.</w:t>
+      </w:r>
+    </w:p>
+    <w:p>
+      <w:pPr>
+        <w:spacing w:before="100" w:beforeAutospacing="1" w:after="100" w:afterAutospacing="1" w:line="240" w:lineRule="auto"/>
+        <w:rPr>
+          <w:rFonts w:ascii="Times New Roman" w:eastAsia="Times New Roman" w:hAnsi="Times New Roman" w:cs="Times New Roman"/>
+          <w:sz w:val="24"/>
+          <w:szCs w:val="24"/>
+          <w:lang w:eastAsia="hu-HU"/>
+        </w:rPr>
+      </w:pPr>
+      <w:r>
+        <w:rPr>
+          <w:rFonts w:ascii="Times New Roman" w:eastAsia="Times New Roman" w:hAnsi="Times New Roman" w:cs="Times New Roman"/>
+          <w:sz w:val="24"/>
+          <w:szCs w:val="24"/>
+          <w:lang w:eastAsia="hu-HU"/>
+        </w:rPr>
+        <w:t>A komponens főbb feladatai:</w:t>
+      </w:r>
+      <w:r>
+        <w:rPr>
+          <w:rFonts w:ascii="Times New Roman" w:eastAsia="Times New Roman" w:hAnsi="Times New Roman" w:cs="Times New Roman"/>
+          <w:sz w:val="24"/>
+          <w:szCs w:val="24"/>
+          <w:lang w:eastAsia="hu-HU"/>
+        </w:rPr>
+        <w:br/>
+        <w:t>• a felhasználói adatok bekérése és kezelése,</w:t>
+      </w:r>
+      <w:r>
+        <w:rPr>
+          <w:rFonts w:ascii="Times New Roman" w:eastAsia="Times New Roman" w:hAnsi="Times New Roman" w:cs="Times New Roman"/>
+          <w:sz w:val="24"/>
+          <w:szCs w:val="24"/>
+          <w:lang w:eastAsia="hu-HU"/>
+        </w:rPr>
+        <w:br/>
+        <w:t>• bejelentkezési kérés küldése a backend felé,</w:t>
+      </w:r>
+      <w:r>
+        <w:rPr>
+          <w:rFonts w:ascii="Times New Roman" w:eastAsia="Times New Roman" w:hAnsi="Times New Roman" w:cs="Times New Roman"/>
+          <w:sz w:val="24"/>
+          <w:szCs w:val="24"/>
+          <w:lang w:eastAsia="hu-HU"/>
+        </w:rPr>
+        <w:br/>
+        <w:t xml:space="preserve">• a felhasználó azonosításához szükséges </w:t>
+      </w:r>
+      <w:proofErr w:type="spellStart"/>
+      <w:r>
+        <w:rPr>
+          <w:rFonts w:ascii="Times New Roman" w:eastAsia="Times New Roman" w:hAnsi="Times New Roman" w:cs="Times New Roman"/>
+          <w:sz w:val="24"/>
+          <w:szCs w:val="24"/>
+          <w:lang w:eastAsia="hu-HU"/>
+        </w:rPr>
+        <w:t>token</w:t>
+      </w:r>
+      <w:proofErr w:type="spellEnd"/>
+      <w:r>
+        <w:rPr>
+          <w:rFonts w:ascii="Times New Roman" w:eastAsia="Times New Roman" w:hAnsi="Times New Roman" w:cs="Times New Roman"/>
+          <w:sz w:val="24"/>
+          <w:szCs w:val="24"/>
+          <w:lang w:eastAsia="hu-HU"/>
+        </w:rPr>
+        <w:t xml:space="preserve"> feldolgozása.</w:t>
+      </w:r>
+    </w:p>
+    <w:p>
+      <w:pPr>
+        <w:spacing w:before="100" w:beforeAutospacing="1" w:after="100" w:afterAutospacing="1" w:line="240" w:lineRule="auto"/>
+        <w:rPr>
+          <w:rFonts w:ascii="Times New Roman" w:eastAsia="Times New Roman" w:hAnsi="Times New Roman" w:cs="Times New Roman"/>
+          <w:sz w:val="24"/>
+          <w:szCs w:val="24"/>
+          <w:lang w:eastAsia="hu-HU"/>
+        </w:rPr>
+      </w:pPr>
+      <w:r>
+        <w:rPr>
+          <w:rFonts w:ascii="Times New Roman" w:eastAsia="Times New Roman" w:hAnsi="Times New Roman" w:cs="Times New Roman"/>
+          <w:sz w:val="24"/>
+          <w:szCs w:val="24"/>
+          <w:lang w:eastAsia="hu-HU"/>
+        </w:rPr>
+        <w:t xml:space="preserve">Az állapotkezelés a </w:t>
+      </w:r>
+      <w:proofErr w:type="spellStart"/>
+      <w:r>
+        <w:rPr>
+          <w:rFonts w:ascii="Times New Roman" w:eastAsia="Times New Roman" w:hAnsi="Times New Roman" w:cs="Times New Roman"/>
+          <w:sz w:val="24"/>
+          <w:szCs w:val="24"/>
+          <w:lang w:eastAsia="hu-HU"/>
+        </w:rPr>
+        <w:t>React</w:t>
+      </w:r>
+      <w:proofErr w:type="spellEnd"/>
+      <w:r>
+        <w:rPr>
+          <w:rFonts w:ascii="Times New Roman" w:eastAsia="Times New Roman" w:hAnsi="Times New Roman" w:cs="Times New Roman"/>
+          <w:sz w:val="24"/>
+          <w:szCs w:val="24"/>
+          <w:lang w:eastAsia="hu-HU"/>
+        </w:rPr>
+        <w:t xml:space="preserve"> </w:t>
+      </w:r>
+      <w:proofErr w:type="spellStart"/>
+      <w:r>
+        <w:rPr>
+          <w:rFonts w:ascii="Courier New" w:eastAsia="Times New Roman" w:hAnsi="Courier New" w:cs="Courier New"/>
+          <w:sz w:val="20"/>
+          <w:szCs w:val="20"/>
+          <w:lang w:eastAsia="hu-HU"/>
+        </w:rPr>
+        <w:t>useState</w:t>
+      </w:r>
+      <w:proofErr w:type="spellEnd"/>
+      <w:r>
+        <w:rPr>
+          <w:rFonts w:ascii="Times New Roman" w:eastAsia="Times New Roman" w:hAnsi="Times New Roman" w:cs="Times New Roman"/>
+          <w:sz w:val="24"/>
+          <w:szCs w:val="24"/>
+          <w:lang w:eastAsia="hu-HU"/>
+        </w:rPr>
+        <w:t xml:space="preserve"> </w:t>
+      </w:r>
+      <w:proofErr w:type="spellStart"/>
+      <w:r>
+        <w:rPr>
+          <w:rFonts w:ascii="Times New Roman" w:eastAsia="Times New Roman" w:hAnsi="Times New Roman" w:cs="Times New Roman"/>
+          <w:sz w:val="24"/>
+          <w:szCs w:val="24"/>
+          <w:lang w:eastAsia="hu-HU"/>
+        </w:rPr>
+        <w:t>hook</w:t>
+      </w:r>
+      <w:proofErr w:type="spellEnd"/>
+      <w:r>
+        <w:rPr>
+          <w:rFonts w:ascii="Times New Roman" w:eastAsia="Times New Roman" w:hAnsi="Times New Roman" w:cs="Times New Roman"/>
+          <w:sz w:val="24"/>
+          <w:szCs w:val="24"/>
+          <w:lang w:eastAsia="hu-HU"/>
+        </w:rPr>
+        <w:t xml:space="preserve"> segítségével történik, amely a bevitt adatok, a hibák és a betöltési állapot kezelését végzi.</w:t>
+      </w:r>
+      <w:r>
+        <w:rPr>
+          <w:rFonts w:ascii="Times New Roman" w:eastAsia="Times New Roman" w:hAnsi="Times New Roman" w:cs="Times New Roman"/>
+          <w:sz w:val="24"/>
+          <w:szCs w:val="24"/>
+          <w:lang w:eastAsia="hu-HU"/>
+        </w:rPr>
+        <w:br/>
+        <w:t xml:space="preserve">A bejelentkezés egy aszinkron HTTP kérés formájában történik a </w:t>
+      </w:r>
+      <w:r>
+        <w:rPr>
+          <w:rFonts w:ascii="Courier New" w:eastAsia="Times New Roman" w:hAnsi="Courier New" w:cs="Courier New"/>
+          <w:sz w:val="20"/>
+          <w:szCs w:val="20"/>
+          <w:lang w:eastAsia="hu-HU"/>
+        </w:rPr>
+        <w:t>login</w:t>
+      </w:r>
+      <w:r>
+        <w:rPr>
+          <w:rFonts w:ascii="Times New Roman" w:eastAsia="Times New Roman" w:hAnsi="Times New Roman" w:cs="Times New Roman"/>
+          <w:sz w:val="24"/>
+          <w:szCs w:val="24"/>
+          <w:lang w:eastAsia="hu-HU"/>
+        </w:rPr>
+        <w:t xml:space="preserve"> API függvény használatával.</w:t>
+      </w:r>
+      <w:r>
+        <w:rPr>
+          <w:rFonts w:ascii="Times New Roman" w:eastAsia="Times New Roman" w:hAnsi="Times New Roman" w:cs="Times New Roman"/>
+          <w:sz w:val="24"/>
+          <w:szCs w:val="24"/>
+          <w:lang w:eastAsia="hu-HU"/>
+        </w:rPr>
+        <w:br/>
+        <w:t xml:space="preserve">A komponens a visszakapott JWT </w:t>
+      </w:r>
+      <w:proofErr w:type="spellStart"/>
+      <w:r>
+        <w:rPr>
+          <w:rFonts w:ascii="Times New Roman" w:eastAsia="Times New Roman" w:hAnsi="Times New Roman" w:cs="Times New Roman"/>
+          <w:sz w:val="24"/>
+          <w:szCs w:val="24"/>
+          <w:lang w:eastAsia="hu-HU"/>
+        </w:rPr>
+        <w:t>tokent</w:t>
+      </w:r>
+      <w:proofErr w:type="spellEnd"/>
+      <w:r>
+        <w:rPr>
+          <w:rFonts w:ascii="Times New Roman" w:eastAsia="Times New Roman" w:hAnsi="Times New Roman" w:cs="Times New Roman"/>
+          <w:sz w:val="24"/>
+          <w:szCs w:val="24"/>
+          <w:lang w:eastAsia="hu-HU"/>
+        </w:rPr>
+        <w:t xml:space="preserve"> a </w:t>
+      </w:r>
+      <w:proofErr w:type="spellStart"/>
+      <w:r>
+        <w:rPr>
+          <w:rFonts w:ascii="Courier New" w:eastAsia="Times New Roman" w:hAnsi="Courier New" w:cs="Courier New"/>
+          <w:sz w:val="20"/>
+          <w:szCs w:val="20"/>
+          <w:lang w:eastAsia="hu-HU"/>
+        </w:rPr>
+        <w:t>jwt-decode</w:t>
+      </w:r>
+      <w:proofErr w:type="spellEnd"/>
+      <w:r>
+        <w:rPr>
+          <w:rFonts w:ascii="Times New Roman" w:eastAsia="Times New Roman" w:hAnsi="Times New Roman" w:cs="Times New Roman"/>
+          <w:sz w:val="24"/>
+          <w:szCs w:val="24"/>
+          <w:lang w:eastAsia="hu-HU"/>
+        </w:rPr>
+        <w:t xml:space="preserve"> könyvtár segítségével feldolgozza, majd a felhasználói adatokat a szülő komponens felé továbbítja.</w:t>
+      </w:r>
+    </w:p>
+    <w:p>
+      <w:pPr>
+        <w:spacing w:before="100" w:beforeAutospacing="1" w:after="100" w:afterAutospacing="1" w:line="240" w:lineRule="auto"/>
+        <w:rPr>
+          <w:rFonts w:ascii="Times New Roman" w:eastAsia="Times New Roman" w:hAnsi="Times New Roman" w:cs="Times New Roman"/>
+          <w:sz w:val="24"/>
+          <w:szCs w:val="24"/>
+          <w:lang w:eastAsia="hu-HU"/>
+        </w:rPr>
+      </w:pPr>
+      <w:r>
+        <w:rPr>
+          <w:rFonts w:ascii="Times New Roman" w:eastAsia="Times New Roman" w:hAnsi="Times New Roman" w:cs="Times New Roman"/>
+          <w:sz w:val="24"/>
+          <w:szCs w:val="24"/>
+          <w:lang w:eastAsia="hu-HU"/>
+        </w:rPr>
+        <w:t>A felhasználói felület megjelenését külső CSS stílusok (</w:t>
+      </w:r>
+      <w:r>
+        <w:rPr>
+          <w:rFonts w:ascii="Courier New" w:eastAsia="Times New Roman" w:hAnsi="Courier New" w:cs="Courier New"/>
+          <w:sz w:val="20"/>
+          <w:szCs w:val="20"/>
+          <w:lang w:eastAsia="hu-HU"/>
+        </w:rPr>
+        <w:t>App.css</w:t>
+      </w:r>
+      <w:r>
+        <w:rPr>
+          <w:rFonts w:ascii="Times New Roman" w:eastAsia="Times New Roman" w:hAnsi="Times New Roman" w:cs="Times New Roman"/>
+          <w:sz w:val="24"/>
+          <w:szCs w:val="24"/>
+          <w:lang w:eastAsia="hu-HU"/>
+        </w:rPr>
+        <w:t>) határozzák meg, valamint lehetőséget biztosít a regisztrációs felületre történő váltásra.</w:t>
+      </w:r>
+    </w:p>
+    <w:p>
+      <w:pPr>
+        <w:spacing w:before="100" w:beforeAutospacing="1" w:after="100" w:afterAutospacing="1" w:line="240" w:lineRule="auto"/>
+        <w:rPr>
+          <w:rFonts w:ascii="Times New Roman" w:eastAsia="Times New Roman" w:hAnsi="Times New Roman" w:cs="Times New Roman"/>
+          <w:sz w:val="24"/>
+          <w:szCs w:val="24"/>
+          <w:lang w:eastAsia="hu-HU"/>
+        </w:rPr>
+      </w:pPr>
+      <w:r>
+        <w:pict>
+          <v:rect id="_x0000_i1032" style="width:0;height:1.5pt" o:hralign="center" o:hrstd="t" o:hr="t" fillcolor="#a0a0a0" stroked="f"/>
+        </w:pict>
+      </w:r>
+    </w:p>
+    <w:p>
+      <w:pPr>
+        <w:spacing w:before="100" w:beforeAutospacing="1" w:after="100" w:afterAutospacing="1" w:line="240" w:lineRule="auto"/>
+        <w:rPr>
+          <w:rFonts w:ascii="Times New Roman" w:eastAsia="Times New Roman" w:hAnsi="Times New Roman" w:cs="Times New Roman"/>
+          <w:sz w:val="24"/>
+          <w:szCs w:val="24"/>
+          <w:lang w:eastAsia="hu-HU"/>
+        </w:rPr>
+      </w:pPr>
+      <w:r>
+        <w:rPr>
+          <w:rFonts w:ascii="Times New Roman" w:eastAsia="Times New Roman" w:hAnsi="Times New Roman" w:cs="Times New Roman"/>
+          <w:b/>
+          <w:bCs/>
+          <w:sz w:val="24"/>
+          <w:szCs w:val="24"/>
+          <w:lang w:eastAsia="hu-HU"/>
+        </w:rPr>
+        <w:t>Men</w:t>
+      </w:r>
+      <w:r>
+        <w:rPr>
+          <w:rFonts w:ascii="Times New Roman" w:eastAsia="Times New Roman" w:hAnsi="Times New Roman" w:cs="Times New Roman"/>
+          <w:b/>
+          <w:bCs/>
+          <w:sz w:val="24"/>
+          <w:szCs w:val="24"/>
+          <w:lang w:eastAsia="hu-HU"/>
+        </w:rPr>
+        <w:t>ü</w:t>
+      </w:r>
+      <w:r>
+        <w:rPr>
+          <w:rFonts w:ascii="Times New Roman" w:eastAsia="Times New Roman" w:hAnsi="Times New Roman" w:cs="Times New Roman"/>
+          <w:b/>
+          <w:bCs/>
+          <w:sz w:val="24"/>
+          <w:szCs w:val="24"/>
+          <w:lang w:eastAsia="hu-HU"/>
+        </w:rPr>
+        <w:t xml:space="preserve"> komponens</w:t>
+      </w:r>
+      <w:r>
+        <w:rPr>
+          <w:rFonts w:ascii="Times New Roman" w:eastAsia="Times New Roman" w:hAnsi="Times New Roman" w:cs="Times New Roman"/>
+          <w:sz w:val="24"/>
+          <w:szCs w:val="24"/>
+          <w:lang w:eastAsia="hu-HU"/>
+        </w:rPr>
+        <w:br/>
+        <w:t>A Men</w:t>
+      </w:r>
+      <w:r>
+        <w:rPr>
+          <w:rFonts w:ascii="Times New Roman" w:eastAsia="Times New Roman" w:hAnsi="Times New Roman" w:cs="Times New Roman"/>
+          <w:sz w:val="24"/>
+          <w:szCs w:val="24"/>
+          <w:lang w:eastAsia="hu-HU"/>
+        </w:rPr>
+        <w:t>ü</w:t>
+      </w:r>
+      <w:r>
+        <w:rPr>
+          <w:rFonts w:ascii="Times New Roman" w:eastAsia="Times New Roman" w:hAnsi="Times New Roman" w:cs="Times New Roman"/>
+          <w:sz w:val="24"/>
+          <w:szCs w:val="24"/>
+          <w:lang w:eastAsia="hu-HU"/>
+        </w:rPr>
+        <w:t xml:space="preserve"> egy </w:t>
+      </w:r>
+      <w:proofErr w:type="spellStart"/>
+      <w:r>
+        <w:rPr>
+          <w:rFonts w:ascii="Times New Roman" w:eastAsia="Times New Roman" w:hAnsi="Times New Roman" w:cs="Times New Roman"/>
+          <w:sz w:val="24"/>
+          <w:szCs w:val="24"/>
+          <w:lang w:eastAsia="hu-HU"/>
+        </w:rPr>
+        <w:t>React</w:t>
+      </w:r>
+      <w:proofErr w:type="spellEnd"/>
+      <w:r>
+        <w:rPr>
+          <w:rFonts w:ascii="Times New Roman" w:eastAsia="Times New Roman" w:hAnsi="Times New Roman" w:cs="Times New Roman"/>
+          <w:sz w:val="24"/>
+          <w:szCs w:val="24"/>
+          <w:lang w:eastAsia="hu-HU"/>
+        </w:rPr>
+        <w:t xml:space="preserve"> alapú funkcionális komponens, amely a weboldal felső navigációs sávját valósítja meg.</w:t>
+      </w:r>
+      <w:r>
+        <w:rPr>
+          <w:rFonts w:ascii="Times New Roman" w:eastAsia="Times New Roman" w:hAnsi="Times New Roman" w:cs="Times New Roman"/>
+          <w:sz w:val="24"/>
+          <w:szCs w:val="24"/>
+          <w:lang w:eastAsia="hu-HU"/>
+        </w:rPr>
+        <w:br/>
+        <w:t>A komponens a fő navigációs elemeket és a termékkategóriák közötti váltást biztosítja.</w:t>
+      </w:r>
+    </w:p>
+    <w:p>
+      <w:pPr>
+        <w:spacing w:before="100" w:beforeAutospacing="1" w:after="100" w:afterAutospacing="1" w:line="240" w:lineRule="auto"/>
+        <w:rPr>
+          <w:rFonts w:ascii="Times New Roman" w:eastAsia="Times New Roman" w:hAnsi="Times New Roman" w:cs="Times New Roman"/>
+          <w:sz w:val="24"/>
+          <w:szCs w:val="24"/>
+          <w:lang w:eastAsia="hu-HU"/>
+        </w:rPr>
+      </w:pPr>
+      <w:r>
+        <w:rPr>
+          <w:rFonts w:ascii="Times New Roman" w:eastAsia="Times New Roman" w:hAnsi="Times New Roman" w:cs="Times New Roman"/>
+          <w:sz w:val="24"/>
+          <w:szCs w:val="24"/>
+          <w:lang w:eastAsia="hu-HU"/>
+        </w:rPr>
+        <w:t>A komponens főbb feladatai:</w:t>
+      </w:r>
+      <w:r>
+        <w:rPr>
+          <w:rFonts w:ascii="Times New Roman" w:eastAsia="Times New Roman" w:hAnsi="Times New Roman" w:cs="Times New Roman"/>
+          <w:sz w:val="24"/>
+          <w:szCs w:val="24"/>
+          <w:lang w:eastAsia="hu-HU"/>
+        </w:rPr>
+        <w:br/>
+        <w:t>• a főoldalra történő navigáció kezelése,</w:t>
+      </w:r>
+      <w:r>
+        <w:rPr>
+          <w:rFonts w:ascii="Times New Roman" w:eastAsia="Times New Roman" w:hAnsi="Times New Roman" w:cs="Times New Roman"/>
+          <w:sz w:val="24"/>
+          <w:szCs w:val="24"/>
+          <w:lang w:eastAsia="hu-HU"/>
+        </w:rPr>
+        <w:br/>
+        <w:t>• termékkategóriák kiválasztása,</w:t>
+      </w:r>
+      <w:r>
+        <w:rPr>
+          <w:rFonts w:ascii="Times New Roman" w:eastAsia="Times New Roman" w:hAnsi="Times New Roman" w:cs="Times New Roman"/>
+          <w:sz w:val="24"/>
+          <w:szCs w:val="24"/>
+          <w:lang w:eastAsia="hu-HU"/>
+        </w:rPr>
+        <w:br/>
+        <w:t>• jogosultság alapú menüpontok megjelenítése.</w:t>
+      </w:r>
+    </w:p>
+    <w:p>
+      <w:pPr>
+        <w:spacing w:before="100" w:beforeAutospacing="1" w:after="100" w:afterAutospacing="1" w:line="240" w:lineRule="auto"/>
+        <w:rPr>
+          <w:rFonts w:ascii="Times New Roman" w:eastAsia="Times New Roman" w:hAnsi="Times New Roman" w:cs="Times New Roman"/>
+          <w:sz w:val="24"/>
+          <w:szCs w:val="24"/>
+          <w:lang w:eastAsia="hu-HU"/>
+        </w:rPr>
+      </w:pPr>
+      <w:r>
+        <w:rPr>
+          <w:rFonts w:ascii="Times New Roman" w:eastAsia="Times New Roman" w:hAnsi="Times New Roman" w:cs="Times New Roman"/>
+          <w:sz w:val="24"/>
+          <w:szCs w:val="24"/>
+          <w:lang w:eastAsia="hu-HU"/>
+        </w:rPr>
+        <w:t xml:space="preserve">A komponens a szülő komponenstől kapott </w:t>
+      </w:r>
+      <w:proofErr w:type="spellStart"/>
+      <w:r>
+        <w:rPr>
+          <w:rFonts w:ascii="Times New Roman" w:eastAsia="Times New Roman" w:hAnsi="Times New Roman" w:cs="Times New Roman"/>
+          <w:sz w:val="24"/>
+          <w:szCs w:val="24"/>
+          <w:lang w:eastAsia="hu-HU"/>
+        </w:rPr>
+        <w:t>callback</w:t>
+      </w:r>
+      <w:proofErr w:type="spellEnd"/>
+      <w:r>
+        <w:rPr>
+          <w:rFonts w:ascii="Times New Roman" w:eastAsia="Times New Roman" w:hAnsi="Times New Roman" w:cs="Times New Roman"/>
+          <w:sz w:val="24"/>
+          <w:szCs w:val="24"/>
+          <w:lang w:eastAsia="hu-HU"/>
+        </w:rPr>
+        <w:t xml:space="preserve"> függvényeken keresztül kezeli a kategóriaváltást és a keresési állapot visszaállítását.</w:t>
+      </w:r>
+      <w:r>
+        <w:rPr>
+          <w:rFonts w:ascii="Times New Roman" w:eastAsia="Times New Roman" w:hAnsi="Times New Roman" w:cs="Times New Roman"/>
+          <w:sz w:val="24"/>
+          <w:szCs w:val="24"/>
+          <w:lang w:eastAsia="hu-HU"/>
+        </w:rPr>
+        <w:br/>
+        <w:t>A felhasználó szerepköre alapján (</w:t>
+      </w:r>
+      <w:proofErr w:type="spellStart"/>
+      <w:r>
+        <w:rPr>
+          <w:rFonts w:ascii="Times New Roman" w:eastAsia="Times New Roman" w:hAnsi="Times New Roman" w:cs="Times New Roman"/>
+          <w:sz w:val="24"/>
+          <w:szCs w:val="24"/>
+          <w:lang w:eastAsia="hu-HU"/>
+        </w:rPr>
+        <w:t>admin</w:t>
+      </w:r>
+      <w:proofErr w:type="spellEnd"/>
+      <w:r>
+        <w:rPr>
+          <w:rFonts w:ascii="Times New Roman" w:eastAsia="Times New Roman" w:hAnsi="Times New Roman" w:cs="Times New Roman"/>
+          <w:sz w:val="24"/>
+          <w:szCs w:val="24"/>
+          <w:lang w:eastAsia="hu-HU"/>
+        </w:rPr>
+        <w:t>) feltételesen jelenít meg adminisztrációs menüpontot.</w:t>
+      </w:r>
+    </w:p>
+    <w:p>
+      <w:pPr>
+        <w:spacing w:before="100" w:beforeAutospacing="1" w:after="100" w:afterAutospacing="1" w:line="240" w:lineRule="auto"/>
+        <w:rPr>
+          <w:rFonts w:ascii="Times New Roman" w:eastAsia="Times New Roman" w:hAnsi="Times New Roman" w:cs="Times New Roman"/>
+          <w:sz w:val="24"/>
+          <w:szCs w:val="24"/>
+          <w:lang w:eastAsia="hu-HU"/>
+        </w:rPr>
+      </w:pPr>
+      <w:r>
+        <w:rPr>
+          <w:rFonts w:ascii="Times New Roman" w:eastAsia="Times New Roman" w:hAnsi="Times New Roman" w:cs="Times New Roman"/>
+          <w:sz w:val="24"/>
+          <w:szCs w:val="24"/>
+          <w:lang w:eastAsia="hu-HU"/>
+        </w:rPr>
+        <w:t xml:space="preserve">A felhasználói felület kialakítása a </w:t>
+      </w:r>
+      <w:proofErr w:type="spellStart"/>
+      <w:r>
+        <w:rPr>
+          <w:rFonts w:ascii="Times New Roman" w:eastAsia="Times New Roman" w:hAnsi="Times New Roman" w:cs="Times New Roman"/>
+          <w:sz w:val="24"/>
+          <w:szCs w:val="24"/>
+          <w:lang w:eastAsia="hu-HU"/>
+        </w:rPr>
+        <w:t>React-Bootstrap</w:t>
+      </w:r>
+      <w:proofErr w:type="spellEnd"/>
+      <w:r>
+        <w:rPr>
+          <w:rFonts w:ascii="Times New Roman" w:eastAsia="Times New Roman" w:hAnsi="Times New Roman" w:cs="Times New Roman"/>
+          <w:sz w:val="24"/>
+          <w:szCs w:val="24"/>
+          <w:lang w:eastAsia="hu-HU"/>
+        </w:rPr>
+        <w:t xml:space="preserve"> </w:t>
+      </w:r>
+      <w:proofErr w:type="spellStart"/>
+      <w:r>
+        <w:rPr>
+          <w:rFonts w:ascii="Times New Roman" w:eastAsia="Times New Roman" w:hAnsi="Times New Roman" w:cs="Times New Roman"/>
+          <w:sz w:val="24"/>
+          <w:szCs w:val="24"/>
+          <w:lang w:eastAsia="hu-HU"/>
+        </w:rPr>
+        <w:t>Navbar</w:t>
+      </w:r>
+      <w:proofErr w:type="spellEnd"/>
+      <w:r>
+        <w:rPr>
+          <w:rFonts w:ascii="Times New Roman" w:eastAsia="Times New Roman" w:hAnsi="Times New Roman" w:cs="Times New Roman"/>
+          <w:sz w:val="24"/>
+          <w:szCs w:val="24"/>
+          <w:lang w:eastAsia="hu-HU"/>
+        </w:rPr>
+        <w:t xml:space="preserve"> komponenseinek használatával történik, míg az oldalak közötti navigációt a </w:t>
+      </w:r>
+      <w:proofErr w:type="spellStart"/>
+      <w:r>
+        <w:rPr>
+          <w:rFonts w:ascii="Courier New" w:eastAsia="Times New Roman" w:hAnsi="Courier New" w:cs="Courier New"/>
+          <w:sz w:val="20"/>
+          <w:szCs w:val="20"/>
+          <w:lang w:eastAsia="hu-HU"/>
+        </w:rPr>
+        <w:t>react</w:t>
+      </w:r>
+      <w:proofErr w:type="spellEnd"/>
+      <w:r>
+        <w:rPr>
+          <w:rFonts w:ascii="Courier New" w:eastAsia="Times New Roman" w:hAnsi="Courier New" w:cs="Courier New"/>
+          <w:sz w:val="20"/>
+          <w:szCs w:val="20"/>
+          <w:lang w:eastAsia="hu-HU"/>
+        </w:rPr>
+        <w:t>-router-</w:t>
+      </w:r>
+      <w:proofErr w:type="spellStart"/>
+      <w:r>
+        <w:rPr>
+          <w:rFonts w:ascii="Courier New" w:eastAsia="Times New Roman" w:hAnsi="Courier New" w:cs="Courier New"/>
+          <w:sz w:val="20"/>
+          <w:szCs w:val="20"/>
+          <w:lang w:eastAsia="hu-HU"/>
+        </w:rPr>
+        <w:t>dom</w:t>
+      </w:r>
+      <w:proofErr w:type="spellEnd"/>
+      <w:r>
+        <w:rPr>
+          <w:rFonts w:ascii="Times New Roman" w:eastAsia="Times New Roman" w:hAnsi="Times New Roman" w:cs="Times New Roman"/>
+          <w:sz w:val="24"/>
+          <w:szCs w:val="24"/>
+          <w:lang w:eastAsia="hu-HU"/>
+        </w:rPr>
+        <w:t xml:space="preserve"> </w:t>
+      </w:r>
+      <w:r>
+        <w:rPr>
+          <w:rFonts w:ascii="Courier New" w:eastAsia="Times New Roman" w:hAnsi="Courier New" w:cs="Courier New"/>
+          <w:sz w:val="20"/>
+          <w:szCs w:val="20"/>
+          <w:lang w:eastAsia="hu-HU"/>
+        </w:rPr>
+        <w:t>Link</w:t>
+      </w:r>
+      <w:r>
+        <w:rPr>
+          <w:rFonts w:ascii="Times New Roman" w:eastAsia="Times New Roman" w:hAnsi="Times New Roman" w:cs="Times New Roman"/>
+          <w:sz w:val="24"/>
+          <w:szCs w:val="24"/>
+          <w:lang w:eastAsia="hu-HU"/>
+        </w:rPr>
+        <w:t xml:space="preserve"> komponense biztosítja.</w:t>
+      </w:r>
+    </w:p>
+    <w:p>
+      <w:pPr>
+        <w:spacing w:before="100" w:beforeAutospacing="1" w:after="100" w:afterAutospacing="1" w:line="240" w:lineRule="auto"/>
+        <w:rPr>
+          <w:rFonts w:ascii="Times New Roman" w:eastAsia="Times New Roman" w:hAnsi="Times New Roman" w:cs="Times New Roman"/>
+          <w:sz w:val="24"/>
+          <w:szCs w:val="24"/>
+          <w:lang w:eastAsia="hu-HU"/>
+        </w:rPr>
+      </w:pPr>
+      <w:r>
+        <w:pict>
+          <v:rect id="_x0000_i1039" style="width:0;height:1.5pt" o:hralign="center" o:bullet="t" o:hrstd="t" o:hr="t" fillcolor="#a0a0a0" stroked="f"/>
+        </w:pict>
+      </w:r>
+    </w:p>
+    <w:p>
+      <w:pPr>
+        <w:rPr>
+          <w:rFonts w:ascii="Times New Roman" w:eastAsia="Times New Roman" w:hAnsi="Times New Roman" w:cs="Times New Roman"/>
+          <w:b/>
+          <w:sz w:val="24"/>
+          <w:szCs w:val="24"/>
+          <w:lang w:eastAsia="hu-HU"/>
+        </w:rPr>
+      </w:pPr>
+      <w:r>
+        <w:rPr>
+          <w:rFonts w:ascii="Times New Roman" w:eastAsia="Times New Roman" w:hAnsi="Times New Roman" w:cs="Times New Roman"/>
+          <w:b/>
+          <w:sz w:val="24"/>
+          <w:szCs w:val="24"/>
+          <w:lang w:eastAsia="hu-HU"/>
+        </w:rPr>
+        <w:br w:type="page"/>
+      </w:r>
+    </w:p>
+    <w:p>
+      <w:pPr>
+        <w:spacing w:before="100" w:beforeAutospacing="1" w:after="100" w:afterAutospacing="1" w:line="240" w:lineRule="auto"/>
+        <w:rPr>
+          <w:rFonts w:ascii="Times New Roman" w:eastAsia="Times New Roman" w:hAnsi="Times New Roman" w:cs="Times New Roman"/>
+          <w:sz w:val="24"/>
+          <w:szCs w:val="24"/>
+          <w:lang w:eastAsia="hu-HU"/>
+        </w:rPr>
+      </w:pPr>
+      <w:proofErr w:type="spellStart"/>
+      <w:r>
+        <w:rPr>
+          <w:rFonts w:ascii="Times New Roman" w:eastAsia="Times New Roman" w:hAnsi="Times New Roman" w:cs="Times New Roman"/>
+          <w:b/>
+          <w:sz w:val="24"/>
+          <w:szCs w:val="24"/>
+          <w:lang w:eastAsia="hu-HU"/>
+        </w:rPr>
+        <w:lastRenderedPageBreak/>
+        <w:t>RegForm</w:t>
+      </w:r>
+      <w:proofErr w:type="spellEnd"/>
+      <w:r>
+        <w:rPr>
+          <w:rFonts w:ascii="Times New Roman" w:eastAsia="Times New Roman" w:hAnsi="Times New Roman" w:cs="Times New Roman"/>
+          <w:b/>
+          <w:sz w:val="24"/>
+          <w:szCs w:val="24"/>
+          <w:lang w:eastAsia="hu-HU"/>
+        </w:rPr>
+        <w:t xml:space="preserve"> komponens</w:t>
+      </w:r>
+      <w:r>
+        <w:rPr>
+          <w:rFonts w:ascii="Times New Roman" w:eastAsia="Times New Roman" w:hAnsi="Times New Roman" w:cs="Times New Roman"/>
+          <w:sz w:val="24"/>
+          <w:szCs w:val="24"/>
+          <w:lang w:eastAsia="hu-HU"/>
+        </w:rPr>
+        <w:br/>
+        <w:t xml:space="preserve">A </w:t>
+      </w:r>
+      <w:proofErr w:type="spellStart"/>
+      <w:r>
+        <w:rPr>
+          <w:rFonts w:ascii="Times New Roman" w:eastAsia="Times New Roman" w:hAnsi="Times New Roman" w:cs="Times New Roman"/>
+          <w:sz w:val="24"/>
+          <w:szCs w:val="24"/>
+          <w:lang w:eastAsia="hu-HU"/>
+        </w:rPr>
+        <w:t>RegForm</w:t>
+      </w:r>
+      <w:proofErr w:type="spellEnd"/>
+      <w:r>
+        <w:rPr>
+          <w:rFonts w:ascii="Times New Roman" w:eastAsia="Times New Roman" w:hAnsi="Times New Roman" w:cs="Times New Roman"/>
+          <w:sz w:val="24"/>
+          <w:szCs w:val="24"/>
+          <w:lang w:eastAsia="hu-HU"/>
+        </w:rPr>
+        <w:t xml:space="preserve"> egy </w:t>
+      </w:r>
+      <w:proofErr w:type="spellStart"/>
+      <w:r>
+        <w:rPr>
+          <w:rFonts w:ascii="Times New Roman" w:eastAsia="Times New Roman" w:hAnsi="Times New Roman" w:cs="Times New Roman"/>
+          <w:sz w:val="24"/>
+          <w:szCs w:val="24"/>
+          <w:lang w:eastAsia="hu-HU"/>
+        </w:rPr>
+        <w:t>React</w:t>
+      </w:r>
+      <w:proofErr w:type="spellEnd"/>
+      <w:r>
+        <w:rPr>
+          <w:rFonts w:ascii="Times New Roman" w:eastAsia="Times New Roman" w:hAnsi="Times New Roman" w:cs="Times New Roman"/>
+          <w:sz w:val="24"/>
+          <w:szCs w:val="24"/>
+          <w:lang w:eastAsia="hu-HU"/>
+        </w:rPr>
+        <w:t xml:space="preserve"> alapú funkcionális komponens, amely a felhasználói regisztrációs folyamat megvalósításáért felelős.</w:t>
+      </w:r>
+      <w:r>
+        <w:rPr>
+          <w:rFonts w:ascii="Times New Roman" w:eastAsia="Times New Roman" w:hAnsi="Times New Roman" w:cs="Times New Roman"/>
+          <w:sz w:val="24"/>
+          <w:szCs w:val="24"/>
+          <w:lang w:eastAsia="hu-HU"/>
+        </w:rPr>
+        <w:br/>
+        <w:t>A komponens egy űrlapon keresztül lehetővé teszi új felhasználók adatainak megadását és elküldését a backend felé.</w:t>
+      </w:r>
+    </w:p>
+    <w:p>
+      <w:pPr>
+        <w:spacing w:before="100" w:beforeAutospacing="1" w:after="100" w:afterAutospacing="1" w:line="240" w:lineRule="auto"/>
+        <w:rPr>
+          <w:rFonts w:ascii="Times New Roman" w:eastAsia="Times New Roman" w:hAnsi="Times New Roman" w:cs="Times New Roman"/>
+          <w:sz w:val="24"/>
+          <w:szCs w:val="24"/>
+          <w:lang w:eastAsia="hu-HU"/>
+        </w:rPr>
+      </w:pPr>
+      <w:r>
+        <w:rPr>
+          <w:rFonts w:ascii="Times New Roman" w:eastAsia="Times New Roman" w:hAnsi="Times New Roman" w:cs="Times New Roman"/>
+          <w:sz w:val="24"/>
+          <w:szCs w:val="24"/>
+          <w:lang w:eastAsia="hu-HU"/>
+        </w:rPr>
+        <w:t>A komponens főbb feladatai:</w:t>
+      </w:r>
+      <w:r>
+        <w:rPr>
+          <w:rFonts w:ascii="Times New Roman" w:eastAsia="Times New Roman" w:hAnsi="Times New Roman" w:cs="Times New Roman"/>
+          <w:sz w:val="24"/>
+          <w:szCs w:val="24"/>
+          <w:lang w:eastAsia="hu-HU"/>
+        </w:rPr>
+        <w:br/>
+        <w:t>• felhasználónév, e-mail cím és jelszó bekérése,</w:t>
+      </w:r>
+      <w:r>
+        <w:rPr>
+          <w:rFonts w:ascii="Times New Roman" w:eastAsia="Times New Roman" w:hAnsi="Times New Roman" w:cs="Times New Roman"/>
+          <w:sz w:val="24"/>
+          <w:szCs w:val="24"/>
+          <w:lang w:eastAsia="hu-HU"/>
+        </w:rPr>
+        <w:br/>
+        <w:t>• a megadott adatok állapotának kezelése,</w:t>
+      </w:r>
+      <w:r>
+        <w:rPr>
+          <w:rFonts w:ascii="Times New Roman" w:eastAsia="Times New Roman" w:hAnsi="Times New Roman" w:cs="Times New Roman"/>
+          <w:sz w:val="24"/>
+          <w:szCs w:val="24"/>
+          <w:lang w:eastAsia="hu-HU"/>
+        </w:rPr>
+        <w:br/>
+        <w:t>• regisztrációs kérés indítása az API felé,</w:t>
+      </w:r>
+      <w:r>
+        <w:rPr>
+          <w:rFonts w:ascii="Times New Roman" w:eastAsia="Times New Roman" w:hAnsi="Times New Roman" w:cs="Times New Roman"/>
+          <w:sz w:val="24"/>
+          <w:szCs w:val="24"/>
+          <w:lang w:eastAsia="hu-HU"/>
+        </w:rPr>
+        <w:br/>
+        <w:t>• sikeres és sikertelen regisztráció visszajelzése a felhasználónak,</w:t>
+      </w:r>
+      <w:r>
+        <w:rPr>
+          <w:rFonts w:ascii="Times New Roman" w:eastAsia="Times New Roman" w:hAnsi="Times New Roman" w:cs="Times New Roman"/>
+          <w:sz w:val="24"/>
+          <w:szCs w:val="24"/>
+          <w:lang w:eastAsia="hu-HU"/>
+        </w:rPr>
+        <w:br/>
+        <w:t>• váltás biztosítása a bejelentkezési felületre.</w:t>
+      </w:r>
+    </w:p>
+    <w:p>
+      <w:pPr>
+        <w:spacing w:before="100" w:beforeAutospacing="1" w:after="100" w:afterAutospacing="1" w:line="240" w:lineRule="auto"/>
+        <w:rPr>
+          <w:rFonts w:ascii="Times New Roman" w:eastAsia="Times New Roman" w:hAnsi="Times New Roman" w:cs="Times New Roman"/>
+          <w:sz w:val="24"/>
+          <w:szCs w:val="24"/>
+          <w:lang w:eastAsia="hu-HU"/>
+        </w:rPr>
+      </w:pPr>
+      <w:r>
+        <w:rPr>
+          <w:rFonts w:ascii="Times New Roman" w:eastAsia="Times New Roman" w:hAnsi="Times New Roman" w:cs="Times New Roman"/>
+          <w:sz w:val="24"/>
+          <w:szCs w:val="24"/>
+          <w:lang w:eastAsia="hu-HU"/>
+        </w:rPr>
+        <w:t xml:space="preserve">A komponens a </w:t>
+      </w:r>
+      <w:proofErr w:type="spellStart"/>
+      <w:r>
+        <w:rPr>
+          <w:rFonts w:ascii="Times New Roman" w:eastAsia="Times New Roman" w:hAnsi="Times New Roman" w:cs="Times New Roman"/>
+          <w:sz w:val="24"/>
+          <w:szCs w:val="24"/>
+          <w:lang w:eastAsia="hu-HU"/>
+        </w:rPr>
+        <w:t>React</w:t>
+      </w:r>
+      <w:proofErr w:type="spellEnd"/>
+      <w:r>
+        <w:rPr>
+          <w:rFonts w:ascii="Times New Roman" w:eastAsia="Times New Roman" w:hAnsi="Times New Roman" w:cs="Times New Roman"/>
+          <w:sz w:val="24"/>
+          <w:szCs w:val="24"/>
+          <w:lang w:eastAsia="hu-HU"/>
+        </w:rPr>
+        <w:t xml:space="preserve"> </w:t>
+      </w:r>
+      <w:proofErr w:type="spellStart"/>
+      <w:r>
+        <w:rPr>
+          <w:rFonts w:ascii="Times New Roman" w:eastAsia="Times New Roman" w:hAnsi="Times New Roman" w:cs="Times New Roman"/>
+          <w:sz w:val="24"/>
+          <w:szCs w:val="24"/>
+          <w:lang w:eastAsia="hu-HU"/>
+        </w:rPr>
+        <w:t>useState</w:t>
+      </w:r>
+      <w:proofErr w:type="spellEnd"/>
+      <w:r>
+        <w:rPr>
+          <w:rFonts w:ascii="Times New Roman" w:eastAsia="Times New Roman" w:hAnsi="Times New Roman" w:cs="Times New Roman"/>
+          <w:sz w:val="24"/>
+          <w:szCs w:val="24"/>
+          <w:lang w:eastAsia="hu-HU"/>
+        </w:rPr>
+        <w:t xml:space="preserve"> </w:t>
+      </w:r>
+      <w:proofErr w:type="spellStart"/>
+      <w:r>
+        <w:rPr>
+          <w:rFonts w:ascii="Times New Roman" w:eastAsia="Times New Roman" w:hAnsi="Times New Roman" w:cs="Times New Roman"/>
+          <w:sz w:val="24"/>
+          <w:szCs w:val="24"/>
+          <w:lang w:eastAsia="hu-HU"/>
+        </w:rPr>
+        <w:t>hook</w:t>
+      </w:r>
+      <w:proofErr w:type="spellEnd"/>
+      <w:r>
+        <w:rPr>
+          <w:rFonts w:ascii="Times New Roman" w:eastAsia="Times New Roman" w:hAnsi="Times New Roman" w:cs="Times New Roman"/>
+          <w:sz w:val="24"/>
+          <w:szCs w:val="24"/>
+          <w:lang w:eastAsia="hu-HU"/>
+        </w:rPr>
+        <w:t xml:space="preserve"> segítségével kezeli az űrlapmezők (</w:t>
+      </w:r>
+      <w:proofErr w:type="spellStart"/>
+      <w:r>
+        <w:rPr>
+          <w:rFonts w:ascii="Times New Roman" w:eastAsia="Times New Roman" w:hAnsi="Times New Roman" w:cs="Times New Roman"/>
+          <w:sz w:val="24"/>
+          <w:szCs w:val="24"/>
+          <w:lang w:eastAsia="hu-HU"/>
+        </w:rPr>
+        <w:t>username</w:t>
+      </w:r>
+      <w:proofErr w:type="spellEnd"/>
+      <w:r>
+        <w:rPr>
+          <w:rFonts w:ascii="Times New Roman" w:eastAsia="Times New Roman" w:hAnsi="Times New Roman" w:cs="Times New Roman"/>
+          <w:sz w:val="24"/>
+          <w:szCs w:val="24"/>
+          <w:lang w:eastAsia="hu-HU"/>
+        </w:rPr>
+        <w:t xml:space="preserve">, email, </w:t>
+      </w:r>
+      <w:proofErr w:type="spellStart"/>
+      <w:r>
+        <w:rPr>
+          <w:rFonts w:ascii="Times New Roman" w:eastAsia="Times New Roman" w:hAnsi="Times New Roman" w:cs="Times New Roman"/>
+          <w:sz w:val="24"/>
+          <w:szCs w:val="24"/>
+          <w:lang w:eastAsia="hu-HU"/>
+        </w:rPr>
+        <w:t>password</w:t>
+      </w:r>
+      <w:proofErr w:type="spellEnd"/>
+      <w:r>
+        <w:rPr>
+          <w:rFonts w:ascii="Times New Roman" w:eastAsia="Times New Roman" w:hAnsi="Times New Roman" w:cs="Times New Roman"/>
+          <w:sz w:val="24"/>
+          <w:szCs w:val="24"/>
+          <w:lang w:eastAsia="hu-HU"/>
+        </w:rPr>
+        <w:t xml:space="preserve">, </w:t>
+      </w:r>
+      <w:proofErr w:type="spellStart"/>
+      <w:r>
+        <w:rPr>
+          <w:rFonts w:ascii="Times New Roman" w:eastAsia="Times New Roman" w:hAnsi="Times New Roman" w:cs="Times New Roman"/>
+          <w:sz w:val="24"/>
+          <w:szCs w:val="24"/>
+          <w:lang w:eastAsia="hu-HU"/>
+        </w:rPr>
+        <w:t>role</w:t>
+      </w:r>
+      <w:proofErr w:type="spellEnd"/>
+      <w:r>
+        <w:rPr>
+          <w:rFonts w:ascii="Times New Roman" w:eastAsia="Times New Roman" w:hAnsi="Times New Roman" w:cs="Times New Roman"/>
+          <w:sz w:val="24"/>
+          <w:szCs w:val="24"/>
+          <w:lang w:eastAsia="hu-HU"/>
+        </w:rPr>
+        <w:t>) állapotát, valamint az esetleges siker- és hibaüzeneteket.</w:t>
+      </w:r>
+      <w:r>
+        <w:rPr>
+          <w:rFonts w:ascii="Times New Roman" w:eastAsia="Times New Roman" w:hAnsi="Times New Roman" w:cs="Times New Roman"/>
+          <w:sz w:val="24"/>
+          <w:szCs w:val="24"/>
+          <w:lang w:eastAsia="hu-HU"/>
+        </w:rPr>
+        <w:br/>
+        <w:t xml:space="preserve">Az input mezők változását egy általános </w:t>
+      </w:r>
+      <w:proofErr w:type="spellStart"/>
+      <w:r>
+        <w:rPr>
+          <w:rFonts w:ascii="Times New Roman" w:eastAsia="Times New Roman" w:hAnsi="Times New Roman" w:cs="Times New Roman"/>
+          <w:sz w:val="24"/>
+          <w:szCs w:val="24"/>
+          <w:lang w:eastAsia="hu-HU"/>
+        </w:rPr>
+        <w:t>handleChange</w:t>
+      </w:r>
+      <w:proofErr w:type="spellEnd"/>
+      <w:r>
+        <w:rPr>
+          <w:rFonts w:ascii="Times New Roman" w:eastAsia="Times New Roman" w:hAnsi="Times New Roman" w:cs="Times New Roman"/>
+          <w:sz w:val="24"/>
+          <w:szCs w:val="24"/>
+          <w:lang w:eastAsia="hu-HU"/>
+        </w:rPr>
+        <w:t xml:space="preserve"> függvény dolgozza fel, amely dinamikusan frissíti a felhasználói adatokat.</w:t>
+      </w:r>
+    </w:p>
+    <w:p>
+      <w:pPr>
+        <w:spacing w:before="100" w:beforeAutospacing="1" w:after="100" w:afterAutospacing="1" w:line="240" w:lineRule="auto"/>
+        <w:rPr>
+          <w:rFonts w:ascii="Times New Roman" w:eastAsia="Times New Roman" w:hAnsi="Times New Roman" w:cs="Times New Roman"/>
+          <w:sz w:val="24"/>
+          <w:szCs w:val="24"/>
+          <w:lang w:eastAsia="hu-HU"/>
+        </w:rPr>
+      </w:pPr>
+      <w:r>
+        <w:rPr>
+          <w:rFonts w:ascii="Times New Roman" w:eastAsia="Times New Roman" w:hAnsi="Times New Roman" w:cs="Times New Roman"/>
+          <w:sz w:val="24"/>
+          <w:szCs w:val="24"/>
+          <w:lang w:eastAsia="hu-HU"/>
+        </w:rPr>
+        <w:t xml:space="preserve">Az űrlap elküldésekor a </w:t>
+      </w:r>
+      <w:proofErr w:type="spellStart"/>
+      <w:r>
+        <w:rPr>
+          <w:rFonts w:ascii="Times New Roman" w:eastAsia="Times New Roman" w:hAnsi="Times New Roman" w:cs="Times New Roman"/>
+          <w:sz w:val="24"/>
+          <w:szCs w:val="24"/>
+          <w:lang w:eastAsia="hu-HU"/>
+        </w:rPr>
+        <w:t>handleSubmit</w:t>
+      </w:r>
+      <w:proofErr w:type="spellEnd"/>
+      <w:r>
+        <w:rPr>
+          <w:rFonts w:ascii="Times New Roman" w:eastAsia="Times New Roman" w:hAnsi="Times New Roman" w:cs="Times New Roman"/>
+          <w:sz w:val="24"/>
+          <w:szCs w:val="24"/>
+          <w:lang w:eastAsia="hu-HU"/>
+        </w:rPr>
+        <w:t xml:space="preserve"> aszinkron függvény lefut, amely megakadályozza az alapértelmezett eseményt, majd meghívja a </w:t>
+      </w:r>
+      <w:proofErr w:type="spellStart"/>
+      <w:r>
+        <w:rPr>
+          <w:rFonts w:ascii="Times New Roman" w:eastAsia="Times New Roman" w:hAnsi="Times New Roman" w:cs="Times New Roman"/>
+          <w:sz w:val="24"/>
+          <w:szCs w:val="24"/>
+          <w:lang w:eastAsia="hu-HU"/>
+        </w:rPr>
+        <w:t>register</w:t>
+      </w:r>
+      <w:proofErr w:type="spellEnd"/>
+      <w:r>
+        <w:rPr>
+          <w:rFonts w:ascii="Times New Roman" w:eastAsia="Times New Roman" w:hAnsi="Times New Roman" w:cs="Times New Roman"/>
+          <w:sz w:val="24"/>
+          <w:szCs w:val="24"/>
+          <w:lang w:eastAsia="hu-HU"/>
+        </w:rPr>
+        <w:t xml:space="preserve"> API-függvényt a megadott adatokkal.</w:t>
+      </w:r>
+      <w:r>
+        <w:rPr>
+          <w:rFonts w:ascii="Times New Roman" w:eastAsia="Times New Roman" w:hAnsi="Times New Roman" w:cs="Times New Roman"/>
+          <w:sz w:val="24"/>
+          <w:szCs w:val="24"/>
+          <w:lang w:eastAsia="hu-HU"/>
+        </w:rPr>
+        <w:br/>
+        <w:t xml:space="preserve">Sikeres regisztráció esetén visszajelző üzenet jelenik meg, majd egy rövid késleltetés után a komponens a szülőtől kapott </w:t>
+      </w:r>
+      <w:proofErr w:type="spellStart"/>
+      <w:r>
+        <w:rPr>
+          <w:rFonts w:ascii="Times New Roman" w:eastAsia="Times New Roman" w:hAnsi="Times New Roman" w:cs="Times New Roman"/>
+          <w:sz w:val="24"/>
+          <w:szCs w:val="24"/>
+          <w:lang w:eastAsia="hu-HU"/>
+        </w:rPr>
+        <w:t>callback</w:t>
+      </w:r>
+      <w:proofErr w:type="spellEnd"/>
+      <w:r>
+        <w:rPr>
+          <w:rFonts w:ascii="Times New Roman" w:eastAsia="Times New Roman" w:hAnsi="Times New Roman" w:cs="Times New Roman"/>
+          <w:sz w:val="24"/>
+          <w:szCs w:val="24"/>
+          <w:lang w:eastAsia="hu-HU"/>
+        </w:rPr>
+        <w:t xml:space="preserve"> függvény segítségével átvált a bejelentkezési nézetre.</w:t>
+      </w:r>
+      <w:r>
+        <w:rPr>
+          <w:rFonts w:ascii="Times New Roman" w:eastAsia="Times New Roman" w:hAnsi="Times New Roman" w:cs="Times New Roman"/>
+          <w:sz w:val="24"/>
+          <w:szCs w:val="24"/>
+          <w:lang w:eastAsia="hu-HU"/>
+        </w:rPr>
+        <w:br/>
+        <w:t>Hiba esetén a backend által visszaadott vagy egy általános hibaüzenet kerül megjelenítésre.</w:t>
+      </w:r>
+    </w:p>
+    <w:p>
+      <w:pPr>
+        <w:spacing w:before="100" w:beforeAutospacing="1" w:after="100" w:afterAutospacing="1" w:line="240" w:lineRule="auto"/>
+        <w:rPr>
+          <w:rFonts w:ascii="Times New Roman" w:eastAsia="Times New Roman" w:hAnsi="Times New Roman" w:cs="Times New Roman"/>
+          <w:sz w:val="24"/>
+          <w:szCs w:val="24"/>
+          <w:lang w:eastAsia="hu-HU"/>
+        </w:rPr>
+      </w:pPr>
+      <w:r>
+        <w:rPr>
+          <w:rFonts w:ascii="Times New Roman" w:eastAsia="Times New Roman" w:hAnsi="Times New Roman" w:cs="Times New Roman"/>
+          <w:sz w:val="24"/>
+          <w:szCs w:val="24"/>
+          <w:lang w:eastAsia="hu-HU"/>
+        </w:rPr>
+        <w:t>A felhasználói felület egyszerű HTML űrlapelemekből épül fel, melyek megjelenését az alkalmazás globális CSS állományában definiált stílusosztályok biztosítják.</w:t>
+      </w:r>
+      <w:r>
+        <w:rPr>
+          <w:rFonts w:ascii="Times New Roman" w:eastAsia="Times New Roman" w:hAnsi="Times New Roman" w:cs="Times New Roman"/>
+          <w:sz w:val="24"/>
+          <w:szCs w:val="24"/>
+          <w:lang w:eastAsia="hu-HU"/>
+        </w:rPr>
+        <w:br/>
+        <w:t xml:space="preserve">A komponens kialakítása reszponzív és felhasználóbarát, támogatva az alapvető kliensoldali validációt a </w:t>
+      </w:r>
+      <w:proofErr w:type="spellStart"/>
+      <w:r>
+        <w:rPr>
+          <w:rFonts w:ascii="Times New Roman" w:eastAsia="Times New Roman" w:hAnsi="Times New Roman" w:cs="Times New Roman"/>
+          <w:sz w:val="24"/>
+          <w:szCs w:val="24"/>
+          <w:lang w:eastAsia="hu-HU"/>
+        </w:rPr>
+        <w:t>required</w:t>
+      </w:r>
+      <w:proofErr w:type="spellEnd"/>
+      <w:r>
+        <w:rPr>
+          <w:rFonts w:ascii="Times New Roman" w:eastAsia="Times New Roman" w:hAnsi="Times New Roman" w:cs="Times New Roman"/>
+          <w:sz w:val="24"/>
+          <w:szCs w:val="24"/>
+          <w:lang w:eastAsia="hu-HU"/>
+        </w:rPr>
+        <w:t xml:space="preserve"> attribútumok használatával.</w:t>
+      </w:r>
+    </w:p>
+    <w:p>
+      <w:pPr>
+        <w:spacing w:before="100" w:beforeAutospacing="1" w:after="100" w:afterAutospacing="1" w:line="240" w:lineRule="auto"/>
+        <w:rPr>
+          <w:rFonts w:ascii="Times New Roman" w:eastAsia="Times New Roman" w:hAnsi="Times New Roman" w:cs="Times New Roman"/>
+          <w:sz w:val="24"/>
+          <w:szCs w:val="24"/>
+          <w:lang w:eastAsia="hu-HU"/>
+        </w:rPr>
+      </w:pPr>
+      <w:r>
+        <w:pict>
+          <v:rect id="_x0000_i1034" style="width:0;height:1.5pt" o:hralign="center" o:hrstd="t" o:hr="t" fillcolor="#a0a0a0" stroked="f"/>
+        </w:pict>
+      </w:r>
+    </w:p>
+    <w:p>
+      <w:pPr>
+        <w:spacing w:before="100" w:beforeAutospacing="1" w:after="100" w:afterAutospacing="1" w:line="240" w:lineRule="auto"/>
+        <w:rPr>
+          <w:rFonts w:ascii="Times New Roman" w:eastAsia="Times New Roman" w:hAnsi="Times New Roman" w:cs="Times New Roman"/>
+          <w:sz w:val="24"/>
+          <w:szCs w:val="24"/>
+          <w:lang w:eastAsia="hu-HU"/>
+        </w:rPr>
+      </w:pPr>
+      <w:proofErr w:type="spellStart"/>
+      <w:r>
+        <w:rPr>
+          <w:rFonts w:ascii="Times New Roman" w:eastAsia="Times New Roman" w:hAnsi="Times New Roman" w:cs="Times New Roman"/>
+          <w:b/>
+          <w:sz w:val="24"/>
+          <w:szCs w:val="24"/>
+          <w:lang w:eastAsia="hu-HU"/>
+        </w:rPr>
+        <w:t>SearchBar</w:t>
+      </w:r>
+      <w:proofErr w:type="spellEnd"/>
+      <w:r>
+        <w:rPr>
+          <w:rFonts w:ascii="Times New Roman" w:eastAsia="Times New Roman" w:hAnsi="Times New Roman" w:cs="Times New Roman"/>
+          <w:b/>
+          <w:sz w:val="24"/>
+          <w:szCs w:val="24"/>
+          <w:lang w:eastAsia="hu-HU"/>
+        </w:rPr>
+        <w:t xml:space="preserve"> komponens</w:t>
+      </w:r>
+      <w:r>
+        <w:rPr>
+          <w:rFonts w:ascii="Times New Roman" w:eastAsia="Times New Roman" w:hAnsi="Times New Roman" w:cs="Times New Roman"/>
+          <w:sz w:val="24"/>
+          <w:szCs w:val="24"/>
+          <w:lang w:eastAsia="hu-HU"/>
+        </w:rPr>
+        <w:br/>
+        <w:t xml:space="preserve">A </w:t>
+      </w:r>
+      <w:proofErr w:type="spellStart"/>
+      <w:r>
+        <w:rPr>
+          <w:rFonts w:ascii="Times New Roman" w:eastAsia="Times New Roman" w:hAnsi="Times New Roman" w:cs="Times New Roman"/>
+          <w:sz w:val="24"/>
+          <w:szCs w:val="24"/>
+          <w:lang w:eastAsia="hu-HU"/>
+        </w:rPr>
+        <w:t>SearchBar</w:t>
+      </w:r>
+      <w:proofErr w:type="spellEnd"/>
+      <w:r>
+        <w:rPr>
+          <w:rFonts w:ascii="Times New Roman" w:eastAsia="Times New Roman" w:hAnsi="Times New Roman" w:cs="Times New Roman"/>
+          <w:sz w:val="24"/>
+          <w:szCs w:val="24"/>
+          <w:lang w:eastAsia="hu-HU"/>
+        </w:rPr>
+        <w:t xml:space="preserve"> egy </w:t>
+      </w:r>
+      <w:proofErr w:type="spellStart"/>
+      <w:r>
+        <w:rPr>
+          <w:rFonts w:ascii="Times New Roman" w:eastAsia="Times New Roman" w:hAnsi="Times New Roman" w:cs="Times New Roman"/>
+          <w:sz w:val="24"/>
+          <w:szCs w:val="24"/>
+          <w:lang w:eastAsia="hu-HU"/>
+        </w:rPr>
+        <w:t>React</w:t>
+      </w:r>
+      <w:proofErr w:type="spellEnd"/>
+      <w:r>
+        <w:rPr>
+          <w:rFonts w:ascii="Times New Roman" w:eastAsia="Times New Roman" w:hAnsi="Times New Roman" w:cs="Times New Roman"/>
+          <w:sz w:val="24"/>
+          <w:szCs w:val="24"/>
+          <w:lang w:eastAsia="hu-HU"/>
+        </w:rPr>
+        <w:t xml:space="preserve"> alapú funkcionális komponens, amely a weboldalon belüli szöveges keresés megvalósítását szolgálja.</w:t>
+      </w:r>
+      <w:r>
+        <w:rPr>
+          <w:rFonts w:ascii="Times New Roman" w:eastAsia="Times New Roman" w:hAnsi="Times New Roman" w:cs="Times New Roman"/>
+          <w:sz w:val="24"/>
+          <w:szCs w:val="24"/>
+          <w:lang w:eastAsia="hu-HU"/>
+        </w:rPr>
+        <w:br/>
+        <w:t>A komponens egy bemeneti mezőt biztosít, amelyen keresztül a felhasználó keresőkifejezést adhat meg.</w:t>
+      </w:r>
+    </w:p>
+    <w:p>
+      <w:pPr>
+        <w:spacing w:before="100" w:beforeAutospacing="1" w:after="100" w:afterAutospacing="1" w:line="240" w:lineRule="auto"/>
+        <w:rPr>
+          <w:rFonts w:ascii="Times New Roman" w:eastAsia="Times New Roman" w:hAnsi="Times New Roman" w:cs="Times New Roman"/>
+          <w:sz w:val="24"/>
+          <w:szCs w:val="24"/>
+          <w:lang w:eastAsia="hu-HU"/>
+        </w:rPr>
+      </w:pPr>
+      <w:r>
+        <w:rPr>
+          <w:rFonts w:ascii="Times New Roman" w:eastAsia="Times New Roman" w:hAnsi="Times New Roman" w:cs="Times New Roman"/>
+          <w:sz w:val="24"/>
+          <w:szCs w:val="24"/>
+          <w:lang w:eastAsia="hu-HU"/>
+        </w:rPr>
+        <w:t>A komponens főbb feladatai:</w:t>
+      </w:r>
+      <w:r>
+        <w:rPr>
+          <w:rFonts w:ascii="Times New Roman" w:eastAsia="Times New Roman" w:hAnsi="Times New Roman" w:cs="Times New Roman"/>
+          <w:sz w:val="24"/>
+          <w:szCs w:val="24"/>
+          <w:lang w:eastAsia="hu-HU"/>
+        </w:rPr>
+        <w:br/>
+        <w:t>• a keresési kifejezés bekérése és állapotának kezelése,</w:t>
+      </w:r>
+      <w:r>
+        <w:rPr>
+          <w:rFonts w:ascii="Times New Roman" w:eastAsia="Times New Roman" w:hAnsi="Times New Roman" w:cs="Times New Roman"/>
+          <w:sz w:val="24"/>
+          <w:szCs w:val="24"/>
+          <w:lang w:eastAsia="hu-HU"/>
+        </w:rPr>
+        <w:br/>
+        <w:t>• a felhasználói gépelés figyelése,</w:t>
+      </w:r>
+      <w:r>
+        <w:rPr>
+          <w:rFonts w:ascii="Times New Roman" w:eastAsia="Times New Roman" w:hAnsi="Times New Roman" w:cs="Times New Roman"/>
+          <w:sz w:val="24"/>
+          <w:szCs w:val="24"/>
+          <w:lang w:eastAsia="hu-HU"/>
+        </w:rPr>
+        <w:br/>
+        <w:t>• a keresési lekérdezés továbbítása a szülő komponens felé késleltetve.</w:t>
+      </w:r>
+    </w:p>
+    <w:p>
+      <w:pPr>
+        <w:spacing w:before="100" w:beforeAutospacing="1" w:after="100" w:afterAutospacing="1" w:line="240" w:lineRule="auto"/>
+        <w:rPr>
+          <w:rFonts w:ascii="Times New Roman" w:eastAsia="Times New Roman" w:hAnsi="Times New Roman" w:cs="Times New Roman"/>
+          <w:sz w:val="24"/>
+          <w:szCs w:val="24"/>
+          <w:lang w:eastAsia="hu-HU"/>
+        </w:rPr>
+      </w:pPr>
+      <w:r>
+        <w:rPr>
+          <w:rFonts w:ascii="Times New Roman" w:eastAsia="Times New Roman" w:hAnsi="Times New Roman" w:cs="Times New Roman"/>
+          <w:sz w:val="24"/>
+          <w:szCs w:val="24"/>
+          <w:lang w:eastAsia="hu-HU"/>
+        </w:rPr>
+        <w:t xml:space="preserve">A komponens a </w:t>
+      </w:r>
+      <w:proofErr w:type="spellStart"/>
+      <w:r>
+        <w:rPr>
+          <w:rFonts w:ascii="Times New Roman" w:eastAsia="Times New Roman" w:hAnsi="Times New Roman" w:cs="Times New Roman"/>
+          <w:sz w:val="24"/>
+          <w:szCs w:val="24"/>
+          <w:lang w:eastAsia="hu-HU"/>
+        </w:rPr>
+        <w:t>React</w:t>
+      </w:r>
+      <w:proofErr w:type="spellEnd"/>
+      <w:r>
+        <w:rPr>
+          <w:rFonts w:ascii="Times New Roman" w:eastAsia="Times New Roman" w:hAnsi="Times New Roman" w:cs="Times New Roman"/>
+          <w:sz w:val="24"/>
+          <w:szCs w:val="24"/>
+          <w:lang w:eastAsia="hu-HU"/>
+        </w:rPr>
+        <w:t xml:space="preserve"> </w:t>
+      </w:r>
+      <w:proofErr w:type="spellStart"/>
+      <w:r>
+        <w:rPr>
+          <w:rFonts w:ascii="Times New Roman" w:eastAsia="Times New Roman" w:hAnsi="Times New Roman" w:cs="Times New Roman"/>
+          <w:sz w:val="24"/>
+          <w:szCs w:val="24"/>
+          <w:lang w:eastAsia="hu-HU"/>
+        </w:rPr>
+        <w:t>useState</w:t>
+      </w:r>
+      <w:proofErr w:type="spellEnd"/>
+      <w:r>
+        <w:rPr>
+          <w:rFonts w:ascii="Times New Roman" w:eastAsia="Times New Roman" w:hAnsi="Times New Roman" w:cs="Times New Roman"/>
+          <w:sz w:val="24"/>
+          <w:szCs w:val="24"/>
+          <w:lang w:eastAsia="hu-HU"/>
+        </w:rPr>
+        <w:t xml:space="preserve"> </w:t>
+      </w:r>
+      <w:proofErr w:type="spellStart"/>
+      <w:r>
+        <w:rPr>
+          <w:rFonts w:ascii="Times New Roman" w:eastAsia="Times New Roman" w:hAnsi="Times New Roman" w:cs="Times New Roman"/>
+          <w:sz w:val="24"/>
+          <w:szCs w:val="24"/>
+          <w:lang w:eastAsia="hu-HU"/>
+        </w:rPr>
+        <w:t>hook</w:t>
+      </w:r>
+      <w:proofErr w:type="spellEnd"/>
+      <w:r>
+        <w:rPr>
+          <w:rFonts w:ascii="Times New Roman" w:eastAsia="Times New Roman" w:hAnsi="Times New Roman" w:cs="Times New Roman"/>
+          <w:sz w:val="24"/>
+          <w:szCs w:val="24"/>
+          <w:lang w:eastAsia="hu-HU"/>
+        </w:rPr>
+        <w:t xml:space="preserve"> segítségével tárolja az aktuális keresési kifejezést.</w:t>
+      </w:r>
+      <w:r>
+        <w:rPr>
+          <w:rFonts w:ascii="Times New Roman" w:eastAsia="Times New Roman" w:hAnsi="Times New Roman" w:cs="Times New Roman"/>
+          <w:sz w:val="24"/>
+          <w:szCs w:val="24"/>
+          <w:lang w:eastAsia="hu-HU"/>
+        </w:rPr>
+        <w:br/>
+        <w:t xml:space="preserve">A </w:t>
+      </w:r>
+      <w:proofErr w:type="spellStart"/>
+      <w:r>
+        <w:rPr>
+          <w:rFonts w:ascii="Times New Roman" w:eastAsia="Times New Roman" w:hAnsi="Times New Roman" w:cs="Times New Roman"/>
+          <w:sz w:val="24"/>
+          <w:szCs w:val="24"/>
+          <w:lang w:eastAsia="hu-HU"/>
+        </w:rPr>
+        <w:t>useEffect</w:t>
+      </w:r>
+      <w:proofErr w:type="spellEnd"/>
+      <w:r>
+        <w:rPr>
+          <w:rFonts w:ascii="Times New Roman" w:eastAsia="Times New Roman" w:hAnsi="Times New Roman" w:cs="Times New Roman"/>
+          <w:sz w:val="24"/>
+          <w:szCs w:val="24"/>
+          <w:lang w:eastAsia="hu-HU"/>
+        </w:rPr>
+        <w:t xml:space="preserve"> </w:t>
+      </w:r>
+      <w:proofErr w:type="spellStart"/>
+      <w:r>
+        <w:rPr>
+          <w:rFonts w:ascii="Times New Roman" w:eastAsia="Times New Roman" w:hAnsi="Times New Roman" w:cs="Times New Roman"/>
+          <w:sz w:val="24"/>
+          <w:szCs w:val="24"/>
+          <w:lang w:eastAsia="hu-HU"/>
+        </w:rPr>
+        <w:t>hook</w:t>
+      </w:r>
+      <w:proofErr w:type="spellEnd"/>
+      <w:r>
+        <w:rPr>
+          <w:rFonts w:ascii="Times New Roman" w:eastAsia="Times New Roman" w:hAnsi="Times New Roman" w:cs="Times New Roman"/>
+          <w:sz w:val="24"/>
+          <w:szCs w:val="24"/>
+          <w:lang w:eastAsia="hu-HU"/>
+        </w:rPr>
+        <w:t xml:space="preserve"> egy egyszerű </w:t>
+      </w:r>
+      <w:proofErr w:type="spellStart"/>
+      <w:r>
+        <w:rPr>
+          <w:rFonts w:ascii="Times New Roman" w:eastAsia="Times New Roman" w:hAnsi="Times New Roman" w:cs="Times New Roman"/>
+          <w:sz w:val="24"/>
+          <w:szCs w:val="24"/>
+          <w:lang w:eastAsia="hu-HU"/>
+        </w:rPr>
+        <w:t>debounce</w:t>
+      </w:r>
+      <w:proofErr w:type="spellEnd"/>
+      <w:r>
+        <w:rPr>
+          <w:rFonts w:ascii="Times New Roman" w:eastAsia="Times New Roman" w:hAnsi="Times New Roman" w:cs="Times New Roman"/>
+          <w:sz w:val="24"/>
+          <w:szCs w:val="24"/>
+          <w:lang w:eastAsia="hu-HU"/>
+        </w:rPr>
+        <w:t xml:space="preserve"> mechanizmust valósít meg: a keresési kifejezés változását követően 300 </w:t>
+      </w:r>
+      <w:proofErr w:type="spellStart"/>
+      <w:r>
+        <w:rPr>
+          <w:rFonts w:ascii="Times New Roman" w:eastAsia="Times New Roman" w:hAnsi="Times New Roman" w:cs="Times New Roman"/>
+          <w:sz w:val="24"/>
+          <w:szCs w:val="24"/>
+          <w:lang w:eastAsia="hu-HU"/>
+        </w:rPr>
+        <w:t>ms</w:t>
+      </w:r>
+      <w:proofErr w:type="spellEnd"/>
+      <w:r>
+        <w:rPr>
+          <w:rFonts w:ascii="Times New Roman" w:eastAsia="Times New Roman" w:hAnsi="Times New Roman" w:cs="Times New Roman"/>
+          <w:sz w:val="24"/>
+          <w:szCs w:val="24"/>
+          <w:lang w:eastAsia="hu-HU"/>
+        </w:rPr>
+        <w:t xml:space="preserve"> késleltetéssel hívja meg a szülő komponenstől kapott </w:t>
+      </w:r>
+      <w:proofErr w:type="spellStart"/>
+      <w:r>
+        <w:rPr>
+          <w:rFonts w:ascii="Times New Roman" w:eastAsia="Times New Roman" w:hAnsi="Times New Roman" w:cs="Times New Roman"/>
+          <w:sz w:val="24"/>
+          <w:szCs w:val="24"/>
+          <w:lang w:eastAsia="hu-HU"/>
+        </w:rPr>
+        <w:t>onQuery</w:t>
+      </w:r>
+      <w:proofErr w:type="spellEnd"/>
+      <w:r>
+        <w:rPr>
+          <w:rFonts w:ascii="Times New Roman" w:eastAsia="Times New Roman" w:hAnsi="Times New Roman" w:cs="Times New Roman"/>
+          <w:sz w:val="24"/>
+          <w:szCs w:val="24"/>
+          <w:lang w:eastAsia="hu-HU"/>
+        </w:rPr>
+        <w:t xml:space="preserve"> </w:t>
+      </w:r>
+      <w:proofErr w:type="spellStart"/>
+      <w:r>
+        <w:rPr>
+          <w:rFonts w:ascii="Times New Roman" w:eastAsia="Times New Roman" w:hAnsi="Times New Roman" w:cs="Times New Roman"/>
+          <w:sz w:val="24"/>
+          <w:szCs w:val="24"/>
+          <w:lang w:eastAsia="hu-HU"/>
+        </w:rPr>
+        <w:t>callback</w:t>
+      </w:r>
+      <w:proofErr w:type="spellEnd"/>
+      <w:r>
+        <w:rPr>
+          <w:rFonts w:ascii="Times New Roman" w:eastAsia="Times New Roman" w:hAnsi="Times New Roman" w:cs="Times New Roman"/>
+          <w:sz w:val="24"/>
+          <w:szCs w:val="24"/>
+          <w:lang w:eastAsia="hu-HU"/>
+        </w:rPr>
+        <w:t xml:space="preserve"> függvényt.</w:t>
+      </w:r>
+    </w:p>
+    <w:p>
+      <w:pPr>
+        <w:spacing w:before="100" w:beforeAutospacing="1" w:after="100" w:afterAutospacing="1" w:line="240" w:lineRule="auto"/>
+        <w:rPr>
+          <w:rFonts w:ascii="Times New Roman" w:eastAsia="Times New Roman" w:hAnsi="Times New Roman" w:cs="Times New Roman"/>
+          <w:sz w:val="24"/>
+          <w:szCs w:val="24"/>
+          <w:lang w:eastAsia="hu-HU"/>
+        </w:rPr>
+      </w:pPr>
+      <w:r>
+        <w:rPr>
+          <w:rFonts w:ascii="Times New Roman" w:eastAsia="Times New Roman" w:hAnsi="Times New Roman" w:cs="Times New Roman"/>
+          <w:sz w:val="24"/>
+          <w:szCs w:val="24"/>
+          <w:lang w:eastAsia="hu-HU"/>
+        </w:rPr>
+        <w:t>A késleltetés célja a felesleges keresési műveletek csökkentése, különösen gyors gépelés esetén.</w:t>
+      </w:r>
+      <w:r>
+        <w:rPr>
+          <w:rFonts w:ascii="Times New Roman" w:eastAsia="Times New Roman" w:hAnsi="Times New Roman" w:cs="Times New Roman"/>
+          <w:sz w:val="24"/>
+          <w:szCs w:val="24"/>
+          <w:lang w:eastAsia="hu-HU"/>
+        </w:rPr>
+        <w:br/>
+      </w:r>
+      <w:r>
+        <w:rPr>
+          <w:rFonts w:ascii="Times New Roman" w:eastAsia="Times New Roman" w:hAnsi="Times New Roman" w:cs="Times New Roman"/>
+          <w:sz w:val="24"/>
+          <w:szCs w:val="24"/>
+          <w:lang w:eastAsia="hu-HU"/>
+        </w:rPr>
+        <w:lastRenderedPageBreak/>
+        <w:t>Az effektus minden új keresési kifejezésnél törli az előző időzítőt, így biztosítva, hogy csak a legutolsó bevitt érték kerüljön feldolgozásra.</w:t>
+      </w:r>
+    </w:p>
+    <w:p>
+      <w:pPr>
+        <w:spacing w:before="100" w:beforeAutospacing="1" w:after="100" w:afterAutospacing="1" w:line="240" w:lineRule="auto"/>
+        <w:rPr>
+          <w:rFonts w:ascii="Times New Roman" w:eastAsia="Times New Roman" w:hAnsi="Times New Roman" w:cs="Times New Roman"/>
+          <w:sz w:val="24"/>
+          <w:szCs w:val="24"/>
+          <w:lang w:eastAsia="hu-HU"/>
+        </w:rPr>
+      </w:pPr>
+      <w:r>
+        <w:rPr>
+          <w:rFonts w:ascii="Times New Roman" w:eastAsia="Times New Roman" w:hAnsi="Times New Roman" w:cs="Times New Roman"/>
+          <w:sz w:val="24"/>
+          <w:szCs w:val="24"/>
+          <w:lang w:eastAsia="hu-HU"/>
+        </w:rPr>
+        <w:t xml:space="preserve">A felhasználói felület egy egyszerű szöveges input mezőből áll, amely </w:t>
+      </w:r>
+      <w:proofErr w:type="spellStart"/>
+      <w:r>
+        <w:rPr>
+          <w:rFonts w:ascii="Times New Roman" w:eastAsia="Times New Roman" w:hAnsi="Times New Roman" w:cs="Times New Roman"/>
+          <w:sz w:val="24"/>
+          <w:szCs w:val="24"/>
+          <w:lang w:eastAsia="hu-HU"/>
+        </w:rPr>
+        <w:t>Bootstrap</w:t>
+      </w:r>
+      <w:proofErr w:type="spellEnd"/>
+      <w:r>
+        <w:rPr>
+          <w:rFonts w:ascii="Times New Roman" w:eastAsia="Times New Roman" w:hAnsi="Times New Roman" w:cs="Times New Roman"/>
+          <w:sz w:val="24"/>
+          <w:szCs w:val="24"/>
+          <w:lang w:eastAsia="hu-HU"/>
+        </w:rPr>
+        <w:t xml:space="preserve"> stílusosztályokat használ a konzisztens megjelenés érdekében.</w:t>
+      </w:r>
+      <w:r>
+        <w:rPr>
+          <w:rFonts w:ascii="Times New Roman" w:eastAsia="Times New Roman" w:hAnsi="Times New Roman" w:cs="Times New Roman"/>
+          <w:sz w:val="24"/>
+          <w:szCs w:val="24"/>
+          <w:lang w:eastAsia="hu-HU"/>
+        </w:rPr>
+        <w:br/>
+        <w:t>A komponens kontrollált inputként működik, ahol az input értéke mindig a komponens állapotával van szinkronban.</w:t>
+      </w:r>
+    </w:p>
+    <w:p>
+      <w:pPr>
+        <w:spacing w:before="100" w:beforeAutospacing="1" w:after="100" w:afterAutospacing="1" w:line="240" w:lineRule="auto"/>
+        <w:rPr>
+          <w:rFonts w:ascii="Times New Roman" w:eastAsia="Times New Roman" w:hAnsi="Times New Roman" w:cs="Times New Roman"/>
+          <w:sz w:val="24"/>
+          <w:szCs w:val="24"/>
+          <w:lang w:eastAsia="hu-HU"/>
+        </w:rPr>
+      </w:pPr>
+      <w:r>
+        <w:pict>
+          <v:rect id="_x0000_i1035" style="width:0;height:1.5pt" o:hralign="center" o:hrstd="t" o:hr="t" fillcolor="#a0a0a0" stroked="f"/>
+        </w:pict>
+      </w:r>
+    </w:p>
+    <w:p>
+      <w:pPr>
+        <w:spacing w:before="100" w:beforeAutospacing="1" w:after="100" w:afterAutospacing="1" w:line="240" w:lineRule="auto"/>
+        <w:rPr>
+          <w:rFonts w:ascii="Times New Roman" w:eastAsia="Times New Roman" w:hAnsi="Times New Roman" w:cs="Times New Roman"/>
+          <w:sz w:val="24"/>
+          <w:szCs w:val="24"/>
+          <w:lang w:eastAsia="hu-HU"/>
+        </w:rPr>
+      </w:pPr>
+      <w:r>
+        <w:rPr>
+          <w:rFonts w:ascii="Times New Roman" w:eastAsia="Times New Roman" w:hAnsi="Times New Roman" w:cs="Times New Roman"/>
+          <w:b/>
+          <w:sz w:val="24"/>
+          <w:szCs w:val="24"/>
+          <w:lang w:eastAsia="hu-HU"/>
+        </w:rPr>
+        <w:t>Terméklista</w:t>
+      </w:r>
+      <w:r>
+        <w:rPr>
+          <w:rFonts w:ascii="Times New Roman" w:eastAsia="Times New Roman" w:hAnsi="Times New Roman" w:cs="Times New Roman"/>
+          <w:sz w:val="24"/>
+          <w:szCs w:val="24"/>
+          <w:lang w:eastAsia="hu-HU"/>
+        </w:rPr>
+        <w:t xml:space="preserve"> </w:t>
+      </w:r>
+      <w:r>
+        <w:rPr>
+          <w:rFonts w:ascii="Times New Roman" w:eastAsia="Times New Roman" w:hAnsi="Times New Roman" w:cs="Times New Roman"/>
+          <w:b/>
+          <w:sz w:val="24"/>
+          <w:szCs w:val="24"/>
+          <w:lang w:eastAsia="hu-HU"/>
+        </w:rPr>
+        <w:t>komponens</w:t>
+      </w:r>
+      <w:r>
+        <w:rPr>
+          <w:rFonts w:ascii="Times New Roman" w:eastAsia="Times New Roman" w:hAnsi="Times New Roman" w:cs="Times New Roman"/>
+          <w:sz w:val="24"/>
+          <w:szCs w:val="24"/>
+          <w:lang w:eastAsia="hu-HU"/>
+        </w:rPr>
+        <w:br/>
+        <w:t xml:space="preserve">A </w:t>
+      </w:r>
+      <w:proofErr w:type="spellStart"/>
+      <w:r>
+        <w:rPr>
+          <w:rFonts w:ascii="Times New Roman" w:eastAsia="Times New Roman" w:hAnsi="Times New Roman" w:cs="Times New Roman"/>
+          <w:sz w:val="24"/>
+          <w:szCs w:val="24"/>
+          <w:lang w:eastAsia="hu-HU"/>
+        </w:rPr>
+        <w:t>TermekLista</w:t>
+      </w:r>
+      <w:proofErr w:type="spellEnd"/>
+      <w:r>
+        <w:rPr>
+          <w:rFonts w:ascii="Times New Roman" w:eastAsia="Times New Roman" w:hAnsi="Times New Roman" w:cs="Times New Roman"/>
+          <w:sz w:val="24"/>
+          <w:szCs w:val="24"/>
+          <w:lang w:eastAsia="hu-HU"/>
+        </w:rPr>
+        <w:t xml:space="preserve"> egy </w:t>
+      </w:r>
+      <w:proofErr w:type="spellStart"/>
+      <w:r>
+        <w:rPr>
+          <w:rFonts w:ascii="Times New Roman" w:eastAsia="Times New Roman" w:hAnsi="Times New Roman" w:cs="Times New Roman"/>
+          <w:sz w:val="24"/>
+          <w:szCs w:val="24"/>
+          <w:lang w:eastAsia="hu-HU"/>
+        </w:rPr>
+        <w:t>React</w:t>
+      </w:r>
+      <w:proofErr w:type="spellEnd"/>
+      <w:r>
+        <w:rPr>
+          <w:rFonts w:ascii="Times New Roman" w:eastAsia="Times New Roman" w:hAnsi="Times New Roman" w:cs="Times New Roman"/>
+          <w:sz w:val="24"/>
+          <w:szCs w:val="24"/>
+          <w:lang w:eastAsia="hu-HU"/>
+        </w:rPr>
+        <w:t xml:space="preserve"> alapú funkcionális komponens, amely a webáruház termékeinek listázását és kezelését valósítja meg.</w:t>
+      </w:r>
+    </w:p>
+    <w:p>
+      <w:pPr>
+        <w:spacing w:before="100" w:beforeAutospacing="1" w:after="100" w:afterAutospacing="1" w:line="240" w:lineRule="auto"/>
+        <w:rPr>
+          <w:rFonts w:ascii="Times New Roman" w:eastAsia="Times New Roman" w:hAnsi="Times New Roman" w:cs="Times New Roman"/>
+          <w:sz w:val="24"/>
+          <w:szCs w:val="24"/>
+          <w:lang w:eastAsia="hu-HU"/>
+        </w:rPr>
+      </w:pPr>
+      <w:r>
+        <w:rPr>
+          <w:rFonts w:ascii="Times New Roman" w:eastAsia="Times New Roman" w:hAnsi="Times New Roman" w:cs="Times New Roman"/>
+          <w:sz w:val="24"/>
+          <w:szCs w:val="24"/>
+          <w:lang w:eastAsia="hu-HU"/>
+        </w:rPr>
+        <w:t>A komponens főbb feladatai:</w:t>
+      </w:r>
+      <w:r>
+        <w:rPr>
+          <w:rFonts w:ascii="Times New Roman" w:eastAsia="Times New Roman" w:hAnsi="Times New Roman" w:cs="Times New Roman"/>
+          <w:sz w:val="24"/>
+          <w:szCs w:val="24"/>
+          <w:lang w:eastAsia="hu-HU"/>
+        </w:rPr>
+        <w:br/>
+        <w:t>• termékek lekérése a backend API-</w:t>
+      </w:r>
+      <w:proofErr w:type="spellStart"/>
+      <w:r>
+        <w:rPr>
+          <w:rFonts w:ascii="Times New Roman" w:eastAsia="Times New Roman" w:hAnsi="Times New Roman" w:cs="Times New Roman"/>
+          <w:sz w:val="24"/>
+          <w:szCs w:val="24"/>
+          <w:lang w:eastAsia="hu-HU"/>
+        </w:rPr>
+        <w:t>ból</w:t>
+      </w:r>
+      <w:proofErr w:type="spellEnd"/>
+      <w:r>
+        <w:rPr>
+          <w:rFonts w:ascii="Times New Roman" w:eastAsia="Times New Roman" w:hAnsi="Times New Roman" w:cs="Times New Roman"/>
+          <w:sz w:val="24"/>
+          <w:szCs w:val="24"/>
+          <w:lang w:eastAsia="hu-HU"/>
+        </w:rPr>
+        <w:t xml:space="preserve"> lapozott formában,</w:t>
+      </w:r>
+      <w:r>
+        <w:rPr>
+          <w:rFonts w:ascii="Times New Roman" w:eastAsia="Times New Roman" w:hAnsi="Times New Roman" w:cs="Times New Roman"/>
+          <w:sz w:val="24"/>
+          <w:szCs w:val="24"/>
+          <w:lang w:eastAsia="hu-HU"/>
+        </w:rPr>
+        <w:br/>
+        <w:t>• keresés és végtelen görgetés (</w:t>
+      </w:r>
+      <w:proofErr w:type="spellStart"/>
+      <w:r>
+        <w:rPr>
+          <w:rFonts w:ascii="Times New Roman" w:eastAsia="Times New Roman" w:hAnsi="Times New Roman" w:cs="Times New Roman"/>
+          <w:sz w:val="24"/>
+          <w:szCs w:val="24"/>
+          <w:lang w:eastAsia="hu-HU"/>
+        </w:rPr>
+        <w:t>infinite</w:t>
+      </w:r>
+      <w:proofErr w:type="spellEnd"/>
+      <w:r>
+        <w:rPr>
+          <w:rFonts w:ascii="Times New Roman" w:eastAsia="Times New Roman" w:hAnsi="Times New Roman" w:cs="Times New Roman"/>
+          <w:sz w:val="24"/>
+          <w:szCs w:val="24"/>
+          <w:lang w:eastAsia="hu-HU"/>
+        </w:rPr>
+        <w:t xml:space="preserve"> </w:t>
+      </w:r>
+      <w:proofErr w:type="spellStart"/>
+      <w:r>
+        <w:rPr>
+          <w:rFonts w:ascii="Times New Roman" w:eastAsia="Times New Roman" w:hAnsi="Times New Roman" w:cs="Times New Roman"/>
+          <w:sz w:val="24"/>
+          <w:szCs w:val="24"/>
+          <w:lang w:eastAsia="hu-HU"/>
+        </w:rPr>
+        <w:t>scroll</w:t>
+      </w:r>
+      <w:proofErr w:type="spellEnd"/>
+      <w:r>
+        <w:rPr>
+          <w:rFonts w:ascii="Times New Roman" w:eastAsia="Times New Roman" w:hAnsi="Times New Roman" w:cs="Times New Roman"/>
+          <w:sz w:val="24"/>
+          <w:szCs w:val="24"/>
+          <w:lang w:eastAsia="hu-HU"/>
+        </w:rPr>
+        <w:t>) kezelése,</w:t>
+      </w:r>
+      <w:r>
+        <w:rPr>
+          <w:rFonts w:ascii="Times New Roman" w:eastAsia="Times New Roman" w:hAnsi="Times New Roman" w:cs="Times New Roman"/>
+          <w:sz w:val="24"/>
+          <w:szCs w:val="24"/>
+          <w:lang w:eastAsia="hu-HU"/>
+        </w:rPr>
+        <w:br/>
+        <w:t>• termékek szűrése kategória és egyéb paraméterek alapján,</w:t>
+      </w:r>
+      <w:r>
+        <w:rPr>
+          <w:rFonts w:ascii="Times New Roman" w:eastAsia="Times New Roman" w:hAnsi="Times New Roman" w:cs="Times New Roman"/>
+          <w:sz w:val="24"/>
+          <w:szCs w:val="24"/>
+          <w:lang w:eastAsia="hu-HU"/>
+        </w:rPr>
+        <w:br/>
+        <w:t>• termékek rendezése ár szerint,</w:t>
+      </w:r>
+      <w:r>
+        <w:rPr>
+          <w:rFonts w:ascii="Times New Roman" w:eastAsia="Times New Roman" w:hAnsi="Times New Roman" w:cs="Times New Roman"/>
+          <w:sz w:val="24"/>
+          <w:szCs w:val="24"/>
+          <w:lang w:eastAsia="hu-HU"/>
+        </w:rPr>
+        <w:br/>
+        <w:t>• termék részletes nézetének megjelenítése,</w:t>
+      </w:r>
+      <w:r>
+        <w:rPr>
+          <w:rFonts w:ascii="Times New Roman" w:eastAsia="Times New Roman" w:hAnsi="Times New Roman" w:cs="Times New Roman"/>
+          <w:sz w:val="24"/>
+          <w:szCs w:val="24"/>
+          <w:lang w:eastAsia="hu-HU"/>
+        </w:rPr>
+        <w:br/>
+        <w:t>• termék kosárba helyezése.</w:t>
+      </w:r>
+    </w:p>
+    <w:p>
+      <w:pPr>
+        <w:spacing w:before="100" w:beforeAutospacing="1" w:after="100" w:afterAutospacing="1" w:line="240" w:lineRule="auto"/>
+        <w:rPr>
+          <w:rFonts w:ascii="Times New Roman" w:eastAsia="Times New Roman" w:hAnsi="Times New Roman" w:cs="Times New Roman"/>
+          <w:sz w:val="24"/>
+          <w:szCs w:val="24"/>
+          <w:lang w:eastAsia="hu-HU"/>
+        </w:rPr>
+      </w:pPr>
+      <w:r>
+        <w:rPr>
+          <w:rFonts w:ascii="Times New Roman" w:eastAsia="Times New Roman" w:hAnsi="Times New Roman" w:cs="Times New Roman"/>
+          <w:sz w:val="24"/>
+          <w:szCs w:val="24"/>
+          <w:lang w:eastAsia="hu-HU"/>
+        </w:rPr>
+        <w:t>A komponens belső állapotok segítségével kezeli a betöltési folyamatot, az aktuális oldalszámot és a kiválasztott terméket.</w:t>
+      </w:r>
+      <w:r>
+        <w:rPr>
+          <w:rFonts w:ascii="Times New Roman" w:eastAsia="Times New Roman" w:hAnsi="Times New Roman" w:cs="Times New Roman"/>
+          <w:sz w:val="24"/>
+          <w:szCs w:val="24"/>
+          <w:lang w:eastAsia="hu-HU"/>
+        </w:rPr>
+        <w:br/>
+        <w:t xml:space="preserve">A termékadatok betöltése aszinkron API-hívásokkal történik, amelyek támogatják a keresési módot és az </w:t>
+      </w:r>
+      <w:proofErr w:type="spellStart"/>
+      <w:r>
+        <w:rPr>
+          <w:rFonts w:ascii="Times New Roman" w:eastAsia="Times New Roman" w:hAnsi="Times New Roman" w:cs="Times New Roman"/>
+          <w:sz w:val="24"/>
+          <w:szCs w:val="24"/>
+          <w:lang w:eastAsia="hu-HU"/>
+        </w:rPr>
+        <w:t>oldalankénti</w:t>
+      </w:r>
+      <w:proofErr w:type="spellEnd"/>
+      <w:r>
+        <w:rPr>
+          <w:rFonts w:ascii="Times New Roman" w:eastAsia="Times New Roman" w:hAnsi="Times New Roman" w:cs="Times New Roman"/>
+          <w:sz w:val="24"/>
+          <w:szCs w:val="24"/>
+          <w:lang w:eastAsia="hu-HU"/>
+        </w:rPr>
+        <w:t xml:space="preserve"> adatlekérést.</w:t>
+      </w:r>
+    </w:p>
+    <w:p>
+      <w:pPr>
+        <w:spacing w:before="100" w:beforeAutospacing="1" w:after="100" w:afterAutospacing="1" w:line="240" w:lineRule="auto"/>
+        <w:rPr>
+          <w:rFonts w:ascii="Times New Roman" w:eastAsia="Times New Roman" w:hAnsi="Times New Roman" w:cs="Times New Roman"/>
+          <w:sz w:val="24"/>
+          <w:szCs w:val="24"/>
+          <w:lang w:eastAsia="hu-HU"/>
+        </w:rPr>
+      </w:pPr>
+      <w:r>
+        <w:rPr>
+          <w:rFonts w:ascii="Times New Roman" w:eastAsia="Times New Roman" w:hAnsi="Times New Roman" w:cs="Times New Roman"/>
+          <w:sz w:val="24"/>
+          <w:szCs w:val="24"/>
+          <w:lang w:eastAsia="hu-HU"/>
+        </w:rPr>
+        <w:t>A kosár kezelése globális kontextuson keresztül valósul meg, amely biztosítja a kosár tartalmának azonnali frissítését.</w:t>
+      </w:r>
+      <w:r>
+        <w:rPr>
+          <w:rFonts w:ascii="Times New Roman" w:eastAsia="Times New Roman" w:hAnsi="Times New Roman" w:cs="Times New Roman"/>
+          <w:sz w:val="24"/>
+          <w:szCs w:val="24"/>
+          <w:lang w:eastAsia="hu-HU"/>
+        </w:rPr>
+        <w:br/>
+        <w:t xml:space="preserve">A felhasználói felület </w:t>
+      </w:r>
+      <w:proofErr w:type="spellStart"/>
+      <w:r>
+        <w:rPr>
+          <w:rFonts w:ascii="Times New Roman" w:eastAsia="Times New Roman" w:hAnsi="Times New Roman" w:cs="Times New Roman"/>
+          <w:sz w:val="24"/>
+          <w:szCs w:val="24"/>
+          <w:lang w:eastAsia="hu-HU"/>
+        </w:rPr>
+        <w:t>Bootstrap</w:t>
+      </w:r>
+      <w:proofErr w:type="spellEnd"/>
+      <w:r>
+        <w:rPr>
+          <w:rFonts w:ascii="Times New Roman" w:eastAsia="Times New Roman" w:hAnsi="Times New Roman" w:cs="Times New Roman"/>
+          <w:sz w:val="24"/>
+          <w:szCs w:val="24"/>
+          <w:lang w:eastAsia="hu-HU"/>
+        </w:rPr>
+        <w:t xml:space="preserve"> alapú kártyákból épül fel, betöltés közben pedig vizuális visszajelzést ad a felhasználónak.</w:t>
+      </w:r>
+    </w:p>
+    <w:p>
+      <w:pPr>
+        <w:spacing w:before="100" w:beforeAutospacing="1" w:after="100" w:afterAutospacing="1" w:line="240" w:lineRule="auto"/>
+        <w:rPr>
+          <w:rFonts w:ascii="Times New Roman" w:eastAsia="Times New Roman" w:hAnsi="Times New Roman" w:cs="Times New Roman"/>
+          <w:sz w:val="24"/>
+          <w:szCs w:val="24"/>
+          <w:lang w:eastAsia="hu-HU"/>
+        </w:rPr>
+      </w:pPr>
+      <w:r>
+        <w:pict>
+          <v:rect id="_x0000_i1036" style="width:0;height:1.5pt" o:hralign="center" o:hrstd="t" o:hr="t" fillcolor="#a0a0a0" stroked="f"/>
+        </w:pict>
+      </w:r>
+    </w:p>
+    <w:p>
+      <w:pPr>
+        <w:spacing w:before="100" w:beforeAutospacing="1" w:after="100" w:afterAutospacing="1" w:line="240" w:lineRule="auto"/>
+        <w:rPr>
+          <w:rFonts w:ascii="Times New Roman" w:eastAsia="Times New Roman" w:hAnsi="Times New Roman" w:cs="Times New Roman"/>
+          <w:sz w:val="24"/>
+          <w:szCs w:val="24"/>
+          <w:lang w:eastAsia="hu-HU"/>
+        </w:rPr>
+      </w:pPr>
+      <w:proofErr w:type="spellStart"/>
+      <w:r>
+        <w:rPr>
+          <w:rFonts w:ascii="Times New Roman" w:eastAsia="Times New Roman" w:hAnsi="Times New Roman" w:cs="Times New Roman"/>
+          <w:b/>
+          <w:sz w:val="24"/>
+          <w:szCs w:val="24"/>
+          <w:lang w:eastAsia="hu-HU"/>
+        </w:rPr>
+        <w:t>Userprofile</w:t>
+      </w:r>
+      <w:proofErr w:type="spellEnd"/>
+      <w:r>
+        <w:rPr>
+          <w:rFonts w:ascii="Times New Roman" w:eastAsia="Times New Roman" w:hAnsi="Times New Roman" w:cs="Times New Roman"/>
+          <w:b/>
+          <w:sz w:val="24"/>
+          <w:szCs w:val="24"/>
+          <w:lang w:eastAsia="hu-HU"/>
+        </w:rPr>
+        <w:t xml:space="preserve"> komponens</w:t>
+      </w:r>
+      <w:r>
+        <w:rPr>
+          <w:rFonts w:ascii="Times New Roman" w:eastAsia="Times New Roman" w:hAnsi="Times New Roman" w:cs="Times New Roman"/>
+          <w:sz w:val="24"/>
+          <w:szCs w:val="24"/>
+          <w:lang w:eastAsia="hu-HU"/>
+        </w:rPr>
+        <w:br/>
+        <w:t xml:space="preserve">A </w:t>
+      </w:r>
+      <w:proofErr w:type="spellStart"/>
+      <w:r>
+        <w:rPr>
+          <w:rFonts w:ascii="Times New Roman" w:eastAsia="Times New Roman" w:hAnsi="Times New Roman" w:cs="Times New Roman"/>
+          <w:sz w:val="24"/>
+          <w:szCs w:val="24"/>
+          <w:lang w:eastAsia="hu-HU"/>
+        </w:rPr>
+        <w:t>Userprofile</w:t>
+      </w:r>
+      <w:proofErr w:type="spellEnd"/>
+      <w:r>
+        <w:rPr>
+          <w:rFonts w:ascii="Times New Roman" w:eastAsia="Times New Roman" w:hAnsi="Times New Roman" w:cs="Times New Roman"/>
+          <w:sz w:val="24"/>
+          <w:szCs w:val="24"/>
+          <w:lang w:eastAsia="hu-HU"/>
+        </w:rPr>
+        <w:t xml:space="preserve"> egy </w:t>
+      </w:r>
+      <w:proofErr w:type="spellStart"/>
+      <w:r>
+        <w:rPr>
+          <w:rFonts w:ascii="Times New Roman" w:eastAsia="Times New Roman" w:hAnsi="Times New Roman" w:cs="Times New Roman"/>
+          <w:sz w:val="24"/>
+          <w:szCs w:val="24"/>
+          <w:lang w:eastAsia="hu-HU"/>
+        </w:rPr>
+        <w:t>React</w:t>
+      </w:r>
+      <w:proofErr w:type="spellEnd"/>
+      <w:r>
+        <w:rPr>
+          <w:rFonts w:ascii="Times New Roman" w:eastAsia="Times New Roman" w:hAnsi="Times New Roman" w:cs="Times New Roman"/>
+          <w:sz w:val="24"/>
+          <w:szCs w:val="24"/>
+          <w:lang w:eastAsia="hu-HU"/>
+        </w:rPr>
+        <w:t xml:space="preserve"> alapú funkcionális komponens, amely a bejelentkezett felhasználó profiladatainak megjelenítéséért felelős.</w:t>
+      </w:r>
+    </w:p>
+    <w:p>
+      <w:pPr>
+        <w:spacing w:before="100" w:beforeAutospacing="1" w:after="100" w:afterAutospacing="1" w:line="240" w:lineRule="auto"/>
+        <w:rPr>
+          <w:rFonts w:ascii="Times New Roman" w:eastAsia="Times New Roman" w:hAnsi="Times New Roman" w:cs="Times New Roman"/>
+          <w:sz w:val="24"/>
+          <w:szCs w:val="24"/>
+          <w:lang w:eastAsia="hu-HU"/>
+        </w:rPr>
+      </w:pPr>
+      <w:r>
+        <w:rPr>
+          <w:rFonts w:ascii="Times New Roman" w:eastAsia="Times New Roman" w:hAnsi="Times New Roman" w:cs="Times New Roman"/>
+          <w:sz w:val="24"/>
+          <w:szCs w:val="24"/>
+          <w:lang w:eastAsia="hu-HU"/>
+        </w:rPr>
+        <w:t>A komponens főbb feladatai:</w:t>
+      </w:r>
+      <w:r>
+        <w:rPr>
+          <w:rFonts w:ascii="Times New Roman" w:eastAsia="Times New Roman" w:hAnsi="Times New Roman" w:cs="Times New Roman"/>
+          <w:sz w:val="24"/>
+          <w:szCs w:val="24"/>
+          <w:lang w:eastAsia="hu-HU"/>
+        </w:rPr>
+        <w:br/>
+        <w:t>• a felhasználói profiladatok lekérése a backend API-</w:t>
+      </w:r>
+      <w:proofErr w:type="spellStart"/>
+      <w:r>
+        <w:rPr>
+          <w:rFonts w:ascii="Times New Roman" w:eastAsia="Times New Roman" w:hAnsi="Times New Roman" w:cs="Times New Roman"/>
+          <w:sz w:val="24"/>
+          <w:szCs w:val="24"/>
+          <w:lang w:eastAsia="hu-HU"/>
+        </w:rPr>
+        <w:t>ból</w:t>
+      </w:r>
+      <w:proofErr w:type="spellEnd"/>
+      <w:r>
+        <w:rPr>
+          <w:rFonts w:ascii="Times New Roman" w:eastAsia="Times New Roman" w:hAnsi="Times New Roman" w:cs="Times New Roman"/>
+          <w:sz w:val="24"/>
+          <w:szCs w:val="24"/>
+          <w:lang w:eastAsia="hu-HU"/>
+        </w:rPr>
+        <w:t>,</w:t>
+      </w:r>
+      <w:r>
+        <w:rPr>
+          <w:rFonts w:ascii="Times New Roman" w:eastAsia="Times New Roman" w:hAnsi="Times New Roman" w:cs="Times New Roman"/>
+          <w:sz w:val="24"/>
+          <w:szCs w:val="24"/>
+          <w:lang w:eastAsia="hu-HU"/>
+        </w:rPr>
+        <w:br/>
+        <w:t>• a lekérdezés eredményének eltárolása és megjelenítése,</w:t>
+      </w:r>
+      <w:r>
+        <w:rPr>
+          <w:rFonts w:ascii="Times New Roman" w:eastAsia="Times New Roman" w:hAnsi="Times New Roman" w:cs="Times New Roman"/>
+          <w:sz w:val="24"/>
+          <w:szCs w:val="24"/>
+          <w:lang w:eastAsia="hu-HU"/>
+        </w:rPr>
+        <w:br/>
+        <w:t>• hibaállapot kezelése sikertelen adatlekérés esetén.</w:t>
+      </w:r>
+    </w:p>
+    <w:p>
+      <w:pPr>
+        <w:spacing w:before="100" w:beforeAutospacing="1" w:after="100" w:afterAutospacing="1" w:line="240" w:lineRule="auto"/>
+        <w:rPr>
+          <w:rFonts w:ascii="Times New Roman" w:eastAsia="Times New Roman" w:hAnsi="Times New Roman" w:cs="Times New Roman"/>
+          <w:sz w:val="24"/>
+          <w:szCs w:val="24"/>
+          <w:lang w:eastAsia="hu-HU"/>
+        </w:rPr>
+      </w:pPr>
+      <w:r>
+        <w:rPr>
+          <w:rFonts w:ascii="Times New Roman" w:eastAsia="Times New Roman" w:hAnsi="Times New Roman" w:cs="Times New Roman"/>
+          <w:sz w:val="24"/>
+          <w:szCs w:val="24"/>
+          <w:lang w:eastAsia="hu-HU"/>
+        </w:rPr>
+        <w:t xml:space="preserve">A komponens a </w:t>
+      </w:r>
+      <w:proofErr w:type="spellStart"/>
+      <w:r>
+        <w:rPr>
+          <w:rFonts w:ascii="Times New Roman" w:eastAsia="Times New Roman" w:hAnsi="Times New Roman" w:cs="Times New Roman"/>
+          <w:sz w:val="24"/>
+          <w:szCs w:val="24"/>
+          <w:lang w:eastAsia="hu-HU"/>
+        </w:rPr>
+        <w:t>useEffect</w:t>
+      </w:r>
+      <w:proofErr w:type="spellEnd"/>
+      <w:r>
+        <w:rPr>
+          <w:rFonts w:ascii="Times New Roman" w:eastAsia="Times New Roman" w:hAnsi="Times New Roman" w:cs="Times New Roman"/>
+          <w:sz w:val="24"/>
+          <w:szCs w:val="24"/>
+          <w:lang w:eastAsia="hu-HU"/>
+        </w:rPr>
+        <w:t xml:space="preserve"> </w:t>
+      </w:r>
+      <w:proofErr w:type="spellStart"/>
+      <w:r>
+        <w:rPr>
+          <w:rFonts w:ascii="Times New Roman" w:eastAsia="Times New Roman" w:hAnsi="Times New Roman" w:cs="Times New Roman"/>
+          <w:sz w:val="24"/>
+          <w:szCs w:val="24"/>
+          <w:lang w:eastAsia="hu-HU"/>
+        </w:rPr>
+        <w:t>hook</w:t>
+      </w:r>
+      <w:proofErr w:type="spellEnd"/>
+      <w:r>
+        <w:rPr>
+          <w:rFonts w:ascii="Times New Roman" w:eastAsia="Times New Roman" w:hAnsi="Times New Roman" w:cs="Times New Roman"/>
+          <w:sz w:val="24"/>
+          <w:szCs w:val="24"/>
+          <w:lang w:eastAsia="hu-HU"/>
+        </w:rPr>
+        <w:t xml:space="preserve"> segítségével az első </w:t>
+      </w:r>
+      <w:proofErr w:type="spellStart"/>
+      <w:r>
+        <w:rPr>
+          <w:rFonts w:ascii="Times New Roman" w:eastAsia="Times New Roman" w:hAnsi="Times New Roman" w:cs="Times New Roman"/>
+          <w:sz w:val="24"/>
+          <w:szCs w:val="24"/>
+          <w:lang w:eastAsia="hu-HU"/>
+        </w:rPr>
+        <w:t>rendereléskor</w:t>
+      </w:r>
+      <w:proofErr w:type="spellEnd"/>
+      <w:r>
+        <w:rPr>
+          <w:rFonts w:ascii="Times New Roman" w:eastAsia="Times New Roman" w:hAnsi="Times New Roman" w:cs="Times New Roman"/>
+          <w:sz w:val="24"/>
+          <w:szCs w:val="24"/>
+          <w:lang w:eastAsia="hu-HU"/>
+        </w:rPr>
+        <w:t xml:space="preserve"> meghívja a </w:t>
+      </w:r>
+      <w:proofErr w:type="spellStart"/>
+      <w:r>
+        <w:rPr>
+          <w:rFonts w:ascii="Times New Roman" w:eastAsia="Times New Roman" w:hAnsi="Times New Roman" w:cs="Times New Roman"/>
+          <w:sz w:val="24"/>
+          <w:szCs w:val="24"/>
+          <w:lang w:eastAsia="hu-HU"/>
+        </w:rPr>
+        <w:t>profiladatokat</w:t>
+      </w:r>
+      <w:proofErr w:type="spellEnd"/>
+      <w:r>
+        <w:rPr>
+          <w:rFonts w:ascii="Times New Roman" w:eastAsia="Times New Roman" w:hAnsi="Times New Roman" w:cs="Times New Roman"/>
+          <w:sz w:val="24"/>
+          <w:szCs w:val="24"/>
+          <w:lang w:eastAsia="hu-HU"/>
+        </w:rPr>
+        <w:t xml:space="preserve"> lekérő API-végpontot.</w:t>
+      </w:r>
+      <w:r>
+        <w:rPr>
+          <w:rFonts w:ascii="Times New Roman" w:eastAsia="Times New Roman" w:hAnsi="Times New Roman" w:cs="Times New Roman"/>
+          <w:sz w:val="24"/>
+          <w:szCs w:val="24"/>
+          <w:lang w:eastAsia="hu-HU"/>
+        </w:rPr>
+        <w:br/>
+        <w:t>A felhasználói felület egyszerű formában jeleníti meg a felhasználónevét és e-mail címét, valamint hiba esetén visszajelzést ad a felhasználónak.</w:t>
+      </w:r>
+    </w:p>
+    <w:p>
+      <w:pPr>
+        <w:rPr>
+          <w:rFonts w:ascii="Times New Roman" w:eastAsia="Times New Roman" w:hAnsi="Times New Roman" w:cs="Times New Roman"/>
+          <w:b/>
+          <w:sz w:val="32"/>
+          <w:szCs w:val="32"/>
+          <w:lang w:eastAsia="hu-HU"/>
+        </w:rPr>
+      </w:pPr>
+      <w:r>
+        <w:rPr>
+          <w:rFonts w:ascii="Times New Roman" w:eastAsia="Times New Roman" w:hAnsi="Times New Roman" w:cs="Times New Roman"/>
+          <w:b/>
+          <w:sz w:val="32"/>
+          <w:szCs w:val="32"/>
+          <w:lang w:eastAsia="hu-HU"/>
+        </w:rPr>
+        <w:br w:type="page"/>
+      </w:r>
+    </w:p>
+    <w:p>
+      <w:pPr>
+        <w:spacing w:before="100" w:beforeAutospacing="1" w:after="100" w:afterAutospacing="1" w:line="240" w:lineRule="auto"/>
+        <w:rPr>
+          <w:rFonts w:ascii="Times New Roman" w:eastAsia="Times New Roman" w:hAnsi="Times New Roman" w:cs="Times New Roman"/>
+          <w:b/>
+          <w:sz w:val="32"/>
+          <w:szCs w:val="32"/>
+          <w:lang w:eastAsia="hu-HU"/>
+        </w:rPr>
+      </w:pPr>
+      <w:r>
+        <w:rPr>
+          <w:rFonts w:ascii="Times New Roman" w:eastAsia="Times New Roman" w:hAnsi="Times New Roman" w:cs="Times New Roman"/>
+          <w:b/>
+          <w:sz w:val="32"/>
+          <w:szCs w:val="32"/>
+          <w:lang w:eastAsia="hu-HU"/>
+        </w:rPr>
+        <w:lastRenderedPageBreak/>
+        <w:t>Ad</w:t>
+      </w:r>
+      <w:r>
+        <w:rPr>
+          <w:rFonts w:ascii="Times New Roman" w:eastAsia="Times New Roman" w:hAnsi="Times New Roman" w:cs="Times New Roman"/>
+          <w:b/>
+          <w:sz w:val="32"/>
+          <w:szCs w:val="32"/>
+          <w:lang w:eastAsia="hu-HU"/>
+        </w:rPr>
+        <w:t>atbázis/adatbázis modell</w:t>
+      </w:r>
+    </w:p>
+    <w:tbl>
+      <w:tblPr>
+        <w:tblStyle w:val="Rcsostblzat"/>
+        <w:tblW w:w="0" w:type="auto"/>
+        <w:jc w:val="center"/>
+        <w:tblLook w:val="04A0" w:firstRow="1" w:lastRow="0" w:firstColumn="1" w:lastColumn="0" w:noHBand="0" w:noVBand="1"/>
+      </w:tblPr>
+      <w:tblGrid>
+        <w:gridCol w:w="3636"/>
+        <w:gridCol w:w="4014"/>
+      </w:tblGrid>
+      <w:tr>
+        <w:trPr>
+          <w:cantSplit/>
+          <w:trHeight w:hRule="exact" w:val="397"/>
+          <w:jc w:val="center"/>
+        </w:trPr>
+        <w:tc>
+          <w:tcPr>
+            <w:tcW w:w="7650" w:type="dxa"/>
+            <w:gridSpan w:val="2"/>
+            <w:vAlign w:val="bottom"/>
+          </w:tcPr>
+          <w:p>
+            <w:pPr>
+              <w:spacing w:before="100" w:beforeAutospacing="1" w:after="100" w:afterAutospacing="1"/>
+              <w:jc w:val="center"/>
+              <w:rPr>
+                <w:rFonts w:ascii="Times New Roman" w:eastAsia="Times New Roman" w:hAnsi="Times New Roman" w:cs="Times New Roman"/>
+                <w:b/>
+                <w:sz w:val="28"/>
+                <w:szCs w:val="28"/>
+                <w:lang w:eastAsia="hu-HU"/>
+              </w:rPr>
+            </w:pPr>
+            <w:proofErr w:type="spellStart"/>
+            <w:r>
+              <w:rPr>
+                <w:rFonts w:ascii="Times New Roman" w:eastAsia="Times New Roman" w:hAnsi="Times New Roman" w:cs="Times New Roman"/>
+                <w:b/>
+                <w:sz w:val="28"/>
+                <w:szCs w:val="28"/>
+                <w:lang w:eastAsia="hu-HU"/>
+              </w:rPr>
+              <w:t>Cart</w:t>
+            </w:r>
+            <w:proofErr w:type="spellEnd"/>
+            <w:r>
+              <w:rPr>
+                <w:rFonts w:ascii="Times New Roman" w:eastAsia="Times New Roman" w:hAnsi="Times New Roman" w:cs="Times New Roman"/>
+                <w:b/>
+                <w:sz w:val="28"/>
+                <w:szCs w:val="28"/>
+                <w:lang w:eastAsia="hu-HU"/>
+              </w:rPr>
+              <w:t xml:space="preserve"> tábla</w:t>
+            </w:r>
+          </w:p>
+          <w:p>
+            <w:pPr>
+              <w:tabs>
+                <w:tab w:val="left" w:pos="2595"/>
+              </w:tabs>
+              <w:spacing w:before="100" w:beforeAutospacing="1" w:after="100" w:afterAutospacing="1"/>
+              <w:rPr>
+                <w:rFonts w:ascii="Times New Roman" w:eastAsia="Times New Roman" w:hAnsi="Times New Roman" w:cs="Times New Roman"/>
+                <w:sz w:val="24"/>
+                <w:szCs w:val="24"/>
+                <w:lang w:eastAsia="hu-HU"/>
+              </w:rPr>
+            </w:pPr>
+            <w:r>
+              <w:rPr>
+                <w:rFonts w:ascii="Times New Roman" w:eastAsia="Times New Roman" w:hAnsi="Times New Roman" w:cs="Times New Roman"/>
+                <w:sz w:val="24"/>
+                <w:szCs w:val="24"/>
+                <w:lang w:eastAsia="hu-HU"/>
+              </w:rPr>
+              <w:tab/>
+            </w:r>
+          </w:p>
+          <w:p>
+            <w:pPr>
+              <w:spacing w:before="100" w:beforeAutospacing="1" w:after="100" w:afterAutospacing="1"/>
+              <w:jc w:val="center"/>
+              <w:rPr>
+                <w:rFonts w:ascii="Times New Roman" w:eastAsia="Times New Roman" w:hAnsi="Times New Roman" w:cs="Times New Roman"/>
+                <w:sz w:val="24"/>
+                <w:szCs w:val="24"/>
+                <w:lang w:eastAsia="hu-HU"/>
+              </w:rPr>
+            </w:pPr>
+          </w:p>
+        </w:tc>
+      </w:tr>
+      <w:tr>
+        <w:trPr>
+          <w:trHeight w:val="705"/>
+          <w:jc w:val="center"/>
+        </w:trPr>
+        <w:tc>
+          <w:tcPr>
+            <w:tcW w:w="3636" w:type="dxa"/>
+          </w:tcPr>
+          <w:p>
+            <w:pPr>
+              <w:spacing w:before="100" w:beforeAutospacing="1" w:after="100" w:afterAutospacing="1"/>
+              <w:rPr>
+                <w:rFonts w:ascii="Times New Roman" w:eastAsia="Times New Roman" w:hAnsi="Times New Roman" w:cs="Times New Roman"/>
+                <w:b/>
+                <w:noProof/>
+                <w:sz w:val="32"/>
+                <w:szCs w:val="32"/>
+                <w:lang w:eastAsia="hu-HU"/>
+              </w:rPr>
+            </w:pPr>
+            <w:r>
+              <w:rPr>
+                <w:rFonts w:ascii="Times New Roman" w:eastAsia="Times New Roman" w:hAnsi="Times New Roman" w:cs="Times New Roman"/>
+                <w:b/>
+                <w:noProof/>
+                <w:sz w:val="32"/>
+                <w:szCs w:val="32"/>
+                <w:lang w:eastAsia="hu-HU"/>
+              </w:rPr>
+              <w:drawing>
+                <wp:inline distT="0" distB="0" distL="0" distR="0" wp14:anchorId="3C97ED2B" wp14:editId="2B727219">
+                  <wp:extent cx="2171700" cy="1209675"/>
+                  <wp:effectExtent l="0" t="0" r="0" b="9525"/>
+                  <wp:docPr id="1" name="Kép 1"/>
+                  <wp:cNvGraphicFramePr>
+                    <a:graphicFrameLocks xmlns:a="http://schemas.openxmlformats.org/drawingml/2006/main" noChangeAspect="1"/>
+                  </wp:cNvGraphicFramePr>
+                  <a:graphic xmlns:a="http://schemas.openxmlformats.org/drawingml/2006/main">
+                    <a:graphicData uri="http://schemas.openxmlformats.org/drawingml/2006/picture">
+                      <pic:pic xmlns:pic="http://schemas.openxmlformats.org/drawingml/2006/picture">
+                        <pic:nvPicPr>
+                          <pic:cNvPr id="0" name="Picture 13"/>
+                          <pic:cNvPicPr>
+                            <a:picLocks noChangeAspect="1" noChangeArrowheads="1"/>
+                          </pic:cNvPicPr>
+                        </pic:nvPicPr>
+                        <pic:blipFill>
+                          <a:blip r:embed="rId8">
+                            <a:extLst>
+                              <a:ext uri="{28A0092B-C50C-407E-A947-70E740481C1C}">
+                                <a14:useLocalDpi xmlns:a14="http://schemas.microsoft.com/office/drawing/2010/main" val="0"/>
+                              </a:ext>
+                            </a:extLst>
+                          </a:blip>
+                          <a:srcRect/>
+                          <a:stretch>
+                            <a:fillRect/>
+                          </a:stretch>
+                        </pic:blipFill>
+                        <pic:spPr bwMode="auto">
+                          <a:xfrm>
+                            <a:off x="0" y="0"/>
+                            <a:ext cx="2171700" cy="1209675"/>
+                          </a:xfrm>
+                          <a:prstGeom prst="rect">
+                            <a:avLst/>
+                          </a:prstGeom>
+                          <a:noFill/>
+                          <a:ln>
+                            <a:noFill/>
+                          </a:ln>
+                        </pic:spPr>
+                      </pic:pic>
+                    </a:graphicData>
+                  </a:graphic>
+                </wp:inline>
+              </w:drawing>
+            </w:r>
+          </w:p>
+        </w:tc>
+        <w:tc>
+          <w:tcPr>
+            <w:tcW w:w="4014" w:type="dxa"/>
+          </w:tcPr>
+          <w:p>
+            <w:pPr>
+              <w:spacing w:before="100" w:beforeAutospacing="1" w:after="100" w:afterAutospacing="1"/>
+              <w:rPr>
+                <w:rFonts w:ascii="Times New Roman" w:eastAsia="Times New Roman" w:hAnsi="Times New Roman" w:cs="Times New Roman"/>
+                <w:sz w:val="24"/>
+                <w:szCs w:val="24"/>
+                <w:lang w:eastAsia="hu-HU"/>
+              </w:rPr>
+            </w:pPr>
+            <w:r>
+              <w:rPr>
+                <w:rFonts w:ascii="Times New Roman" w:eastAsia="Times New Roman" w:hAnsi="Times New Roman" w:cs="Times New Roman"/>
+                <w:sz w:val="24"/>
+                <w:szCs w:val="24"/>
+                <w:lang w:eastAsia="hu-HU"/>
+              </w:rPr>
+              <w:t xml:space="preserve">Ez a tábla tárolja a kosáradatokat </w:t>
+            </w:r>
+            <w:r>
+              <w:rPr>
+                <w:rFonts w:ascii="Times New Roman" w:eastAsia="Times New Roman" w:hAnsi="Times New Roman" w:cs="Times New Roman"/>
+                <w:sz w:val="24"/>
+                <w:szCs w:val="24"/>
+                <w:lang w:eastAsia="hu-HU"/>
+              </w:rPr>
+              <w:t>külön felhasználókra bontva</w:t>
+            </w:r>
+            <w:r>
+              <w:rPr>
+                <w:rFonts w:ascii="Times New Roman" w:eastAsia="Times New Roman" w:hAnsi="Times New Roman" w:cs="Times New Roman"/>
+                <w:sz w:val="24"/>
+                <w:szCs w:val="24"/>
+                <w:lang w:eastAsia="hu-HU"/>
+              </w:rPr>
+              <w:t>.</w:t>
+            </w:r>
+          </w:p>
+          <w:p>
+            <w:pPr>
+              <w:rPr>
+                <w:rFonts w:ascii="Times New Roman" w:eastAsia="Times New Roman" w:hAnsi="Times New Roman" w:cs="Times New Roman"/>
+                <w:sz w:val="24"/>
+                <w:szCs w:val="24"/>
+                <w:lang w:eastAsia="hu-HU"/>
+              </w:rPr>
+            </w:pPr>
+            <w:r>
+              <w:rPr>
+                <w:rFonts w:ascii="Times New Roman" w:hAnsi="Times New Roman" w:cs="Times New Roman"/>
+                <w:sz w:val="24"/>
+                <w:szCs w:val="24"/>
+              </w:rPr>
+              <w:t xml:space="preserve">Az </w:t>
+            </w:r>
+            <w:proofErr w:type="spellStart"/>
+            <w:r>
+              <w:rPr>
+                <w:rFonts w:ascii="Times New Roman" w:hAnsi="Times New Roman" w:cs="Times New Roman"/>
+                <w:sz w:val="24"/>
+                <w:szCs w:val="24"/>
+              </w:rPr>
+              <w:t>id</w:t>
+            </w:r>
+            <w:proofErr w:type="spellEnd"/>
+            <w:r>
+              <w:rPr>
+                <w:rFonts w:ascii="Times New Roman" w:hAnsi="Times New Roman" w:cs="Times New Roman"/>
+                <w:sz w:val="24"/>
+                <w:szCs w:val="24"/>
+              </w:rPr>
+              <w:t xml:space="preserve"> mez</w:t>
+            </w:r>
+            <w:r>
+              <w:rPr>
+                <w:rFonts w:ascii="Times New Roman" w:hAnsi="Times New Roman" w:cs="Times New Roman"/>
+                <w:sz w:val="24"/>
+                <w:szCs w:val="24"/>
+              </w:rPr>
+              <w:t>ő</w:t>
+            </w:r>
+            <w:r>
+              <w:rPr>
+                <w:rFonts w:ascii="Times New Roman" w:hAnsi="Times New Roman" w:cs="Times New Roman"/>
+                <w:sz w:val="24"/>
+                <w:szCs w:val="24"/>
+              </w:rPr>
+              <w:t xml:space="preserve"> a t</w:t>
+            </w:r>
+            <w:r>
+              <w:rPr>
+                <w:rFonts w:ascii="Times New Roman" w:hAnsi="Times New Roman" w:cs="Times New Roman"/>
+                <w:sz w:val="24"/>
+                <w:szCs w:val="24"/>
+              </w:rPr>
+              <w:t>á</w:t>
+            </w:r>
+            <w:r>
+              <w:rPr>
+                <w:rFonts w:ascii="Times New Roman" w:hAnsi="Times New Roman" w:cs="Times New Roman"/>
+                <w:sz w:val="24"/>
+                <w:szCs w:val="24"/>
+              </w:rPr>
+              <w:t xml:space="preserve">bla </w:t>
+            </w:r>
+            <w:proofErr w:type="spellStart"/>
+            <w:r>
+              <w:rPr>
+                <w:rFonts w:ascii="Times New Roman" w:hAnsi="Times New Roman" w:cs="Times New Roman"/>
+                <w:sz w:val="24"/>
+                <w:szCs w:val="24"/>
+              </w:rPr>
+              <w:t>primary</w:t>
+            </w:r>
+            <w:proofErr w:type="spellEnd"/>
+            <w:r>
+              <w:rPr>
+                <w:rFonts w:ascii="Times New Roman" w:hAnsi="Times New Roman" w:cs="Times New Roman"/>
+                <w:sz w:val="24"/>
+                <w:szCs w:val="24"/>
+              </w:rPr>
+              <w:t xml:space="preserve"> </w:t>
+            </w:r>
+            <w:proofErr w:type="spellStart"/>
+            <w:r>
+              <w:rPr>
+                <w:rFonts w:ascii="Times New Roman" w:hAnsi="Times New Roman" w:cs="Times New Roman"/>
+                <w:sz w:val="24"/>
+                <w:szCs w:val="24"/>
+              </w:rPr>
+              <w:t>key-e</w:t>
+            </w:r>
+            <w:proofErr w:type="spellEnd"/>
+            <w:r>
+              <w:rPr>
+                <w:rFonts w:ascii="Times New Roman" w:hAnsi="Times New Roman" w:cs="Times New Roman"/>
+                <w:sz w:val="24"/>
+                <w:szCs w:val="24"/>
+              </w:rPr>
+              <w:t xml:space="preserve">, ez egyedi </w:t>
+            </w:r>
+            <w:proofErr w:type="spellStart"/>
+            <w:r>
+              <w:rPr>
+                <w:rFonts w:ascii="Times New Roman" w:hAnsi="Times New Roman" w:cs="Times New Roman"/>
+                <w:sz w:val="24"/>
+                <w:szCs w:val="24"/>
+              </w:rPr>
+              <w:t>azonosit</w:t>
+            </w:r>
+            <w:r>
+              <w:rPr>
+                <w:rFonts w:ascii="Times New Roman" w:hAnsi="Times New Roman" w:cs="Times New Roman"/>
+                <w:sz w:val="24"/>
+                <w:szCs w:val="24"/>
+              </w:rPr>
+              <w:t>ó</w:t>
+            </w:r>
+            <w:proofErr w:type="spellEnd"/>
+            <w:r>
+              <w:rPr>
+                <w:rFonts w:ascii="Times New Roman" w:hAnsi="Times New Roman" w:cs="Times New Roman"/>
+                <w:sz w:val="24"/>
+                <w:szCs w:val="24"/>
+              </w:rPr>
+              <w:t xml:space="preserve"> minden kos</w:t>
+            </w:r>
+            <w:r>
+              <w:rPr>
+                <w:rFonts w:ascii="Times New Roman" w:hAnsi="Times New Roman" w:cs="Times New Roman"/>
+                <w:sz w:val="24"/>
+                <w:szCs w:val="24"/>
+              </w:rPr>
+              <w:t>á</w:t>
+            </w:r>
+            <w:r>
+              <w:rPr>
+                <w:rFonts w:ascii="Times New Roman" w:hAnsi="Times New Roman" w:cs="Times New Roman"/>
+                <w:sz w:val="24"/>
+                <w:szCs w:val="24"/>
+              </w:rPr>
+              <w:t>rhoz.</w:t>
+            </w:r>
+            <w:r>
+              <w:rPr>
+                <w:rFonts w:ascii="Times New Roman" w:hAnsi="Times New Roman" w:cs="Times New Roman"/>
+                <w:sz w:val="24"/>
+                <w:szCs w:val="24"/>
+              </w:rPr>
+              <w:br/>
+              <w:t xml:space="preserve">A </w:t>
+            </w:r>
+            <w:proofErr w:type="spellStart"/>
+            <w:r>
+              <w:rPr>
+                <w:rFonts w:ascii="Times New Roman" w:hAnsi="Times New Roman" w:cs="Times New Roman"/>
+                <w:sz w:val="24"/>
+                <w:szCs w:val="24"/>
+              </w:rPr>
+              <w:t>user_id</w:t>
+            </w:r>
+            <w:proofErr w:type="spellEnd"/>
+            <w:r>
+              <w:rPr>
+                <w:rFonts w:ascii="Times New Roman" w:hAnsi="Times New Roman" w:cs="Times New Roman"/>
+                <w:sz w:val="24"/>
+                <w:szCs w:val="24"/>
+              </w:rPr>
+              <w:t xml:space="preserve"> azt mutatja meg, hogy melyik felhaszn</w:t>
+            </w:r>
+            <w:r>
+              <w:rPr>
+                <w:rFonts w:ascii="Times New Roman" w:hAnsi="Times New Roman" w:cs="Times New Roman"/>
+                <w:sz w:val="24"/>
+                <w:szCs w:val="24"/>
+              </w:rPr>
+              <w:t>á</w:t>
+            </w:r>
+            <w:r>
+              <w:rPr>
+                <w:rFonts w:ascii="Times New Roman" w:hAnsi="Times New Roman" w:cs="Times New Roman"/>
+                <w:sz w:val="24"/>
+                <w:szCs w:val="24"/>
+              </w:rPr>
+              <w:t>l</w:t>
+            </w:r>
+            <w:r>
+              <w:rPr>
+                <w:rFonts w:ascii="Times New Roman" w:hAnsi="Times New Roman" w:cs="Times New Roman"/>
+                <w:sz w:val="24"/>
+                <w:szCs w:val="24"/>
+              </w:rPr>
+              <w:t>ó</w:t>
+            </w:r>
+            <w:r>
+              <w:rPr>
+                <w:rFonts w:ascii="Times New Roman" w:hAnsi="Times New Roman" w:cs="Times New Roman"/>
+                <w:sz w:val="24"/>
+                <w:szCs w:val="24"/>
+              </w:rPr>
+              <w:t>hoz tartozik a kos</w:t>
+            </w:r>
+            <w:r>
+              <w:rPr>
+                <w:rFonts w:ascii="Times New Roman" w:hAnsi="Times New Roman" w:cs="Times New Roman"/>
+                <w:sz w:val="24"/>
+                <w:szCs w:val="24"/>
+              </w:rPr>
+              <w:t>á</w:t>
+            </w:r>
+            <w:r>
+              <w:rPr>
+                <w:rFonts w:ascii="Times New Roman" w:hAnsi="Times New Roman" w:cs="Times New Roman"/>
+                <w:sz w:val="24"/>
+                <w:szCs w:val="24"/>
+              </w:rPr>
+              <w:t>r.</w:t>
+            </w:r>
+            <w:r>
+              <w:rPr>
+                <w:rFonts w:ascii="Times New Roman" w:hAnsi="Times New Roman" w:cs="Times New Roman"/>
+                <w:sz w:val="24"/>
+                <w:szCs w:val="24"/>
+              </w:rPr>
+              <w:br/>
+              <w:t xml:space="preserve">A </w:t>
+            </w:r>
+            <w:proofErr w:type="spellStart"/>
+            <w:r>
+              <w:rPr>
+                <w:rFonts w:ascii="Times New Roman" w:hAnsi="Times New Roman" w:cs="Times New Roman"/>
+                <w:sz w:val="24"/>
+                <w:szCs w:val="24"/>
+              </w:rPr>
+              <w:t>created_at</w:t>
+            </w:r>
+            <w:proofErr w:type="spellEnd"/>
+            <w:r>
+              <w:rPr>
+                <w:rFonts w:ascii="Times New Roman" w:hAnsi="Times New Roman" w:cs="Times New Roman"/>
+                <w:sz w:val="24"/>
+                <w:szCs w:val="24"/>
+              </w:rPr>
+              <w:t xml:space="preserve"> mez</w:t>
+            </w:r>
+            <w:r>
+              <w:rPr>
+                <w:rFonts w:ascii="Times New Roman" w:hAnsi="Times New Roman" w:cs="Times New Roman"/>
+                <w:sz w:val="24"/>
+                <w:szCs w:val="24"/>
+              </w:rPr>
+              <w:t>ő</w:t>
+            </w:r>
+            <w:r>
+              <w:rPr>
+                <w:rFonts w:ascii="Times New Roman" w:hAnsi="Times New Roman" w:cs="Times New Roman"/>
+                <w:sz w:val="24"/>
+                <w:szCs w:val="24"/>
+              </w:rPr>
+              <w:t>ben a kos</w:t>
+            </w:r>
+            <w:r>
+              <w:rPr>
+                <w:rFonts w:ascii="Times New Roman" w:hAnsi="Times New Roman" w:cs="Times New Roman"/>
+                <w:sz w:val="24"/>
+                <w:szCs w:val="24"/>
+              </w:rPr>
+              <w:t>á</w:t>
+            </w:r>
+            <w:r>
+              <w:rPr>
+                <w:rFonts w:ascii="Times New Roman" w:hAnsi="Times New Roman" w:cs="Times New Roman"/>
+                <w:sz w:val="24"/>
+                <w:szCs w:val="24"/>
+              </w:rPr>
+              <w:t xml:space="preserve">r </w:t>
+            </w:r>
+            <w:proofErr w:type="spellStart"/>
+            <w:r>
+              <w:rPr>
+                <w:rFonts w:ascii="Times New Roman" w:hAnsi="Times New Roman" w:cs="Times New Roman"/>
+                <w:sz w:val="24"/>
+                <w:szCs w:val="24"/>
+              </w:rPr>
+              <w:t>letrehoz</w:t>
+            </w:r>
+            <w:r>
+              <w:rPr>
+                <w:rFonts w:ascii="Times New Roman" w:hAnsi="Times New Roman" w:cs="Times New Roman"/>
+                <w:sz w:val="24"/>
+                <w:szCs w:val="24"/>
+              </w:rPr>
+              <w:t>á</w:t>
+            </w:r>
+            <w:r>
+              <w:rPr>
+                <w:rFonts w:ascii="Times New Roman" w:hAnsi="Times New Roman" w:cs="Times New Roman"/>
+                <w:sz w:val="24"/>
+                <w:szCs w:val="24"/>
+              </w:rPr>
+              <w:t>snak</w:t>
+            </w:r>
+            <w:proofErr w:type="spellEnd"/>
+            <w:r>
+              <w:rPr>
+                <w:rFonts w:ascii="Times New Roman" w:hAnsi="Times New Roman" w:cs="Times New Roman"/>
+                <w:sz w:val="24"/>
+                <w:szCs w:val="24"/>
+              </w:rPr>
+              <w:t xml:space="preserve"> id</w:t>
+            </w:r>
+            <w:r>
+              <w:rPr>
+                <w:rFonts w:ascii="Times New Roman" w:hAnsi="Times New Roman" w:cs="Times New Roman"/>
+                <w:sz w:val="24"/>
+                <w:szCs w:val="24"/>
+              </w:rPr>
+              <w:t>ő</w:t>
+            </w:r>
+            <w:r>
+              <w:rPr>
+                <w:rFonts w:ascii="Times New Roman" w:hAnsi="Times New Roman" w:cs="Times New Roman"/>
+                <w:sz w:val="24"/>
+                <w:szCs w:val="24"/>
+              </w:rPr>
+              <w:t>pontja van t</w:t>
+            </w:r>
+            <w:r>
+              <w:rPr>
+                <w:rFonts w:ascii="Times New Roman" w:hAnsi="Times New Roman" w:cs="Times New Roman"/>
+                <w:sz w:val="24"/>
+                <w:szCs w:val="24"/>
+              </w:rPr>
+              <w:t>á</w:t>
+            </w:r>
+            <w:r>
+              <w:rPr>
+                <w:rFonts w:ascii="Times New Roman" w:hAnsi="Times New Roman" w:cs="Times New Roman"/>
+                <w:sz w:val="24"/>
+                <w:szCs w:val="24"/>
+              </w:rPr>
+              <w:t>rolva.</w:t>
+            </w:r>
+          </w:p>
+          <w:p>
+            <w:pPr>
+              <w:spacing w:before="100" w:beforeAutospacing="1" w:after="100" w:afterAutospacing="1"/>
+              <w:rPr>
+                <w:rFonts w:ascii="Times New Roman" w:eastAsia="Times New Roman" w:hAnsi="Times New Roman" w:cs="Times New Roman"/>
+                <w:sz w:val="24"/>
+                <w:szCs w:val="24"/>
+                <w:lang w:eastAsia="hu-HU"/>
+              </w:rPr>
+            </w:pPr>
+          </w:p>
+        </w:tc>
+      </w:tr>
+    </w:tbl>
+    <w:p>
+      <w:pPr>
+        <w:spacing w:before="100" w:beforeAutospacing="1" w:after="100" w:afterAutospacing="1" w:line="240" w:lineRule="auto"/>
+        <w:rPr>
+          <w:rFonts w:ascii="Times New Roman" w:eastAsia="Times New Roman" w:hAnsi="Times New Roman" w:cs="Times New Roman"/>
+          <w:b/>
+          <w:sz w:val="32"/>
+          <w:szCs w:val="32"/>
+          <w:lang w:eastAsia="hu-HU"/>
+        </w:rPr>
+      </w:pPr>
+    </w:p>
+    <w:tbl>
+      <w:tblPr>
+        <w:tblStyle w:val="Rcsostblzat"/>
+        <w:tblW w:w="0" w:type="auto"/>
+        <w:tblInd w:w="721" w:type="dxa"/>
+        <w:tblLook w:val="04A0" w:firstRow="1" w:lastRow="0" w:firstColumn="1" w:lastColumn="0" w:noHBand="0" w:noVBand="1"/>
+      </w:tblPr>
+      <w:tblGrid>
+        <w:gridCol w:w="3402"/>
+        <w:gridCol w:w="4230"/>
+      </w:tblGrid>
+      <w:tr>
+        <w:trPr>
+          <w:trHeight w:val="345"/>
+        </w:trPr>
+        <w:tc>
+          <w:tcPr>
+            <w:tcW w:w="7632" w:type="dxa"/>
+            <w:gridSpan w:val="2"/>
+          </w:tcPr>
+          <w:p>
+            <w:pPr>
+              <w:spacing w:before="100" w:beforeAutospacing="1" w:after="100" w:afterAutospacing="1"/>
+              <w:jc w:val="center"/>
+              <w:rPr>
+                <w:rFonts w:ascii="Times New Roman" w:eastAsia="Times New Roman" w:hAnsi="Times New Roman" w:cs="Times New Roman"/>
+                <w:b/>
+                <w:sz w:val="28"/>
+                <w:szCs w:val="28"/>
+                <w:lang w:eastAsia="hu-HU"/>
+              </w:rPr>
+            </w:pPr>
+            <w:proofErr w:type="spellStart"/>
+            <w:r>
+              <w:rPr>
+                <w:rFonts w:ascii="Times New Roman" w:eastAsia="Times New Roman" w:hAnsi="Times New Roman" w:cs="Times New Roman"/>
+                <w:b/>
+                <w:sz w:val="28"/>
+                <w:szCs w:val="28"/>
+                <w:lang w:eastAsia="hu-HU"/>
+              </w:rPr>
+              <w:t>CartItems</w:t>
+            </w:r>
+            <w:proofErr w:type="spellEnd"/>
+            <w:r>
+              <w:rPr>
+                <w:rFonts w:ascii="Times New Roman" w:eastAsia="Times New Roman" w:hAnsi="Times New Roman" w:cs="Times New Roman"/>
+                <w:b/>
+                <w:sz w:val="28"/>
+                <w:szCs w:val="28"/>
+                <w:lang w:eastAsia="hu-HU"/>
+              </w:rPr>
+              <w:t xml:space="preserve"> tábla</w:t>
+            </w:r>
+          </w:p>
+        </w:tc>
+      </w:tr>
+      <w:tr>
+        <w:trPr>
+          <w:trHeight w:val="345"/>
+        </w:trPr>
+        <w:tc>
+          <w:tcPr>
+            <w:tcW w:w="3402" w:type="dxa"/>
+          </w:tcPr>
+          <w:p>
+            <w:pPr>
+              <w:spacing w:before="100" w:beforeAutospacing="1" w:after="100" w:afterAutospacing="1"/>
+              <w:rPr>
+                <w:rFonts w:ascii="Times New Roman" w:eastAsia="Times New Roman" w:hAnsi="Times New Roman" w:cs="Times New Roman"/>
+                <w:b/>
+                <w:sz w:val="32"/>
+                <w:szCs w:val="32"/>
+                <w:lang w:eastAsia="hu-HU"/>
+              </w:rPr>
+            </w:pPr>
+            <w:r>
+              <w:rPr>
+                <w:rFonts w:ascii="Times New Roman" w:eastAsia="Times New Roman" w:hAnsi="Times New Roman" w:cs="Times New Roman"/>
+                <w:b/>
+                <w:noProof/>
+                <w:sz w:val="32"/>
+                <w:szCs w:val="32"/>
+                <w:lang w:eastAsia="hu-HU"/>
+              </w:rPr>
+              <w:drawing>
+                <wp:inline distT="0" distB="0" distL="0" distR="0">
+                  <wp:extent cx="1647825" cy="2295525"/>
+                  <wp:effectExtent l="0" t="0" r="9525" b="9525"/>
+                  <wp:docPr id="2" name="Kép 2"/>
+                  <wp:cNvGraphicFramePr>
+                    <a:graphicFrameLocks xmlns:a="http://schemas.openxmlformats.org/drawingml/2006/main" noChangeAspect="1"/>
+                  </wp:cNvGraphicFramePr>
+                  <a:graphic xmlns:a="http://schemas.openxmlformats.org/drawingml/2006/main">
+                    <a:graphicData uri="http://schemas.openxmlformats.org/drawingml/2006/picture">
+                      <pic:pic xmlns:pic="http://schemas.openxmlformats.org/drawingml/2006/picture">
+                        <pic:nvPicPr>
+                          <pic:cNvPr id="0" name="Picture 13"/>
+                          <pic:cNvPicPr>
+                            <a:picLocks noChangeAspect="1" noChangeArrowheads="1"/>
+                          </pic:cNvPicPr>
+                        </pic:nvPicPr>
+                        <pic:blipFill>
+                          <a:blip r:embed="rId9">
+                            <a:extLst>
+                              <a:ext uri="{28A0092B-C50C-407E-A947-70E740481C1C}">
+                                <a14:useLocalDpi xmlns:a14="http://schemas.microsoft.com/office/drawing/2010/main" val="0"/>
+                              </a:ext>
+                            </a:extLst>
+                          </a:blip>
+                          <a:srcRect/>
+                          <a:stretch>
+                            <a:fillRect/>
+                          </a:stretch>
+                        </pic:blipFill>
+                        <pic:spPr bwMode="auto">
+                          <a:xfrm>
+                            <a:off x="0" y="0"/>
+                            <a:ext cx="1647825" cy="2295525"/>
+                          </a:xfrm>
+                          <a:prstGeom prst="rect">
+                            <a:avLst/>
+                          </a:prstGeom>
+                          <a:noFill/>
+                          <a:ln>
+                            <a:noFill/>
+                          </a:ln>
+                        </pic:spPr>
+                      </pic:pic>
+                    </a:graphicData>
+                  </a:graphic>
+                </wp:inline>
+              </w:drawing>
+            </w:r>
+          </w:p>
+        </w:tc>
+        <w:tc>
+          <w:tcPr>
+            <w:tcW w:w="4230" w:type="dxa"/>
+          </w:tcPr>
+          <w:p>
+            <w:pPr>
+              <w:spacing w:before="100" w:beforeAutospacing="1" w:after="100" w:afterAutospacing="1"/>
+              <w:rPr>
+                <w:rFonts w:ascii="Times New Roman" w:eastAsia="Times New Roman" w:hAnsi="Times New Roman" w:cs="Times New Roman"/>
+                <w:sz w:val="24"/>
+                <w:szCs w:val="24"/>
+                <w:lang w:eastAsia="hu-HU"/>
+              </w:rPr>
+            </w:pPr>
+            <w:r>
+              <w:rPr>
+                <w:rFonts w:ascii="Times New Roman" w:eastAsia="Times New Roman" w:hAnsi="Times New Roman" w:cs="Times New Roman"/>
+                <w:sz w:val="24"/>
+                <w:szCs w:val="24"/>
+                <w:lang w:eastAsia="hu-HU"/>
+              </w:rPr>
+              <w:t>Ez a tábla tárolja a kosárban lévő termékeket és a</w:t>
+            </w:r>
+            <w:r>
+              <w:rPr>
+                <w:rFonts w:ascii="Times New Roman" w:eastAsia="Times New Roman" w:hAnsi="Times New Roman" w:cs="Times New Roman"/>
+                <w:sz w:val="24"/>
+                <w:szCs w:val="24"/>
+                <w:lang w:eastAsia="hu-HU"/>
+              </w:rPr>
+              <w:t>zok mennyiségét.</w:t>
+            </w:r>
+          </w:p>
+          <w:p>
+            <w:pPr>
+              <w:rPr>
+                <w:rFonts w:ascii="Times New Roman" w:eastAsia="Times New Roman" w:hAnsi="Times New Roman" w:cs="Times New Roman"/>
+                <w:sz w:val="24"/>
+                <w:szCs w:val="24"/>
+                <w:lang w:eastAsia="hu-HU"/>
+              </w:rPr>
+            </w:pPr>
+            <w:r>
+              <w:rPr>
+                <w:rFonts w:ascii="Times New Roman" w:hAnsi="Times New Roman" w:cs="Times New Roman"/>
+                <w:sz w:val="24"/>
+                <w:szCs w:val="24"/>
+              </w:rPr>
+              <w:t xml:space="preserve">Az </w:t>
+            </w:r>
+            <w:proofErr w:type="spellStart"/>
+            <w:r>
+              <w:rPr>
+                <w:rFonts w:ascii="Times New Roman" w:hAnsi="Times New Roman" w:cs="Times New Roman"/>
+                <w:sz w:val="24"/>
+                <w:szCs w:val="24"/>
+              </w:rPr>
+              <w:t>id</w:t>
+            </w:r>
+            <w:proofErr w:type="spellEnd"/>
+            <w:r>
+              <w:rPr>
+                <w:rFonts w:ascii="Times New Roman" w:hAnsi="Times New Roman" w:cs="Times New Roman"/>
+                <w:sz w:val="24"/>
+                <w:szCs w:val="24"/>
+              </w:rPr>
+              <w:t xml:space="preserve"> a t</w:t>
+            </w:r>
+            <w:r>
+              <w:rPr>
+                <w:rFonts w:ascii="Times New Roman" w:hAnsi="Times New Roman" w:cs="Times New Roman"/>
+                <w:sz w:val="24"/>
+                <w:szCs w:val="24"/>
+              </w:rPr>
+              <w:t>á</w:t>
+            </w:r>
+            <w:r>
+              <w:rPr>
+                <w:rFonts w:ascii="Times New Roman" w:hAnsi="Times New Roman" w:cs="Times New Roman"/>
+                <w:sz w:val="24"/>
+                <w:szCs w:val="24"/>
+              </w:rPr>
+              <w:t xml:space="preserve">bla </w:t>
+            </w:r>
+            <w:proofErr w:type="spellStart"/>
+            <w:r>
+              <w:rPr>
+                <w:rFonts w:ascii="Times New Roman" w:hAnsi="Times New Roman" w:cs="Times New Roman"/>
+                <w:sz w:val="24"/>
+                <w:szCs w:val="24"/>
+              </w:rPr>
+              <w:t>primary</w:t>
+            </w:r>
+            <w:proofErr w:type="spellEnd"/>
+            <w:r>
+              <w:rPr>
+                <w:rFonts w:ascii="Times New Roman" w:hAnsi="Times New Roman" w:cs="Times New Roman"/>
+                <w:sz w:val="24"/>
+                <w:szCs w:val="24"/>
+              </w:rPr>
+              <w:t xml:space="preserve"> </w:t>
+            </w:r>
+            <w:proofErr w:type="spellStart"/>
+            <w:r>
+              <w:rPr>
+                <w:rFonts w:ascii="Times New Roman" w:hAnsi="Times New Roman" w:cs="Times New Roman"/>
+                <w:sz w:val="24"/>
+                <w:szCs w:val="24"/>
+              </w:rPr>
+              <w:t>key-e</w:t>
+            </w:r>
+            <w:proofErr w:type="spellEnd"/>
+            <w:r>
+              <w:rPr>
+                <w:rFonts w:ascii="Times New Roman" w:hAnsi="Times New Roman" w:cs="Times New Roman"/>
+                <w:sz w:val="24"/>
+                <w:szCs w:val="24"/>
+              </w:rPr>
+              <w:t>, ez egyedi azonos</w:t>
+            </w:r>
+            <w:r>
+              <w:rPr>
+                <w:rFonts w:ascii="Times New Roman" w:hAnsi="Times New Roman" w:cs="Times New Roman"/>
+                <w:sz w:val="24"/>
+                <w:szCs w:val="24"/>
+              </w:rPr>
+              <w:t>í</w:t>
+            </w:r>
+            <w:r>
+              <w:rPr>
+                <w:rFonts w:ascii="Times New Roman" w:hAnsi="Times New Roman" w:cs="Times New Roman"/>
+                <w:sz w:val="24"/>
+                <w:szCs w:val="24"/>
+              </w:rPr>
+              <w:t>t</w:t>
+            </w:r>
+            <w:r>
+              <w:rPr>
+                <w:rFonts w:ascii="Times New Roman" w:hAnsi="Times New Roman" w:cs="Times New Roman"/>
+                <w:sz w:val="24"/>
+                <w:szCs w:val="24"/>
+              </w:rPr>
+              <w:t>ó</w:t>
+            </w:r>
+            <w:r>
+              <w:rPr>
+                <w:rFonts w:ascii="Times New Roman" w:hAnsi="Times New Roman" w:cs="Times New Roman"/>
+                <w:sz w:val="24"/>
+                <w:szCs w:val="24"/>
+              </w:rPr>
+              <w:t xml:space="preserve"> minden </w:t>
+            </w:r>
+            <w:r>
+              <w:rPr>
+                <w:rFonts w:ascii="Times New Roman" w:hAnsi="Times New Roman" w:cs="Times New Roman"/>
+                <w:sz w:val="24"/>
+                <w:szCs w:val="24"/>
+              </w:rPr>
+              <w:t>kosárhoz</w:t>
+            </w:r>
+            <w:r>
+              <w:rPr>
+                <w:rFonts w:ascii="Times New Roman" w:hAnsi="Times New Roman" w:cs="Times New Roman"/>
+                <w:sz w:val="24"/>
+                <w:szCs w:val="24"/>
+              </w:rPr>
+              <w:t>.</w:t>
+            </w:r>
+            <w:r>
+              <w:rPr>
+                <w:rFonts w:ascii="Times New Roman" w:hAnsi="Times New Roman" w:cs="Times New Roman"/>
+                <w:sz w:val="24"/>
+                <w:szCs w:val="24"/>
+              </w:rPr>
+              <w:br/>
+              <w:t xml:space="preserve">A </w:t>
+            </w:r>
+            <w:proofErr w:type="spellStart"/>
+            <w:r>
+              <w:rPr>
+                <w:rFonts w:ascii="Times New Roman" w:hAnsi="Times New Roman" w:cs="Times New Roman"/>
+                <w:sz w:val="24"/>
+                <w:szCs w:val="24"/>
+              </w:rPr>
+              <w:t>cart_id</w:t>
+            </w:r>
+            <w:proofErr w:type="spellEnd"/>
+            <w:r>
+              <w:rPr>
+                <w:rFonts w:ascii="Times New Roman" w:hAnsi="Times New Roman" w:cs="Times New Roman"/>
+                <w:sz w:val="24"/>
+                <w:szCs w:val="24"/>
+              </w:rPr>
+              <w:t xml:space="preserve"> azt mutatja meg, hogy melyik kos</w:t>
+            </w:r>
+            <w:r>
+              <w:rPr>
+                <w:rFonts w:ascii="Times New Roman" w:hAnsi="Times New Roman" w:cs="Times New Roman"/>
+                <w:sz w:val="24"/>
+                <w:szCs w:val="24"/>
+              </w:rPr>
+              <w:t>á</w:t>
+            </w:r>
+            <w:r>
+              <w:rPr>
+                <w:rFonts w:ascii="Times New Roman" w:hAnsi="Times New Roman" w:cs="Times New Roman"/>
+                <w:sz w:val="24"/>
+                <w:szCs w:val="24"/>
+              </w:rPr>
+              <w:t>rhoz tartozik a term</w:t>
+            </w:r>
+            <w:r>
+              <w:rPr>
+                <w:rFonts w:ascii="Times New Roman" w:hAnsi="Times New Roman" w:cs="Times New Roman"/>
+                <w:sz w:val="24"/>
+                <w:szCs w:val="24"/>
+              </w:rPr>
+              <w:t>é</w:t>
+            </w:r>
+            <w:r>
+              <w:rPr>
+                <w:rFonts w:ascii="Times New Roman" w:hAnsi="Times New Roman" w:cs="Times New Roman"/>
+                <w:sz w:val="24"/>
+                <w:szCs w:val="24"/>
+              </w:rPr>
+              <w:t>k.</w:t>
+            </w:r>
+            <w:r>
+              <w:rPr>
+                <w:rFonts w:ascii="Times New Roman" w:hAnsi="Times New Roman" w:cs="Times New Roman"/>
+                <w:sz w:val="24"/>
+                <w:szCs w:val="24"/>
+              </w:rPr>
+              <w:br/>
+              <w:t>A</w:t>
+            </w:r>
+            <w:r>
+              <w:rPr>
+                <w:rFonts w:ascii="Times New Roman" w:hAnsi="Times New Roman" w:cs="Times New Roman"/>
+                <w:sz w:val="24"/>
+                <w:szCs w:val="24"/>
+              </w:rPr>
+              <w:t xml:space="preserve"> </w:t>
+            </w:r>
+            <w:proofErr w:type="spellStart"/>
+            <w:r>
+              <w:rPr>
+                <w:rFonts w:ascii="Times New Roman" w:hAnsi="Times New Roman" w:cs="Times New Roman"/>
+                <w:sz w:val="24"/>
+                <w:szCs w:val="24"/>
+              </w:rPr>
+              <w:t>term</w:t>
+            </w:r>
+            <w:r>
+              <w:rPr>
+                <w:rFonts w:ascii="Times New Roman" w:hAnsi="Times New Roman" w:cs="Times New Roman"/>
+                <w:sz w:val="24"/>
+                <w:szCs w:val="24"/>
+              </w:rPr>
+              <w:t>é</w:t>
+            </w:r>
+            <w:r>
+              <w:rPr>
+                <w:rFonts w:ascii="Times New Roman" w:hAnsi="Times New Roman" w:cs="Times New Roman"/>
+                <w:sz w:val="24"/>
+                <w:szCs w:val="24"/>
+              </w:rPr>
+              <w:t>k</w:t>
+            </w:r>
+            <w:r>
+              <w:rPr>
+                <w:rStyle w:val="HTML-kd"/>
+                <w:rFonts w:ascii="Times New Roman" w:eastAsiaTheme="minorHAnsi" w:hAnsi="Times New Roman" w:cs="Times New Roman"/>
+                <w:sz w:val="24"/>
+                <w:szCs w:val="24"/>
+              </w:rPr>
+              <w:t>_</w:t>
+            </w:r>
+            <w:r>
+              <w:rPr>
+                <w:rFonts w:ascii="Times New Roman" w:hAnsi="Times New Roman" w:cs="Times New Roman"/>
+                <w:sz w:val="24"/>
+                <w:szCs w:val="24"/>
+              </w:rPr>
+              <w:t>id</w:t>
+            </w:r>
+            <w:proofErr w:type="spellEnd"/>
+            <w:r>
+              <w:rPr>
+                <w:rFonts w:ascii="Times New Roman" w:hAnsi="Times New Roman" w:cs="Times New Roman"/>
+                <w:sz w:val="24"/>
+                <w:szCs w:val="24"/>
+              </w:rPr>
+              <w:t xml:space="preserve"> azt jelzi, hogy melyik term</w:t>
+            </w:r>
+            <w:r>
+              <w:rPr>
+                <w:rFonts w:ascii="Times New Roman" w:hAnsi="Times New Roman" w:cs="Times New Roman"/>
+                <w:sz w:val="24"/>
+                <w:szCs w:val="24"/>
+              </w:rPr>
+              <w:t>é</w:t>
+            </w:r>
+            <w:r>
+              <w:rPr>
+                <w:rFonts w:ascii="Times New Roman" w:hAnsi="Times New Roman" w:cs="Times New Roman"/>
+                <w:sz w:val="24"/>
+                <w:szCs w:val="24"/>
+              </w:rPr>
+              <w:t>k van a kos</w:t>
+            </w:r>
+            <w:r>
+              <w:rPr>
+                <w:rFonts w:ascii="Times New Roman" w:hAnsi="Times New Roman" w:cs="Times New Roman"/>
+                <w:sz w:val="24"/>
+                <w:szCs w:val="24"/>
+              </w:rPr>
+              <w:t>á</w:t>
+            </w:r>
+            <w:r>
+              <w:rPr>
+                <w:rFonts w:ascii="Times New Roman" w:hAnsi="Times New Roman" w:cs="Times New Roman"/>
+                <w:sz w:val="24"/>
+                <w:szCs w:val="24"/>
+              </w:rPr>
+              <w:t>rban.</w:t>
+            </w:r>
+            <w:r>
+              <w:rPr>
+                <w:rFonts w:ascii="Times New Roman" w:hAnsi="Times New Roman" w:cs="Times New Roman"/>
+                <w:sz w:val="24"/>
+                <w:szCs w:val="24"/>
+              </w:rPr>
+              <w:br/>
+              <w:t>A mennyis</w:t>
+            </w:r>
+            <w:r>
+              <w:rPr>
+                <w:rFonts w:ascii="Times New Roman" w:hAnsi="Times New Roman" w:cs="Times New Roman"/>
+                <w:sz w:val="24"/>
+                <w:szCs w:val="24"/>
+              </w:rPr>
+              <w:t>é</w:t>
+            </w:r>
+            <w:r>
+              <w:rPr>
+                <w:rFonts w:ascii="Times New Roman" w:hAnsi="Times New Roman" w:cs="Times New Roman"/>
+                <w:sz w:val="24"/>
+                <w:szCs w:val="24"/>
+              </w:rPr>
+              <w:t>g mez</w:t>
+            </w:r>
+            <w:r>
+              <w:rPr>
+                <w:rFonts w:ascii="Times New Roman" w:hAnsi="Times New Roman" w:cs="Times New Roman"/>
+                <w:sz w:val="24"/>
+                <w:szCs w:val="24"/>
+              </w:rPr>
+              <w:t>ő</w:t>
+            </w:r>
+            <w:r>
+              <w:rPr>
+                <w:rFonts w:ascii="Times New Roman" w:hAnsi="Times New Roman" w:cs="Times New Roman"/>
+                <w:sz w:val="24"/>
+                <w:szCs w:val="24"/>
+              </w:rPr>
+              <w:t>ben van t</w:t>
+            </w:r>
+            <w:r>
+              <w:rPr>
+                <w:rFonts w:ascii="Times New Roman" w:hAnsi="Times New Roman" w:cs="Times New Roman"/>
+                <w:sz w:val="24"/>
+                <w:szCs w:val="24"/>
+              </w:rPr>
+              <w:t>á</w:t>
+            </w:r>
+            <w:r>
+              <w:rPr>
+                <w:rFonts w:ascii="Times New Roman" w:hAnsi="Times New Roman" w:cs="Times New Roman"/>
+                <w:sz w:val="24"/>
+                <w:szCs w:val="24"/>
+              </w:rPr>
+              <w:t>rolva, hogy az adott term</w:t>
+            </w:r>
+            <w:r>
+              <w:rPr>
+                <w:rFonts w:ascii="Times New Roman" w:hAnsi="Times New Roman" w:cs="Times New Roman"/>
+                <w:sz w:val="24"/>
+                <w:szCs w:val="24"/>
+              </w:rPr>
+              <w:t>é</w:t>
+            </w:r>
+            <w:r>
+              <w:rPr>
+                <w:rFonts w:ascii="Times New Roman" w:hAnsi="Times New Roman" w:cs="Times New Roman"/>
+                <w:sz w:val="24"/>
+                <w:szCs w:val="24"/>
+              </w:rPr>
+              <w:t>kb</w:t>
+            </w:r>
+            <w:r>
+              <w:rPr>
+                <w:rFonts w:ascii="Times New Roman" w:hAnsi="Times New Roman" w:cs="Times New Roman"/>
+                <w:sz w:val="24"/>
+                <w:szCs w:val="24"/>
+              </w:rPr>
+              <w:t>ő</w:t>
+            </w:r>
+            <w:r>
+              <w:rPr>
+                <w:rFonts w:ascii="Times New Roman" w:hAnsi="Times New Roman" w:cs="Times New Roman"/>
+                <w:sz w:val="24"/>
+                <w:szCs w:val="24"/>
+              </w:rPr>
+              <w:t>l h</w:t>
+            </w:r>
+            <w:r>
+              <w:rPr>
+                <w:rFonts w:ascii="Times New Roman" w:hAnsi="Times New Roman" w:cs="Times New Roman"/>
+                <w:sz w:val="24"/>
+                <w:szCs w:val="24"/>
+              </w:rPr>
+              <w:t>á</w:t>
+            </w:r>
+            <w:r>
+              <w:rPr>
+                <w:rFonts w:ascii="Times New Roman" w:hAnsi="Times New Roman" w:cs="Times New Roman"/>
+                <w:sz w:val="24"/>
+                <w:szCs w:val="24"/>
+              </w:rPr>
+              <w:t>ny darab van a kos</w:t>
+            </w:r>
+            <w:r>
+              <w:rPr>
+                <w:rFonts w:ascii="Times New Roman" w:hAnsi="Times New Roman" w:cs="Times New Roman"/>
+                <w:sz w:val="24"/>
+                <w:szCs w:val="24"/>
+              </w:rPr>
+              <w:t>á</w:t>
+            </w:r>
+            <w:r>
+              <w:rPr>
+                <w:rFonts w:ascii="Times New Roman" w:hAnsi="Times New Roman" w:cs="Times New Roman"/>
+                <w:sz w:val="24"/>
+                <w:szCs w:val="24"/>
+              </w:rPr>
+              <w:t>rban.</w:t>
+            </w:r>
+          </w:p>
+        </w:tc>
+      </w:tr>
+    </w:tbl>
+    <w:p>
+      <w:pPr>
+        <w:rPr>
+          <w:rFonts w:ascii="Times New Roman" w:eastAsia="Times New Roman" w:hAnsi="Times New Roman" w:cs="Times New Roman"/>
+          <w:b/>
+          <w:sz w:val="32"/>
+          <w:szCs w:val="32"/>
+          <w:lang w:eastAsia="hu-HU"/>
+        </w:rPr>
+      </w:pPr>
+    </w:p>
+    <w:p>
+      <w:pPr>
+        <w:rPr>
+          <w:rFonts w:ascii="Times New Roman" w:eastAsia="Times New Roman" w:hAnsi="Times New Roman" w:cs="Times New Roman"/>
+          <w:b/>
+          <w:sz w:val="32"/>
+          <w:szCs w:val="32"/>
+          <w:lang w:eastAsia="hu-HU"/>
+        </w:rPr>
+      </w:pPr>
+      <w:r>
+        <w:rPr>
+          <w:rFonts w:ascii="Times New Roman" w:eastAsia="Times New Roman" w:hAnsi="Times New Roman" w:cs="Times New Roman"/>
+          <w:b/>
+          <w:sz w:val="32"/>
+          <w:szCs w:val="32"/>
+          <w:lang w:eastAsia="hu-HU"/>
+        </w:rPr>
+        <w:br w:type="page"/>
+      </w:r>
+    </w:p>
+    <w:tbl>
+      <w:tblPr>
+        <w:tblStyle w:val="Rcsostblzat"/>
+        <w:tblW w:w="0" w:type="auto"/>
+        <w:tblInd w:w="713" w:type="dxa"/>
+        <w:tblLook w:val="04A0" w:firstRow="1" w:lastRow="0" w:firstColumn="1" w:lastColumn="0" w:noHBand="0" w:noVBand="1"/>
+      </w:tblPr>
+      <w:tblGrid>
+        <w:gridCol w:w="3156"/>
+        <w:gridCol w:w="4493"/>
+      </w:tblGrid>
+      <w:tr>
+        <w:tc>
+          <w:tcPr>
+            <w:tcW w:w="7649" w:type="dxa"/>
+            <w:gridSpan w:val="2"/>
+          </w:tcPr>
+          <w:p>
+            <w:pPr>
+              <w:spacing w:before="100" w:beforeAutospacing="1" w:after="100" w:afterAutospacing="1"/>
+              <w:jc w:val="center"/>
+              <w:rPr>
+                <w:rFonts w:ascii="Times New Roman" w:eastAsia="Times New Roman" w:hAnsi="Times New Roman" w:cs="Times New Roman"/>
+                <w:b/>
+                <w:sz w:val="28"/>
+                <w:szCs w:val="28"/>
+                <w:lang w:eastAsia="hu-HU"/>
+              </w:rPr>
+            </w:pPr>
+            <w:r>
+              <w:rPr>
+                <w:rFonts w:ascii="Times New Roman" w:eastAsia="Times New Roman" w:hAnsi="Times New Roman" w:cs="Times New Roman"/>
+                <w:b/>
+                <w:sz w:val="28"/>
+                <w:szCs w:val="28"/>
+                <w:lang w:eastAsia="hu-HU"/>
+              </w:rPr>
+              <w:lastRenderedPageBreak/>
+              <w:t>Elérhetőség tábla</w:t>
+            </w:r>
+          </w:p>
+        </w:tc>
+      </w:tr>
+      <w:tr>
+        <w:tc>
+          <w:tcPr>
+            <w:tcW w:w="3156" w:type="dxa"/>
+          </w:tcPr>
+          <w:p>
+            <w:pPr>
+              <w:spacing w:before="100" w:beforeAutospacing="1" w:after="100" w:afterAutospacing="1"/>
+              <w:rPr>
+                <w:rFonts w:ascii="Times New Roman" w:eastAsia="Times New Roman" w:hAnsi="Times New Roman" w:cs="Times New Roman"/>
+                <w:b/>
+                <w:sz w:val="32"/>
+                <w:szCs w:val="32"/>
+                <w:lang w:eastAsia="hu-HU"/>
+              </w:rPr>
+            </w:pPr>
+            <w:r>
+              <w:rPr>
+                <w:rFonts w:ascii="Times New Roman" w:eastAsia="Times New Roman" w:hAnsi="Times New Roman" w:cs="Times New Roman"/>
+                <w:b/>
+                <w:noProof/>
+                <w:sz w:val="32"/>
+                <w:szCs w:val="32"/>
+                <w:lang w:eastAsia="hu-HU"/>
+              </w:rPr>
+              <w:drawing>
+                <wp:inline distT="0" distB="0" distL="0" distR="0">
+                  <wp:extent cx="1866900" cy="1419225"/>
+                  <wp:effectExtent l="0" t="0" r="0" b="9525"/>
+                  <wp:docPr id="6" name="Kép 6"/>
+                  <wp:cNvGraphicFramePr>
+                    <a:graphicFrameLocks xmlns:a="http://schemas.openxmlformats.org/drawingml/2006/main" noChangeAspect="1"/>
+                  </wp:cNvGraphicFramePr>
+                  <a:graphic xmlns:a="http://schemas.openxmlformats.org/drawingml/2006/main">
+                    <a:graphicData uri="http://schemas.openxmlformats.org/drawingml/2006/picture">
+                      <pic:pic xmlns:pic="http://schemas.openxmlformats.org/drawingml/2006/picture">
+                        <pic:nvPicPr>
+                          <pic:cNvPr id="0" name="Picture 17"/>
+                          <pic:cNvPicPr>
+                            <a:picLocks noChangeAspect="1" noChangeArrowheads="1"/>
+                          </pic:cNvPicPr>
+                        </pic:nvPicPr>
+                        <pic:blipFill>
+                          <a:blip r:embed="rId10">
+                            <a:extLst>
+                              <a:ext uri="{28A0092B-C50C-407E-A947-70E740481C1C}">
+                                <a14:useLocalDpi xmlns:a14="http://schemas.microsoft.com/office/drawing/2010/main" val="0"/>
+                              </a:ext>
+                            </a:extLst>
+                          </a:blip>
+                          <a:srcRect/>
+                          <a:stretch>
+                            <a:fillRect/>
+                          </a:stretch>
+                        </pic:blipFill>
+                        <pic:spPr bwMode="auto">
+                          <a:xfrm>
+                            <a:off x="0" y="0"/>
+                            <a:ext cx="1866900" cy="1419225"/>
+                          </a:xfrm>
+                          <a:prstGeom prst="rect">
+                            <a:avLst/>
+                          </a:prstGeom>
+                          <a:noFill/>
+                          <a:ln>
+                            <a:noFill/>
+                          </a:ln>
+                        </pic:spPr>
+                      </pic:pic>
+                    </a:graphicData>
+                  </a:graphic>
+                </wp:inline>
+              </w:drawing>
+            </w:r>
+          </w:p>
+        </w:tc>
+        <w:tc>
+          <w:tcPr>
+            <w:tcW w:w="4493" w:type="dxa"/>
+          </w:tcPr>
+          <w:p>
+            <w:pPr>
+              <w:spacing w:before="100" w:beforeAutospacing="1" w:after="100" w:afterAutospacing="1"/>
+              <w:rPr>
+                <w:rFonts w:ascii="Times New Roman" w:eastAsia="Times New Roman" w:hAnsi="Times New Roman" w:cs="Times New Roman"/>
+                <w:sz w:val="24"/>
+                <w:szCs w:val="24"/>
+                <w:lang w:eastAsia="hu-HU"/>
+              </w:rPr>
+            </w:pPr>
+            <w:r>
+              <w:rPr>
+                <w:rFonts w:ascii="Times New Roman" w:eastAsia="Times New Roman" w:hAnsi="Times New Roman" w:cs="Times New Roman"/>
+                <w:sz w:val="24"/>
+                <w:szCs w:val="24"/>
+                <w:lang w:eastAsia="hu-HU"/>
+              </w:rPr>
+              <w:t>Ez a tábla jelzi hogy milyen állapotban van a termék. Raktáron/Nincs raktáron.</w:t>
+            </w:r>
+          </w:p>
+          <w:p>
+            <w:pPr>
+              <w:spacing w:before="100" w:beforeAutospacing="1" w:after="100" w:afterAutospacing="1"/>
+              <w:rPr>
+                <w:rFonts w:ascii="Times New Roman" w:eastAsia="Times New Roman" w:hAnsi="Times New Roman" w:cs="Times New Roman"/>
+                <w:sz w:val="24"/>
+                <w:szCs w:val="24"/>
+                <w:lang w:eastAsia="hu-HU"/>
+              </w:rPr>
+            </w:pPr>
+            <w:r>
+              <w:rPr>
+                <w:rFonts w:ascii="Times New Roman" w:eastAsia="Times New Roman" w:hAnsi="Times New Roman" w:cs="Times New Roman"/>
+                <w:sz w:val="24"/>
+                <w:szCs w:val="24"/>
+                <w:lang w:eastAsia="hu-HU"/>
+              </w:rPr>
+              <w:t xml:space="preserve">Az </w:t>
+            </w:r>
+            <w:proofErr w:type="spellStart"/>
+            <w:r>
+              <w:rPr>
+                <w:rFonts w:ascii="Times New Roman" w:eastAsia="Times New Roman" w:hAnsi="Times New Roman" w:cs="Times New Roman"/>
+                <w:sz w:val="24"/>
+                <w:szCs w:val="24"/>
+                <w:lang w:eastAsia="hu-HU"/>
+              </w:rPr>
+              <w:t>id</w:t>
+            </w:r>
+            <w:proofErr w:type="spellEnd"/>
+            <w:r>
+              <w:rPr>
+                <w:rFonts w:ascii="Times New Roman" w:eastAsia="Times New Roman" w:hAnsi="Times New Roman" w:cs="Times New Roman"/>
+                <w:sz w:val="24"/>
+                <w:szCs w:val="24"/>
+                <w:lang w:eastAsia="hu-HU"/>
+              </w:rPr>
+              <w:t xml:space="preserve"> a </w:t>
+            </w:r>
+            <w:proofErr w:type="spellStart"/>
+            <w:r>
+              <w:rPr>
+                <w:rFonts w:ascii="Times New Roman" w:eastAsia="Times New Roman" w:hAnsi="Times New Roman" w:cs="Times New Roman"/>
+                <w:sz w:val="24"/>
+                <w:szCs w:val="24"/>
+                <w:lang w:eastAsia="hu-HU"/>
+              </w:rPr>
+              <w:t>primary</w:t>
+            </w:r>
+            <w:proofErr w:type="spellEnd"/>
+            <w:r>
+              <w:rPr>
+                <w:rFonts w:ascii="Times New Roman" w:eastAsia="Times New Roman" w:hAnsi="Times New Roman" w:cs="Times New Roman"/>
+                <w:sz w:val="24"/>
+                <w:szCs w:val="24"/>
+                <w:lang w:eastAsia="hu-HU"/>
+              </w:rPr>
+              <w:t xml:space="preserve"> </w:t>
+            </w:r>
+            <w:proofErr w:type="spellStart"/>
+            <w:r>
+              <w:rPr>
+                <w:rFonts w:ascii="Times New Roman" w:eastAsia="Times New Roman" w:hAnsi="Times New Roman" w:cs="Times New Roman"/>
+                <w:sz w:val="24"/>
+                <w:szCs w:val="24"/>
+                <w:lang w:eastAsia="hu-HU"/>
+              </w:rPr>
+              <w:t>key</w:t>
+            </w:r>
+            <w:proofErr w:type="spellEnd"/>
+            <w:r>
+              <w:rPr>
+                <w:rFonts w:ascii="Times New Roman" w:eastAsia="Times New Roman" w:hAnsi="Times New Roman" w:cs="Times New Roman"/>
+                <w:sz w:val="24"/>
+                <w:szCs w:val="24"/>
+                <w:lang w:eastAsia="hu-HU"/>
+              </w:rPr>
+              <w:t>, ez egyedi azonos</w:t>
+            </w:r>
+            <w:r>
+              <w:rPr>
+                <w:rFonts w:ascii="Times New Roman" w:eastAsia="Times New Roman" w:hAnsi="Times New Roman" w:cs="Times New Roman"/>
+                <w:sz w:val="24"/>
+                <w:szCs w:val="24"/>
+                <w:lang w:eastAsia="hu-HU"/>
+              </w:rPr>
+              <w:t>í</w:t>
+            </w:r>
+            <w:r>
+              <w:rPr>
+                <w:rFonts w:ascii="Times New Roman" w:eastAsia="Times New Roman" w:hAnsi="Times New Roman" w:cs="Times New Roman"/>
+                <w:sz w:val="24"/>
+                <w:szCs w:val="24"/>
+                <w:lang w:eastAsia="hu-HU"/>
+              </w:rPr>
+              <w:t>t</w:t>
+            </w:r>
+            <w:r>
+              <w:rPr>
+                <w:rFonts w:ascii="Times New Roman" w:eastAsia="Times New Roman" w:hAnsi="Times New Roman" w:cs="Times New Roman"/>
+                <w:sz w:val="24"/>
+                <w:szCs w:val="24"/>
+                <w:lang w:eastAsia="hu-HU"/>
+              </w:rPr>
+              <w:t>ó</w:t>
+            </w:r>
+            <w:r>
+              <w:rPr>
+                <w:rFonts w:ascii="Times New Roman" w:eastAsia="Times New Roman" w:hAnsi="Times New Roman" w:cs="Times New Roman"/>
+                <w:sz w:val="24"/>
+                <w:szCs w:val="24"/>
+                <w:lang w:eastAsia="hu-HU"/>
+              </w:rPr>
+              <w:t xml:space="preserve"> minden sorhoz.</w:t>
+            </w:r>
+            <w:r>
+              <w:rPr>
+                <w:rFonts w:ascii="Times New Roman" w:eastAsia="Times New Roman" w:hAnsi="Times New Roman" w:cs="Times New Roman"/>
+                <w:sz w:val="24"/>
+                <w:szCs w:val="24"/>
+                <w:lang w:eastAsia="hu-HU"/>
+              </w:rPr>
+              <w:br/>
+              <w:t>A st</w:t>
+            </w:r>
+            <w:r>
+              <w:rPr>
+                <w:rFonts w:ascii="Times New Roman" w:eastAsia="Times New Roman" w:hAnsi="Times New Roman" w:cs="Times New Roman"/>
+                <w:sz w:val="24"/>
+                <w:szCs w:val="24"/>
+                <w:lang w:eastAsia="hu-HU"/>
+              </w:rPr>
+              <w:t>á</w:t>
+            </w:r>
+            <w:r>
+              <w:rPr>
+                <w:rFonts w:ascii="Times New Roman" w:eastAsia="Times New Roman" w:hAnsi="Times New Roman" w:cs="Times New Roman"/>
+                <w:sz w:val="24"/>
+                <w:szCs w:val="24"/>
+                <w:lang w:eastAsia="hu-HU"/>
+              </w:rPr>
+              <w:t>tusz mez</w:t>
+            </w:r>
+            <w:r>
+              <w:rPr>
+                <w:rFonts w:ascii="Times New Roman" w:eastAsia="Times New Roman" w:hAnsi="Times New Roman" w:cs="Times New Roman"/>
+                <w:sz w:val="24"/>
+                <w:szCs w:val="24"/>
+                <w:lang w:eastAsia="hu-HU"/>
+              </w:rPr>
+              <w:t>ő</w:t>
+            </w:r>
+            <w:r>
+              <w:rPr>
+                <w:rFonts w:ascii="Times New Roman" w:eastAsia="Times New Roman" w:hAnsi="Times New Roman" w:cs="Times New Roman"/>
+                <w:sz w:val="24"/>
+                <w:szCs w:val="24"/>
+                <w:lang w:eastAsia="hu-HU"/>
+              </w:rPr>
+              <w:t>ben van t</w:t>
+            </w:r>
+            <w:r>
+              <w:rPr>
+                <w:rFonts w:ascii="Times New Roman" w:eastAsia="Times New Roman" w:hAnsi="Times New Roman" w:cs="Times New Roman"/>
+                <w:sz w:val="24"/>
+                <w:szCs w:val="24"/>
+                <w:lang w:eastAsia="hu-HU"/>
+              </w:rPr>
+              <w:t>á</w:t>
+            </w:r>
+            <w:r>
+              <w:rPr>
+                <w:rFonts w:ascii="Times New Roman" w:eastAsia="Times New Roman" w:hAnsi="Times New Roman" w:cs="Times New Roman"/>
+                <w:sz w:val="24"/>
+                <w:szCs w:val="24"/>
+                <w:lang w:eastAsia="hu-HU"/>
+              </w:rPr>
+              <w:t>rolva az adott el</w:t>
+            </w:r>
+            <w:r>
+              <w:rPr>
+                <w:rFonts w:ascii="Times New Roman" w:eastAsia="Times New Roman" w:hAnsi="Times New Roman" w:cs="Times New Roman"/>
+                <w:sz w:val="24"/>
+                <w:szCs w:val="24"/>
+                <w:lang w:eastAsia="hu-HU"/>
+              </w:rPr>
+              <w:t>é</w:t>
+            </w:r>
+            <w:r>
+              <w:rPr>
+                <w:rFonts w:ascii="Times New Roman" w:eastAsia="Times New Roman" w:hAnsi="Times New Roman" w:cs="Times New Roman"/>
+                <w:sz w:val="24"/>
+                <w:szCs w:val="24"/>
+                <w:lang w:eastAsia="hu-HU"/>
+              </w:rPr>
+              <w:t>rhet</w:t>
+            </w:r>
+            <w:r>
+              <w:rPr>
+                <w:rFonts w:ascii="Times New Roman" w:eastAsia="Times New Roman" w:hAnsi="Times New Roman" w:cs="Times New Roman"/>
+                <w:sz w:val="24"/>
+                <w:szCs w:val="24"/>
+                <w:lang w:eastAsia="hu-HU"/>
+              </w:rPr>
+              <w:t>ő</w:t>
+            </w:r>
+            <w:r>
+              <w:rPr>
+                <w:rFonts w:ascii="Times New Roman" w:eastAsia="Times New Roman" w:hAnsi="Times New Roman" w:cs="Times New Roman"/>
+                <w:sz w:val="24"/>
+                <w:szCs w:val="24"/>
+                <w:lang w:eastAsia="hu-HU"/>
+              </w:rPr>
+              <w:t>s</w:t>
+            </w:r>
+            <w:r>
+              <w:rPr>
+                <w:rFonts w:ascii="Times New Roman" w:eastAsia="Times New Roman" w:hAnsi="Times New Roman" w:cs="Times New Roman"/>
+                <w:sz w:val="24"/>
+                <w:szCs w:val="24"/>
+                <w:lang w:eastAsia="hu-HU"/>
+              </w:rPr>
+              <w:t>é</w:t>
+            </w:r>
+            <w:r>
+              <w:rPr>
+                <w:rFonts w:ascii="Times New Roman" w:eastAsia="Times New Roman" w:hAnsi="Times New Roman" w:cs="Times New Roman"/>
+                <w:sz w:val="24"/>
+                <w:szCs w:val="24"/>
+                <w:lang w:eastAsia="hu-HU"/>
+              </w:rPr>
+              <w:t xml:space="preserve">gi </w:t>
+            </w:r>
+            <w:r>
+              <w:rPr>
+                <w:rFonts w:ascii="Times New Roman" w:eastAsia="Times New Roman" w:hAnsi="Times New Roman" w:cs="Times New Roman"/>
+                <w:sz w:val="24"/>
+                <w:szCs w:val="24"/>
+                <w:lang w:eastAsia="hu-HU"/>
+              </w:rPr>
+              <w:t>á</w:t>
+            </w:r>
+            <w:r>
+              <w:rPr>
+                <w:rFonts w:ascii="Times New Roman" w:eastAsia="Times New Roman" w:hAnsi="Times New Roman" w:cs="Times New Roman"/>
+                <w:sz w:val="24"/>
+                <w:szCs w:val="24"/>
+                <w:lang w:eastAsia="hu-HU"/>
+              </w:rPr>
+              <w:t>llapot sz</w:t>
+            </w:r>
+            <w:r>
+              <w:rPr>
+                <w:rFonts w:ascii="Times New Roman" w:eastAsia="Times New Roman" w:hAnsi="Times New Roman" w:cs="Times New Roman"/>
+                <w:sz w:val="24"/>
+                <w:szCs w:val="24"/>
+                <w:lang w:eastAsia="hu-HU"/>
+              </w:rPr>
+              <w:t>ö</w:t>
+            </w:r>
+            <w:r>
+              <w:rPr>
+                <w:rFonts w:ascii="Times New Roman" w:eastAsia="Times New Roman" w:hAnsi="Times New Roman" w:cs="Times New Roman"/>
+                <w:sz w:val="24"/>
+                <w:szCs w:val="24"/>
+                <w:lang w:eastAsia="hu-HU"/>
+              </w:rPr>
+              <w:t>veges form</w:t>
+            </w:r>
+            <w:r>
+              <w:rPr>
+                <w:rFonts w:ascii="Times New Roman" w:eastAsia="Times New Roman" w:hAnsi="Times New Roman" w:cs="Times New Roman"/>
+                <w:sz w:val="24"/>
+                <w:szCs w:val="24"/>
+                <w:lang w:eastAsia="hu-HU"/>
+              </w:rPr>
+              <w:t>á</w:t>
+            </w:r>
+            <w:r>
+              <w:rPr>
+                <w:rFonts w:ascii="Times New Roman" w:eastAsia="Times New Roman" w:hAnsi="Times New Roman" w:cs="Times New Roman"/>
+                <w:sz w:val="24"/>
+                <w:szCs w:val="24"/>
+                <w:lang w:eastAsia="hu-HU"/>
+              </w:rPr>
+              <w:t>ban.</w:t>
+            </w:r>
+          </w:p>
+          <w:p>
+            <w:pPr>
+              <w:spacing w:before="100" w:beforeAutospacing="1" w:after="100" w:afterAutospacing="1"/>
+              <w:rPr>
+                <w:rFonts w:ascii="Times New Roman" w:eastAsia="Times New Roman" w:hAnsi="Times New Roman" w:cs="Times New Roman"/>
+                <w:sz w:val="24"/>
+                <w:szCs w:val="24"/>
+                <w:lang w:eastAsia="hu-HU"/>
+              </w:rPr>
+            </w:pPr>
+            <w:r>
+              <w:rPr>
+                <w:rFonts w:ascii="Times New Roman" w:eastAsia="Times New Roman" w:hAnsi="Times New Roman" w:cs="Times New Roman"/>
+                <w:sz w:val="24"/>
+                <w:szCs w:val="24"/>
+                <w:lang w:eastAsia="hu-HU"/>
+              </w:rPr>
+              <w:t>A st</w:t>
+            </w:r>
+            <w:r>
+              <w:rPr>
+                <w:rFonts w:ascii="Times New Roman" w:eastAsia="Times New Roman" w:hAnsi="Times New Roman" w:cs="Times New Roman"/>
+                <w:sz w:val="24"/>
+                <w:szCs w:val="24"/>
+                <w:lang w:eastAsia="hu-HU"/>
+              </w:rPr>
+              <w:t>á</w:t>
+            </w:r>
+            <w:r>
+              <w:rPr>
+                <w:rFonts w:ascii="Times New Roman" w:eastAsia="Times New Roman" w:hAnsi="Times New Roman" w:cs="Times New Roman"/>
+                <w:sz w:val="24"/>
+                <w:szCs w:val="24"/>
+                <w:lang w:eastAsia="hu-HU"/>
+              </w:rPr>
+              <w:t>tusz mez</w:t>
+            </w:r>
+            <w:r>
+              <w:rPr>
+                <w:rFonts w:ascii="Times New Roman" w:eastAsia="Times New Roman" w:hAnsi="Times New Roman" w:cs="Times New Roman"/>
+                <w:sz w:val="24"/>
+                <w:szCs w:val="24"/>
+                <w:lang w:eastAsia="hu-HU"/>
+              </w:rPr>
+              <w:t>ő</w:t>
+            </w:r>
+            <w:r>
+              <w:rPr>
+                <w:rFonts w:ascii="Times New Roman" w:eastAsia="Times New Roman" w:hAnsi="Times New Roman" w:cs="Times New Roman"/>
+                <w:sz w:val="24"/>
+                <w:szCs w:val="24"/>
+                <w:lang w:eastAsia="hu-HU"/>
+              </w:rPr>
+              <w:t>n index van, ami gyorsabb keres</w:t>
+            </w:r>
+            <w:r>
+              <w:rPr>
+                <w:rFonts w:ascii="Times New Roman" w:eastAsia="Times New Roman" w:hAnsi="Times New Roman" w:cs="Times New Roman"/>
+                <w:sz w:val="24"/>
+                <w:szCs w:val="24"/>
+                <w:lang w:eastAsia="hu-HU"/>
+              </w:rPr>
+              <w:t>é</w:t>
+            </w:r>
+            <w:r>
+              <w:rPr>
+                <w:rFonts w:ascii="Times New Roman" w:eastAsia="Times New Roman" w:hAnsi="Times New Roman" w:cs="Times New Roman"/>
+                <w:sz w:val="24"/>
+                <w:szCs w:val="24"/>
+                <w:lang w:eastAsia="hu-HU"/>
+              </w:rPr>
+              <w:t>st tesz lehet</w:t>
+            </w:r>
+            <w:r>
+              <w:rPr>
+                <w:rFonts w:ascii="Times New Roman" w:eastAsia="Times New Roman" w:hAnsi="Times New Roman" w:cs="Times New Roman"/>
+                <w:sz w:val="24"/>
+                <w:szCs w:val="24"/>
+                <w:lang w:eastAsia="hu-HU"/>
+              </w:rPr>
+              <w:t>ő</w:t>
+            </w:r>
+            <w:r>
+              <w:rPr>
+                <w:rFonts w:ascii="Times New Roman" w:eastAsia="Times New Roman" w:hAnsi="Times New Roman" w:cs="Times New Roman"/>
+                <w:sz w:val="24"/>
+                <w:szCs w:val="24"/>
+                <w:lang w:eastAsia="hu-HU"/>
+              </w:rPr>
+              <w:t>v</w:t>
+            </w:r>
+            <w:r>
+              <w:rPr>
+                <w:rFonts w:ascii="Times New Roman" w:eastAsia="Times New Roman" w:hAnsi="Times New Roman" w:cs="Times New Roman"/>
+                <w:sz w:val="24"/>
+                <w:szCs w:val="24"/>
+                <w:lang w:eastAsia="hu-HU"/>
+              </w:rPr>
+              <w:t>é</w:t>
+            </w:r>
+            <w:r>
+              <w:rPr>
+                <w:rFonts w:ascii="Times New Roman" w:eastAsia="Times New Roman" w:hAnsi="Times New Roman" w:cs="Times New Roman"/>
+                <w:sz w:val="24"/>
+                <w:szCs w:val="24"/>
+                <w:lang w:eastAsia="hu-HU"/>
+              </w:rPr>
+              <w:t>.</w:t>
+            </w:r>
+          </w:p>
+          <w:p>
+            <w:pPr>
+              <w:spacing w:before="100" w:beforeAutospacing="1" w:after="100" w:afterAutospacing="1"/>
+              <w:rPr>
+                <w:rFonts w:ascii="Times New Roman" w:eastAsia="Times New Roman" w:hAnsi="Times New Roman" w:cs="Times New Roman"/>
+                <w:sz w:val="24"/>
+                <w:szCs w:val="24"/>
+                <w:lang w:eastAsia="hu-HU"/>
+              </w:rPr>
+            </w:pPr>
+          </w:p>
+        </w:tc>
+      </w:tr>
+    </w:tbl>
+    <w:p>
+      <w:pPr>
+        <w:spacing w:before="100" w:beforeAutospacing="1" w:after="100" w:afterAutospacing="1" w:line="240" w:lineRule="auto"/>
+        <w:rPr>
+          <w:rFonts w:ascii="Times New Roman" w:eastAsia="Times New Roman" w:hAnsi="Times New Roman" w:cs="Times New Roman"/>
+          <w:sz w:val="24"/>
+          <w:szCs w:val="24"/>
+          <w:lang w:eastAsia="hu-HU"/>
+        </w:rPr>
+      </w:pPr>
+    </w:p>
+    <w:tbl>
+      <w:tblPr>
+        <w:tblStyle w:val="Rcsostblzat"/>
+        <w:tblW w:w="0" w:type="auto"/>
+        <w:tblInd w:w="704" w:type="dxa"/>
+        <w:tblLook w:val="04A0" w:firstRow="1" w:lastRow="0" w:firstColumn="1" w:lastColumn="0" w:noHBand="0" w:noVBand="1"/>
+      </w:tblPr>
+      <w:tblGrid>
+        <w:gridCol w:w="3496"/>
+        <w:gridCol w:w="4200"/>
+      </w:tblGrid>
+      <w:tr>
+        <w:trPr>
+          <w:trHeight w:val="298"/>
+        </w:trPr>
+        <w:tc>
+          <w:tcPr>
+            <w:tcW w:w="7696" w:type="dxa"/>
+            <w:gridSpan w:val="2"/>
+          </w:tcPr>
+          <w:p>
+            <w:pPr>
+              <w:spacing w:before="100" w:beforeAutospacing="1" w:after="100" w:afterAutospacing="1"/>
+              <w:jc w:val="center"/>
+              <w:rPr>
+                <w:rFonts w:ascii="Times New Roman" w:eastAsia="Times New Roman" w:hAnsi="Times New Roman" w:cs="Times New Roman"/>
+                <w:b/>
+                <w:sz w:val="28"/>
+                <w:szCs w:val="28"/>
+                <w:lang w:eastAsia="hu-HU"/>
+              </w:rPr>
+            </w:pPr>
+            <w:r>
+              <w:rPr>
+                <w:rFonts w:ascii="Times New Roman" w:eastAsia="Times New Roman" w:hAnsi="Times New Roman" w:cs="Times New Roman"/>
+                <w:b/>
+                <w:sz w:val="28"/>
+                <w:szCs w:val="28"/>
+                <w:lang w:eastAsia="hu-HU"/>
+              </w:rPr>
+              <w:t>Márka tábla</w:t>
+            </w:r>
+          </w:p>
+        </w:tc>
+      </w:tr>
+      <w:tr>
+        <w:trPr>
+          <w:trHeight w:val="298"/>
+        </w:trPr>
+        <w:tc>
+          <w:tcPr>
+            <w:tcW w:w="3496" w:type="dxa"/>
+          </w:tcPr>
+          <w:p>
+            <w:pPr>
+              <w:spacing w:before="100" w:beforeAutospacing="1" w:after="100" w:afterAutospacing="1"/>
+              <w:rPr>
+                <w:rFonts w:ascii="Times New Roman" w:eastAsia="Times New Roman" w:hAnsi="Times New Roman" w:cs="Times New Roman"/>
+                <w:sz w:val="24"/>
+                <w:szCs w:val="24"/>
+                <w:lang w:eastAsia="hu-HU"/>
+              </w:rPr>
+            </w:pPr>
+            <w:r>
+              <w:rPr>
+                <w:rFonts w:ascii="Times New Roman" w:eastAsia="Times New Roman" w:hAnsi="Times New Roman" w:cs="Times New Roman"/>
+                <w:noProof/>
+                <w:sz w:val="24"/>
+                <w:szCs w:val="24"/>
+                <w:lang w:eastAsia="hu-HU"/>
+              </w:rPr>
+              <w:drawing>
+                <wp:inline distT="0" distB="0" distL="0" distR="0">
+                  <wp:extent cx="1962150" cy="1438275"/>
+                  <wp:effectExtent l="0" t="0" r="0" b="9525"/>
+                  <wp:docPr id="4" name="Kép 4"/>
+                  <wp:cNvGraphicFramePr>
+                    <a:graphicFrameLocks xmlns:a="http://schemas.openxmlformats.org/drawingml/2006/main" noChangeAspect="1"/>
+                  </wp:cNvGraphicFramePr>
+                  <a:graphic xmlns:a="http://schemas.openxmlformats.org/drawingml/2006/main">
+                    <a:graphicData uri="http://schemas.openxmlformats.org/drawingml/2006/picture">
+                      <pic:pic xmlns:pic="http://schemas.openxmlformats.org/drawingml/2006/picture">
+                        <pic:nvPicPr>
+                          <pic:cNvPr id="0" name="Picture 14"/>
+                          <pic:cNvPicPr>
+                            <a:picLocks noChangeAspect="1" noChangeArrowheads="1"/>
+                          </pic:cNvPicPr>
+                        </pic:nvPicPr>
+                        <pic:blipFill>
+                          <a:blip r:embed="rId11">
+                            <a:extLst>
+                              <a:ext uri="{28A0092B-C50C-407E-A947-70E740481C1C}">
+                                <a14:useLocalDpi xmlns:a14="http://schemas.microsoft.com/office/drawing/2010/main" val="0"/>
+                              </a:ext>
+                            </a:extLst>
+                          </a:blip>
+                          <a:srcRect/>
+                          <a:stretch>
+                            <a:fillRect/>
+                          </a:stretch>
+                        </pic:blipFill>
+                        <pic:spPr bwMode="auto">
+                          <a:xfrm>
+                            <a:off x="0" y="0"/>
+                            <a:ext cx="1962150" cy="1438275"/>
+                          </a:xfrm>
+                          <a:prstGeom prst="rect">
+                            <a:avLst/>
+                          </a:prstGeom>
+                          <a:noFill/>
+                          <a:ln>
+                            <a:noFill/>
+                          </a:ln>
+                        </pic:spPr>
+                      </pic:pic>
+                    </a:graphicData>
+                  </a:graphic>
+                </wp:inline>
+              </w:drawing>
+            </w:r>
+          </w:p>
+        </w:tc>
+        <w:tc>
+          <w:tcPr>
+            <w:tcW w:w="4200" w:type="dxa"/>
+          </w:tcPr>
+          <w:p>
+            <w:pPr>
+              <w:spacing w:before="100" w:beforeAutospacing="1" w:after="100" w:afterAutospacing="1"/>
+              <w:rPr>
+                <w:rFonts w:ascii="Times New Roman" w:eastAsia="Times New Roman" w:hAnsi="Times New Roman" w:cs="Times New Roman"/>
+                <w:sz w:val="24"/>
+                <w:szCs w:val="24"/>
+                <w:lang w:eastAsia="hu-HU"/>
+              </w:rPr>
+            </w:pPr>
+            <w:r>
+              <w:rPr>
+                <w:rFonts w:ascii="Times New Roman" w:eastAsia="Times New Roman" w:hAnsi="Times New Roman" w:cs="Times New Roman"/>
+                <w:sz w:val="24"/>
+                <w:szCs w:val="24"/>
+                <w:lang w:eastAsia="hu-HU"/>
+              </w:rPr>
+              <w:t>Ez a tábla tárolja a termékek márkáit.</w:t>
+            </w:r>
+          </w:p>
+          <w:p>
+            <w:pPr>
+              <w:spacing w:before="100" w:beforeAutospacing="1" w:after="100" w:afterAutospacing="1"/>
+              <w:rPr>
+                <w:rFonts w:ascii="Times New Roman" w:eastAsia="Times New Roman" w:hAnsi="Times New Roman" w:cs="Times New Roman"/>
+                <w:sz w:val="24"/>
+                <w:szCs w:val="24"/>
+                <w:lang w:eastAsia="hu-HU"/>
+              </w:rPr>
+            </w:pPr>
+            <w:r>
+              <w:rPr>
+                <w:rFonts w:ascii="Times New Roman" w:eastAsia="Times New Roman" w:hAnsi="Times New Roman" w:cs="Times New Roman"/>
+                <w:sz w:val="24"/>
+                <w:szCs w:val="24"/>
+                <w:lang w:eastAsia="hu-HU"/>
+              </w:rPr>
+              <w:t xml:space="preserve">Az </w:t>
+            </w:r>
+            <w:proofErr w:type="spellStart"/>
+            <w:r>
+              <w:rPr>
+                <w:rFonts w:ascii="Times New Roman" w:eastAsia="Times New Roman" w:hAnsi="Times New Roman" w:cs="Times New Roman"/>
+                <w:sz w:val="24"/>
+                <w:szCs w:val="24"/>
+                <w:lang w:eastAsia="hu-HU"/>
+              </w:rPr>
+              <w:t>id</w:t>
+            </w:r>
+            <w:proofErr w:type="spellEnd"/>
+            <w:r>
+              <w:rPr>
+                <w:rFonts w:ascii="Times New Roman" w:eastAsia="Times New Roman" w:hAnsi="Times New Roman" w:cs="Times New Roman"/>
+                <w:sz w:val="24"/>
+                <w:szCs w:val="24"/>
+                <w:lang w:eastAsia="hu-HU"/>
+              </w:rPr>
+              <w:t xml:space="preserve"> mező egyedi azonosító minden sorhoz, ez a tábla </w:t>
+            </w:r>
+            <w:proofErr w:type="spellStart"/>
+            <w:r>
+              <w:rPr>
+                <w:rFonts w:ascii="Times New Roman" w:eastAsia="Times New Roman" w:hAnsi="Times New Roman" w:cs="Times New Roman"/>
+                <w:sz w:val="24"/>
+                <w:szCs w:val="24"/>
+                <w:lang w:eastAsia="hu-HU"/>
+              </w:rPr>
+              <w:t>primary</w:t>
+            </w:r>
+            <w:proofErr w:type="spellEnd"/>
+            <w:r>
+              <w:rPr>
+                <w:rFonts w:ascii="Times New Roman" w:eastAsia="Times New Roman" w:hAnsi="Times New Roman" w:cs="Times New Roman"/>
+                <w:sz w:val="24"/>
+                <w:szCs w:val="24"/>
+                <w:lang w:eastAsia="hu-HU"/>
+              </w:rPr>
+              <w:t xml:space="preserve"> </w:t>
+            </w:r>
+            <w:proofErr w:type="spellStart"/>
+            <w:r>
+              <w:rPr>
+                <w:rFonts w:ascii="Times New Roman" w:eastAsia="Times New Roman" w:hAnsi="Times New Roman" w:cs="Times New Roman"/>
+                <w:sz w:val="24"/>
+                <w:szCs w:val="24"/>
+                <w:lang w:eastAsia="hu-HU"/>
+              </w:rPr>
+              <w:t>key-e</w:t>
+            </w:r>
+            <w:proofErr w:type="spellEnd"/>
+            <w:r>
+              <w:rPr>
+                <w:rFonts w:ascii="Times New Roman" w:eastAsia="Times New Roman" w:hAnsi="Times New Roman" w:cs="Times New Roman"/>
+                <w:sz w:val="24"/>
+                <w:szCs w:val="24"/>
+                <w:lang w:eastAsia="hu-HU"/>
+              </w:rPr>
+              <w:t>.</w:t>
+            </w:r>
+            <w:r>
+              <w:rPr>
+                <w:rFonts w:ascii="Times New Roman" w:eastAsia="Times New Roman" w:hAnsi="Times New Roman" w:cs="Times New Roman"/>
+                <w:sz w:val="24"/>
+                <w:szCs w:val="24"/>
+                <w:lang w:eastAsia="hu-HU"/>
+              </w:rPr>
+              <w:br/>
+              <w:t xml:space="preserve">A </w:t>
+            </w:r>
+            <w:proofErr w:type="spellStart"/>
+            <w:r>
+              <w:rPr>
+                <w:rFonts w:ascii="Times New Roman" w:eastAsia="Times New Roman" w:hAnsi="Times New Roman" w:cs="Times New Roman"/>
+                <w:sz w:val="24"/>
+                <w:szCs w:val="24"/>
+                <w:lang w:eastAsia="hu-HU"/>
+              </w:rPr>
+              <w:t>markanev</w:t>
+            </w:r>
+            <w:proofErr w:type="spellEnd"/>
+            <w:r>
+              <w:rPr>
+                <w:rFonts w:ascii="Times New Roman" w:eastAsia="Times New Roman" w:hAnsi="Times New Roman" w:cs="Times New Roman"/>
+                <w:sz w:val="24"/>
+                <w:szCs w:val="24"/>
+                <w:lang w:eastAsia="hu-HU"/>
+              </w:rPr>
+              <w:t xml:space="preserve"> mezőben van eltárolva a márka neve.</w:t>
+            </w:r>
+          </w:p>
+          <w:p>
+            <w:pPr>
+              <w:spacing w:before="100" w:beforeAutospacing="1" w:after="100" w:afterAutospacing="1"/>
+              <w:rPr>
+                <w:rFonts w:ascii="Times New Roman" w:eastAsia="Times New Roman" w:hAnsi="Times New Roman" w:cs="Times New Roman"/>
+                <w:sz w:val="24"/>
+                <w:szCs w:val="24"/>
+                <w:lang w:eastAsia="hu-HU"/>
+              </w:rPr>
+            </w:pPr>
+            <w:r>
+              <w:rPr>
+                <w:rFonts w:ascii="Times New Roman" w:eastAsia="Times New Roman" w:hAnsi="Times New Roman" w:cs="Times New Roman"/>
+                <w:sz w:val="24"/>
+                <w:szCs w:val="24"/>
+                <w:lang w:eastAsia="hu-HU"/>
+              </w:rPr>
+              <w:t xml:space="preserve">A </w:t>
+            </w:r>
+            <w:proofErr w:type="spellStart"/>
+            <w:r>
+              <w:rPr>
+                <w:rFonts w:ascii="Times New Roman" w:eastAsia="Times New Roman" w:hAnsi="Times New Roman" w:cs="Times New Roman"/>
+                <w:sz w:val="24"/>
+                <w:szCs w:val="24"/>
+                <w:lang w:eastAsia="hu-HU"/>
+              </w:rPr>
+              <w:t>markanev</w:t>
+            </w:r>
+            <w:proofErr w:type="spellEnd"/>
+            <w:r>
+              <w:rPr>
+                <w:rFonts w:ascii="Times New Roman" w:eastAsia="Times New Roman" w:hAnsi="Times New Roman" w:cs="Times New Roman"/>
+                <w:sz w:val="24"/>
+                <w:szCs w:val="24"/>
+                <w:lang w:eastAsia="hu-HU"/>
+              </w:rPr>
+              <w:t xml:space="preserve"> mezőn index van, ami segít abban, hogy gyorsabban lehessen keresni a márkák között.</w:t>
+            </w:r>
+          </w:p>
+          <w:p>
+            <w:pPr>
+              <w:spacing w:before="100" w:beforeAutospacing="1" w:after="100" w:afterAutospacing="1"/>
+              <w:rPr>
+                <w:rFonts w:ascii="Times New Roman" w:eastAsia="Times New Roman" w:hAnsi="Times New Roman" w:cs="Times New Roman"/>
+                <w:sz w:val="24"/>
+                <w:szCs w:val="24"/>
+                <w:lang w:eastAsia="hu-HU"/>
+              </w:rPr>
+            </w:pPr>
+          </w:p>
+        </w:tc>
+      </w:tr>
+    </w:tbl>
+    <w:p>
+      <w:pPr>
+        <w:spacing w:before="100" w:beforeAutospacing="1" w:after="100" w:afterAutospacing="1" w:line="240" w:lineRule="auto"/>
+        <w:rPr>
+          <w:rFonts w:ascii="Times New Roman" w:eastAsia="Times New Roman" w:hAnsi="Times New Roman" w:cs="Times New Roman"/>
+          <w:b/>
+          <w:sz w:val="32"/>
+          <w:szCs w:val="32"/>
+          <w:lang w:eastAsia="hu-HU"/>
+        </w:rPr>
+      </w:pPr>
+    </w:p>
+    <w:tbl>
+      <w:tblPr>
+        <w:tblStyle w:val="Rcsostblzat"/>
+        <w:tblW w:w="0" w:type="auto"/>
+        <w:tblInd w:w="704" w:type="dxa"/>
+        <w:tblLook w:val="04A0" w:firstRow="1" w:lastRow="0" w:firstColumn="1" w:lastColumn="0" w:noHBand="0" w:noVBand="1"/>
+      </w:tblPr>
+      <w:tblGrid>
+        <w:gridCol w:w="3827"/>
+        <w:gridCol w:w="3828"/>
+      </w:tblGrid>
+      <w:tr>
+        <w:tc>
+          <w:tcPr>
+            <w:tcW w:w="7655" w:type="dxa"/>
+            <w:gridSpan w:val="2"/>
+          </w:tcPr>
+          <w:p>
+            <w:pPr>
+              <w:spacing w:before="100" w:beforeAutospacing="1" w:after="100" w:afterAutospacing="1"/>
+              <w:jc w:val="center"/>
+              <w:rPr>
+                <w:rFonts w:ascii="Times New Roman" w:eastAsia="Times New Roman" w:hAnsi="Times New Roman" w:cs="Times New Roman"/>
+                <w:b/>
+                <w:sz w:val="28"/>
+                <w:szCs w:val="28"/>
+                <w:lang w:eastAsia="hu-HU"/>
+              </w:rPr>
+            </w:pPr>
+            <w:r>
+              <w:rPr>
+                <w:rFonts w:ascii="Times New Roman" w:eastAsia="Times New Roman" w:hAnsi="Times New Roman" w:cs="Times New Roman"/>
+                <w:b/>
+                <w:sz w:val="28"/>
+                <w:szCs w:val="28"/>
+                <w:lang w:eastAsia="hu-HU"/>
+              </w:rPr>
+              <w:t>Méret tábla</w:t>
+            </w:r>
+          </w:p>
+        </w:tc>
+      </w:tr>
+      <w:tr>
+        <w:tc>
+          <w:tcPr>
+            <w:tcW w:w="3827" w:type="dxa"/>
+          </w:tcPr>
+          <w:p>
+            <w:pPr>
+              <w:spacing w:before="100" w:beforeAutospacing="1" w:after="100" w:afterAutospacing="1"/>
+              <w:rPr>
+                <w:rFonts w:ascii="Times New Roman" w:eastAsia="Times New Roman" w:hAnsi="Times New Roman" w:cs="Times New Roman"/>
+                <w:b/>
+                <w:sz w:val="32"/>
+                <w:szCs w:val="32"/>
+                <w:lang w:eastAsia="hu-HU"/>
+              </w:rPr>
+            </w:pPr>
+            <w:r>
+              <w:rPr>
+                <w:rFonts w:ascii="Times New Roman" w:eastAsia="Times New Roman" w:hAnsi="Times New Roman" w:cs="Times New Roman"/>
+                <w:b/>
+                <w:noProof/>
+                <w:sz w:val="32"/>
+                <w:szCs w:val="32"/>
+                <w:lang w:eastAsia="hu-HU"/>
+              </w:rPr>
+              <w:drawing>
+                <wp:inline distT="0" distB="0" distL="0" distR="0">
+                  <wp:extent cx="1781175" cy="1381125"/>
+                  <wp:effectExtent l="0" t="0" r="9525" b="9525"/>
+                  <wp:docPr id="5" name="Kép 5"/>
+                  <wp:cNvGraphicFramePr>
+                    <a:graphicFrameLocks xmlns:a="http://schemas.openxmlformats.org/drawingml/2006/main" noChangeAspect="1"/>
+                  </wp:cNvGraphicFramePr>
+                  <a:graphic xmlns:a="http://schemas.openxmlformats.org/drawingml/2006/main">
+                    <a:graphicData uri="http://schemas.openxmlformats.org/drawingml/2006/picture">
+                      <pic:pic xmlns:pic="http://schemas.openxmlformats.org/drawingml/2006/picture">
+                        <pic:nvPicPr>
+                          <pic:cNvPr id="0" name="Picture 15"/>
+                          <pic:cNvPicPr>
+                            <a:picLocks noChangeAspect="1" noChangeArrowheads="1"/>
+                          </pic:cNvPicPr>
+                        </pic:nvPicPr>
+                        <pic:blipFill>
+                          <a:blip r:embed="rId12">
+                            <a:extLst>
+                              <a:ext uri="{28A0092B-C50C-407E-A947-70E740481C1C}">
+                                <a14:useLocalDpi xmlns:a14="http://schemas.microsoft.com/office/drawing/2010/main" val="0"/>
+                              </a:ext>
+                            </a:extLst>
+                          </a:blip>
+                          <a:srcRect/>
+                          <a:stretch>
+                            <a:fillRect/>
+                          </a:stretch>
+                        </pic:blipFill>
+                        <pic:spPr bwMode="auto">
+                          <a:xfrm>
+                            <a:off x="0" y="0"/>
+                            <a:ext cx="1781175" cy="1381125"/>
+                          </a:xfrm>
+                          <a:prstGeom prst="rect">
+                            <a:avLst/>
+                          </a:prstGeom>
+                          <a:noFill/>
+                          <a:ln>
+                            <a:noFill/>
+                          </a:ln>
+                        </pic:spPr>
+                      </pic:pic>
+                    </a:graphicData>
+                  </a:graphic>
+                </wp:inline>
+              </w:drawing>
+            </w:r>
+          </w:p>
+        </w:tc>
+        <w:tc>
+          <w:tcPr>
+            <w:tcW w:w="3828" w:type="dxa"/>
+          </w:tcPr>
+          <w:p>
+            <w:pPr>
+              <w:spacing w:before="100" w:beforeAutospacing="1" w:after="100" w:afterAutospacing="1"/>
+              <w:rPr>
+                <w:rFonts w:ascii="Times New Roman" w:eastAsia="Times New Roman" w:hAnsi="Times New Roman" w:cs="Times New Roman"/>
+                <w:sz w:val="24"/>
+                <w:szCs w:val="24"/>
+                <w:lang w:eastAsia="hu-HU"/>
+              </w:rPr>
+            </w:pPr>
+            <w:r>
+              <w:rPr>
+                <w:rFonts w:ascii="Times New Roman" w:eastAsia="Times New Roman" w:hAnsi="Times New Roman" w:cs="Times New Roman"/>
+                <w:sz w:val="24"/>
+                <w:szCs w:val="24"/>
+                <w:lang w:eastAsia="hu-HU"/>
+              </w:rPr>
+              <w:t>Ez a tábla tárolja a termékek méreteit.</w:t>
+            </w:r>
+            <w:r>
+              <w:rPr>
+                <w:rFonts w:ascii="Times New Roman" w:eastAsia="Times New Roman" w:hAnsi="Times New Roman" w:cs="Times New Roman"/>
+                <w:sz w:val="24"/>
+                <w:szCs w:val="24"/>
+                <w:lang w:eastAsia="hu-HU"/>
+              </w:rPr>
+              <w:br/>
+              <w:t xml:space="preserve">Az </w:t>
+            </w:r>
+            <w:proofErr w:type="spellStart"/>
+            <w:r>
+              <w:rPr>
+                <w:rFonts w:ascii="Times New Roman" w:eastAsia="Times New Roman" w:hAnsi="Times New Roman" w:cs="Times New Roman"/>
+                <w:sz w:val="24"/>
+                <w:szCs w:val="24"/>
+                <w:lang w:eastAsia="hu-HU"/>
+              </w:rPr>
+              <w:t>id</w:t>
+            </w:r>
+            <w:proofErr w:type="spellEnd"/>
+            <w:r>
+              <w:rPr>
+                <w:rFonts w:ascii="Times New Roman" w:eastAsia="Times New Roman" w:hAnsi="Times New Roman" w:cs="Times New Roman"/>
+                <w:sz w:val="24"/>
+                <w:szCs w:val="24"/>
+                <w:lang w:eastAsia="hu-HU"/>
+              </w:rPr>
+              <w:t xml:space="preserve"> mező egyedi azonosító minden sorhoz, ez a tábla </w:t>
+            </w:r>
+            <w:proofErr w:type="spellStart"/>
+            <w:r>
+              <w:rPr>
+                <w:rFonts w:ascii="Times New Roman" w:eastAsia="Times New Roman" w:hAnsi="Times New Roman" w:cs="Times New Roman"/>
+                <w:sz w:val="24"/>
+                <w:szCs w:val="24"/>
+                <w:lang w:eastAsia="hu-HU"/>
+              </w:rPr>
+              <w:t>primary</w:t>
+            </w:r>
+            <w:proofErr w:type="spellEnd"/>
+            <w:r>
+              <w:rPr>
+                <w:rFonts w:ascii="Times New Roman" w:eastAsia="Times New Roman" w:hAnsi="Times New Roman" w:cs="Times New Roman"/>
+                <w:sz w:val="24"/>
+                <w:szCs w:val="24"/>
+                <w:lang w:eastAsia="hu-HU"/>
+              </w:rPr>
+              <w:t xml:space="preserve"> </w:t>
+            </w:r>
+            <w:proofErr w:type="spellStart"/>
+            <w:r>
+              <w:rPr>
+                <w:rFonts w:ascii="Times New Roman" w:eastAsia="Times New Roman" w:hAnsi="Times New Roman" w:cs="Times New Roman"/>
+                <w:sz w:val="24"/>
+                <w:szCs w:val="24"/>
+                <w:lang w:eastAsia="hu-HU"/>
+              </w:rPr>
+              <w:t>key-e</w:t>
+            </w:r>
+            <w:proofErr w:type="spellEnd"/>
+            <w:r>
+              <w:rPr>
+                <w:rFonts w:ascii="Times New Roman" w:eastAsia="Times New Roman" w:hAnsi="Times New Roman" w:cs="Times New Roman"/>
+                <w:sz w:val="24"/>
+                <w:szCs w:val="24"/>
+                <w:lang w:eastAsia="hu-HU"/>
+              </w:rPr>
+              <w:t>.</w:t>
+            </w:r>
+            <w:r>
+              <w:rPr>
+                <w:rFonts w:ascii="Times New Roman" w:eastAsia="Times New Roman" w:hAnsi="Times New Roman" w:cs="Times New Roman"/>
+                <w:sz w:val="24"/>
+                <w:szCs w:val="24"/>
+                <w:lang w:eastAsia="hu-HU"/>
+              </w:rPr>
+              <w:br/>
+              <w:t xml:space="preserve">A </w:t>
+            </w:r>
+            <w:proofErr w:type="spellStart"/>
+            <w:r>
+              <w:rPr>
+                <w:rFonts w:ascii="Times New Roman" w:eastAsia="Times New Roman" w:hAnsi="Times New Roman" w:cs="Times New Roman"/>
+                <w:sz w:val="24"/>
+                <w:szCs w:val="24"/>
+                <w:lang w:eastAsia="hu-HU"/>
+              </w:rPr>
+              <w:t>meret</w:t>
+            </w:r>
+            <w:proofErr w:type="spellEnd"/>
+            <w:r>
+              <w:rPr>
+                <w:rFonts w:ascii="Times New Roman" w:eastAsia="Times New Roman" w:hAnsi="Times New Roman" w:cs="Times New Roman"/>
+                <w:sz w:val="24"/>
+                <w:szCs w:val="24"/>
+                <w:lang w:eastAsia="hu-HU"/>
+              </w:rPr>
+              <w:t xml:space="preserve"> mezőben van eltárolva a méret megnevezése.</w:t>
+            </w:r>
+          </w:p>
+          <w:p>
+            <w:pPr>
+              <w:spacing w:before="100" w:beforeAutospacing="1" w:after="100" w:afterAutospacing="1"/>
+              <w:rPr>
+                <w:rFonts w:ascii="Times New Roman" w:eastAsia="Times New Roman" w:hAnsi="Times New Roman" w:cs="Times New Roman"/>
+                <w:sz w:val="24"/>
+                <w:szCs w:val="24"/>
+                <w:lang w:eastAsia="hu-HU"/>
+              </w:rPr>
+            </w:pPr>
+            <w:r>
+              <w:rPr>
+                <w:rFonts w:ascii="Times New Roman" w:eastAsia="Times New Roman" w:hAnsi="Times New Roman" w:cs="Times New Roman"/>
+                <w:sz w:val="24"/>
+                <w:szCs w:val="24"/>
+                <w:lang w:eastAsia="hu-HU"/>
+              </w:rPr>
+              <w:t xml:space="preserve">A </w:t>
+            </w:r>
+            <w:proofErr w:type="spellStart"/>
+            <w:r>
+              <w:rPr>
+                <w:rFonts w:ascii="Times New Roman" w:eastAsia="Times New Roman" w:hAnsi="Times New Roman" w:cs="Times New Roman"/>
+                <w:sz w:val="24"/>
+                <w:szCs w:val="24"/>
+                <w:lang w:eastAsia="hu-HU"/>
+              </w:rPr>
+              <w:t>meret</w:t>
+            </w:r>
+            <w:proofErr w:type="spellEnd"/>
+            <w:r>
+              <w:rPr>
+                <w:rFonts w:ascii="Times New Roman" w:eastAsia="Times New Roman" w:hAnsi="Times New Roman" w:cs="Times New Roman"/>
+                <w:sz w:val="24"/>
+                <w:szCs w:val="24"/>
+                <w:lang w:eastAsia="hu-HU"/>
+              </w:rPr>
+              <w:t xml:space="preserve"> mezőn index van, ami segít a gyorsabb keresésben.</w:t>
+            </w:r>
+          </w:p>
+          <w:p>
+            <w:pPr>
+              <w:spacing w:before="100" w:beforeAutospacing="1" w:after="100" w:afterAutospacing="1"/>
+              <w:rPr>
+                <w:rFonts w:ascii="Times New Roman" w:eastAsia="Times New Roman" w:hAnsi="Times New Roman" w:cs="Times New Roman"/>
+                <w:b/>
+                <w:sz w:val="32"/>
+                <w:szCs w:val="32"/>
+                <w:lang w:eastAsia="hu-HU"/>
+              </w:rPr>
+            </w:pPr>
+          </w:p>
+        </w:tc>
+      </w:tr>
+    </w:tbl>
+    <w:p>
+      <w:pPr>
+        <w:spacing w:before="100" w:beforeAutospacing="1" w:after="100" w:afterAutospacing="1" w:line="240" w:lineRule="auto"/>
+        <w:rPr>
+          <w:rFonts w:ascii="Times New Roman" w:eastAsia="Times New Roman" w:hAnsi="Times New Roman" w:cs="Times New Roman"/>
+          <w:sz w:val="24"/>
+          <w:szCs w:val="24"/>
+          <w:lang w:eastAsia="hu-HU"/>
+        </w:rPr>
+      </w:pPr>
+    </w:p>
+    <w:p>
+      <w:pPr>
+        <w:rPr>
+          <w:rFonts w:ascii="Times New Roman" w:eastAsia="Times New Roman" w:hAnsi="Times New Roman" w:cs="Times New Roman"/>
+          <w:sz w:val="24"/>
+          <w:szCs w:val="24"/>
+          <w:lang w:eastAsia="hu-HU"/>
+        </w:rPr>
+      </w:pPr>
+      <w:r>
+        <w:rPr>
+          <w:rFonts w:ascii="Times New Roman" w:eastAsia="Times New Roman" w:hAnsi="Times New Roman" w:cs="Times New Roman"/>
+          <w:sz w:val="24"/>
+          <w:szCs w:val="24"/>
+          <w:lang w:eastAsia="hu-HU"/>
+        </w:rPr>
+        <w:br w:type="page"/>
+      </w:r>
+    </w:p>
+    <w:p>
+      <w:pPr>
+        <w:spacing w:before="100" w:beforeAutospacing="1" w:after="100" w:afterAutospacing="1" w:line="240" w:lineRule="auto"/>
+        <w:rPr>
+          <w:rFonts w:ascii="Times New Roman" w:eastAsia="Times New Roman" w:hAnsi="Times New Roman" w:cs="Times New Roman"/>
+          <w:sz w:val="24"/>
+          <w:szCs w:val="24"/>
+          <w:lang w:eastAsia="hu-HU"/>
+        </w:rPr>
+      </w:pPr>
+    </w:p>
+    <w:tbl>
+      <w:tblPr>
+        <w:tblStyle w:val="Rcsostblzat"/>
+        <w:tblW w:w="0" w:type="auto"/>
+        <w:tblInd w:w="562" w:type="dxa"/>
+        <w:tblLook w:val="04A0" w:firstRow="1" w:lastRow="0" w:firstColumn="1" w:lastColumn="0" w:noHBand="0" w:noVBand="1"/>
+      </w:tblPr>
+      <w:tblGrid>
+        <w:gridCol w:w="3969"/>
+        <w:gridCol w:w="3828"/>
+      </w:tblGrid>
+      <w:tr>
+        <w:tc>
+          <w:tcPr>
+            <w:tcW w:w="7797" w:type="dxa"/>
+            <w:gridSpan w:val="2"/>
+          </w:tcPr>
+          <w:p>
+            <w:pPr>
+              <w:spacing w:before="100" w:beforeAutospacing="1" w:after="100" w:afterAutospacing="1"/>
+              <w:jc w:val="center"/>
+              <w:rPr>
+                <w:rFonts w:ascii="Times New Roman" w:eastAsia="Times New Roman" w:hAnsi="Times New Roman" w:cs="Times New Roman"/>
+                <w:b/>
+                <w:sz w:val="28"/>
+                <w:szCs w:val="28"/>
+                <w:lang w:eastAsia="hu-HU"/>
+              </w:rPr>
+            </w:pPr>
+            <w:proofErr w:type="spellStart"/>
+            <w:r>
+              <w:rPr>
+                <w:rFonts w:ascii="Times New Roman" w:eastAsia="Times New Roman" w:hAnsi="Times New Roman" w:cs="Times New Roman"/>
+                <w:b/>
+                <w:sz w:val="28"/>
+                <w:szCs w:val="28"/>
+                <w:lang w:eastAsia="hu-HU"/>
+              </w:rPr>
+              <w:t>Order</w:t>
+            </w:r>
+            <w:r>
+              <w:rPr>
+                <w:rFonts w:ascii="Times New Roman" w:eastAsia="Times New Roman" w:hAnsi="Times New Roman" w:cs="Times New Roman"/>
+                <w:b/>
+                <w:sz w:val="28"/>
+                <w:szCs w:val="28"/>
+                <w:lang w:eastAsia="hu-HU"/>
+              </w:rPr>
+              <w:t>I</w:t>
+            </w:r>
+            <w:r>
+              <w:rPr>
+                <w:rFonts w:ascii="Times New Roman" w:eastAsia="Times New Roman" w:hAnsi="Times New Roman" w:cs="Times New Roman"/>
+                <w:b/>
+                <w:sz w:val="28"/>
+                <w:szCs w:val="28"/>
+                <w:lang w:eastAsia="hu-HU"/>
+              </w:rPr>
+              <w:t>tems</w:t>
+            </w:r>
+            <w:proofErr w:type="spellEnd"/>
+            <w:r>
+              <w:rPr>
+                <w:rFonts w:ascii="Times New Roman" w:eastAsia="Times New Roman" w:hAnsi="Times New Roman" w:cs="Times New Roman"/>
+                <w:b/>
+                <w:sz w:val="28"/>
+                <w:szCs w:val="28"/>
+                <w:lang w:eastAsia="hu-HU"/>
+              </w:rPr>
+              <w:t xml:space="preserve"> tábla</w:t>
+            </w:r>
+          </w:p>
+        </w:tc>
+      </w:tr>
+      <w:tr>
+        <w:tc>
+          <w:tcPr>
+            <w:tcW w:w="3969" w:type="dxa"/>
+          </w:tcPr>
+          <w:p>
+            <w:pPr>
+              <w:spacing w:before="100" w:beforeAutospacing="1" w:after="100" w:afterAutospacing="1"/>
+              <w:rPr>
+                <w:rFonts w:ascii="Times New Roman" w:eastAsia="Times New Roman" w:hAnsi="Times New Roman" w:cs="Times New Roman"/>
+                <w:sz w:val="24"/>
+                <w:szCs w:val="24"/>
+                <w:lang w:eastAsia="hu-HU"/>
+              </w:rPr>
+            </w:pPr>
+            <w:r>
+              <w:rPr>
+                <w:rFonts w:ascii="Times New Roman" w:eastAsia="Times New Roman" w:hAnsi="Times New Roman" w:cs="Times New Roman"/>
+                <w:noProof/>
+                <w:sz w:val="24"/>
+                <w:szCs w:val="24"/>
+                <w:lang w:eastAsia="hu-HU"/>
+              </w:rPr>
+              <w:drawing>
+                <wp:inline distT="0" distB="0" distL="0" distR="0">
+                  <wp:extent cx="2047875" cy="2305050"/>
+                  <wp:effectExtent l="0" t="0" r="9525" b="0"/>
+                  <wp:docPr id="7" name="Kép 7"/>
+                  <wp:cNvGraphicFramePr>
+                    <a:graphicFrameLocks xmlns:a="http://schemas.openxmlformats.org/drawingml/2006/main" noChangeAspect="1"/>
+                  </wp:cNvGraphicFramePr>
+                  <a:graphic xmlns:a="http://schemas.openxmlformats.org/drawingml/2006/main">
+                    <a:graphicData uri="http://schemas.openxmlformats.org/drawingml/2006/picture">
+                      <pic:pic xmlns:pic="http://schemas.openxmlformats.org/drawingml/2006/picture">
+                        <pic:nvPicPr>
+                          <pic:cNvPr id="0" name="Picture 16"/>
+                          <pic:cNvPicPr>
+                            <a:picLocks noChangeAspect="1" noChangeArrowheads="1"/>
+                          </pic:cNvPicPr>
+                        </pic:nvPicPr>
+                        <pic:blipFill>
+                          <a:blip r:embed="rId13">
+                            <a:extLst>
+                              <a:ext uri="{28A0092B-C50C-407E-A947-70E740481C1C}">
+                                <a14:useLocalDpi xmlns:a14="http://schemas.microsoft.com/office/drawing/2010/main" val="0"/>
+                              </a:ext>
+                            </a:extLst>
+                          </a:blip>
+                          <a:srcRect/>
+                          <a:stretch>
+                            <a:fillRect/>
+                          </a:stretch>
+                        </pic:blipFill>
+                        <pic:spPr bwMode="auto">
+                          <a:xfrm>
+                            <a:off x="0" y="0"/>
+                            <a:ext cx="2047875" cy="2305050"/>
+                          </a:xfrm>
+                          <a:prstGeom prst="rect">
+                            <a:avLst/>
+                          </a:prstGeom>
+                          <a:noFill/>
+                          <a:ln>
+                            <a:noFill/>
+                          </a:ln>
+                        </pic:spPr>
+                      </pic:pic>
+                    </a:graphicData>
+                  </a:graphic>
+                </wp:inline>
+              </w:drawing>
+            </w:r>
+          </w:p>
+        </w:tc>
+        <w:tc>
+          <w:tcPr>
+            <w:tcW w:w="3828" w:type="dxa"/>
+          </w:tcPr>
+          <w:p>
+            <w:pPr>
+              <w:spacing w:before="100" w:beforeAutospacing="1" w:after="100" w:afterAutospacing="1"/>
+              <w:rPr>
+                <w:rFonts w:ascii="Times New Roman" w:eastAsia="Times New Roman" w:hAnsi="Times New Roman" w:cs="Times New Roman"/>
+                <w:sz w:val="24"/>
+                <w:szCs w:val="24"/>
+                <w:lang w:eastAsia="hu-HU"/>
+              </w:rPr>
+            </w:pPr>
+            <w:r>
+              <w:rPr>
+                <w:rFonts w:ascii="Times New Roman" w:eastAsia="Times New Roman" w:hAnsi="Times New Roman" w:cs="Times New Roman"/>
+                <w:sz w:val="24"/>
+                <w:szCs w:val="24"/>
+                <w:lang w:eastAsia="hu-HU"/>
+              </w:rPr>
+              <w:t>Ez a tábla tárolja a rendeléshez tartozó termékeket.</w:t>
+            </w:r>
+          </w:p>
+          <w:p>
+            <w:pPr>
+              <w:spacing w:before="100" w:beforeAutospacing="1" w:after="100" w:afterAutospacing="1"/>
+              <w:rPr>
+                <w:rFonts w:ascii="Times New Roman" w:eastAsia="Times New Roman" w:hAnsi="Times New Roman" w:cs="Times New Roman"/>
+                <w:sz w:val="24"/>
+                <w:szCs w:val="24"/>
+                <w:lang w:eastAsia="hu-HU"/>
+              </w:rPr>
+            </w:pPr>
+            <w:r>
+              <w:rPr>
+                <w:rFonts w:ascii="Times New Roman" w:eastAsia="Times New Roman" w:hAnsi="Times New Roman" w:cs="Times New Roman"/>
+                <w:sz w:val="24"/>
+                <w:szCs w:val="24"/>
+                <w:lang w:eastAsia="hu-HU"/>
+              </w:rPr>
+              <w:t xml:space="preserve">Az </w:t>
+            </w:r>
+            <w:proofErr w:type="spellStart"/>
+            <w:r>
+              <w:rPr>
+                <w:rFonts w:ascii="Times New Roman" w:eastAsia="Times New Roman" w:hAnsi="Times New Roman" w:cs="Times New Roman"/>
+                <w:sz w:val="24"/>
+                <w:szCs w:val="24"/>
+                <w:lang w:eastAsia="hu-HU"/>
+              </w:rPr>
+              <w:t>id</w:t>
+            </w:r>
+            <w:proofErr w:type="spellEnd"/>
+            <w:r>
+              <w:rPr>
+                <w:rFonts w:ascii="Times New Roman" w:eastAsia="Times New Roman" w:hAnsi="Times New Roman" w:cs="Times New Roman"/>
+                <w:sz w:val="24"/>
+                <w:szCs w:val="24"/>
+                <w:lang w:eastAsia="hu-HU"/>
+              </w:rPr>
+              <w:t xml:space="preserve"> mező egyedi azonosító, ez a tábla </w:t>
+            </w:r>
+            <w:proofErr w:type="spellStart"/>
+            <w:r>
+              <w:rPr>
+                <w:rFonts w:ascii="Times New Roman" w:eastAsia="Times New Roman" w:hAnsi="Times New Roman" w:cs="Times New Roman"/>
+                <w:sz w:val="24"/>
+                <w:szCs w:val="24"/>
+                <w:lang w:eastAsia="hu-HU"/>
+              </w:rPr>
+              <w:t>primary</w:t>
+            </w:r>
+            <w:proofErr w:type="spellEnd"/>
+            <w:r>
+              <w:rPr>
+                <w:rFonts w:ascii="Times New Roman" w:eastAsia="Times New Roman" w:hAnsi="Times New Roman" w:cs="Times New Roman"/>
+                <w:sz w:val="24"/>
+                <w:szCs w:val="24"/>
+                <w:lang w:eastAsia="hu-HU"/>
+              </w:rPr>
+              <w:t xml:space="preserve"> </w:t>
+            </w:r>
+            <w:proofErr w:type="spellStart"/>
+            <w:r>
+              <w:rPr>
+                <w:rFonts w:ascii="Times New Roman" w:eastAsia="Times New Roman" w:hAnsi="Times New Roman" w:cs="Times New Roman"/>
+                <w:sz w:val="24"/>
+                <w:szCs w:val="24"/>
+                <w:lang w:eastAsia="hu-HU"/>
+              </w:rPr>
+              <w:t>key-e</w:t>
+            </w:r>
+            <w:proofErr w:type="spellEnd"/>
+            <w:r>
+              <w:rPr>
+                <w:rFonts w:ascii="Times New Roman" w:eastAsia="Times New Roman" w:hAnsi="Times New Roman" w:cs="Times New Roman"/>
+                <w:sz w:val="24"/>
+                <w:szCs w:val="24"/>
+                <w:lang w:eastAsia="hu-HU"/>
+              </w:rPr>
+              <w:t>.</w:t>
+            </w:r>
+            <w:r>
+              <w:rPr>
+                <w:rFonts w:ascii="Times New Roman" w:eastAsia="Times New Roman" w:hAnsi="Times New Roman" w:cs="Times New Roman"/>
+                <w:sz w:val="24"/>
+                <w:szCs w:val="24"/>
+                <w:lang w:eastAsia="hu-HU"/>
+              </w:rPr>
+              <w:br/>
+              <w:t xml:space="preserve">Az </w:t>
+            </w:r>
+            <w:proofErr w:type="spellStart"/>
+            <w:r>
+              <w:rPr>
+                <w:rFonts w:ascii="Times New Roman" w:eastAsia="Times New Roman" w:hAnsi="Times New Roman" w:cs="Times New Roman"/>
+                <w:sz w:val="24"/>
+                <w:szCs w:val="24"/>
+                <w:lang w:eastAsia="hu-HU"/>
+              </w:rPr>
+              <w:t>order_id</w:t>
+            </w:r>
+            <w:proofErr w:type="spellEnd"/>
+            <w:r>
+              <w:rPr>
+                <w:rFonts w:ascii="Times New Roman" w:eastAsia="Times New Roman" w:hAnsi="Times New Roman" w:cs="Times New Roman"/>
+                <w:sz w:val="24"/>
+                <w:szCs w:val="24"/>
+                <w:lang w:eastAsia="hu-HU"/>
+              </w:rPr>
+              <w:t xml:space="preserve"> azt mutatja, hogy melyik rendeléshez tartozik a termék.</w:t>
+            </w:r>
+            <w:r>
+              <w:rPr>
+                <w:rFonts w:ascii="Times New Roman" w:eastAsia="Times New Roman" w:hAnsi="Times New Roman" w:cs="Times New Roman"/>
+                <w:sz w:val="24"/>
+                <w:szCs w:val="24"/>
+                <w:lang w:eastAsia="hu-HU"/>
+              </w:rPr>
+              <w:br/>
+              <w:t xml:space="preserve">A </w:t>
+            </w:r>
+            <w:proofErr w:type="spellStart"/>
+            <w:r>
+              <w:rPr>
+                <w:rFonts w:ascii="Times New Roman" w:eastAsia="Times New Roman" w:hAnsi="Times New Roman" w:cs="Times New Roman"/>
+                <w:sz w:val="24"/>
+                <w:szCs w:val="24"/>
+                <w:lang w:eastAsia="hu-HU"/>
+              </w:rPr>
+              <w:t>termek_id</w:t>
+            </w:r>
+            <w:proofErr w:type="spellEnd"/>
+            <w:r>
+              <w:rPr>
+                <w:rFonts w:ascii="Times New Roman" w:eastAsia="Times New Roman" w:hAnsi="Times New Roman" w:cs="Times New Roman"/>
+                <w:sz w:val="24"/>
+                <w:szCs w:val="24"/>
+                <w:lang w:eastAsia="hu-HU"/>
+              </w:rPr>
+              <w:t xml:space="preserve"> az adott termék azonosítója.</w:t>
+            </w:r>
+          </w:p>
+          <w:p>
+            <w:pPr>
+              <w:spacing w:before="100" w:beforeAutospacing="1" w:after="100" w:afterAutospacing="1"/>
+              <w:rPr>
+                <w:rFonts w:ascii="Times New Roman" w:eastAsia="Times New Roman" w:hAnsi="Times New Roman" w:cs="Times New Roman"/>
+                <w:sz w:val="24"/>
+                <w:szCs w:val="24"/>
+                <w:lang w:eastAsia="hu-HU"/>
+              </w:rPr>
+            </w:pPr>
+            <w:r>
+              <w:rPr>
+                <w:rFonts w:ascii="Times New Roman" w:eastAsia="Times New Roman" w:hAnsi="Times New Roman" w:cs="Times New Roman"/>
+                <w:sz w:val="24"/>
+                <w:szCs w:val="24"/>
+                <w:lang w:eastAsia="hu-HU"/>
+              </w:rPr>
+              <w:t xml:space="preserve">A </w:t>
+            </w:r>
+            <w:proofErr w:type="spellStart"/>
+            <w:r>
+              <w:rPr>
+                <w:rFonts w:ascii="Times New Roman" w:eastAsia="Times New Roman" w:hAnsi="Times New Roman" w:cs="Times New Roman"/>
+                <w:sz w:val="24"/>
+                <w:szCs w:val="24"/>
+                <w:lang w:eastAsia="hu-HU"/>
+              </w:rPr>
+              <w:t>nev</w:t>
+            </w:r>
+            <w:proofErr w:type="spellEnd"/>
+            <w:r>
+              <w:rPr>
+                <w:rFonts w:ascii="Times New Roman" w:eastAsia="Times New Roman" w:hAnsi="Times New Roman" w:cs="Times New Roman"/>
+                <w:sz w:val="24"/>
+                <w:szCs w:val="24"/>
+                <w:lang w:eastAsia="hu-HU"/>
+              </w:rPr>
+              <w:t xml:space="preserve">, </w:t>
+            </w:r>
+            <w:proofErr w:type="spellStart"/>
+            <w:r>
+              <w:rPr>
+                <w:rFonts w:ascii="Times New Roman" w:eastAsia="Times New Roman" w:hAnsi="Times New Roman" w:cs="Times New Roman"/>
+                <w:sz w:val="24"/>
+                <w:szCs w:val="24"/>
+                <w:lang w:eastAsia="hu-HU"/>
+              </w:rPr>
+              <w:t>meret</w:t>
+            </w:r>
+            <w:proofErr w:type="spellEnd"/>
+            <w:r>
+              <w:rPr>
+                <w:rFonts w:ascii="Times New Roman" w:eastAsia="Times New Roman" w:hAnsi="Times New Roman" w:cs="Times New Roman"/>
+                <w:sz w:val="24"/>
+                <w:szCs w:val="24"/>
+                <w:lang w:eastAsia="hu-HU"/>
+              </w:rPr>
+              <w:t xml:space="preserve"> és </w:t>
+            </w:r>
+            <w:proofErr w:type="spellStart"/>
+            <w:r>
+              <w:rPr>
+                <w:rFonts w:ascii="Times New Roman" w:eastAsia="Times New Roman" w:hAnsi="Times New Roman" w:cs="Times New Roman"/>
+                <w:sz w:val="24"/>
+                <w:szCs w:val="24"/>
+                <w:lang w:eastAsia="hu-HU"/>
+              </w:rPr>
+              <w:t>ar</w:t>
+            </w:r>
+            <w:proofErr w:type="spellEnd"/>
+            <w:r>
+              <w:rPr>
+                <w:rFonts w:ascii="Times New Roman" w:eastAsia="Times New Roman" w:hAnsi="Times New Roman" w:cs="Times New Roman"/>
+                <w:sz w:val="24"/>
+                <w:szCs w:val="24"/>
+                <w:lang w:eastAsia="hu-HU"/>
+              </w:rPr>
+              <w:t xml:space="preserve"> mezők a termék adatait tartalmazzák a rendelés időpontjában.</w:t>
+            </w:r>
+          </w:p>
+          <w:p>
+            <w:pPr>
+              <w:spacing w:before="100" w:beforeAutospacing="1" w:after="100" w:afterAutospacing="1"/>
+              <w:rPr>
+                <w:rFonts w:ascii="Times New Roman" w:eastAsia="Times New Roman" w:hAnsi="Times New Roman" w:cs="Times New Roman"/>
+                <w:sz w:val="24"/>
+                <w:szCs w:val="24"/>
+                <w:lang w:eastAsia="hu-HU"/>
+              </w:rPr>
+            </w:pPr>
+          </w:p>
+          <w:p>
+            <w:pPr>
+              <w:spacing w:before="100" w:beforeAutospacing="1" w:after="100" w:afterAutospacing="1"/>
+              <w:rPr>
+                <w:rFonts w:ascii="Times New Roman" w:eastAsia="Times New Roman" w:hAnsi="Times New Roman" w:cs="Times New Roman"/>
+                <w:sz w:val="24"/>
+                <w:szCs w:val="24"/>
+                <w:lang w:eastAsia="hu-HU"/>
+              </w:rPr>
+            </w:pPr>
+          </w:p>
+        </w:tc>
+      </w:tr>
+    </w:tbl>
+    <w:p>
+      <w:pPr>
+        <w:spacing w:before="100" w:beforeAutospacing="1" w:after="1080" w:line="240" w:lineRule="auto"/>
+        <w:rPr>
+          <w:rFonts w:ascii="Times New Roman" w:eastAsia="Times New Roman" w:hAnsi="Times New Roman" w:cs="Times New Roman"/>
+          <w:sz w:val="24"/>
+          <w:szCs w:val="24"/>
+          <w:lang w:eastAsia="hu-HU"/>
+        </w:rPr>
+      </w:pPr>
+    </w:p>
+    <w:tbl>
+      <w:tblPr>
+        <w:tblStyle w:val="Rcsostblzat"/>
+        <w:tblW w:w="0" w:type="auto"/>
+        <w:tblInd w:w="562" w:type="dxa"/>
+        <w:tblLook w:val="04A0" w:firstRow="1" w:lastRow="0" w:firstColumn="1" w:lastColumn="0" w:noHBand="0" w:noVBand="1"/>
+      </w:tblPr>
+      <w:tblGrid>
+        <w:gridCol w:w="3969"/>
+        <w:gridCol w:w="3828"/>
+      </w:tblGrid>
+      <w:tr>
+        <w:tc>
+          <w:tcPr>
+            <w:tcW w:w="7797" w:type="dxa"/>
+            <w:gridSpan w:val="2"/>
+          </w:tcPr>
+          <w:p>
+            <w:pPr>
+              <w:pStyle w:val="NormlWeb"/>
+              <w:jc w:val="center"/>
+              <w:rPr>
+                <w:b/>
+                <w:sz w:val="28"/>
+                <w:szCs w:val="28"/>
+              </w:rPr>
+            </w:pPr>
+            <w:proofErr w:type="spellStart"/>
+            <w:r>
+              <w:rPr>
+                <w:b/>
+                <w:sz w:val="28"/>
+                <w:szCs w:val="28"/>
+              </w:rPr>
+              <w:t>Orders</w:t>
+            </w:r>
+            <w:proofErr w:type="spellEnd"/>
+            <w:r>
+              <w:rPr>
+                <w:b/>
+                <w:sz w:val="28"/>
+                <w:szCs w:val="28"/>
+              </w:rPr>
+              <w:t xml:space="preserve"> tábla</w:t>
+            </w:r>
+          </w:p>
+        </w:tc>
+      </w:tr>
+      <w:tr>
+        <w:tc>
+          <w:tcPr>
+            <w:tcW w:w="3969" w:type="dxa"/>
+          </w:tcPr>
+          <w:p>
+            <w:pPr>
+              <w:pStyle w:val="NormlWeb"/>
+            </w:pPr>
+            <w:r>
+              <w:rPr>
+                <w:noProof/>
+              </w:rPr>
+              <w:drawing>
+                <wp:inline distT="0" distB="0" distL="0" distR="0">
+                  <wp:extent cx="1952625" cy="1933575"/>
+                  <wp:effectExtent l="0" t="0" r="9525" b="9525"/>
+                  <wp:docPr id="8" name="Kép 8"/>
+                  <wp:cNvGraphicFramePr>
+                    <a:graphicFrameLocks xmlns:a="http://schemas.openxmlformats.org/drawingml/2006/main" noChangeAspect="1"/>
+                  </wp:cNvGraphicFramePr>
+                  <a:graphic xmlns:a="http://schemas.openxmlformats.org/drawingml/2006/main">
+                    <a:graphicData uri="http://schemas.openxmlformats.org/drawingml/2006/picture">
+                      <pic:pic xmlns:pic="http://schemas.openxmlformats.org/drawingml/2006/picture">
+                        <pic:nvPicPr>
+                          <pic:cNvPr id="0" name="Picture 17"/>
+                          <pic:cNvPicPr>
+                            <a:picLocks noChangeAspect="1" noChangeArrowheads="1"/>
+                          </pic:cNvPicPr>
+                        </pic:nvPicPr>
+                        <pic:blipFill>
+                          <a:blip r:embed="rId14">
+                            <a:extLst>
+                              <a:ext uri="{28A0092B-C50C-407E-A947-70E740481C1C}">
+                                <a14:useLocalDpi xmlns:a14="http://schemas.microsoft.com/office/drawing/2010/main" val="0"/>
+                              </a:ext>
+                            </a:extLst>
+                          </a:blip>
+                          <a:srcRect/>
+                          <a:stretch>
+                            <a:fillRect/>
+                          </a:stretch>
+                        </pic:blipFill>
+                        <pic:spPr bwMode="auto">
+                          <a:xfrm>
+                            <a:off x="0" y="0"/>
+                            <a:ext cx="1952625" cy="1933575"/>
+                          </a:xfrm>
+                          <a:prstGeom prst="rect">
+                            <a:avLst/>
+                          </a:prstGeom>
+                          <a:noFill/>
+                          <a:ln>
+                            <a:noFill/>
+                          </a:ln>
+                        </pic:spPr>
+                      </pic:pic>
+                    </a:graphicData>
+                  </a:graphic>
+                </wp:inline>
+              </w:drawing>
+            </w:r>
+          </w:p>
+        </w:tc>
+        <w:tc>
+          <w:tcPr>
+            <w:tcW w:w="3828" w:type="dxa"/>
+          </w:tcPr>
+          <w:p>
+            <w:pPr>
+              <w:pStyle w:val="NormlWeb"/>
+            </w:pPr>
+            <w:r>
+              <w:t>Ez a tábla a leadott rendeléseket tárolja</w:t>
+            </w:r>
+            <w:r>
+              <w:t>.</w:t>
+            </w:r>
+          </w:p>
+          <w:p>
+            <w:pPr>
+              <w:spacing w:before="100" w:beforeAutospacing="1" w:after="100" w:afterAutospacing="1"/>
+              <w:rPr>
+                <w:rFonts w:ascii="Times New Roman" w:eastAsia="Times New Roman" w:hAnsi="Times New Roman" w:cs="Times New Roman"/>
+                <w:sz w:val="24"/>
+                <w:szCs w:val="24"/>
+                <w:lang w:eastAsia="hu-HU"/>
+              </w:rPr>
+            </w:pPr>
+            <w:r>
+              <w:rPr>
+                <w:rFonts w:ascii="Times New Roman" w:eastAsia="Times New Roman" w:hAnsi="Times New Roman" w:cs="Times New Roman"/>
+                <w:sz w:val="24"/>
+                <w:szCs w:val="24"/>
+                <w:lang w:eastAsia="hu-HU"/>
+              </w:rPr>
+              <w:t xml:space="preserve">Az </w:t>
+            </w:r>
+            <w:proofErr w:type="spellStart"/>
+            <w:r>
+              <w:rPr>
+                <w:rFonts w:ascii="Times New Roman" w:eastAsia="Times New Roman" w:hAnsi="Times New Roman" w:cs="Times New Roman"/>
+                <w:sz w:val="24"/>
+                <w:szCs w:val="24"/>
+                <w:lang w:eastAsia="hu-HU"/>
+              </w:rPr>
+              <w:t>id</w:t>
+            </w:r>
+            <w:proofErr w:type="spellEnd"/>
+            <w:r>
+              <w:rPr>
+                <w:rFonts w:ascii="Times New Roman" w:eastAsia="Times New Roman" w:hAnsi="Times New Roman" w:cs="Times New Roman"/>
+                <w:sz w:val="24"/>
+                <w:szCs w:val="24"/>
+                <w:lang w:eastAsia="hu-HU"/>
+              </w:rPr>
+              <w:t xml:space="preserve"> mező egyedi azonosító, ez a tábla </w:t>
+            </w:r>
+            <w:proofErr w:type="spellStart"/>
+            <w:r>
+              <w:rPr>
+                <w:rFonts w:ascii="Times New Roman" w:eastAsia="Times New Roman" w:hAnsi="Times New Roman" w:cs="Times New Roman"/>
+                <w:sz w:val="24"/>
+                <w:szCs w:val="24"/>
+                <w:lang w:eastAsia="hu-HU"/>
+              </w:rPr>
+              <w:t>primary</w:t>
+            </w:r>
+            <w:proofErr w:type="spellEnd"/>
+            <w:r>
+              <w:rPr>
+                <w:rFonts w:ascii="Times New Roman" w:eastAsia="Times New Roman" w:hAnsi="Times New Roman" w:cs="Times New Roman"/>
+                <w:sz w:val="24"/>
+                <w:szCs w:val="24"/>
+                <w:lang w:eastAsia="hu-HU"/>
+              </w:rPr>
+              <w:t xml:space="preserve"> </w:t>
+            </w:r>
+            <w:proofErr w:type="spellStart"/>
+            <w:r>
+              <w:rPr>
+                <w:rFonts w:ascii="Times New Roman" w:eastAsia="Times New Roman" w:hAnsi="Times New Roman" w:cs="Times New Roman"/>
+                <w:sz w:val="24"/>
+                <w:szCs w:val="24"/>
+                <w:lang w:eastAsia="hu-HU"/>
+              </w:rPr>
+              <w:t>key-e</w:t>
+            </w:r>
+            <w:proofErr w:type="spellEnd"/>
+            <w:r>
+              <w:rPr>
+                <w:rFonts w:ascii="Times New Roman" w:eastAsia="Times New Roman" w:hAnsi="Times New Roman" w:cs="Times New Roman"/>
+                <w:sz w:val="24"/>
+                <w:szCs w:val="24"/>
+                <w:lang w:eastAsia="hu-HU"/>
+              </w:rPr>
+              <w:t>.</w:t>
+            </w:r>
+            <w:r>
+              <w:rPr>
+                <w:rFonts w:ascii="Times New Roman" w:eastAsia="Times New Roman" w:hAnsi="Times New Roman" w:cs="Times New Roman"/>
+                <w:sz w:val="24"/>
+                <w:szCs w:val="24"/>
+                <w:lang w:eastAsia="hu-HU"/>
+              </w:rPr>
+              <w:br/>
+              <w:t xml:space="preserve">A </w:t>
+            </w:r>
+            <w:proofErr w:type="spellStart"/>
+            <w:r>
+              <w:rPr>
+                <w:rFonts w:ascii="Times New Roman" w:eastAsia="Times New Roman" w:hAnsi="Times New Roman" w:cs="Times New Roman"/>
+                <w:sz w:val="24"/>
+                <w:szCs w:val="24"/>
+                <w:lang w:eastAsia="hu-HU"/>
+              </w:rPr>
+              <w:t>nev</w:t>
+            </w:r>
+            <w:proofErr w:type="spellEnd"/>
+            <w:r>
+              <w:rPr>
+                <w:rFonts w:ascii="Times New Roman" w:eastAsia="Times New Roman" w:hAnsi="Times New Roman" w:cs="Times New Roman"/>
+                <w:sz w:val="24"/>
+                <w:szCs w:val="24"/>
+                <w:lang w:eastAsia="hu-HU"/>
+              </w:rPr>
+              <w:t>, email és telefon mezők a vásárló adatait tartalmazzák.</w:t>
+            </w:r>
+            <w:r>
+              <w:rPr>
+                <w:rFonts w:ascii="Times New Roman" w:eastAsia="Times New Roman" w:hAnsi="Times New Roman" w:cs="Times New Roman"/>
+                <w:sz w:val="24"/>
+                <w:szCs w:val="24"/>
+                <w:lang w:eastAsia="hu-HU"/>
+              </w:rPr>
+              <w:br/>
+              <w:t xml:space="preserve">A </w:t>
+            </w:r>
+            <w:proofErr w:type="spellStart"/>
+            <w:r>
+              <w:rPr>
+                <w:rFonts w:ascii="Times New Roman" w:eastAsia="Times New Roman" w:hAnsi="Times New Roman" w:cs="Times New Roman"/>
+                <w:sz w:val="24"/>
+                <w:szCs w:val="24"/>
+                <w:lang w:eastAsia="hu-HU"/>
+              </w:rPr>
+              <w:t>cim</w:t>
+            </w:r>
+            <w:proofErr w:type="spellEnd"/>
+            <w:r>
+              <w:rPr>
+                <w:rFonts w:ascii="Times New Roman" w:eastAsia="Times New Roman" w:hAnsi="Times New Roman" w:cs="Times New Roman"/>
+                <w:sz w:val="24"/>
+                <w:szCs w:val="24"/>
+                <w:lang w:eastAsia="hu-HU"/>
+              </w:rPr>
+              <w:t xml:space="preserve"> mezőben a szállítási cím van eltárolva.</w:t>
+            </w:r>
+          </w:p>
+          <w:p>
+            <w:pPr>
+              <w:spacing w:before="100" w:beforeAutospacing="1" w:after="100" w:afterAutospacing="1"/>
+              <w:rPr>
+                <w:rFonts w:ascii="Times New Roman" w:eastAsia="Times New Roman" w:hAnsi="Times New Roman" w:cs="Times New Roman"/>
+                <w:sz w:val="24"/>
+                <w:szCs w:val="24"/>
+                <w:lang w:eastAsia="hu-HU"/>
+              </w:rPr>
+            </w:pPr>
+            <w:r>
+              <w:rPr>
+                <w:rFonts w:ascii="Times New Roman" w:eastAsia="Times New Roman" w:hAnsi="Times New Roman" w:cs="Times New Roman"/>
+                <w:sz w:val="24"/>
+                <w:szCs w:val="24"/>
+                <w:lang w:eastAsia="hu-HU"/>
+              </w:rPr>
+              <w:t xml:space="preserve">Az </w:t>
+            </w:r>
+            <w:proofErr w:type="spellStart"/>
+            <w:r>
+              <w:rPr>
+                <w:rFonts w:ascii="Times New Roman" w:eastAsia="Times New Roman" w:hAnsi="Times New Roman" w:cs="Times New Roman"/>
+                <w:sz w:val="24"/>
+                <w:szCs w:val="24"/>
+                <w:lang w:eastAsia="hu-HU"/>
+              </w:rPr>
+              <w:t>osszeg</w:t>
+            </w:r>
+            <w:proofErr w:type="spellEnd"/>
+            <w:r>
+              <w:rPr>
+                <w:rFonts w:ascii="Times New Roman" w:eastAsia="Times New Roman" w:hAnsi="Times New Roman" w:cs="Times New Roman"/>
+                <w:sz w:val="24"/>
+                <w:szCs w:val="24"/>
+                <w:lang w:eastAsia="hu-HU"/>
+              </w:rPr>
+              <w:t xml:space="preserve"> mező a rendelés teljes árát tartalmazza.</w:t>
+            </w:r>
+            <w:r>
+              <w:rPr>
+                <w:rFonts w:ascii="Times New Roman" w:eastAsia="Times New Roman" w:hAnsi="Times New Roman" w:cs="Times New Roman"/>
+                <w:sz w:val="24"/>
+                <w:szCs w:val="24"/>
+                <w:lang w:eastAsia="hu-HU"/>
+              </w:rPr>
+              <w:br/>
+              <w:t xml:space="preserve">A </w:t>
+            </w:r>
+            <w:proofErr w:type="spellStart"/>
+            <w:r>
+              <w:rPr>
+                <w:rFonts w:ascii="Times New Roman" w:eastAsia="Times New Roman" w:hAnsi="Times New Roman" w:cs="Times New Roman"/>
+                <w:sz w:val="24"/>
+                <w:szCs w:val="24"/>
+                <w:lang w:eastAsia="hu-HU"/>
+              </w:rPr>
+              <w:t>datum</w:t>
+            </w:r>
+            <w:proofErr w:type="spellEnd"/>
+            <w:r>
+              <w:rPr>
+                <w:rFonts w:ascii="Times New Roman" w:eastAsia="Times New Roman" w:hAnsi="Times New Roman" w:cs="Times New Roman"/>
+                <w:sz w:val="24"/>
+                <w:szCs w:val="24"/>
+                <w:lang w:eastAsia="hu-HU"/>
+              </w:rPr>
+              <w:t xml:space="preserve"> mező a rendelés leadásának időpontját tárolja.</w:t>
+            </w:r>
+          </w:p>
+          <w:p>
+            <w:pPr>
+              <w:pStyle w:val="NormlWeb"/>
+            </w:pPr>
+          </w:p>
+        </w:tc>
+      </w:tr>
+    </w:tbl>
+    <w:p>
+      <w:pPr>
+        <w:rPr>
+          <w:rFonts w:ascii="Times New Roman" w:eastAsia="Times New Roman" w:hAnsi="Times New Roman" w:cs="Times New Roman"/>
+          <w:sz w:val="24"/>
+          <w:szCs w:val="24"/>
+          <w:lang w:eastAsia="hu-HU"/>
+        </w:rPr>
+      </w:pPr>
+    </w:p>
+    <w:p>
+      <w:pPr>
+        <w:rPr>
+          <w:rFonts w:ascii="Times New Roman" w:eastAsia="Times New Roman" w:hAnsi="Times New Roman" w:cs="Times New Roman"/>
+          <w:sz w:val="24"/>
+          <w:szCs w:val="24"/>
+          <w:lang w:eastAsia="hu-HU"/>
+        </w:rPr>
+      </w:pPr>
+      <w:r>
+        <w:rPr>
+          <w:rFonts w:ascii="Times New Roman" w:eastAsia="Times New Roman" w:hAnsi="Times New Roman" w:cs="Times New Roman"/>
+          <w:sz w:val="24"/>
+          <w:szCs w:val="24"/>
+          <w:lang w:eastAsia="hu-HU"/>
+        </w:rPr>
+        <w:br w:type="page"/>
+      </w:r>
+    </w:p>
+    <w:p>
+      <w:pPr>
+        <w:rPr>
+          <w:rFonts w:ascii="Times New Roman" w:eastAsia="Times New Roman" w:hAnsi="Times New Roman" w:cs="Times New Roman"/>
+          <w:sz w:val="24"/>
+          <w:szCs w:val="24"/>
+          <w:lang w:eastAsia="hu-HU"/>
+        </w:rPr>
+      </w:pPr>
+    </w:p>
+    <w:tbl>
+      <w:tblPr>
+        <w:tblStyle w:val="Rcsostblzat"/>
+        <w:tblW w:w="0" w:type="auto"/>
+        <w:tblInd w:w="704" w:type="dxa"/>
+        <w:tblLook w:val="04A0" w:firstRow="1" w:lastRow="0" w:firstColumn="1" w:lastColumn="0" w:noHBand="0" w:noVBand="1"/>
+      </w:tblPr>
+      <w:tblGrid>
+        <w:gridCol w:w="3827"/>
+        <w:gridCol w:w="3828"/>
+      </w:tblGrid>
+      <w:tr>
+        <w:tc>
+          <w:tcPr>
+            <w:tcW w:w="7655" w:type="dxa"/>
+            <w:gridSpan w:val="2"/>
+          </w:tcPr>
+          <w:p>
+            <w:pPr>
+              <w:pStyle w:val="NormlWeb"/>
+              <w:jc w:val="center"/>
+              <w:rPr>
+                <w:b/>
+                <w:sz w:val="28"/>
+                <w:szCs w:val="28"/>
+              </w:rPr>
+            </w:pPr>
+            <w:r>
+              <w:rPr>
+                <w:b/>
+                <w:sz w:val="28"/>
+                <w:szCs w:val="28"/>
+              </w:rPr>
+              <w:t>Szín tábla</w:t>
+            </w:r>
+          </w:p>
+        </w:tc>
+      </w:tr>
+      <w:tr>
+        <w:tc>
+          <w:tcPr>
+            <w:tcW w:w="3827" w:type="dxa"/>
+          </w:tcPr>
+          <w:p>
+            <w:pPr>
+              <w:pStyle w:val="NormlWeb"/>
+            </w:pPr>
+            <w:r>
+              <w:rPr>
+                <w:noProof/>
+              </w:rPr>
+              <w:drawing>
+                <wp:inline distT="0" distB="0" distL="0" distR="0">
+                  <wp:extent cx="1657350" cy="1438275"/>
+                  <wp:effectExtent l="0" t="0" r="0" b="9525"/>
+                  <wp:docPr id="11" name="Kép 11"/>
+                  <wp:cNvGraphicFramePr>
+                    <a:graphicFrameLocks xmlns:a="http://schemas.openxmlformats.org/drawingml/2006/main" noChangeAspect="1"/>
+                  </wp:cNvGraphicFramePr>
+                  <a:graphic xmlns:a="http://schemas.openxmlformats.org/drawingml/2006/main">
+                    <a:graphicData uri="http://schemas.openxmlformats.org/drawingml/2006/picture">
+                      <pic:pic xmlns:pic="http://schemas.openxmlformats.org/drawingml/2006/picture">
+                        <pic:nvPicPr>
+                          <pic:cNvPr id="0" name="Picture 20"/>
+                          <pic:cNvPicPr>
+                            <a:picLocks noChangeAspect="1" noChangeArrowheads="1"/>
+                          </pic:cNvPicPr>
+                        </pic:nvPicPr>
+                        <pic:blipFill>
+                          <a:blip r:embed="rId15">
+                            <a:extLst>
+                              <a:ext uri="{28A0092B-C50C-407E-A947-70E740481C1C}">
+                                <a14:useLocalDpi xmlns:a14="http://schemas.microsoft.com/office/drawing/2010/main" val="0"/>
+                              </a:ext>
+                            </a:extLst>
+                          </a:blip>
+                          <a:srcRect/>
+                          <a:stretch>
+                            <a:fillRect/>
+                          </a:stretch>
+                        </pic:blipFill>
+                        <pic:spPr bwMode="auto">
+                          <a:xfrm>
+                            <a:off x="0" y="0"/>
+                            <a:ext cx="1657350" cy="1438275"/>
+                          </a:xfrm>
+                          <a:prstGeom prst="rect">
+                            <a:avLst/>
+                          </a:prstGeom>
+                          <a:noFill/>
+                          <a:ln>
+                            <a:noFill/>
+                          </a:ln>
+                        </pic:spPr>
+                      </pic:pic>
+                    </a:graphicData>
+                  </a:graphic>
+                </wp:inline>
+              </w:drawing>
+            </w:r>
+          </w:p>
+        </w:tc>
+        <w:tc>
+          <w:tcPr>
+            <w:tcW w:w="3828" w:type="dxa"/>
+          </w:tcPr>
+          <w:p>
+            <w:pPr>
+              <w:pStyle w:val="NormlWeb"/>
+            </w:pPr>
+            <w:r>
+              <w:t>Ez a tábla tárolja a termékek színeit.</w:t>
+            </w:r>
+          </w:p>
+          <w:p>
+            <w:pPr>
+              <w:spacing w:before="100" w:beforeAutospacing="1" w:after="100" w:afterAutospacing="1"/>
+              <w:rPr>
+                <w:rFonts w:ascii="Times New Roman" w:eastAsia="Times New Roman" w:hAnsi="Times New Roman" w:cs="Times New Roman"/>
+                <w:sz w:val="24"/>
+                <w:szCs w:val="24"/>
+                <w:lang w:eastAsia="hu-HU"/>
+              </w:rPr>
+            </w:pPr>
+            <w:r>
+              <w:rPr>
+                <w:rFonts w:ascii="Times New Roman" w:eastAsia="Times New Roman" w:hAnsi="Times New Roman" w:cs="Times New Roman"/>
+                <w:sz w:val="24"/>
+                <w:szCs w:val="24"/>
+                <w:lang w:eastAsia="hu-HU"/>
+              </w:rPr>
+              <w:t xml:space="preserve">Az </w:t>
+            </w:r>
+            <w:proofErr w:type="spellStart"/>
+            <w:r>
+              <w:rPr>
+                <w:rFonts w:ascii="Times New Roman" w:eastAsia="Times New Roman" w:hAnsi="Times New Roman" w:cs="Times New Roman"/>
+                <w:sz w:val="24"/>
+                <w:szCs w:val="24"/>
+                <w:lang w:eastAsia="hu-HU"/>
+              </w:rPr>
+              <w:t>id</w:t>
+            </w:r>
+            <w:proofErr w:type="spellEnd"/>
+            <w:r>
+              <w:rPr>
+                <w:rFonts w:ascii="Times New Roman" w:eastAsia="Times New Roman" w:hAnsi="Times New Roman" w:cs="Times New Roman"/>
+                <w:sz w:val="24"/>
+                <w:szCs w:val="24"/>
+                <w:lang w:eastAsia="hu-HU"/>
+              </w:rPr>
+              <w:t xml:space="preserve"> mező egyedi azonosító minden sorhoz, ez a tábla </w:t>
+            </w:r>
+            <w:proofErr w:type="spellStart"/>
+            <w:r>
+              <w:rPr>
+                <w:rFonts w:ascii="Times New Roman" w:eastAsia="Times New Roman" w:hAnsi="Times New Roman" w:cs="Times New Roman"/>
+                <w:sz w:val="24"/>
+                <w:szCs w:val="24"/>
+                <w:lang w:eastAsia="hu-HU"/>
+              </w:rPr>
+              <w:t>primary</w:t>
+            </w:r>
+            <w:proofErr w:type="spellEnd"/>
+            <w:r>
+              <w:rPr>
+                <w:rFonts w:ascii="Times New Roman" w:eastAsia="Times New Roman" w:hAnsi="Times New Roman" w:cs="Times New Roman"/>
+                <w:sz w:val="24"/>
+                <w:szCs w:val="24"/>
+                <w:lang w:eastAsia="hu-HU"/>
+              </w:rPr>
+              <w:t xml:space="preserve"> </w:t>
+            </w:r>
+            <w:proofErr w:type="spellStart"/>
+            <w:r>
+              <w:rPr>
+                <w:rFonts w:ascii="Times New Roman" w:eastAsia="Times New Roman" w:hAnsi="Times New Roman" w:cs="Times New Roman"/>
+                <w:sz w:val="24"/>
+                <w:szCs w:val="24"/>
+                <w:lang w:eastAsia="hu-HU"/>
+              </w:rPr>
+              <w:t>key-e</w:t>
+            </w:r>
+            <w:proofErr w:type="spellEnd"/>
+            <w:r>
+              <w:rPr>
+                <w:rFonts w:ascii="Times New Roman" w:eastAsia="Times New Roman" w:hAnsi="Times New Roman" w:cs="Times New Roman"/>
+                <w:sz w:val="24"/>
+                <w:szCs w:val="24"/>
+                <w:lang w:eastAsia="hu-HU"/>
+              </w:rPr>
+              <w:t>.</w:t>
+            </w:r>
+            <w:r>
+              <w:rPr>
+                <w:rFonts w:ascii="Times New Roman" w:eastAsia="Times New Roman" w:hAnsi="Times New Roman" w:cs="Times New Roman"/>
+                <w:sz w:val="24"/>
+                <w:szCs w:val="24"/>
+                <w:lang w:eastAsia="hu-HU"/>
+              </w:rPr>
+              <w:br/>
+              <w:t xml:space="preserve">A </w:t>
+            </w:r>
+            <w:proofErr w:type="spellStart"/>
+            <w:r>
+              <w:rPr>
+                <w:rFonts w:ascii="Times New Roman" w:eastAsia="Times New Roman" w:hAnsi="Times New Roman" w:cs="Times New Roman"/>
+                <w:sz w:val="24"/>
+                <w:szCs w:val="24"/>
+                <w:lang w:eastAsia="hu-HU"/>
+              </w:rPr>
+              <w:t>szin</w:t>
+            </w:r>
+            <w:proofErr w:type="spellEnd"/>
+            <w:r>
+              <w:rPr>
+                <w:rFonts w:ascii="Times New Roman" w:eastAsia="Times New Roman" w:hAnsi="Times New Roman" w:cs="Times New Roman"/>
+                <w:sz w:val="24"/>
+                <w:szCs w:val="24"/>
+                <w:lang w:eastAsia="hu-HU"/>
+              </w:rPr>
+              <w:t xml:space="preserve"> mezőben van eltárolva a szín megnevezése.</w:t>
+            </w:r>
+          </w:p>
+          <w:p>
+            <w:pPr>
+              <w:spacing w:before="100" w:beforeAutospacing="1" w:after="100" w:afterAutospacing="1"/>
+              <w:rPr>
+                <w:rFonts w:ascii="Times New Roman" w:eastAsia="Times New Roman" w:hAnsi="Times New Roman" w:cs="Times New Roman"/>
+                <w:sz w:val="24"/>
+                <w:szCs w:val="24"/>
+                <w:lang w:eastAsia="hu-HU"/>
+              </w:rPr>
+            </w:pPr>
+            <w:r>
+              <w:rPr>
+                <w:rFonts w:ascii="Times New Roman" w:eastAsia="Times New Roman" w:hAnsi="Times New Roman" w:cs="Times New Roman"/>
+                <w:sz w:val="24"/>
+                <w:szCs w:val="24"/>
+                <w:lang w:eastAsia="hu-HU"/>
+              </w:rPr>
+              <w:t xml:space="preserve">A </w:t>
+            </w:r>
+            <w:proofErr w:type="spellStart"/>
+            <w:r>
+              <w:rPr>
+                <w:rFonts w:ascii="Times New Roman" w:eastAsia="Times New Roman" w:hAnsi="Times New Roman" w:cs="Times New Roman"/>
+                <w:sz w:val="24"/>
+                <w:szCs w:val="24"/>
+                <w:lang w:eastAsia="hu-HU"/>
+              </w:rPr>
+              <w:t>szin</w:t>
+            </w:r>
+            <w:proofErr w:type="spellEnd"/>
+            <w:r>
+              <w:rPr>
+                <w:rFonts w:ascii="Times New Roman" w:eastAsia="Times New Roman" w:hAnsi="Times New Roman" w:cs="Times New Roman"/>
+                <w:sz w:val="24"/>
+                <w:szCs w:val="24"/>
+                <w:lang w:eastAsia="hu-HU"/>
+              </w:rPr>
+              <w:t xml:space="preserve"> mezőn index van, ami segít a gyorsabb keresésben.</w:t>
+            </w:r>
+          </w:p>
+          <w:p>
+            <w:pPr>
+              <w:pStyle w:val="NormlWeb"/>
+            </w:pPr>
+          </w:p>
+        </w:tc>
+      </w:tr>
+    </w:tbl>
+    <w:p>
+      <w:pPr>
+        <w:pStyle w:val="NormlWeb"/>
+      </w:pPr>
+    </w:p>
+    <w:tbl>
+      <w:tblPr>
+        <w:tblStyle w:val="Rcsostblzat"/>
+        <w:tblW w:w="0" w:type="auto"/>
+        <w:tblInd w:w="704" w:type="dxa"/>
+        <w:tblLook w:val="04A0" w:firstRow="1" w:lastRow="0" w:firstColumn="1" w:lastColumn="0" w:noHBand="0" w:noVBand="1"/>
+      </w:tblPr>
+      <w:tblGrid>
+        <w:gridCol w:w="3827"/>
+        <w:gridCol w:w="3828"/>
+      </w:tblGrid>
+      <w:tr>
+        <w:tc>
+          <w:tcPr>
+            <w:tcW w:w="7655" w:type="dxa"/>
+            <w:gridSpan w:val="2"/>
+          </w:tcPr>
+          <w:p>
+            <w:pPr>
+              <w:pStyle w:val="NormlWeb"/>
+              <w:jc w:val="center"/>
+              <w:rPr>
+                <w:b/>
+                <w:sz w:val="28"/>
+                <w:szCs w:val="28"/>
+              </w:rPr>
+            </w:pPr>
+            <w:r>
+              <w:rPr>
+                <w:b/>
+                <w:sz w:val="28"/>
+                <w:szCs w:val="28"/>
+              </w:rPr>
+              <w:t>Termékek tábla</w:t>
+            </w:r>
+          </w:p>
+        </w:tc>
+      </w:tr>
+      <w:tr>
+        <w:tc>
+          <w:tcPr>
+            <w:tcW w:w="3827" w:type="dxa"/>
+          </w:tcPr>
+          <w:p>
+            <w:pPr>
+              <w:pStyle w:val="NormlWeb"/>
+            </w:pPr>
+            <w:r>
+              <w:rPr>
+                <w:noProof/>
+              </w:rPr>
+              <w:drawing>
+                <wp:inline distT="0" distB="0" distL="0" distR="0">
+                  <wp:extent cx="2238375" cy="4324350"/>
+                  <wp:effectExtent l="0" t="0" r="9525" b="0"/>
+                  <wp:docPr id="12" name="Kép 12"/>
+                  <wp:cNvGraphicFramePr>
+                    <a:graphicFrameLocks xmlns:a="http://schemas.openxmlformats.org/drawingml/2006/main" noChangeAspect="1"/>
+                  </wp:cNvGraphicFramePr>
+                  <a:graphic xmlns:a="http://schemas.openxmlformats.org/drawingml/2006/main">
+                    <a:graphicData uri="http://schemas.openxmlformats.org/drawingml/2006/picture">
+                      <pic:pic xmlns:pic="http://schemas.openxmlformats.org/drawingml/2006/picture">
+                        <pic:nvPicPr>
+                          <pic:cNvPr id="0" name="Picture 21"/>
+                          <pic:cNvPicPr>
+                            <a:picLocks noChangeAspect="1" noChangeArrowheads="1"/>
+                          </pic:cNvPicPr>
+                        </pic:nvPicPr>
+                        <pic:blipFill>
+                          <a:blip r:embed="rId16">
+                            <a:extLst>
+                              <a:ext uri="{28A0092B-C50C-407E-A947-70E740481C1C}">
+                                <a14:useLocalDpi xmlns:a14="http://schemas.microsoft.com/office/drawing/2010/main" val="0"/>
+                              </a:ext>
+                            </a:extLst>
+                          </a:blip>
+                          <a:srcRect/>
+                          <a:stretch>
+                            <a:fillRect/>
+                          </a:stretch>
+                        </pic:blipFill>
+                        <pic:spPr bwMode="auto">
+                          <a:xfrm>
+                            <a:off x="0" y="0"/>
+                            <a:ext cx="2238375" cy="4324350"/>
+                          </a:xfrm>
+                          <a:prstGeom prst="rect">
+                            <a:avLst/>
+                          </a:prstGeom>
+                          <a:noFill/>
+                          <a:ln>
+                            <a:noFill/>
+                          </a:ln>
+                        </pic:spPr>
+                      </pic:pic>
+                    </a:graphicData>
+                  </a:graphic>
+                </wp:inline>
+              </w:drawing>
+            </w:r>
+          </w:p>
+        </w:tc>
+        <w:tc>
+          <w:tcPr>
+            <w:tcW w:w="3828" w:type="dxa"/>
+          </w:tcPr>
+          <w:p>
+            <w:pPr>
+              <w:pStyle w:val="NormlWeb"/>
+            </w:pPr>
+            <w:r>
+              <w:t>Ez a tábla tárolja a webshophoz tartozó összes terméket.</w:t>
+            </w:r>
+          </w:p>
+          <w:p>
+            <w:pPr>
+              <w:spacing w:before="100" w:beforeAutospacing="1" w:after="100" w:afterAutospacing="1"/>
+              <w:rPr>
+                <w:rFonts w:ascii="Times New Roman" w:eastAsia="Times New Roman" w:hAnsi="Times New Roman" w:cs="Times New Roman"/>
+                <w:sz w:val="24"/>
+                <w:szCs w:val="24"/>
+                <w:lang w:eastAsia="hu-HU"/>
+              </w:rPr>
+            </w:pPr>
+            <w:r>
+              <w:rPr>
+                <w:rFonts w:ascii="Times New Roman" w:eastAsia="Times New Roman" w:hAnsi="Times New Roman" w:cs="Times New Roman"/>
+                <w:sz w:val="24"/>
+                <w:szCs w:val="24"/>
+                <w:lang w:eastAsia="hu-HU"/>
+              </w:rPr>
+              <w:t xml:space="preserve">Az </w:t>
+            </w:r>
+            <w:proofErr w:type="spellStart"/>
+            <w:r>
+              <w:rPr>
+                <w:rFonts w:ascii="Times New Roman" w:eastAsia="Times New Roman" w:hAnsi="Times New Roman" w:cs="Times New Roman"/>
+                <w:sz w:val="24"/>
+                <w:szCs w:val="24"/>
+                <w:lang w:eastAsia="hu-HU"/>
+              </w:rPr>
+              <w:t>id</w:t>
+            </w:r>
+            <w:proofErr w:type="spellEnd"/>
+            <w:r>
+              <w:rPr>
+                <w:rFonts w:ascii="Times New Roman" w:eastAsia="Times New Roman" w:hAnsi="Times New Roman" w:cs="Times New Roman"/>
+                <w:sz w:val="24"/>
+                <w:szCs w:val="24"/>
+                <w:lang w:eastAsia="hu-HU"/>
+              </w:rPr>
+              <w:t xml:space="preserve"> mező egyedi azonosító, ez a tábla </w:t>
+            </w:r>
+            <w:proofErr w:type="spellStart"/>
+            <w:r>
+              <w:rPr>
+                <w:rFonts w:ascii="Times New Roman" w:eastAsia="Times New Roman" w:hAnsi="Times New Roman" w:cs="Times New Roman"/>
+                <w:sz w:val="24"/>
+                <w:szCs w:val="24"/>
+                <w:lang w:eastAsia="hu-HU"/>
+              </w:rPr>
+              <w:t>primary</w:t>
+            </w:r>
+            <w:proofErr w:type="spellEnd"/>
+            <w:r>
+              <w:rPr>
+                <w:rFonts w:ascii="Times New Roman" w:eastAsia="Times New Roman" w:hAnsi="Times New Roman" w:cs="Times New Roman"/>
+                <w:sz w:val="24"/>
+                <w:szCs w:val="24"/>
+                <w:lang w:eastAsia="hu-HU"/>
+              </w:rPr>
+              <w:t xml:space="preserve"> </w:t>
+            </w:r>
+            <w:proofErr w:type="spellStart"/>
+            <w:r>
+              <w:rPr>
+                <w:rFonts w:ascii="Times New Roman" w:eastAsia="Times New Roman" w:hAnsi="Times New Roman" w:cs="Times New Roman"/>
+                <w:sz w:val="24"/>
+                <w:szCs w:val="24"/>
+                <w:lang w:eastAsia="hu-HU"/>
+              </w:rPr>
+              <w:t>key-e</w:t>
+            </w:r>
+            <w:proofErr w:type="spellEnd"/>
+            <w:r>
+              <w:rPr>
+                <w:rFonts w:ascii="Times New Roman" w:eastAsia="Times New Roman" w:hAnsi="Times New Roman" w:cs="Times New Roman"/>
+                <w:sz w:val="24"/>
+                <w:szCs w:val="24"/>
+                <w:lang w:eastAsia="hu-HU"/>
+              </w:rPr>
+              <w:t>.</w:t>
+            </w:r>
+            <w:r>
+              <w:rPr>
+                <w:rFonts w:ascii="Times New Roman" w:eastAsia="Times New Roman" w:hAnsi="Times New Roman" w:cs="Times New Roman"/>
+                <w:sz w:val="24"/>
+                <w:szCs w:val="24"/>
+                <w:lang w:eastAsia="hu-HU"/>
+              </w:rPr>
+              <w:br/>
+              <w:t xml:space="preserve">A </w:t>
+            </w:r>
+            <w:proofErr w:type="spellStart"/>
+            <w:r>
+              <w:rPr>
+                <w:rFonts w:ascii="Times New Roman" w:eastAsia="Times New Roman" w:hAnsi="Times New Roman" w:cs="Times New Roman"/>
+                <w:sz w:val="24"/>
+                <w:szCs w:val="24"/>
+                <w:lang w:eastAsia="hu-HU"/>
+              </w:rPr>
+              <w:t>nev</w:t>
+            </w:r>
+            <w:proofErr w:type="spellEnd"/>
+            <w:r>
+              <w:rPr>
+                <w:rFonts w:ascii="Times New Roman" w:eastAsia="Times New Roman" w:hAnsi="Times New Roman" w:cs="Times New Roman"/>
+                <w:sz w:val="24"/>
+                <w:szCs w:val="24"/>
+                <w:lang w:eastAsia="hu-HU"/>
+              </w:rPr>
+              <w:t xml:space="preserve"> mező a termék nevét tartalmazza, az </w:t>
+            </w:r>
+            <w:proofErr w:type="spellStart"/>
+            <w:r>
+              <w:rPr>
+                <w:rFonts w:ascii="Times New Roman" w:eastAsia="Times New Roman" w:hAnsi="Times New Roman" w:cs="Times New Roman"/>
+                <w:sz w:val="24"/>
+                <w:szCs w:val="24"/>
+                <w:lang w:eastAsia="hu-HU"/>
+              </w:rPr>
+              <w:t>ar_usd</w:t>
+            </w:r>
+            <w:proofErr w:type="spellEnd"/>
+            <w:r>
+              <w:rPr>
+                <w:rFonts w:ascii="Times New Roman" w:eastAsia="Times New Roman" w:hAnsi="Times New Roman" w:cs="Times New Roman"/>
+                <w:sz w:val="24"/>
+                <w:szCs w:val="24"/>
+                <w:lang w:eastAsia="hu-HU"/>
+              </w:rPr>
+              <w:t xml:space="preserve"> pedig az árát.</w:t>
+            </w:r>
+          </w:p>
+          <w:p>
+            <w:pPr>
+              <w:spacing w:before="100" w:beforeAutospacing="1" w:after="100" w:afterAutospacing="1"/>
+              <w:rPr>
+                <w:rFonts w:ascii="Times New Roman" w:eastAsia="Times New Roman" w:hAnsi="Times New Roman" w:cs="Times New Roman"/>
+                <w:sz w:val="24"/>
+                <w:szCs w:val="24"/>
+                <w:lang w:eastAsia="hu-HU"/>
+              </w:rPr>
+            </w:pPr>
+            <w:r>
+              <w:rPr>
+                <w:rFonts w:ascii="Times New Roman" w:eastAsia="Times New Roman" w:hAnsi="Times New Roman" w:cs="Times New Roman"/>
+                <w:sz w:val="24"/>
+                <w:szCs w:val="24"/>
+                <w:lang w:eastAsia="hu-HU"/>
+              </w:rPr>
+              <w:t xml:space="preserve">A </w:t>
+            </w:r>
+            <w:proofErr w:type="spellStart"/>
+            <w:r>
+              <w:rPr>
+                <w:rFonts w:ascii="Times New Roman" w:eastAsia="Times New Roman" w:hAnsi="Times New Roman" w:cs="Times New Roman"/>
+                <w:sz w:val="24"/>
+                <w:szCs w:val="24"/>
+                <w:lang w:eastAsia="hu-HU"/>
+              </w:rPr>
+              <w:t>szin_id</w:t>
+            </w:r>
+            <w:proofErr w:type="spellEnd"/>
+            <w:r>
+              <w:rPr>
+                <w:rFonts w:ascii="Times New Roman" w:eastAsia="Times New Roman" w:hAnsi="Times New Roman" w:cs="Times New Roman"/>
+                <w:sz w:val="24"/>
+                <w:szCs w:val="24"/>
+                <w:lang w:eastAsia="hu-HU"/>
+              </w:rPr>
+              <w:t xml:space="preserve">, </w:t>
+            </w:r>
+            <w:proofErr w:type="spellStart"/>
+            <w:r>
+              <w:rPr>
+                <w:rFonts w:ascii="Times New Roman" w:eastAsia="Times New Roman" w:hAnsi="Times New Roman" w:cs="Times New Roman"/>
+                <w:sz w:val="24"/>
+                <w:szCs w:val="24"/>
+                <w:lang w:eastAsia="hu-HU"/>
+              </w:rPr>
+              <w:t>meret_id</w:t>
+            </w:r>
+            <w:proofErr w:type="spellEnd"/>
+            <w:r>
+              <w:rPr>
+                <w:rFonts w:ascii="Times New Roman" w:eastAsia="Times New Roman" w:hAnsi="Times New Roman" w:cs="Times New Roman"/>
+                <w:sz w:val="24"/>
+                <w:szCs w:val="24"/>
+                <w:lang w:eastAsia="hu-HU"/>
+              </w:rPr>
+              <w:t xml:space="preserve">, </w:t>
+            </w:r>
+            <w:proofErr w:type="spellStart"/>
+            <w:r>
+              <w:rPr>
+                <w:rFonts w:ascii="Times New Roman" w:eastAsia="Times New Roman" w:hAnsi="Times New Roman" w:cs="Times New Roman"/>
+                <w:sz w:val="24"/>
+                <w:szCs w:val="24"/>
+                <w:lang w:eastAsia="hu-HU"/>
+              </w:rPr>
+              <w:t>elerhetoseg_id</w:t>
+            </w:r>
+            <w:proofErr w:type="spellEnd"/>
+            <w:r>
+              <w:rPr>
+                <w:rFonts w:ascii="Times New Roman" w:eastAsia="Times New Roman" w:hAnsi="Times New Roman" w:cs="Times New Roman"/>
+                <w:sz w:val="24"/>
+                <w:szCs w:val="24"/>
+                <w:lang w:eastAsia="hu-HU"/>
+              </w:rPr>
+              <w:t xml:space="preserve">, </w:t>
+            </w:r>
+            <w:proofErr w:type="spellStart"/>
+            <w:r>
+              <w:rPr>
+                <w:rFonts w:ascii="Times New Roman" w:eastAsia="Times New Roman" w:hAnsi="Times New Roman" w:cs="Times New Roman"/>
+                <w:sz w:val="24"/>
+                <w:szCs w:val="24"/>
+                <w:lang w:eastAsia="hu-HU"/>
+              </w:rPr>
+              <w:t>tipus_id</w:t>
+            </w:r>
+            <w:proofErr w:type="spellEnd"/>
+            <w:r>
+              <w:rPr>
+                <w:rFonts w:ascii="Times New Roman" w:eastAsia="Times New Roman" w:hAnsi="Times New Roman" w:cs="Times New Roman"/>
+                <w:sz w:val="24"/>
+                <w:szCs w:val="24"/>
+                <w:lang w:eastAsia="hu-HU"/>
+              </w:rPr>
+              <w:t xml:space="preserve"> és </w:t>
+            </w:r>
+            <w:proofErr w:type="spellStart"/>
+            <w:r>
+              <w:rPr>
+                <w:rFonts w:ascii="Times New Roman" w:eastAsia="Times New Roman" w:hAnsi="Times New Roman" w:cs="Times New Roman"/>
+                <w:sz w:val="24"/>
+                <w:szCs w:val="24"/>
+                <w:lang w:eastAsia="hu-HU"/>
+              </w:rPr>
+              <w:t>marka_id</w:t>
+            </w:r>
+            <w:proofErr w:type="spellEnd"/>
+            <w:r>
+              <w:rPr>
+                <w:rFonts w:ascii="Times New Roman" w:eastAsia="Times New Roman" w:hAnsi="Times New Roman" w:cs="Times New Roman"/>
+                <w:sz w:val="24"/>
+                <w:szCs w:val="24"/>
+                <w:lang w:eastAsia="hu-HU"/>
+              </w:rPr>
+              <w:t xml:space="preserve"> mezők azt mutatják meg, hogy a termék milyen színhez, mérethez, elérhetőséghez, típushoz és márkához tartozik.</w:t>
+            </w:r>
+          </w:p>
+          <w:p>
+            <w:pPr>
+              <w:spacing w:before="100" w:beforeAutospacing="1" w:after="100" w:afterAutospacing="1"/>
+              <w:rPr>
+                <w:rFonts w:ascii="Times New Roman" w:eastAsia="Times New Roman" w:hAnsi="Times New Roman" w:cs="Times New Roman"/>
+                <w:sz w:val="24"/>
+                <w:szCs w:val="24"/>
+                <w:lang w:eastAsia="hu-HU"/>
+              </w:rPr>
+            </w:pPr>
+            <w:r>
+              <w:rPr>
+                <w:rFonts w:ascii="Times New Roman" w:eastAsia="Times New Roman" w:hAnsi="Times New Roman" w:cs="Times New Roman"/>
+                <w:sz w:val="24"/>
+                <w:szCs w:val="24"/>
+                <w:lang w:eastAsia="hu-HU"/>
+              </w:rPr>
+              <w:t xml:space="preserve">A </w:t>
+            </w:r>
+            <w:proofErr w:type="spellStart"/>
+            <w:r>
+              <w:rPr>
+                <w:rFonts w:ascii="Times New Roman" w:eastAsia="Times New Roman" w:hAnsi="Times New Roman" w:cs="Times New Roman"/>
+                <w:sz w:val="24"/>
+                <w:szCs w:val="24"/>
+                <w:lang w:eastAsia="hu-HU"/>
+              </w:rPr>
+              <w:t>kep_id</w:t>
+            </w:r>
+            <w:proofErr w:type="spellEnd"/>
+            <w:r>
+              <w:rPr>
+                <w:rFonts w:ascii="Times New Roman" w:eastAsia="Times New Roman" w:hAnsi="Times New Roman" w:cs="Times New Roman"/>
+                <w:sz w:val="24"/>
+                <w:szCs w:val="24"/>
+                <w:lang w:eastAsia="hu-HU"/>
+              </w:rPr>
+              <w:t xml:space="preserve"> mező a termékhez tartozó kép elérési útját tárolja.</w:t>
+            </w:r>
+          </w:p>
+          <w:p>
+            <w:pPr>
+              <w:pStyle w:val="NormlWeb"/>
+            </w:pPr>
+            <w:r>
+              <w:t>Ezek a mezők kapcsolatban állnak a megfelelő táblákkal, így biztosítják, hogy minden termékhez tartozzanak megfelelő adatok.</w:t>
+            </w:r>
+          </w:p>
+        </w:tc>
+      </w:tr>
+    </w:tbl>
+    <w:p>
+      <w:pPr>
+        <w:pStyle w:val="NormlWeb"/>
+      </w:pPr>
+    </w:p>
+    <w:p>
+      <w:r>
+        <w:br w:type="page"/>
+      </w:r>
+    </w:p>
+    <w:tbl>
+      <w:tblPr>
+        <w:tblStyle w:val="Rcsostblzat"/>
+        <w:tblW w:w="0" w:type="auto"/>
+        <w:tblInd w:w="704" w:type="dxa"/>
+        <w:tblLook w:val="04A0" w:firstRow="1" w:lastRow="0" w:firstColumn="1" w:lastColumn="0" w:noHBand="0" w:noVBand="1"/>
+      </w:tblPr>
+      <w:tblGrid>
+        <w:gridCol w:w="3822"/>
+        <w:gridCol w:w="3833"/>
+      </w:tblGrid>
+      <w:tr>
+        <w:tc>
+          <w:tcPr>
+            <w:tcW w:w="7655" w:type="dxa"/>
+            <w:gridSpan w:val="2"/>
+          </w:tcPr>
+          <w:p>
+            <w:pPr>
+              <w:pStyle w:val="NormlWeb"/>
+              <w:jc w:val="center"/>
+              <w:rPr>
+                <w:b/>
+                <w:sz w:val="28"/>
+                <w:szCs w:val="28"/>
+              </w:rPr>
+            </w:pPr>
+            <w:r>
+              <w:rPr>
+                <w:b/>
+                <w:sz w:val="28"/>
+                <w:szCs w:val="28"/>
+              </w:rPr>
+              <w:lastRenderedPageBreak/>
+              <w:t>Típus tábla</w:t>
+            </w:r>
+          </w:p>
+        </w:tc>
+      </w:tr>
+      <w:tr>
+        <w:tc>
+          <w:tcPr>
+            <w:tcW w:w="3822" w:type="dxa"/>
+          </w:tcPr>
+          <w:p>
+            <w:pPr>
+              <w:pStyle w:val="NormlWeb"/>
+            </w:pPr>
+            <w:r>
+              <w:rPr>
+                <w:noProof/>
+              </w:rPr>
+              <w:drawing>
+                <wp:inline distT="0" distB="0" distL="0" distR="0">
+                  <wp:extent cx="2066925" cy="1676400"/>
+                  <wp:effectExtent l="0" t="0" r="9525" b="0"/>
+                  <wp:docPr id="15" name="Kép 15"/>
+                  <wp:cNvGraphicFramePr>
+                    <a:graphicFrameLocks xmlns:a="http://schemas.openxmlformats.org/drawingml/2006/main" noChangeAspect="1"/>
+                  </wp:cNvGraphicFramePr>
+                  <a:graphic xmlns:a="http://schemas.openxmlformats.org/drawingml/2006/main">
+                    <a:graphicData uri="http://schemas.openxmlformats.org/drawingml/2006/picture">
+                      <pic:pic xmlns:pic="http://schemas.openxmlformats.org/drawingml/2006/picture">
+                        <pic:nvPicPr>
+                          <pic:cNvPr id="0" name="Picture 24"/>
+                          <pic:cNvPicPr>
+                            <a:picLocks noChangeAspect="1" noChangeArrowheads="1"/>
+                          </pic:cNvPicPr>
+                        </pic:nvPicPr>
+                        <pic:blipFill>
+                          <a:blip r:embed="rId17">
+                            <a:extLst>
+                              <a:ext uri="{28A0092B-C50C-407E-A947-70E740481C1C}">
+                                <a14:useLocalDpi xmlns:a14="http://schemas.microsoft.com/office/drawing/2010/main" val="0"/>
+                              </a:ext>
+                            </a:extLst>
+                          </a:blip>
+                          <a:srcRect/>
+                          <a:stretch>
+                            <a:fillRect/>
+                          </a:stretch>
+                        </pic:blipFill>
+                        <pic:spPr bwMode="auto">
+                          <a:xfrm>
+                            <a:off x="0" y="0"/>
+                            <a:ext cx="2066925" cy="1676400"/>
+                          </a:xfrm>
+                          <a:prstGeom prst="rect">
+                            <a:avLst/>
+                          </a:prstGeom>
+                          <a:noFill/>
+                          <a:ln>
+                            <a:noFill/>
+                          </a:ln>
+                        </pic:spPr>
+                      </pic:pic>
+                    </a:graphicData>
+                  </a:graphic>
+                </wp:inline>
+              </w:drawing>
+            </w:r>
+          </w:p>
+        </w:tc>
+        <w:tc>
+          <w:tcPr>
+            <w:tcW w:w="3833" w:type="dxa"/>
+          </w:tcPr>
+          <w:p>
+            <w:pPr>
+              <w:pStyle w:val="NormlWeb"/>
+            </w:pPr>
+            <w:r>
+              <w:t>Ez a tábla tárolja a termékek típusait.</w:t>
+            </w:r>
+          </w:p>
+          <w:p>
+            <w:pPr>
+              <w:spacing w:before="100" w:beforeAutospacing="1" w:after="100" w:afterAutospacing="1"/>
+              <w:rPr>
+                <w:rFonts w:ascii="Times New Roman" w:eastAsia="Times New Roman" w:hAnsi="Times New Roman" w:cs="Times New Roman"/>
+                <w:sz w:val="24"/>
+                <w:szCs w:val="24"/>
+                <w:lang w:eastAsia="hu-HU"/>
+              </w:rPr>
+            </w:pPr>
+            <w:r>
+              <w:rPr>
+                <w:rFonts w:ascii="Times New Roman" w:eastAsia="Times New Roman" w:hAnsi="Times New Roman" w:cs="Times New Roman"/>
+                <w:sz w:val="24"/>
+                <w:szCs w:val="24"/>
+                <w:lang w:eastAsia="hu-HU"/>
+              </w:rPr>
+              <w:t xml:space="preserve">Az </w:t>
+            </w:r>
+            <w:proofErr w:type="spellStart"/>
+            <w:r>
+              <w:rPr>
+                <w:rFonts w:ascii="Times New Roman" w:eastAsia="Times New Roman" w:hAnsi="Times New Roman" w:cs="Times New Roman"/>
+                <w:sz w:val="24"/>
+                <w:szCs w:val="24"/>
+                <w:lang w:eastAsia="hu-HU"/>
+              </w:rPr>
+              <w:t>id</w:t>
+            </w:r>
+            <w:proofErr w:type="spellEnd"/>
+            <w:r>
+              <w:rPr>
+                <w:rFonts w:ascii="Times New Roman" w:eastAsia="Times New Roman" w:hAnsi="Times New Roman" w:cs="Times New Roman"/>
+                <w:sz w:val="24"/>
+                <w:szCs w:val="24"/>
+                <w:lang w:eastAsia="hu-HU"/>
+              </w:rPr>
+              <w:t xml:space="preserve"> mező egyedi azonosító minden sorhoz, ez a tábla </w:t>
+            </w:r>
+            <w:proofErr w:type="spellStart"/>
+            <w:r>
+              <w:rPr>
+                <w:rFonts w:ascii="Times New Roman" w:eastAsia="Times New Roman" w:hAnsi="Times New Roman" w:cs="Times New Roman"/>
+                <w:sz w:val="24"/>
+                <w:szCs w:val="24"/>
+                <w:lang w:eastAsia="hu-HU"/>
+              </w:rPr>
+              <w:t>primary</w:t>
+            </w:r>
+            <w:proofErr w:type="spellEnd"/>
+            <w:r>
+              <w:rPr>
+                <w:rFonts w:ascii="Times New Roman" w:eastAsia="Times New Roman" w:hAnsi="Times New Roman" w:cs="Times New Roman"/>
+                <w:sz w:val="24"/>
+                <w:szCs w:val="24"/>
+                <w:lang w:eastAsia="hu-HU"/>
+              </w:rPr>
+              <w:t xml:space="preserve"> </w:t>
+            </w:r>
+            <w:proofErr w:type="spellStart"/>
+            <w:r>
+              <w:rPr>
+                <w:rFonts w:ascii="Times New Roman" w:eastAsia="Times New Roman" w:hAnsi="Times New Roman" w:cs="Times New Roman"/>
+                <w:sz w:val="24"/>
+                <w:szCs w:val="24"/>
+                <w:lang w:eastAsia="hu-HU"/>
+              </w:rPr>
+              <w:t>key-e</w:t>
+            </w:r>
+            <w:proofErr w:type="spellEnd"/>
+            <w:r>
+              <w:rPr>
+                <w:rFonts w:ascii="Times New Roman" w:eastAsia="Times New Roman" w:hAnsi="Times New Roman" w:cs="Times New Roman"/>
+                <w:sz w:val="24"/>
+                <w:szCs w:val="24"/>
+                <w:lang w:eastAsia="hu-HU"/>
+              </w:rPr>
+              <w:t>.</w:t>
+            </w:r>
+            <w:r>
+              <w:rPr>
+                <w:rFonts w:ascii="Times New Roman" w:eastAsia="Times New Roman" w:hAnsi="Times New Roman" w:cs="Times New Roman"/>
+                <w:sz w:val="24"/>
+                <w:szCs w:val="24"/>
+                <w:lang w:eastAsia="hu-HU"/>
+              </w:rPr>
+              <w:br/>
+              <w:t xml:space="preserve">A </w:t>
+            </w:r>
+            <w:proofErr w:type="spellStart"/>
+            <w:r>
+              <w:rPr>
+                <w:rFonts w:ascii="Times New Roman" w:eastAsia="Times New Roman" w:hAnsi="Times New Roman" w:cs="Times New Roman"/>
+                <w:sz w:val="24"/>
+                <w:szCs w:val="24"/>
+                <w:lang w:eastAsia="hu-HU"/>
+              </w:rPr>
+              <w:t>tipus</w:t>
+            </w:r>
+            <w:proofErr w:type="spellEnd"/>
+            <w:r>
+              <w:rPr>
+                <w:rFonts w:ascii="Times New Roman" w:eastAsia="Times New Roman" w:hAnsi="Times New Roman" w:cs="Times New Roman"/>
+                <w:sz w:val="24"/>
+                <w:szCs w:val="24"/>
+                <w:lang w:eastAsia="hu-HU"/>
+              </w:rPr>
+              <w:t xml:space="preserve"> mezőben van eltárolva a termék típusa.</w:t>
+            </w:r>
+          </w:p>
+          <w:p>
+            <w:pPr>
+              <w:spacing w:before="100" w:beforeAutospacing="1" w:after="100" w:afterAutospacing="1"/>
+              <w:rPr>
+                <w:rFonts w:ascii="Times New Roman" w:eastAsia="Times New Roman" w:hAnsi="Times New Roman" w:cs="Times New Roman"/>
+                <w:sz w:val="24"/>
+                <w:szCs w:val="24"/>
+                <w:lang w:eastAsia="hu-HU"/>
+              </w:rPr>
+            </w:pPr>
+            <w:r>
+              <w:rPr>
+                <w:rFonts w:ascii="Times New Roman" w:eastAsia="Times New Roman" w:hAnsi="Times New Roman" w:cs="Times New Roman"/>
+                <w:sz w:val="24"/>
+                <w:szCs w:val="24"/>
+                <w:lang w:eastAsia="hu-HU"/>
+              </w:rPr>
+              <w:t xml:space="preserve">A </w:t>
+            </w:r>
+            <w:proofErr w:type="spellStart"/>
+            <w:r>
+              <w:rPr>
+                <w:rFonts w:ascii="Times New Roman" w:eastAsia="Times New Roman" w:hAnsi="Times New Roman" w:cs="Times New Roman"/>
+                <w:sz w:val="24"/>
+                <w:szCs w:val="24"/>
+                <w:lang w:eastAsia="hu-HU"/>
+              </w:rPr>
+              <w:t>tipus</w:t>
+            </w:r>
+            <w:proofErr w:type="spellEnd"/>
+            <w:r>
+              <w:rPr>
+                <w:rFonts w:ascii="Times New Roman" w:eastAsia="Times New Roman" w:hAnsi="Times New Roman" w:cs="Times New Roman"/>
+                <w:sz w:val="24"/>
+                <w:szCs w:val="24"/>
+                <w:lang w:eastAsia="hu-HU"/>
+              </w:rPr>
+              <w:t xml:space="preserve"> mezőn index van, ami segít a gyorsabb keresésben.</w:t>
+            </w:r>
+          </w:p>
+          <w:p>
+            <w:pPr>
+              <w:spacing w:before="100" w:beforeAutospacing="1" w:after="100" w:afterAutospacing="1"/>
+              <w:rPr>
+                <w:rFonts w:ascii="Times New Roman" w:eastAsia="Times New Roman" w:hAnsi="Times New Roman" w:cs="Times New Roman"/>
+                <w:sz w:val="24"/>
+                <w:szCs w:val="24"/>
+                <w:lang w:eastAsia="hu-HU"/>
+              </w:rPr>
+            </w:pPr>
+            <w:r>
+              <w:rPr>
+                <w:rFonts w:ascii="Times New Roman" w:eastAsia="Times New Roman" w:hAnsi="Times New Roman" w:cs="Times New Roman"/>
+                <w:sz w:val="24"/>
+                <w:szCs w:val="24"/>
+                <w:lang w:eastAsia="hu-HU"/>
+              </w:rPr>
+              <w:t xml:space="preserve">Ez a tábla kapcsolatban áll a </w:t>
+            </w:r>
+            <w:proofErr w:type="spellStart"/>
+            <w:r>
+              <w:rPr>
+                <w:rFonts w:ascii="Times New Roman" w:eastAsia="Times New Roman" w:hAnsi="Times New Roman" w:cs="Times New Roman"/>
+                <w:sz w:val="24"/>
+                <w:szCs w:val="24"/>
+                <w:lang w:eastAsia="hu-HU"/>
+              </w:rPr>
+              <w:t>termekek</w:t>
+            </w:r>
+            <w:proofErr w:type="spellEnd"/>
+            <w:r>
+              <w:rPr>
+                <w:rFonts w:ascii="Times New Roman" w:eastAsia="Times New Roman" w:hAnsi="Times New Roman" w:cs="Times New Roman"/>
+                <w:sz w:val="24"/>
+                <w:szCs w:val="24"/>
+                <w:lang w:eastAsia="hu-HU"/>
+              </w:rPr>
+              <w:t xml:space="preserve"> táblával, ahol minden termék egy adott típushoz tartozik.</w:t>
+            </w:r>
+          </w:p>
+          <w:p>
+            <w:pPr>
+              <w:pStyle w:val="NormlWeb"/>
+            </w:pPr>
+          </w:p>
+        </w:tc>
+      </w:tr>
+    </w:tbl>
+    <w:p>
+      <w:pPr>
+        <w:pStyle w:val="NormlWeb"/>
+      </w:pPr>
+    </w:p>
+    <w:tbl>
+      <w:tblPr>
+        <w:tblStyle w:val="Rcsostblzat"/>
+        <w:tblW w:w="0" w:type="auto"/>
+        <w:tblInd w:w="704" w:type="dxa"/>
+        <w:tblLook w:val="04A0" w:firstRow="1" w:lastRow="0" w:firstColumn="1" w:lastColumn="0" w:noHBand="0" w:noVBand="1"/>
+      </w:tblPr>
+      <w:tblGrid>
+        <w:gridCol w:w="3906"/>
+        <w:gridCol w:w="3749"/>
+      </w:tblGrid>
+      <w:tr>
+        <w:tc>
+          <w:tcPr>
+            <w:tcW w:w="7655" w:type="dxa"/>
+            <w:gridSpan w:val="2"/>
+          </w:tcPr>
+          <w:p>
+            <w:pPr>
+              <w:pStyle w:val="NormlWeb"/>
+              <w:jc w:val="center"/>
+              <w:rPr>
+                <w:b/>
+                <w:sz w:val="28"/>
+                <w:szCs w:val="28"/>
+              </w:rPr>
+            </w:pPr>
+            <w:proofErr w:type="spellStart"/>
+            <w:r>
+              <w:rPr>
+                <w:b/>
+                <w:sz w:val="28"/>
+                <w:szCs w:val="28"/>
+              </w:rPr>
+              <w:t>Users</w:t>
+            </w:r>
+            <w:proofErr w:type="spellEnd"/>
+            <w:r>
+              <w:rPr>
+                <w:b/>
+                <w:sz w:val="28"/>
+                <w:szCs w:val="28"/>
+              </w:rPr>
+              <w:t xml:space="preserve"> tábla</w:t>
+            </w:r>
+          </w:p>
+        </w:tc>
+      </w:tr>
+      <w:tr>
+        <w:tc>
+          <w:tcPr>
+            <w:tcW w:w="3906" w:type="dxa"/>
+          </w:tcPr>
+          <w:p>
+            <w:pPr>
+              <w:pStyle w:val="NormlWeb"/>
+            </w:pPr>
+            <w:r>
+              <w:rPr>
+                <w:noProof/>
+              </w:rPr>
+              <w:drawing>
+                <wp:inline distT="0" distB="0" distL="0" distR="0">
+                  <wp:extent cx="2333625" cy="2305050"/>
+                  <wp:effectExtent l="0" t="0" r="9525" b="0"/>
+                  <wp:docPr id="16" name="Kép 16"/>
+                  <wp:cNvGraphicFramePr>
+                    <a:graphicFrameLocks xmlns:a="http://schemas.openxmlformats.org/drawingml/2006/main" noChangeAspect="1"/>
+                  </wp:cNvGraphicFramePr>
+                  <a:graphic xmlns:a="http://schemas.openxmlformats.org/drawingml/2006/main">
+                    <a:graphicData uri="http://schemas.openxmlformats.org/drawingml/2006/picture">
+                      <pic:pic xmlns:pic="http://schemas.openxmlformats.org/drawingml/2006/picture">
+                        <pic:nvPicPr>
+                          <pic:cNvPr id="0" name="Picture 25"/>
+                          <pic:cNvPicPr>
+                            <a:picLocks noChangeAspect="1" noChangeArrowheads="1"/>
+                          </pic:cNvPicPr>
+                        </pic:nvPicPr>
+                        <pic:blipFill>
+                          <a:blip r:embed="rId18">
+                            <a:extLst>
+                              <a:ext uri="{28A0092B-C50C-407E-A947-70E740481C1C}">
+                                <a14:useLocalDpi xmlns:a14="http://schemas.microsoft.com/office/drawing/2010/main" val="0"/>
+                              </a:ext>
+                            </a:extLst>
+                          </a:blip>
+                          <a:srcRect/>
+                          <a:stretch>
+                            <a:fillRect/>
+                          </a:stretch>
+                        </pic:blipFill>
+                        <pic:spPr bwMode="auto">
+                          <a:xfrm>
+                            <a:off x="0" y="0"/>
+                            <a:ext cx="2333625" cy="2305050"/>
+                          </a:xfrm>
+                          <a:prstGeom prst="rect">
+                            <a:avLst/>
+                          </a:prstGeom>
+                          <a:noFill/>
+                          <a:ln>
+                            <a:noFill/>
+                          </a:ln>
+                        </pic:spPr>
+                      </pic:pic>
+                    </a:graphicData>
+                  </a:graphic>
+                </wp:inline>
+              </w:drawing>
+            </w:r>
+          </w:p>
+        </w:tc>
+        <w:tc>
+          <w:tcPr>
+            <w:tcW w:w="3749" w:type="dxa"/>
+          </w:tcPr>
+          <w:p>
+            <w:pPr>
+              <w:pStyle w:val="NormlWeb"/>
+            </w:pPr>
+            <w:r>
+              <w:t>Ez a tábla a felhasználók adatait tárolja</w:t>
+            </w:r>
+          </w:p>
+          <w:p>
+            <w:pPr>
+              <w:pStyle w:val="NormlWeb"/>
+            </w:pPr>
+            <w:r>
+              <w:t xml:space="preserve">Az </w:t>
+            </w:r>
+            <w:proofErr w:type="spellStart"/>
+            <w:r>
+              <w:t>id</w:t>
+            </w:r>
+            <w:proofErr w:type="spellEnd"/>
+            <w:r>
+              <w:t xml:space="preserve"> mező egyedi azonosító minden sorhoz, ez a tábla </w:t>
+            </w:r>
+            <w:proofErr w:type="spellStart"/>
+            <w:r>
+              <w:t>primary</w:t>
+            </w:r>
+            <w:proofErr w:type="spellEnd"/>
+            <w:r>
+              <w:t xml:space="preserve"> </w:t>
+            </w:r>
+            <w:proofErr w:type="spellStart"/>
+            <w:r>
+              <w:t>key-e</w:t>
+            </w:r>
+            <w:proofErr w:type="spellEnd"/>
+            <w:r>
+              <w:t>.</w:t>
+            </w:r>
+            <w:r>
+              <w:br/>
+              <w:t xml:space="preserve">A </w:t>
+            </w:r>
+            <w:proofErr w:type="spellStart"/>
+            <w:r>
+              <w:t>username</w:t>
+            </w:r>
+            <w:proofErr w:type="spellEnd"/>
+            <w:r>
+              <w:t xml:space="preserve"> mező a felhasználó nevét tartalmazza.</w:t>
+            </w:r>
+            <w:r>
+              <w:br/>
+              <w:t>Az email mező az email címet tárolja.</w:t>
+            </w:r>
+            <w:r>
+              <w:br/>
+              <w:t xml:space="preserve">A </w:t>
+            </w:r>
+            <w:proofErr w:type="spellStart"/>
+            <w:r>
+              <w:t>password</w:t>
+            </w:r>
+            <w:proofErr w:type="spellEnd"/>
+            <w:r>
+              <w:t xml:space="preserve"> mező a felhasználó jelszavát tartalmazza.</w:t>
+            </w:r>
+            <w:r>
+              <w:br/>
+              <w:t xml:space="preserve">A </w:t>
+            </w:r>
+            <w:proofErr w:type="spellStart"/>
+            <w:r>
+              <w:t>role</w:t>
+            </w:r>
+            <w:proofErr w:type="spellEnd"/>
+            <w:r>
+              <w:t xml:space="preserve"> mező azt jelzi, hogy a felhasználónak milyen jogosultsága van.</w:t>
+            </w:r>
+          </w:p>
+        </w:tc>
+      </w:tr>
+    </w:tbl>
+    <w:p>
+      <w:pPr>
+        <w:pStyle w:val="NormlWeb"/>
+      </w:pPr>
+    </w:p>
+    <w:p>
+      <w:pPr>
+        <w:rPr>
+          <w:rFonts w:ascii="Times New Roman" w:eastAsia="Times New Roman" w:hAnsi="Times New Roman" w:cs="Times New Roman"/>
+          <w:sz w:val="24"/>
+          <w:szCs w:val="24"/>
+          <w:lang w:eastAsia="hu-HU"/>
+        </w:rPr>
+      </w:pPr>
+      <w:r>
+        <w:br w:type="page"/>
+      </w:r>
+    </w:p>
+    <w:p>
+      <w:pPr>
+        <w:pStyle w:val="NormlWeb"/>
+      </w:pPr>
+    </w:p>
+    <w:tbl>
+      <w:tblPr>
+        <w:tblStyle w:val="Rcsostblzat"/>
+        <w:tblW w:w="0" w:type="auto"/>
+        <w:tblInd w:w="704" w:type="dxa"/>
+        <w:tblLook w:val="04A0" w:firstRow="1" w:lastRow="0" w:firstColumn="1" w:lastColumn="0" w:noHBand="0" w:noVBand="1"/>
+      </w:tblPr>
+      <w:tblGrid>
+        <w:gridCol w:w="3876"/>
+        <w:gridCol w:w="3779"/>
+      </w:tblGrid>
+      <w:tr>
+        <w:tc>
+          <w:tcPr>
+            <w:tcW w:w="7655" w:type="dxa"/>
+            <w:gridSpan w:val="2"/>
+          </w:tcPr>
+          <w:p>
+            <w:pPr>
+              <w:pStyle w:val="NormlWeb"/>
+              <w:jc w:val="center"/>
+              <w:rPr>
+                <w:b/>
+                <w:sz w:val="28"/>
+                <w:szCs w:val="28"/>
+              </w:rPr>
+            </w:pPr>
+            <w:r>
+              <w:rPr>
+                <w:b/>
+                <w:sz w:val="28"/>
+                <w:szCs w:val="28"/>
+              </w:rPr>
+              <w:t>Vevő tábla</w:t>
+            </w:r>
+          </w:p>
+        </w:tc>
+      </w:tr>
+      <w:tr>
+        <w:tc>
+          <w:tcPr>
+            <w:tcW w:w="3876" w:type="dxa"/>
+          </w:tcPr>
+          <w:p>
+            <w:pPr>
+              <w:pStyle w:val="NormlWeb"/>
+            </w:pPr>
+            <w:r>
+              <w:rPr>
+                <w:noProof/>
+              </w:rPr>
+              <w:drawing>
+                <wp:inline distT="0" distB="0" distL="0" distR="0">
+                  <wp:extent cx="2314575" cy="1676400"/>
+                  <wp:effectExtent l="0" t="0" r="9525" b="0"/>
+                  <wp:docPr id="17" name="Kép 17"/>
+                  <wp:cNvGraphicFramePr>
+                    <a:graphicFrameLocks xmlns:a="http://schemas.openxmlformats.org/drawingml/2006/main" noChangeAspect="1"/>
+                  </wp:cNvGraphicFramePr>
+                  <a:graphic xmlns:a="http://schemas.openxmlformats.org/drawingml/2006/main">
+                    <a:graphicData uri="http://schemas.openxmlformats.org/drawingml/2006/picture">
+                      <pic:pic xmlns:pic="http://schemas.openxmlformats.org/drawingml/2006/picture">
+                        <pic:nvPicPr>
+                          <pic:cNvPr id="0" name="Picture 26"/>
+                          <pic:cNvPicPr>
+                            <a:picLocks noChangeAspect="1" noChangeArrowheads="1"/>
+                          </pic:cNvPicPr>
+                        </pic:nvPicPr>
+                        <pic:blipFill>
+                          <a:blip r:embed="rId19">
+                            <a:extLst>
+                              <a:ext uri="{28A0092B-C50C-407E-A947-70E740481C1C}">
+                                <a14:useLocalDpi xmlns:a14="http://schemas.microsoft.com/office/drawing/2010/main" val="0"/>
+                              </a:ext>
+                            </a:extLst>
+                          </a:blip>
+                          <a:srcRect/>
+                          <a:stretch>
+                            <a:fillRect/>
+                          </a:stretch>
+                        </pic:blipFill>
+                        <pic:spPr bwMode="auto">
+                          <a:xfrm>
+                            <a:off x="0" y="0"/>
+                            <a:ext cx="2314575" cy="1676400"/>
+                          </a:xfrm>
+                          <a:prstGeom prst="rect">
+                            <a:avLst/>
+                          </a:prstGeom>
+                          <a:noFill/>
+                          <a:ln>
+                            <a:noFill/>
+                          </a:ln>
+                        </pic:spPr>
+                      </pic:pic>
+                    </a:graphicData>
+                  </a:graphic>
+                </wp:inline>
+              </w:drawing>
+            </w:r>
+          </w:p>
+        </w:tc>
+        <w:tc>
+          <w:tcPr>
+            <w:tcW w:w="3779" w:type="dxa"/>
+          </w:tcPr>
+          <w:p>
+            <w:pPr>
+              <w:pStyle w:val="NormlWeb"/>
+            </w:pPr>
+            <w:r>
+              <w:t>Ez a tábla tárolja a vásárlók adatait.</w:t>
+            </w:r>
+          </w:p>
+          <w:p>
+            <w:pPr>
+              <w:pStyle w:val="NormlWeb"/>
+            </w:pPr>
+            <w:r>
+              <w:t xml:space="preserve">Az </w:t>
+            </w:r>
+            <w:proofErr w:type="spellStart"/>
+            <w:r>
+              <w:t>id</w:t>
+            </w:r>
+            <w:proofErr w:type="spellEnd"/>
+            <w:r>
+              <w:t xml:space="preserve"> mező egyedi azonosító minden sorhoz, ez a tábla </w:t>
+            </w:r>
+            <w:proofErr w:type="spellStart"/>
+            <w:r>
+              <w:t>primary</w:t>
+            </w:r>
+            <w:proofErr w:type="spellEnd"/>
+            <w:r>
+              <w:t xml:space="preserve"> </w:t>
+            </w:r>
+            <w:proofErr w:type="spellStart"/>
+            <w:r>
+              <w:t>key-e</w:t>
+            </w:r>
+            <w:proofErr w:type="spellEnd"/>
+            <w:r>
+              <w:t>.</w:t>
+            </w:r>
+            <w:r>
+              <w:br/>
+              <w:t xml:space="preserve">Az </w:t>
+            </w:r>
+            <w:proofErr w:type="spellStart"/>
+            <w:r>
+              <w:t>adoszam</w:t>
+            </w:r>
+            <w:proofErr w:type="spellEnd"/>
+            <w:r>
+              <w:t xml:space="preserve"> mező a vásárló adószámát tartalmazza.</w:t>
+            </w:r>
+            <w:r>
+              <w:br/>
+              <w:t xml:space="preserve">A </w:t>
+            </w:r>
+            <w:proofErr w:type="spellStart"/>
+            <w:r>
+              <w:t>nev</w:t>
+            </w:r>
+            <w:proofErr w:type="spellEnd"/>
+            <w:r>
+              <w:t xml:space="preserve"> mezőben a vásárló neve van eltárolva.</w:t>
+            </w:r>
+            <w:r>
+              <w:br/>
+              <w:t xml:space="preserve">A </w:t>
+            </w:r>
+            <w:proofErr w:type="spellStart"/>
+            <w:r>
+              <w:t>cim</w:t>
+            </w:r>
+            <w:proofErr w:type="spellEnd"/>
+            <w:r>
+              <w:t xml:space="preserve"> mező a vásárló címét tartalmazza.</w:t>
+            </w:r>
+          </w:p>
+        </w:tc>
+      </w:tr>
+    </w:tbl>
+    <w:p>
+      <w:pPr>
+        <w:pStyle w:val="NormlWeb"/>
+      </w:pPr>
+      <w:bookmarkStart w:id="0" w:name="_GoBack"/>
+      <w:bookmarkEnd w:id="0"/>
     </w:p>
     <w:sectPr>
       <w:pgSz w:w="11906" w:h="16838"/>
@@ -3649,8 +11594,63 @@
 </w:document>
 </file>
 
+<file path=word/endnotes.xml><?xml version="1.0" encoding="utf-8"?>
+<w:endnotes xmlns:wpc="http://schemas.microsoft.com/office/word/2010/wordprocessingCanvas" xmlns:cx="http://schemas.microsoft.com/office/drawing/2014/chartex" xmlns:cx1="http://schemas.microsoft.com/office/drawing/2015/9/8/chartex" xmlns:cx2="http://schemas.microsoft.com/office/drawing/2015/10/21/chartex" xmlns:cx3="http://schemas.microsoft.com/office/drawing/2016/5/9/chartex" xmlns:cx4="http://schemas.microsoft.com/office/drawing/2016/5/10/chartex" xmlns:cx5="http://schemas.microsoft.com/office/drawing/2016/5/11/chartex" xmlns:cx6="http://schemas.microsoft.com/office/drawing/2016/5/12/chartex" xmlns:cx7="http://schemas.microsoft.com/office/drawing/2016/5/13/chartex" xmlns:cx8="http://schemas.microsoft.com/office/drawing/2016/5/14/chartex" xmlns:mc="http://schemas.openxmlformats.org/markup-compatibility/2006" xmlns:aink="http://schemas.microsoft.com/office/drawing/2016/ink" xmlns:am3d="http://schemas.microsoft.com/office/drawing/2017/model3d" xmlns:o="urn:schemas-microsoft-com:office:office" xmlns:r="http://schemas.openxmlformats.org/officeDocument/2006/relationships" xmlns:m="http://schemas.openxmlformats.org/officeDocument/2006/math" xmlns:v="urn:schemas-microsoft-com:vml" xmlns:wp14="http://schemas.microsoft.com/office/word/2010/wordprocessingDrawing" xmlns:wp="http://schemas.openxmlformats.org/drawingml/2006/wordprocessingDrawing" xmlns:w10="urn:schemas-microsoft-com:office:word" xmlns:w="http://schemas.openxmlformats.org/wordprocessingml/2006/main" xmlns:w14="http://schemas.microsoft.com/office/word/2010/wordml" xmlns:w15="http://schemas.microsoft.com/office/word/2012/wordml" xmlns:w16cid="http://schemas.microsoft.com/office/word/2016/wordml/cid" xmlns:w16se="http://schemas.microsoft.com/office/word/2015/wordml/symex" xmlns:wpg="http://schemas.microsoft.com/office/word/2010/wordprocessingGroup" xmlns:wpi="http://schemas.microsoft.com/office/word/2010/wordprocessingInk" xmlns:wne="http://schemas.microsoft.com/office/word/2006/wordml" xmlns:wps="http://schemas.microsoft.com/office/word/2010/wordprocessingShape" mc:Ignorable="w14 w15 w16se w16cid wp14">
+  <w:endnote w:type="separator" w:id="-1">
+    <w:p>
+      <w:pPr>
+        <w:spacing w:after="0" w:line="240" w:lineRule="auto"/>
+      </w:pPr>
+      <w:r>
+        <w:separator/>
+      </w:r>
+    </w:p>
+  </w:endnote>
+  <w:endnote w:type="continuationSeparator" w:id="0">
+    <w:p>
+      <w:pPr>
+        <w:spacing w:after="0" w:line="240" w:lineRule="auto"/>
+      </w:pPr>
+      <w:r>
+        <w:continuationSeparator/>
+      </w:r>
+    </w:p>
+  </w:endnote>
+</w:endnotes>
+</file>
+
+<file path=word/footnotes.xml><?xml version="1.0" encoding="utf-8"?>
+<w:footnotes xmlns:wpc="http://schemas.microsoft.com/office/word/2010/wordprocessingCanvas" xmlns:cx="http://schemas.microsoft.com/office/drawing/2014/chartex" xmlns:cx1="http://schemas.microsoft.com/office/drawing/2015/9/8/chartex" xmlns:cx2="http://schemas.microsoft.com/office/drawing/2015/10/21/chartex" xmlns:cx3="http://schemas.microsoft.com/office/drawing/2016/5/9/chartex" xmlns:cx4="http://schemas.microsoft.com/office/drawing/2016/5/10/chartex" xmlns:cx5="http://schemas.microsoft.com/office/drawing/2016/5/11/chartex" xmlns:cx6="http://schemas.microsoft.com/office/drawing/2016/5/12/chartex" xmlns:cx7="http://schemas.microsoft.com/office/drawing/2016/5/13/chartex" xmlns:cx8="http://schemas.microsoft.com/office/drawing/2016/5/14/chartex" xmlns:mc="http://schemas.openxmlformats.org/markup-compatibility/2006" xmlns:aink="http://schemas.microsoft.com/office/drawing/2016/ink" xmlns:am3d="http://schemas.microsoft.com/office/drawing/2017/model3d" xmlns:o="urn:schemas-microsoft-com:office:office" xmlns:r="http://schemas.openxmlformats.org/officeDocument/2006/relationships" xmlns:m="http://schemas.openxmlformats.org/officeDocument/2006/math" xmlns:v="urn:schemas-microsoft-com:vml" xmlns:wp14="http://schemas.microsoft.com/office/word/2010/wordprocessingDrawing" xmlns:wp="http://schemas.openxmlformats.org/drawingml/2006/wordprocessingDrawing" xmlns:w10="urn:schemas-microsoft-com:office:word" xmlns:w="http://schemas.openxmlformats.org/wordprocessingml/2006/main" xmlns:w14="http://schemas.microsoft.com/office/word/2010/wordml" xmlns:w15="http://schemas.microsoft.com/office/word/2012/wordml" xmlns:w16cid="http://schemas.microsoft.com/office/word/2016/wordml/cid" xmlns:w16se="http://schemas.microsoft.com/office/word/2015/wordml/symex" xmlns:wpg="http://schemas.microsoft.com/office/word/2010/wordprocessingGroup" xmlns:wpi="http://schemas.microsoft.com/office/word/2010/wordprocessingInk" xmlns:wne="http://schemas.microsoft.com/office/word/2006/wordml" xmlns:wps="http://schemas.microsoft.com/office/word/2010/wordprocessingShape" mc:Ignorable="w14 w15 w16se w16cid wp14">
+  <w:footnote w:type="separator" w:id="-1">
+    <w:p>
+      <w:pPr>
+        <w:spacing w:after="0" w:line="240" w:lineRule="auto"/>
+      </w:pPr>
+      <w:r>
+        <w:separator/>
+      </w:r>
+    </w:p>
+  </w:footnote>
+  <w:footnote w:type="continuationSeparator" w:id="0">
+    <w:p>
+      <w:pPr>
+        <w:spacing w:after="0" w:line="240" w:lineRule="auto"/>
+      </w:pPr>
+      <w:r>
+        <w:continuationSeparator/>
+      </w:r>
+    </w:p>
+  </w:footnote>
+</w:footnotes>
+</file>
+
 <file path=word/numbering.xml><?xml version="1.0" encoding="utf-8"?>
 <w:numbering xmlns:wpc="http://schemas.microsoft.com/office/word/2010/wordprocessingCanvas" xmlns:cx="http://schemas.microsoft.com/office/drawing/2014/chartex" xmlns:cx1="http://schemas.microsoft.com/office/drawing/2015/9/8/chartex" xmlns:cx2="http://schemas.microsoft.com/office/drawing/2015/10/21/chartex" xmlns:cx3="http://schemas.microsoft.com/office/drawing/2016/5/9/chartex" xmlns:cx4="http://schemas.microsoft.com/office/drawing/2016/5/10/chartex" xmlns:cx5="http://schemas.microsoft.com/office/drawing/2016/5/11/chartex" xmlns:cx6="http://schemas.microsoft.com/office/drawing/2016/5/12/chartex" xmlns:cx7="http://schemas.microsoft.com/office/drawing/2016/5/13/chartex" xmlns:cx8="http://schemas.microsoft.com/office/drawing/2016/5/14/chartex" xmlns:mc="http://schemas.openxmlformats.org/markup-compatibility/2006" xmlns:aink="http://schemas.microsoft.com/office/drawing/2016/ink" xmlns:am3d="http://schemas.microsoft.com/office/drawing/2017/model3d" xmlns:o="urn:schemas-microsoft-com:office:office" xmlns:r="http://schemas.openxmlformats.org/officeDocument/2006/relationships" xmlns:m="http://schemas.openxmlformats.org/officeDocument/2006/math" xmlns:v="urn:schemas-microsoft-com:vml" xmlns:wp14="http://schemas.microsoft.com/office/word/2010/wordprocessingDrawing" xmlns:wp="http://schemas.openxmlformats.org/drawingml/2006/wordprocessingDrawing" xmlns:w10="urn:schemas-microsoft-com:office:word" xmlns:w="http://schemas.openxmlformats.org/wordprocessingml/2006/main" xmlns:w14="http://schemas.microsoft.com/office/word/2010/wordml" xmlns:w15="http://schemas.microsoft.com/office/word/2012/wordml" xmlns:w16cid="http://schemas.microsoft.com/office/word/2016/wordml/cid" xmlns:w16se="http://schemas.microsoft.com/office/word/2015/wordml/symex" xmlns:wpg="http://schemas.microsoft.com/office/word/2010/wordprocessingGroup" xmlns:wpi="http://schemas.microsoft.com/office/word/2010/wordprocessingInk" xmlns:wne="http://schemas.microsoft.com/office/word/2006/wordml" xmlns:wps="http://schemas.microsoft.com/office/word/2010/wordprocessingShape" mc:Ignorable="w14 w15 w16se w16cid wp14">
+  <w:numPicBullet w:numPicBulletId="0">
+    <w:pict>
+      <v:rect id="_x0000_i1030" style="width:0;height:1.5pt" o:hralign="center" o:bullet="t" o:hrstd="t" o:hr="t" fillcolor="#a0a0a0" stroked="f"/>
+    </w:pict>
+  </w:numPicBullet>
   <w:abstractNum w:abstractNumId="0" w15:restartNumberingAfterBreak="0">
     <w:nsid w:val="013E49CC"/>
     <w:multiLevelType w:val="hybridMultilevel"/>
@@ -6140,6 +14140,59 @@
       </w:tblBorders>
     </w:tblPr>
   </w:style>
+  <w:style w:type="paragraph" w:styleId="Nincstrkz">
+    <w:name w:val="No Spacing"/>
+    <w:uiPriority w:val="1"/>
+    <w:qFormat/>
+    <w:rsid w:val="001501C2"/>
+    <w:pPr>
+      <w:spacing w:after="0" w:line="240" w:lineRule="auto"/>
+    </w:pPr>
+  </w:style>
+  <w:style w:type="paragraph" w:styleId="lfej">
+    <w:name w:val="header"/>
+    <w:basedOn w:val="Norml"/>
+    <w:link w:val="lfejChar"/>
+    <w:uiPriority w:val="99"/>
+    <w:unhideWhenUsed/>
+    <w:rsid w:val="004E6924"/>
+    <w:pPr>
+      <w:tabs>
+        <w:tab w:val="center" w:pos="4536"/>
+        <w:tab w:val="right" w:pos="9072"/>
+      </w:tabs>
+      <w:spacing w:after="0" w:line="240" w:lineRule="auto"/>
+    </w:pPr>
+  </w:style>
+  <w:style w:type="character" w:customStyle="1" w:styleId="lfejChar">
+    <w:name w:val="Élőfej Char"/>
+    <w:basedOn w:val="Bekezdsalapbettpusa"/>
+    <w:link w:val="lfej"/>
+    <w:uiPriority w:val="99"/>
+    <w:rsid w:val="004E6924"/>
+  </w:style>
+  <w:style w:type="paragraph" w:styleId="llb">
+    <w:name w:val="footer"/>
+    <w:basedOn w:val="Norml"/>
+    <w:link w:val="llbChar"/>
+    <w:uiPriority w:val="99"/>
+    <w:unhideWhenUsed/>
+    <w:rsid w:val="004E6924"/>
+    <w:pPr>
+      <w:tabs>
+        <w:tab w:val="center" w:pos="4536"/>
+        <w:tab w:val="right" w:pos="9072"/>
+      </w:tabs>
+      <w:spacing w:after="0" w:line="240" w:lineRule="auto"/>
+    </w:pPr>
+  </w:style>
+  <w:style w:type="character" w:customStyle="1" w:styleId="llbChar">
+    <w:name w:val="Élőláb Char"/>
+    <w:basedOn w:val="Bekezdsalapbettpusa"/>
+    <w:link w:val="llb"/>
+    <w:uiPriority w:val="99"/>
+    <w:rsid w:val="004E6924"/>
+  </w:style>
 </w:styles>
 </file>
 
@@ -6436,4 +14489,16 @@
     </a:ext>
   </a:extLst>
 </a:theme>
+</file>
+
+<file path=customXml/item1.xml><?xml version="1.0" encoding="utf-8"?>
+<b:Sources xmlns:b="http://schemas.openxmlformats.org/officeDocument/2006/bibliography" xmlns="http://schemas.openxmlformats.org/officeDocument/2006/bibliography" SelectedStyle="\APASixthEditionOfficeOnline.xsl" StyleName="APA" Version="6"/>
+</file>
+
+<file path=customXml/itemProps1.xml><?xml version="1.0" encoding="utf-8"?>
+<ds:datastoreItem xmlns:ds="http://schemas.openxmlformats.org/officeDocument/2006/customXml" ds:itemID="{CC8B04F1-FADE-4E7A-B752-37F2E2B9FDA5}">
+  <ds:schemaRefs>
+    <ds:schemaRef ds:uri="http://schemas.openxmlformats.org/officeDocument/2006/bibliography"/>
+  </ds:schemaRefs>
+</ds:datastoreItem>
 </file>